--- a/reports/TSGEX_Five_Instrument_Yield_Optimization_Report.docx
+++ b/reports/TSGEX_Five_Instrument_Yield_Optimization_Report.docx
@@ -7440,7 +7440,7 @@
           <w:sz w:val="22"/>
           <w:szCs w:val="22"/>
         </w:rPr>
-        <w:t xml:space="preserve">6.4 財務運用場景</w:t>
+        <w:t xml:space="preserve">6.4 進階策略：轉換後之滾動掛單（"Wheel" 策略）</w:t>
       </w:r>
     </w:p>
     <w:p>
@@ -7453,7 +7453,7 @@
           <w:sz w:val="21"/>
           <w:szCs w:val="21"/>
         </w:rPr>
-        <w:t xml:space="preserve">1. </w:t>
+        <w:t xml:space="preserve">第 6.3 節之情境試算僅呈現「單一週期、到期即結算」之損益結果，惟實務上出借人（或此處應稱「權利金賣方」）於本金遭強制轉換為 BTC 後，</w:t>
       </w:r>
       <w:r>
         <w:rPr>
@@ -7463,16 +7463,1268 @@
           <w:sz w:val="21"/>
           <w:szCs w:val="21"/>
         </w:rPr>
-        <w:t xml:space="preserve">設定目標價逢低分批建倉：</w:t>
-      </w:r>
-      <w:r>
-        <w:rPr>
-          <w:rFonts w:ascii="Microsoft JhengHei" w:cs="Microsoft JhengHei" w:eastAsia="Microsoft JhengHei" w:hAnsi="Microsoft JhengHei"/>
-          <w:sz w:val="21"/>
-          <w:szCs w:val="21"/>
-        </w:rPr>
-        <w:t xml:space="preserve"> 若公司財務策略本即規劃以特定價位分批累積 BTC 現貨儲備，可透過「低買」結構於等待建倉價位期間同時賺取權利金，等同於「限價單 + 額外收益」之複合工具。</w:t>
-      </w:r>
+        <w:t xml:space="preserve">並非只能被動認列該週期之帳面跌幅</w:t>
+      </w:r>
+      <w:r>
+        <w:rPr>
+          <w:rFonts w:ascii="Microsoft JhengHei" w:cs="Microsoft JhengHei" w:eastAsia="Microsoft JhengHei" w:hAnsi="Microsoft JhengHei"/>
+          <w:sz w:val="21"/>
+          <w:szCs w:val="21"/>
+        </w:rPr>
+        <w:t xml:space="preserve">，而可持續以持有之 BTC 反向掛出「高賣（Sell High）」，並將行使價設定於</w:t>
+      </w:r>
+      <w:r>
+        <w:rPr>
+          <w:rFonts w:ascii="Microsoft JhengHei" w:cs="Microsoft JhengHei" w:eastAsia="Microsoft JhengHei" w:hAnsi="Microsoft JhengHei"/>
+          <w:b/>
+          <w:bCs/>
+          <w:sz w:val="21"/>
+          <w:szCs w:val="21"/>
+        </w:rPr>
+        <w:t xml:space="preserve">原始轉換價</w:t>
+      </w:r>
+      <w:r>
+        <w:rPr>
+          <w:rFonts w:ascii="Microsoft JhengHei" w:cs="Microsoft JhengHei" w:eastAsia="Microsoft JhengHei" w:hAnsi="Microsoft JhengHei"/>
+          <w:sz w:val="21"/>
+          <w:szCs w:val="21"/>
+        </w:rPr>
+        <w:t xml:space="preserve">，藉此在等待價格反彈期間持續收取權利金；若價格最終確實回升至原轉換價，該筆 BTC 將依原價轉換回 USDT，本金名目金額得以完整取回，並額外累積多期權利金收入。此操作本質上即選擇權交易中常見之「</w:t>
+      </w:r>
+      <w:r>
+        <w:rPr>
+          <w:rFonts w:ascii="Microsoft JhengHei" w:cs="Microsoft JhengHei" w:eastAsia="Microsoft JhengHei" w:hAnsi="Microsoft JhengHei"/>
+          <w:b/>
+          <w:bCs/>
+          <w:sz w:val="21"/>
+          <w:szCs w:val="21"/>
+        </w:rPr>
+        <w:t xml:space="preserve">Covered Call 輪動策略（Wheel Strategy）</w:t>
+      </w:r>
+      <w:r>
+        <w:rPr>
+          <w:rFonts w:ascii="Microsoft JhengHei" w:cs="Microsoft JhengHei" w:eastAsia="Microsoft JhengHei" w:hAnsi="Microsoft JhengHei"/>
+          <w:sz w:val="21"/>
+          <w:szCs w:val="21"/>
+        </w:rPr>
+        <w:t xml:space="preserve">」，並非本報告新增之風險，而是同一衍生性商品部位之</w:t>
+      </w:r>
+      <w:r>
+        <w:rPr>
+          <w:rFonts w:ascii="Microsoft JhengHei" w:cs="Microsoft JhengHei" w:eastAsia="Microsoft JhengHei" w:hAnsi="Microsoft JhengHei"/>
+          <w:b/>
+          <w:bCs/>
+          <w:sz w:val="21"/>
+          <w:szCs w:val="21"/>
+        </w:rPr>
+        <w:t xml:space="preserve">後續管理方式</w:t>
+      </w:r>
+      <w:r>
+        <w:rPr>
+          <w:rFonts w:ascii="Microsoft JhengHei" w:cs="Microsoft JhengHei" w:eastAsia="Microsoft JhengHei" w:hAnsi="Microsoft JhengHei"/>
+          <w:sz w:val="21"/>
+          <w:szCs w:val="21"/>
+        </w:rPr>
+        <w:t xml:space="preserve">，故獨立成節說明其損益動態與限制。</w:t>
+      </w:r>
+    </w:p>
+    <w:p>
+      <w:pPr>
+        <w:pStyle w:val="Heading4"/>
+        <w:spacing w:after="100" w:before="180"/>
+      </w:pPr>
+      <w:r>
+        <w:rPr>
+          <w:rFonts w:ascii="Microsoft JhengHei" w:cs="Microsoft JhengHei" w:eastAsia="Microsoft JhengHei" w:hAnsi="Microsoft JhengHei"/>
+          <w:b/>
+          <w:bCs/>
+          <w:color w:val="44546A"/>
+          <w:sz w:val="21"/>
+          <w:szCs w:val="21"/>
+        </w:rPr>
+        <w:t xml:space="preserve">6.4.1 順利路徑範例：三週後價格回升至轉換價</w:t>
+      </w:r>
+    </w:p>
+    <w:p>
+      <w:pPr>
+        <w:pBdr>
+          <w:left w:val="single" w:color="1F3864" w:sz="18"/>
+        </w:pBdr>
+        <w:shd w:fill="F2F2F2" w:val="clear"/>
+        <w:spacing w:after="200" w:before="120"/>
+        <w:ind w:left="360"/>
+      </w:pPr>
+      <w:r>
+        <w:rPr>
+          <w:rFonts w:ascii="Microsoft JhengHei" w:cs="Microsoft JhengHei" w:eastAsia="Microsoft JhengHei" w:hAnsi="Microsoft JhengHei"/>
+          <w:i/>
+          <w:iCs/>
+          <w:sz w:val="21"/>
+          <w:szCs w:val="21"/>
+        </w:rPr>
+        <w:t xml:space="preserve">以下同樣為</w:t>
+      </w:r>
+      <w:r>
+        <w:rPr>
+          <w:rFonts w:ascii="Microsoft JhengHei" w:cs="Microsoft JhengHei" w:eastAsia="Microsoft JhengHei" w:hAnsi="Microsoft JhengHei"/>
+          <w:b/>
+          <w:bCs/>
+          <w:i/>
+          <w:iCs/>
+          <w:sz w:val="21"/>
+          <w:szCs w:val="21"/>
+        </w:rPr>
+        <w:t xml:space="preserve">示意性範例</w:t>
+      </w:r>
+      <w:r>
+        <w:rPr>
+          <w:rFonts w:ascii="Microsoft JhengHei" w:cs="Microsoft JhengHei" w:eastAsia="Microsoft JhengHei" w:hAnsi="Microsoft JhengHei"/>
+          <w:i/>
+          <w:iCs/>
+          <w:sz w:val="21"/>
+          <w:szCs w:val="21"/>
+        </w:rPr>
+        <w:t xml:space="preserve">，用以展示滾動掛單之損益動態，非市場預測。假設本金 $1,000,000，原始轉換價（行使價）統一設定為 </w:t>
+      </w:r>
+      <w:r>
+        <w:rPr>
+          <w:rFonts w:ascii="Microsoft JhengHei" w:cs="Microsoft JhengHei" w:eastAsia="Microsoft JhengHei" w:hAnsi="Microsoft JhengHei"/>
+          <w:b/>
+          <w:bCs/>
+          <w:i/>
+          <w:iCs/>
+          <w:sz w:val="21"/>
+          <w:szCs w:val="21"/>
+        </w:rPr>
+        <w:t xml:space="preserve">$55,900</w:t>
+      </w:r>
+      <w:r>
+        <w:rPr>
+          <w:rFonts w:ascii="Microsoft JhengHei" w:cs="Microsoft JhengHei" w:eastAsia="Microsoft JhengHei" w:hAnsi="Microsoft JhengHei"/>
+          <w:i/>
+          <w:iCs/>
+          <w:sz w:val="21"/>
+          <w:szCs w:val="21"/>
+        </w:rPr>
+        <w:t xml:space="preserve">。</w:t>
+      </w:r>
+    </w:p>
+    <w:tbl>
+      <w:tblPr>
+        <w:tblW w:type="dxa" w:w="9350"/>
+        <w:tblBorders>
+          <w:top w:val="single" w:color="auto" w:sz="4"/>
+          <w:left w:val="single" w:color="auto" w:sz="4"/>
+          <w:bottom w:val="single" w:color="auto" w:sz="4"/>
+          <w:right w:val="single" w:color="auto" w:sz="4"/>
+          <w:insideH w:val="single" w:color="auto" w:sz="4"/>
+          <w:insideV w:val="single" w:color="auto" w:sz="4"/>
+        </w:tblBorders>
+      </w:tblPr>
+      <w:tblGrid>
+        <w:gridCol w:w="1168"/>
+        <w:gridCol w:w="1168"/>
+        <w:gridCol w:w="1168"/>
+        <w:gridCol w:w="1168"/>
+        <w:gridCol w:w="1168"/>
+        <w:gridCol w:w="1168"/>
+        <w:gridCol w:w="1168"/>
+        <w:gridCol w:w="1174"/>
+      </w:tblGrid>
+      <w:tr>
+        <w:trPr>
+          <w:tblHeader/>
+        </w:trPr>
+        <w:tc>
+          <w:tcPr>
+            <w:tcW w:type="dxa" w:w="1168"/>
+            <w:tcBorders>
+              <w:top w:val="single" w:color="9DB3C8" w:sz="4"/>
+              <w:left w:val="single" w:color="9DB3C8" w:sz="4"/>
+              <w:bottom w:val="single" w:color="9DB3C8" w:sz="4"/>
+              <w:right w:val="single" w:color="9DB3C8" w:sz="4"/>
+            </w:tcBorders>
+            <w:shd w:fill="1F3864" w:val="clear"/>
+            <w:tcMar>
+              <w:top w:type="dxa" w:w="80"/>
+              <w:left w:type="dxa" w:w="100"/>
+              <w:bottom w:type="dxa" w:w="80"/>
+              <w:right w:type="dxa" w:w="100"/>
+            </w:tcMar>
+            <w:vAlign w:val="center"/>
+          </w:tcPr>
+          <w:p>
+            <w:r>
+              <w:rPr>
+                <w:rFonts w:ascii="Microsoft JhengHei" w:cs="Microsoft JhengHei" w:eastAsia="Microsoft JhengHei" w:hAnsi="Microsoft JhengHei"/>
+                <w:b/>
+                <w:bCs/>
+                <w:color w:val="FFFFFF"/>
+                <w:sz w:val="19"/>
+                <w:szCs w:val="19"/>
+              </w:rPr>
+              <w:t xml:space="preserve">週期</w:t>
+            </w:r>
+          </w:p>
+        </w:tc>
+        <w:tc>
+          <w:tcPr>
+            <w:tcW w:type="dxa" w:w="1168"/>
+            <w:tcBorders>
+              <w:top w:val="single" w:color="9DB3C8" w:sz="4"/>
+              <w:left w:val="single" w:color="9DB3C8" w:sz="4"/>
+              <w:bottom w:val="single" w:color="9DB3C8" w:sz="4"/>
+              <w:right w:val="single" w:color="9DB3C8" w:sz="4"/>
+            </w:tcBorders>
+            <w:shd w:fill="1F3864" w:val="clear"/>
+            <w:tcMar>
+              <w:top w:type="dxa" w:w="80"/>
+              <w:left w:type="dxa" w:w="100"/>
+              <w:bottom w:type="dxa" w:w="80"/>
+              <w:right w:type="dxa" w:w="100"/>
+            </w:tcMar>
+            <w:vAlign w:val="center"/>
+          </w:tcPr>
+          <w:p>
+            <w:r>
+              <w:rPr>
+                <w:rFonts w:ascii="Microsoft JhengHei" w:cs="Microsoft JhengHei" w:eastAsia="Microsoft JhengHei" w:hAnsi="Microsoft JhengHei"/>
+                <w:b/>
+                <w:bCs/>
+                <w:color w:val="FFFFFF"/>
+                <w:sz w:val="19"/>
+                <w:szCs w:val="19"/>
+              </w:rPr>
+              <w:t xml:space="preserve">操作</w:t>
+            </w:r>
+          </w:p>
+        </w:tc>
+        <w:tc>
+          <w:tcPr>
+            <w:tcW w:type="dxa" w:w="1168"/>
+            <w:tcBorders>
+              <w:top w:val="single" w:color="9DB3C8" w:sz="4"/>
+              <w:left w:val="single" w:color="9DB3C8" w:sz="4"/>
+              <w:bottom w:val="single" w:color="9DB3C8" w:sz="4"/>
+              <w:right w:val="single" w:color="9DB3C8" w:sz="4"/>
+            </w:tcBorders>
+            <w:shd w:fill="1F3864" w:val="clear"/>
+            <w:tcMar>
+              <w:top w:type="dxa" w:w="80"/>
+              <w:left w:type="dxa" w:w="100"/>
+              <w:bottom w:type="dxa" w:w="80"/>
+              <w:right w:type="dxa" w:w="100"/>
+            </w:tcMar>
+            <w:vAlign w:val="center"/>
+          </w:tcPr>
+          <w:p>
+            <w:r>
+              <w:rPr>
+                <w:rFonts w:ascii="Microsoft JhengHei" w:cs="Microsoft JhengHei" w:eastAsia="Microsoft JhengHei" w:hAnsi="Microsoft JhengHei"/>
+                <w:b/>
+                <w:bCs/>
+                <w:color w:val="FFFFFF"/>
+                <w:sz w:val="19"/>
+                <w:szCs w:val="19"/>
+              </w:rPr>
+              <w:t xml:space="preserve">掛單時現貨價</w:t>
+            </w:r>
+          </w:p>
+        </w:tc>
+        <w:tc>
+          <w:tcPr>
+            <w:tcW w:type="dxa" w:w="1168"/>
+            <w:tcBorders>
+              <w:top w:val="single" w:color="9DB3C8" w:sz="4"/>
+              <w:left w:val="single" w:color="9DB3C8" w:sz="4"/>
+              <w:bottom w:val="single" w:color="9DB3C8" w:sz="4"/>
+              <w:right w:val="single" w:color="9DB3C8" w:sz="4"/>
+            </w:tcBorders>
+            <w:shd w:fill="1F3864" w:val="clear"/>
+            <w:tcMar>
+              <w:top w:type="dxa" w:w="80"/>
+              <w:left w:type="dxa" w:w="100"/>
+              <w:bottom w:type="dxa" w:w="80"/>
+              <w:right w:type="dxa" w:w="100"/>
+            </w:tcMar>
+            <w:vAlign w:val="center"/>
+          </w:tcPr>
+          <w:p>
+            <w:r>
+              <w:rPr>
+                <w:rFonts w:ascii="Microsoft JhengHei" w:cs="Microsoft JhengHei" w:eastAsia="Microsoft JhengHei" w:hAnsi="Microsoft JhengHei"/>
+                <w:b/>
+                <w:bCs/>
+                <w:color w:val="FFFFFF"/>
+                <w:sz w:val="19"/>
+                <w:szCs w:val="19"/>
+              </w:rPr>
+              <w:t xml:space="preserve">距轉換價之價外幅度</w:t>
+            </w:r>
+          </w:p>
+        </w:tc>
+        <w:tc>
+          <w:tcPr>
+            <w:tcW w:type="dxa" w:w="1168"/>
+            <w:tcBorders>
+              <w:top w:val="single" w:color="9DB3C8" w:sz="4"/>
+              <w:left w:val="single" w:color="9DB3C8" w:sz="4"/>
+              <w:bottom w:val="single" w:color="9DB3C8" w:sz="4"/>
+              <w:right w:val="single" w:color="9DB3C8" w:sz="4"/>
+            </w:tcBorders>
+            <w:shd w:fill="1F3864" w:val="clear"/>
+            <w:tcMar>
+              <w:top w:type="dxa" w:w="80"/>
+              <w:left w:type="dxa" w:w="100"/>
+              <w:bottom w:type="dxa" w:w="80"/>
+              <w:right w:type="dxa" w:w="100"/>
+            </w:tcMar>
+            <w:vAlign w:val="center"/>
+          </w:tcPr>
+          <w:p>
+            <w:r>
+              <w:rPr>
+                <w:rFonts w:ascii="Microsoft JhengHei" w:cs="Microsoft JhengHei" w:eastAsia="Microsoft JhengHei" w:hAnsi="Microsoft JhengHei"/>
+                <w:b/>
+                <w:bCs/>
+                <w:color w:val="FFFFFF"/>
+                <w:sz w:val="19"/>
+                <w:szCs w:val="19"/>
+              </w:rPr>
+              <w:t xml:space="preserve">示意年化</w:t>
+            </w:r>
+          </w:p>
+        </w:tc>
+        <w:tc>
+          <w:tcPr>
+            <w:tcW w:type="dxa" w:w="1168"/>
+            <w:tcBorders>
+              <w:top w:val="single" w:color="9DB3C8" w:sz="4"/>
+              <w:left w:val="single" w:color="9DB3C8" w:sz="4"/>
+              <w:bottom w:val="single" w:color="9DB3C8" w:sz="4"/>
+              <w:right w:val="single" w:color="9DB3C8" w:sz="4"/>
+            </w:tcBorders>
+            <w:shd w:fill="1F3864" w:val="clear"/>
+            <w:tcMar>
+              <w:top w:type="dxa" w:w="80"/>
+              <w:left w:type="dxa" w:w="100"/>
+              <w:bottom w:type="dxa" w:w="80"/>
+              <w:right w:type="dxa" w:w="100"/>
+            </w:tcMar>
+            <w:vAlign w:val="center"/>
+          </w:tcPr>
+          <w:p>
+            <w:r>
+              <w:rPr>
+                <w:rFonts w:ascii="Microsoft JhengHei" w:cs="Microsoft JhengHei" w:eastAsia="Microsoft JhengHei" w:hAnsi="Microsoft JhengHei"/>
+                <w:b/>
+                <w:bCs/>
+                <w:color w:val="FFFFFF"/>
+                <w:sz w:val="19"/>
+                <w:szCs w:val="19"/>
+              </w:rPr>
+              <w:t xml:space="preserve">本期權利金</w:t>
+            </w:r>
+          </w:p>
+        </w:tc>
+        <w:tc>
+          <w:tcPr>
+            <w:tcW w:type="dxa" w:w="1168"/>
+            <w:tcBorders>
+              <w:top w:val="single" w:color="9DB3C8" w:sz="4"/>
+              <w:left w:val="single" w:color="9DB3C8" w:sz="4"/>
+              <w:bottom w:val="single" w:color="9DB3C8" w:sz="4"/>
+              <w:right w:val="single" w:color="9DB3C8" w:sz="4"/>
+            </w:tcBorders>
+            <w:shd w:fill="1F3864" w:val="clear"/>
+            <w:tcMar>
+              <w:top w:type="dxa" w:w="80"/>
+              <w:left w:type="dxa" w:w="100"/>
+              <w:bottom w:type="dxa" w:w="80"/>
+              <w:right w:type="dxa" w:w="100"/>
+            </w:tcMar>
+            <w:vAlign w:val="center"/>
+          </w:tcPr>
+          <w:p>
+            <w:r>
+              <w:rPr>
+                <w:rFonts w:ascii="Microsoft JhengHei" w:cs="Microsoft JhengHei" w:eastAsia="Microsoft JhengHei" w:hAnsi="Microsoft JhengHei"/>
+                <w:b/>
+                <w:bCs/>
+                <w:color w:val="FFFFFF"/>
+                <w:sz w:val="19"/>
+                <w:szCs w:val="19"/>
+              </w:rPr>
+              <w:t xml:space="preserve">結算價</w:t>
+            </w:r>
+          </w:p>
+        </w:tc>
+        <w:tc>
+          <w:tcPr>
+            <w:tcW w:type="dxa" w:w="1174"/>
+            <w:tcBorders>
+              <w:top w:val="single" w:color="9DB3C8" w:sz="4"/>
+              <w:left w:val="single" w:color="9DB3C8" w:sz="4"/>
+              <w:bottom w:val="single" w:color="9DB3C8" w:sz="4"/>
+              <w:right w:val="single" w:color="9DB3C8" w:sz="4"/>
+            </w:tcBorders>
+            <w:shd w:fill="1F3864" w:val="clear"/>
+            <w:tcMar>
+              <w:top w:type="dxa" w:w="80"/>
+              <w:left w:type="dxa" w:w="100"/>
+              <w:bottom w:type="dxa" w:w="80"/>
+              <w:right w:type="dxa" w:w="100"/>
+            </w:tcMar>
+            <w:vAlign w:val="center"/>
+          </w:tcPr>
+          <w:p>
+            <w:r>
+              <w:rPr>
+                <w:rFonts w:ascii="Microsoft JhengHei" w:cs="Microsoft JhengHei" w:eastAsia="Microsoft JhengHei" w:hAnsi="Microsoft JhengHei"/>
+                <w:b/>
+                <w:bCs/>
+                <w:color w:val="FFFFFF"/>
+                <w:sz w:val="19"/>
+                <w:szCs w:val="19"/>
+              </w:rPr>
+              <w:t xml:space="preserve">結果</w:t>
+            </w:r>
+          </w:p>
+        </w:tc>
+      </w:tr>
+      <w:tr>
+        <w:tc>
+          <w:tcPr>
+            <w:tcW w:type="dxa" w:w="1168"/>
+            <w:tcBorders>
+              <w:top w:val="single" w:color="9DB3C8" w:sz="4"/>
+              <w:left w:val="single" w:color="9DB3C8" w:sz="4"/>
+              <w:bottom w:val="single" w:color="9DB3C8" w:sz="4"/>
+              <w:right w:val="single" w:color="9DB3C8" w:sz="4"/>
+            </w:tcBorders>
+            <w:tcMar>
+              <w:top w:type="dxa" w:w="80"/>
+              <w:left w:type="dxa" w:w="100"/>
+              <w:bottom w:type="dxa" w:w="80"/>
+              <w:right w:type="dxa" w:w="100"/>
+            </w:tcMar>
+            <w:vAlign w:val="center"/>
+          </w:tcPr>
+          <w:p>
+            <w:pPr>
+              <w:spacing w:line="264"/>
+            </w:pPr>
+            <w:r>
+              <w:rPr>
+                <w:rFonts w:ascii="Microsoft JhengHei" w:cs="Microsoft JhengHei" w:eastAsia="Microsoft JhengHei" w:hAnsi="Microsoft JhengHei"/>
+                <w:b/>
+                <w:bCs/>
+                <w:sz w:val="18"/>
+                <w:szCs w:val="18"/>
+              </w:rPr>
+              <w:t xml:space="preserve">第1週（低買）</w:t>
+            </w:r>
+          </w:p>
+        </w:tc>
+        <w:tc>
+          <w:tcPr>
+            <w:tcW w:type="dxa" w:w="1168"/>
+            <w:tcBorders>
+              <w:top w:val="single" w:color="9DB3C8" w:sz="4"/>
+              <w:left w:val="single" w:color="9DB3C8" w:sz="4"/>
+              <w:bottom w:val="single" w:color="9DB3C8" w:sz="4"/>
+              <w:right w:val="single" w:color="9DB3C8" w:sz="4"/>
+            </w:tcBorders>
+            <w:tcMar>
+              <w:top w:type="dxa" w:w="80"/>
+              <w:left w:type="dxa" w:w="100"/>
+              <w:bottom w:type="dxa" w:w="80"/>
+              <w:right w:type="dxa" w:w="100"/>
+            </w:tcMar>
+            <w:vAlign w:val="center"/>
+          </w:tcPr>
+          <w:p>
+            <w:pPr>
+              <w:spacing w:line="264"/>
+            </w:pPr>
+            <w:r>
+              <w:rPr>
+                <w:rFonts w:ascii="Microsoft JhengHei" w:cs="Microsoft JhengHei" w:eastAsia="Microsoft JhengHei" w:hAnsi="Microsoft JhengHei"/>
+                <w:sz w:val="18"/>
+                <w:szCs w:val="18"/>
+              </w:rPr>
+              <w:t xml:space="preserve">以 $1,000,000 USDT 申購「低買」，行使價 $55,900</w:t>
+            </w:r>
+          </w:p>
+        </w:tc>
+        <w:tc>
+          <w:tcPr>
+            <w:tcW w:type="dxa" w:w="1168"/>
+            <w:tcBorders>
+              <w:top w:val="single" w:color="9DB3C8" w:sz="4"/>
+              <w:left w:val="single" w:color="9DB3C8" w:sz="4"/>
+              <w:bottom w:val="single" w:color="9DB3C8" w:sz="4"/>
+              <w:right w:val="single" w:color="9DB3C8" w:sz="4"/>
+            </w:tcBorders>
+            <w:tcMar>
+              <w:top w:type="dxa" w:w="80"/>
+              <w:left w:type="dxa" w:w="100"/>
+              <w:bottom w:type="dxa" w:w="80"/>
+              <w:right w:type="dxa" w:w="100"/>
+            </w:tcMar>
+            <w:vAlign w:val="center"/>
+          </w:tcPr>
+          <w:p>
+            <w:pPr>
+              <w:spacing w:line="264"/>
+            </w:pPr>
+            <w:r>
+              <w:rPr>
+                <w:rFonts w:ascii="Microsoft JhengHei" w:cs="Microsoft JhengHei" w:eastAsia="Microsoft JhengHei" w:hAnsi="Microsoft JhengHei"/>
+                <w:sz w:val="18"/>
+                <w:szCs w:val="18"/>
+              </w:rPr>
+              <w:t xml:space="preserve">$58,000</w:t>
+            </w:r>
+          </w:p>
+        </w:tc>
+        <w:tc>
+          <w:tcPr>
+            <w:tcW w:type="dxa" w:w="1168"/>
+            <w:tcBorders>
+              <w:top w:val="single" w:color="9DB3C8" w:sz="4"/>
+              <w:left w:val="single" w:color="9DB3C8" w:sz="4"/>
+              <w:bottom w:val="single" w:color="9DB3C8" w:sz="4"/>
+              <w:right w:val="single" w:color="9DB3C8" w:sz="4"/>
+            </w:tcBorders>
+            <w:tcMar>
+              <w:top w:type="dxa" w:w="80"/>
+              <w:left w:type="dxa" w:w="100"/>
+              <w:bottom w:type="dxa" w:w="80"/>
+              <w:right w:type="dxa" w:w="100"/>
+            </w:tcMar>
+            <w:vAlign w:val="center"/>
+          </w:tcPr>
+          <w:p>
+            <w:pPr>
+              <w:spacing w:line="264"/>
+            </w:pPr>
+            <w:r>
+              <w:rPr>
+                <w:rFonts w:ascii="Microsoft JhengHei" w:cs="Microsoft JhengHei" w:eastAsia="Microsoft JhengHei" w:hAnsi="Microsoft JhengHei"/>
+                <w:sz w:val="18"/>
+                <w:szCs w:val="18"/>
+              </w:rPr>
+              <w:t xml:space="preserve">—</w:t>
+            </w:r>
+          </w:p>
+        </w:tc>
+        <w:tc>
+          <w:tcPr>
+            <w:tcW w:type="dxa" w:w="1168"/>
+            <w:tcBorders>
+              <w:top w:val="single" w:color="9DB3C8" w:sz="4"/>
+              <w:left w:val="single" w:color="9DB3C8" w:sz="4"/>
+              <w:bottom w:val="single" w:color="9DB3C8" w:sz="4"/>
+              <w:right w:val="single" w:color="9DB3C8" w:sz="4"/>
+            </w:tcBorders>
+            <w:tcMar>
+              <w:top w:type="dxa" w:w="80"/>
+              <w:left w:type="dxa" w:w="100"/>
+              <w:bottom w:type="dxa" w:w="80"/>
+              <w:right w:type="dxa" w:w="100"/>
+            </w:tcMar>
+            <w:vAlign w:val="center"/>
+          </w:tcPr>
+          <w:p>
+            <w:pPr>
+              <w:spacing w:line="264"/>
+            </w:pPr>
+            <w:r>
+              <w:rPr>
+                <w:rFonts w:ascii="Microsoft JhengHei" w:cs="Microsoft JhengHei" w:eastAsia="Microsoft JhengHei" w:hAnsi="Microsoft JhengHei"/>
+                <w:sz w:val="18"/>
+                <w:szCs w:val="18"/>
+              </w:rPr>
+              <w:t xml:space="preserve">40%</w:t>
+            </w:r>
+          </w:p>
+        </w:tc>
+        <w:tc>
+          <w:tcPr>
+            <w:tcW w:type="dxa" w:w="1168"/>
+            <w:tcBorders>
+              <w:top w:val="single" w:color="9DB3C8" w:sz="4"/>
+              <w:left w:val="single" w:color="9DB3C8" w:sz="4"/>
+              <w:bottom w:val="single" w:color="9DB3C8" w:sz="4"/>
+              <w:right w:val="single" w:color="9DB3C8" w:sz="4"/>
+            </w:tcBorders>
+            <w:tcMar>
+              <w:top w:type="dxa" w:w="80"/>
+              <w:left w:type="dxa" w:w="100"/>
+              <w:bottom w:type="dxa" w:w="80"/>
+              <w:right w:type="dxa" w:w="100"/>
+            </w:tcMar>
+            <w:vAlign w:val="center"/>
+          </w:tcPr>
+          <w:p>
+            <w:pPr>
+              <w:spacing w:line="264"/>
+            </w:pPr>
+            <w:r>
+              <w:rPr>
+                <w:rFonts w:ascii="Microsoft JhengHei" w:cs="Microsoft JhengHei" w:eastAsia="Microsoft JhengHei" w:hAnsi="Microsoft JhengHei"/>
+                <w:sz w:val="18"/>
+                <w:szCs w:val="18"/>
+              </w:rPr>
+              <w:t xml:space="preserve">$7,671.23</w:t>
+            </w:r>
+          </w:p>
+        </w:tc>
+        <w:tc>
+          <w:tcPr>
+            <w:tcW w:type="dxa" w:w="1168"/>
+            <w:tcBorders>
+              <w:top w:val="single" w:color="9DB3C8" w:sz="4"/>
+              <w:left w:val="single" w:color="9DB3C8" w:sz="4"/>
+              <w:bottom w:val="single" w:color="9DB3C8" w:sz="4"/>
+              <w:right w:val="single" w:color="9DB3C8" w:sz="4"/>
+            </w:tcBorders>
+            <w:tcMar>
+              <w:top w:type="dxa" w:w="80"/>
+              <w:left w:type="dxa" w:w="100"/>
+              <w:bottom w:type="dxa" w:w="80"/>
+              <w:right w:type="dxa" w:w="100"/>
+            </w:tcMar>
+            <w:vAlign w:val="center"/>
+          </w:tcPr>
+          <w:p>
+            <w:pPr>
+              <w:spacing w:line="264"/>
+            </w:pPr>
+            <w:r>
+              <w:rPr>
+                <w:rFonts w:ascii="Microsoft JhengHei" w:cs="Microsoft JhengHei" w:eastAsia="Microsoft JhengHei" w:hAnsi="Microsoft JhengHei"/>
+                <w:sz w:val="18"/>
+                <w:szCs w:val="18"/>
+              </w:rPr>
+              <w:t xml:space="preserve">$53,000（跌破）</w:t>
+            </w:r>
+          </w:p>
+        </w:tc>
+        <w:tc>
+          <w:tcPr>
+            <w:tcW w:type="dxa" w:w="1174"/>
+            <w:tcBorders>
+              <w:top w:val="single" w:color="9DB3C8" w:sz="4"/>
+              <w:left w:val="single" w:color="9DB3C8" w:sz="4"/>
+              <w:bottom w:val="single" w:color="9DB3C8" w:sz="4"/>
+              <w:right w:val="single" w:color="9DB3C8" w:sz="4"/>
+            </w:tcBorders>
+            <w:tcMar>
+              <w:top w:type="dxa" w:w="80"/>
+              <w:left w:type="dxa" w:w="100"/>
+              <w:bottom w:type="dxa" w:w="80"/>
+              <w:right w:type="dxa" w:w="100"/>
+            </w:tcMar>
+            <w:vAlign w:val="center"/>
+          </w:tcPr>
+          <w:p>
+            <w:pPr>
+              <w:spacing w:line="264"/>
+            </w:pPr>
+            <w:r>
+              <w:rPr>
+                <w:rFonts w:ascii="Microsoft JhengHei" w:cs="Microsoft JhengHei" w:eastAsia="Microsoft JhengHei" w:hAnsi="Microsoft JhengHei"/>
+                <w:sz w:val="18"/>
+                <w:szCs w:val="18"/>
+              </w:rPr>
+              <w:t xml:space="preserve">強制轉換為 </w:t>
+            </w:r>
+            <w:r>
+              <w:rPr>
+                <w:rFonts w:ascii="Microsoft JhengHei" w:cs="Microsoft JhengHei" w:eastAsia="Microsoft JhengHei" w:hAnsi="Microsoft JhengHei"/>
+                <w:b/>
+                <w:bCs/>
+                <w:sz w:val="18"/>
+                <w:szCs w:val="18"/>
+              </w:rPr>
+              <w:t xml:space="preserve">17.8891 BTC</w:t>
+            </w:r>
+            <w:r>
+              <w:rPr>
+                <w:rFonts w:ascii="Microsoft JhengHei" w:cs="Microsoft JhengHei" w:eastAsia="Microsoft JhengHei" w:hAnsi="Microsoft JhengHei"/>
+                <w:sz w:val="18"/>
+                <w:szCs w:val="18"/>
+              </w:rPr>
+              <w:t xml:space="preserve">（=1,000,000÷55,900）</w:t>
+            </w:r>
+          </w:p>
+        </w:tc>
+      </w:tr>
+      <w:tr>
+        <w:tc>
+          <w:tcPr>
+            <w:tcW w:type="dxa" w:w="1168"/>
+            <w:tcBorders>
+              <w:top w:val="single" w:color="9DB3C8" w:sz="4"/>
+              <w:left w:val="single" w:color="9DB3C8" w:sz="4"/>
+              <w:bottom w:val="single" w:color="9DB3C8" w:sz="4"/>
+              <w:right w:val="single" w:color="9DB3C8" w:sz="4"/>
+            </w:tcBorders>
+            <w:tcMar>
+              <w:top w:type="dxa" w:w="80"/>
+              <w:left w:type="dxa" w:w="100"/>
+              <w:bottom w:type="dxa" w:w="80"/>
+              <w:right w:type="dxa" w:w="100"/>
+            </w:tcMar>
+            <w:vAlign w:val="center"/>
+          </w:tcPr>
+          <w:p>
+            <w:pPr>
+              <w:spacing w:line="264"/>
+            </w:pPr>
+            <w:r>
+              <w:rPr>
+                <w:rFonts w:ascii="Microsoft JhengHei" w:cs="Microsoft JhengHei" w:eastAsia="Microsoft JhengHei" w:hAnsi="Microsoft JhengHei"/>
+                <w:b/>
+                <w:bCs/>
+                <w:sz w:val="18"/>
+                <w:szCs w:val="18"/>
+              </w:rPr>
+              <w:t xml:space="preserve">第2週（高賣，滾動）</w:t>
+            </w:r>
+          </w:p>
+        </w:tc>
+        <w:tc>
+          <w:tcPr>
+            <w:tcW w:type="dxa" w:w="1168"/>
+            <w:tcBorders>
+              <w:top w:val="single" w:color="9DB3C8" w:sz="4"/>
+              <w:left w:val="single" w:color="9DB3C8" w:sz="4"/>
+              <w:bottom w:val="single" w:color="9DB3C8" w:sz="4"/>
+              <w:right w:val="single" w:color="9DB3C8" w:sz="4"/>
+            </w:tcBorders>
+            <w:tcMar>
+              <w:top w:type="dxa" w:w="80"/>
+              <w:left w:type="dxa" w:w="100"/>
+              <w:bottom w:type="dxa" w:w="80"/>
+              <w:right w:type="dxa" w:w="100"/>
+            </w:tcMar>
+            <w:vAlign w:val="center"/>
+          </w:tcPr>
+          <w:p>
+            <w:pPr>
+              <w:spacing w:line="264"/>
+            </w:pPr>
+            <w:r>
+              <w:rPr>
+                <w:rFonts w:ascii="Microsoft JhengHei" w:cs="Microsoft JhengHei" w:eastAsia="Microsoft JhengHei" w:hAnsi="Microsoft JhengHei"/>
+                <w:sz w:val="18"/>
+                <w:szCs w:val="18"/>
+              </w:rPr>
+              <w:t xml:space="preserve">以持有之 17.8891 BTC 申購「高賣」，行使價</w:t>
+            </w:r>
+            <w:r>
+              <w:rPr>
+                <w:rFonts w:ascii="Microsoft JhengHei" w:cs="Microsoft JhengHei" w:eastAsia="Microsoft JhengHei" w:hAnsi="Microsoft JhengHei"/>
+                <w:b/>
+                <w:bCs/>
+                <w:sz w:val="18"/>
+                <w:szCs w:val="18"/>
+              </w:rPr>
+              <w:t xml:space="preserve">維持</w:t>
+            </w:r>
+            <w:r>
+              <w:rPr>
+                <w:rFonts w:ascii="Microsoft JhengHei" w:cs="Microsoft JhengHei" w:eastAsia="Microsoft JhengHei" w:hAnsi="Microsoft JhengHei"/>
+                <w:sz w:val="18"/>
+                <w:szCs w:val="18"/>
+              </w:rPr>
+              <w:t xml:space="preserve"> $55,900</w:t>
+            </w:r>
+          </w:p>
+        </w:tc>
+        <w:tc>
+          <w:tcPr>
+            <w:tcW w:type="dxa" w:w="1168"/>
+            <w:tcBorders>
+              <w:top w:val="single" w:color="9DB3C8" w:sz="4"/>
+              <w:left w:val="single" w:color="9DB3C8" w:sz="4"/>
+              <w:bottom w:val="single" w:color="9DB3C8" w:sz="4"/>
+              <w:right w:val="single" w:color="9DB3C8" w:sz="4"/>
+            </w:tcBorders>
+            <w:tcMar>
+              <w:top w:type="dxa" w:w="80"/>
+              <w:left w:type="dxa" w:w="100"/>
+              <w:bottom w:type="dxa" w:w="80"/>
+              <w:right w:type="dxa" w:w="100"/>
+            </w:tcMar>
+            <w:vAlign w:val="center"/>
+          </w:tcPr>
+          <w:p>
+            <w:pPr>
+              <w:spacing w:line="264"/>
+            </w:pPr>
+            <w:r>
+              <w:rPr>
+                <w:rFonts w:ascii="Microsoft JhengHei" w:cs="Microsoft JhengHei" w:eastAsia="Microsoft JhengHei" w:hAnsi="Microsoft JhengHei"/>
+                <w:sz w:val="18"/>
+                <w:szCs w:val="18"/>
+              </w:rPr>
+              <w:t xml:space="preserve">$53,000</w:t>
+            </w:r>
+          </w:p>
+        </w:tc>
+        <w:tc>
+          <w:tcPr>
+            <w:tcW w:type="dxa" w:w="1168"/>
+            <w:tcBorders>
+              <w:top w:val="single" w:color="9DB3C8" w:sz="4"/>
+              <w:left w:val="single" w:color="9DB3C8" w:sz="4"/>
+              <w:bottom w:val="single" w:color="9DB3C8" w:sz="4"/>
+              <w:right w:val="single" w:color="9DB3C8" w:sz="4"/>
+            </w:tcBorders>
+            <w:tcMar>
+              <w:top w:type="dxa" w:w="80"/>
+              <w:left w:type="dxa" w:w="100"/>
+              <w:bottom w:type="dxa" w:w="80"/>
+              <w:right w:type="dxa" w:w="100"/>
+            </w:tcMar>
+            <w:vAlign w:val="center"/>
+          </w:tcPr>
+          <w:p>
+            <w:pPr>
+              <w:spacing w:line="264"/>
+            </w:pPr>
+            <w:r>
+              <w:rPr>
+                <w:rFonts w:ascii="Microsoft JhengHei" w:cs="Microsoft JhengHei" w:eastAsia="Microsoft JhengHei" w:hAnsi="Microsoft JhengHei"/>
+                <w:sz w:val="18"/>
+                <w:szCs w:val="18"/>
+              </w:rPr>
+              <w:t xml:space="preserve">5.5%（價外）</w:t>
+            </w:r>
+          </w:p>
+        </w:tc>
+        <w:tc>
+          <w:tcPr>
+            <w:tcW w:type="dxa" w:w="1168"/>
+            <w:tcBorders>
+              <w:top w:val="single" w:color="9DB3C8" w:sz="4"/>
+              <w:left w:val="single" w:color="9DB3C8" w:sz="4"/>
+              <w:bottom w:val="single" w:color="9DB3C8" w:sz="4"/>
+              <w:right w:val="single" w:color="9DB3C8" w:sz="4"/>
+            </w:tcBorders>
+            <w:tcMar>
+              <w:top w:type="dxa" w:w="80"/>
+              <w:left w:type="dxa" w:w="100"/>
+              <w:bottom w:type="dxa" w:w="80"/>
+              <w:right w:type="dxa" w:w="100"/>
+            </w:tcMar>
+            <w:vAlign w:val="center"/>
+          </w:tcPr>
+          <w:p>
+            <w:pPr>
+              <w:spacing w:line="264"/>
+            </w:pPr>
+            <w:r>
+              <w:rPr>
+                <w:rFonts w:ascii="Microsoft JhengHei" w:cs="Microsoft JhengHei" w:eastAsia="Microsoft JhengHei" w:hAnsi="Microsoft JhengHei"/>
+                <w:sz w:val="18"/>
+                <w:szCs w:val="18"/>
+              </w:rPr>
+              <w:t xml:space="preserve">32%＊</w:t>
+            </w:r>
+          </w:p>
+        </w:tc>
+        <w:tc>
+          <w:tcPr>
+            <w:tcW w:type="dxa" w:w="1168"/>
+            <w:tcBorders>
+              <w:top w:val="single" w:color="9DB3C8" w:sz="4"/>
+              <w:left w:val="single" w:color="9DB3C8" w:sz="4"/>
+              <w:bottom w:val="single" w:color="9DB3C8" w:sz="4"/>
+              <w:right w:val="single" w:color="9DB3C8" w:sz="4"/>
+            </w:tcBorders>
+            <w:tcMar>
+              <w:top w:type="dxa" w:w="80"/>
+              <w:left w:type="dxa" w:w="100"/>
+              <w:bottom w:type="dxa" w:w="80"/>
+              <w:right w:type="dxa" w:w="100"/>
+            </w:tcMar>
+            <w:vAlign w:val="center"/>
+          </w:tcPr>
+          <w:p>
+            <w:pPr>
+              <w:spacing w:line="264"/>
+            </w:pPr>
+            <w:r>
+              <w:rPr>
+                <w:rFonts w:ascii="Microsoft JhengHei" w:cs="Microsoft JhengHei" w:eastAsia="Microsoft JhengHei" w:hAnsi="Microsoft JhengHei"/>
+                <w:sz w:val="18"/>
+                <w:szCs w:val="18"/>
+              </w:rPr>
+              <w:t xml:space="preserve">$5,822.71</w:t>
+            </w:r>
+          </w:p>
+        </w:tc>
+        <w:tc>
+          <w:tcPr>
+            <w:tcW w:type="dxa" w:w="1168"/>
+            <w:tcBorders>
+              <w:top w:val="single" w:color="9DB3C8" w:sz="4"/>
+              <w:left w:val="single" w:color="9DB3C8" w:sz="4"/>
+              <w:bottom w:val="single" w:color="9DB3C8" w:sz="4"/>
+              <w:right w:val="single" w:color="9DB3C8" w:sz="4"/>
+            </w:tcBorders>
+            <w:tcMar>
+              <w:top w:type="dxa" w:w="80"/>
+              <w:left w:type="dxa" w:w="100"/>
+              <w:bottom w:type="dxa" w:w="80"/>
+              <w:right w:type="dxa" w:w="100"/>
+            </w:tcMar>
+            <w:vAlign w:val="center"/>
+          </w:tcPr>
+          <w:p>
+            <w:pPr>
+              <w:spacing w:line="264"/>
+            </w:pPr>
+            <w:r>
+              <w:rPr>
+                <w:rFonts w:ascii="Microsoft JhengHei" w:cs="Microsoft JhengHei" w:eastAsia="Microsoft JhengHei" w:hAnsi="Microsoft JhengHei"/>
+                <w:sz w:val="18"/>
+                <w:szCs w:val="18"/>
+              </w:rPr>
+              <w:t xml:space="preserve">$54,000（未漲破）</w:t>
+            </w:r>
+          </w:p>
+        </w:tc>
+        <w:tc>
+          <w:tcPr>
+            <w:tcW w:type="dxa" w:w="1174"/>
+            <w:tcBorders>
+              <w:top w:val="single" w:color="9DB3C8" w:sz="4"/>
+              <w:left w:val="single" w:color="9DB3C8" w:sz="4"/>
+              <w:bottom w:val="single" w:color="9DB3C8" w:sz="4"/>
+              <w:right w:val="single" w:color="9DB3C8" w:sz="4"/>
+            </w:tcBorders>
+            <w:tcMar>
+              <w:top w:type="dxa" w:w="80"/>
+              <w:left w:type="dxa" w:w="100"/>
+              <w:bottom w:type="dxa" w:w="80"/>
+              <w:right w:type="dxa" w:w="100"/>
+            </w:tcMar>
+            <w:vAlign w:val="center"/>
+          </w:tcPr>
+          <w:p>
+            <w:pPr>
+              <w:spacing w:line="264"/>
+            </w:pPr>
+            <w:r>
+              <w:rPr>
+                <w:rFonts w:ascii="Microsoft JhengHei" w:cs="Microsoft JhengHei" w:eastAsia="Microsoft JhengHei" w:hAnsi="Microsoft JhengHei"/>
+                <w:sz w:val="18"/>
+                <w:szCs w:val="18"/>
+              </w:rPr>
+              <w:t xml:space="preserve">未履約，續留 17.8891 BTC</w:t>
+            </w:r>
+          </w:p>
+        </w:tc>
+      </w:tr>
+      <w:tr>
+        <w:tc>
+          <w:tcPr>
+            <w:tcW w:type="dxa" w:w="1168"/>
+            <w:tcBorders>
+              <w:top w:val="single" w:color="9DB3C8" w:sz="4"/>
+              <w:left w:val="single" w:color="9DB3C8" w:sz="4"/>
+              <w:bottom w:val="single" w:color="9DB3C8" w:sz="4"/>
+              <w:right w:val="single" w:color="9DB3C8" w:sz="4"/>
+            </w:tcBorders>
+            <w:tcMar>
+              <w:top w:type="dxa" w:w="80"/>
+              <w:left w:type="dxa" w:w="100"/>
+              <w:bottom w:type="dxa" w:w="80"/>
+              <w:right w:type="dxa" w:w="100"/>
+            </w:tcMar>
+            <w:vAlign w:val="center"/>
+          </w:tcPr>
+          <w:p>
+            <w:pPr>
+              <w:spacing w:line="264"/>
+            </w:pPr>
+            <w:r>
+              <w:rPr>
+                <w:rFonts w:ascii="Microsoft JhengHei" w:cs="Microsoft JhengHei" w:eastAsia="Microsoft JhengHei" w:hAnsi="Microsoft JhengHei"/>
+                <w:b/>
+                <w:bCs/>
+                <w:sz w:val="18"/>
+                <w:szCs w:val="18"/>
+              </w:rPr>
+              <w:t xml:space="preserve">第3週（高賣，滾動）</w:t>
+            </w:r>
+          </w:p>
+        </w:tc>
+        <w:tc>
+          <w:tcPr>
+            <w:tcW w:type="dxa" w:w="1168"/>
+            <w:tcBorders>
+              <w:top w:val="single" w:color="9DB3C8" w:sz="4"/>
+              <w:left w:val="single" w:color="9DB3C8" w:sz="4"/>
+              <w:bottom w:val="single" w:color="9DB3C8" w:sz="4"/>
+              <w:right w:val="single" w:color="9DB3C8" w:sz="4"/>
+            </w:tcBorders>
+            <w:tcMar>
+              <w:top w:type="dxa" w:w="80"/>
+              <w:left w:type="dxa" w:w="100"/>
+              <w:bottom w:type="dxa" w:w="80"/>
+              <w:right w:type="dxa" w:w="100"/>
+            </w:tcMar>
+            <w:vAlign w:val="center"/>
+          </w:tcPr>
+          <w:p>
+            <w:pPr>
+              <w:spacing w:line="264"/>
+            </w:pPr>
+            <w:r>
+              <w:rPr>
+                <w:rFonts w:ascii="Microsoft JhengHei" w:cs="Microsoft JhengHei" w:eastAsia="Microsoft JhengHei" w:hAnsi="Microsoft JhengHei"/>
+                <w:sz w:val="18"/>
+                <w:szCs w:val="18"/>
+              </w:rPr>
+              <w:t xml:space="preserve">以持有之 17.8891 BTC 申購「高賣」，行使價</w:t>
+            </w:r>
+            <w:r>
+              <w:rPr>
+                <w:rFonts w:ascii="Microsoft JhengHei" w:cs="Microsoft JhengHei" w:eastAsia="Microsoft JhengHei" w:hAnsi="Microsoft JhengHei"/>
+                <w:b/>
+                <w:bCs/>
+                <w:sz w:val="18"/>
+                <w:szCs w:val="18"/>
+              </w:rPr>
+              <w:t xml:space="preserve">維持</w:t>
+            </w:r>
+            <w:r>
+              <w:rPr>
+                <w:rFonts w:ascii="Microsoft JhengHei" w:cs="Microsoft JhengHei" w:eastAsia="Microsoft JhengHei" w:hAnsi="Microsoft JhengHei"/>
+                <w:sz w:val="18"/>
+                <w:szCs w:val="18"/>
+              </w:rPr>
+              <w:t xml:space="preserve"> $55,900</w:t>
+            </w:r>
+          </w:p>
+        </w:tc>
+        <w:tc>
+          <w:tcPr>
+            <w:tcW w:type="dxa" w:w="1168"/>
+            <w:tcBorders>
+              <w:top w:val="single" w:color="9DB3C8" w:sz="4"/>
+              <w:left w:val="single" w:color="9DB3C8" w:sz="4"/>
+              <w:bottom w:val="single" w:color="9DB3C8" w:sz="4"/>
+              <w:right w:val="single" w:color="9DB3C8" w:sz="4"/>
+            </w:tcBorders>
+            <w:tcMar>
+              <w:top w:type="dxa" w:w="80"/>
+              <w:left w:type="dxa" w:w="100"/>
+              <w:bottom w:type="dxa" w:w="80"/>
+              <w:right w:type="dxa" w:w="100"/>
+            </w:tcMar>
+            <w:vAlign w:val="center"/>
+          </w:tcPr>
+          <w:p>
+            <w:pPr>
+              <w:spacing w:line="264"/>
+            </w:pPr>
+            <w:r>
+              <w:rPr>
+                <w:rFonts w:ascii="Microsoft JhengHei" w:cs="Microsoft JhengHei" w:eastAsia="Microsoft JhengHei" w:hAnsi="Microsoft JhengHei"/>
+                <w:sz w:val="18"/>
+                <w:szCs w:val="18"/>
+              </w:rPr>
+              <w:t xml:space="preserve">$54,000</w:t>
+            </w:r>
+          </w:p>
+        </w:tc>
+        <w:tc>
+          <w:tcPr>
+            <w:tcW w:type="dxa" w:w="1168"/>
+            <w:tcBorders>
+              <w:top w:val="single" w:color="9DB3C8" w:sz="4"/>
+              <w:left w:val="single" w:color="9DB3C8" w:sz="4"/>
+              <w:bottom w:val="single" w:color="9DB3C8" w:sz="4"/>
+              <w:right w:val="single" w:color="9DB3C8" w:sz="4"/>
+            </w:tcBorders>
+            <w:tcMar>
+              <w:top w:type="dxa" w:w="80"/>
+              <w:left w:type="dxa" w:w="100"/>
+              <w:bottom w:type="dxa" w:w="80"/>
+              <w:right w:type="dxa" w:w="100"/>
+            </w:tcMar>
+            <w:vAlign w:val="center"/>
+          </w:tcPr>
+          <w:p>
+            <w:pPr>
+              <w:spacing w:line="264"/>
+            </w:pPr>
+            <w:r>
+              <w:rPr>
+                <w:rFonts w:ascii="Microsoft JhengHei" w:cs="Microsoft JhengHei" w:eastAsia="Microsoft JhengHei" w:hAnsi="Microsoft JhengHei"/>
+                <w:sz w:val="18"/>
+                <w:szCs w:val="18"/>
+              </w:rPr>
+              <w:t xml:space="preserve">3.5%（價外）</w:t>
+            </w:r>
+          </w:p>
+        </w:tc>
+        <w:tc>
+          <w:tcPr>
+            <w:tcW w:type="dxa" w:w="1168"/>
+            <w:tcBorders>
+              <w:top w:val="single" w:color="9DB3C8" w:sz="4"/>
+              <w:left w:val="single" w:color="9DB3C8" w:sz="4"/>
+              <w:bottom w:val="single" w:color="9DB3C8" w:sz="4"/>
+              <w:right w:val="single" w:color="9DB3C8" w:sz="4"/>
+            </w:tcBorders>
+            <w:tcMar>
+              <w:top w:type="dxa" w:w="80"/>
+              <w:left w:type="dxa" w:w="100"/>
+              <w:bottom w:type="dxa" w:w="80"/>
+              <w:right w:type="dxa" w:w="100"/>
+            </w:tcMar>
+            <w:vAlign w:val="center"/>
+          </w:tcPr>
+          <w:p>
+            <w:pPr>
+              <w:spacing w:line="264"/>
+            </w:pPr>
+            <w:r>
+              <w:rPr>
+                <w:rFonts w:ascii="Microsoft JhengHei" w:cs="Microsoft JhengHei" w:eastAsia="Microsoft JhengHei" w:hAnsi="Microsoft JhengHei"/>
+                <w:sz w:val="18"/>
+                <w:szCs w:val="18"/>
+              </w:rPr>
+              <w:t xml:space="preserve">38%＊</w:t>
+            </w:r>
+          </w:p>
+        </w:tc>
+        <w:tc>
+          <w:tcPr>
+            <w:tcW w:type="dxa" w:w="1168"/>
+            <w:tcBorders>
+              <w:top w:val="single" w:color="9DB3C8" w:sz="4"/>
+              <w:left w:val="single" w:color="9DB3C8" w:sz="4"/>
+              <w:bottom w:val="single" w:color="9DB3C8" w:sz="4"/>
+              <w:right w:val="single" w:color="9DB3C8" w:sz="4"/>
+            </w:tcBorders>
+            <w:tcMar>
+              <w:top w:type="dxa" w:w="80"/>
+              <w:left w:type="dxa" w:w="100"/>
+              <w:bottom w:type="dxa" w:w="80"/>
+              <w:right w:type="dxa" w:w="100"/>
+            </w:tcMar>
+            <w:vAlign w:val="center"/>
+          </w:tcPr>
+          <w:p>
+            <w:pPr>
+              <w:spacing w:line="264"/>
+            </w:pPr>
+            <w:r>
+              <w:rPr>
+                <w:rFonts w:ascii="Microsoft JhengHei" w:cs="Microsoft JhengHei" w:eastAsia="Microsoft JhengHei" w:hAnsi="Microsoft JhengHei"/>
+                <w:sz w:val="18"/>
+                <w:szCs w:val="18"/>
+              </w:rPr>
+              <w:t xml:space="preserve">$7,041.53</w:t>
+            </w:r>
+          </w:p>
+        </w:tc>
+        <w:tc>
+          <w:tcPr>
+            <w:tcW w:type="dxa" w:w="1168"/>
+            <w:tcBorders>
+              <w:top w:val="single" w:color="9DB3C8" w:sz="4"/>
+              <w:left w:val="single" w:color="9DB3C8" w:sz="4"/>
+              <w:bottom w:val="single" w:color="9DB3C8" w:sz="4"/>
+              <w:right w:val="single" w:color="9DB3C8" w:sz="4"/>
+            </w:tcBorders>
+            <w:tcMar>
+              <w:top w:type="dxa" w:w="80"/>
+              <w:left w:type="dxa" w:w="100"/>
+              <w:bottom w:type="dxa" w:w="80"/>
+              <w:right w:type="dxa" w:w="100"/>
+            </w:tcMar>
+            <w:vAlign w:val="center"/>
+          </w:tcPr>
+          <w:p>
+            <w:pPr>
+              <w:spacing w:line="264"/>
+            </w:pPr>
+            <w:r>
+              <w:rPr>
+                <w:rFonts w:ascii="Microsoft JhengHei" w:cs="Microsoft JhengHei" w:eastAsia="Microsoft JhengHei" w:hAnsi="Microsoft JhengHei"/>
+                <w:sz w:val="18"/>
+                <w:szCs w:val="18"/>
+              </w:rPr>
+              <w:t xml:space="preserve">$56,500（漲破）</w:t>
+            </w:r>
+          </w:p>
+        </w:tc>
+        <w:tc>
+          <w:tcPr>
+            <w:tcW w:type="dxa" w:w="1174"/>
+            <w:tcBorders>
+              <w:top w:val="single" w:color="9DB3C8" w:sz="4"/>
+              <w:left w:val="single" w:color="9DB3C8" w:sz="4"/>
+              <w:bottom w:val="single" w:color="9DB3C8" w:sz="4"/>
+              <w:right w:val="single" w:color="9DB3C8" w:sz="4"/>
+            </w:tcBorders>
+            <w:tcMar>
+              <w:top w:type="dxa" w:w="80"/>
+              <w:left w:type="dxa" w:w="100"/>
+              <w:bottom w:type="dxa" w:w="80"/>
+              <w:right w:type="dxa" w:w="100"/>
+            </w:tcMar>
+            <w:vAlign w:val="center"/>
+          </w:tcPr>
+          <w:p>
+            <w:pPr>
+              <w:spacing w:line="264"/>
+            </w:pPr>
+            <w:r>
+              <w:rPr>
+                <w:rFonts w:ascii="Microsoft JhengHei" w:cs="Microsoft JhengHei" w:eastAsia="Microsoft JhengHei" w:hAnsi="Microsoft JhengHei"/>
+                <w:sz w:val="18"/>
+                <w:szCs w:val="18"/>
+              </w:rPr>
+              <w:t xml:space="preserve">履約，依 $55,900 換回 </w:t>
+            </w:r>
+            <w:r>
+              <w:rPr>
+                <w:rFonts w:ascii="Microsoft JhengHei" w:cs="Microsoft JhengHei" w:eastAsia="Microsoft JhengHei" w:hAnsi="Microsoft JhengHei"/>
+                <w:b/>
+                <w:bCs/>
+                <w:sz w:val="18"/>
+                <w:szCs w:val="18"/>
+              </w:rPr>
+              <w:t xml:space="preserve">$1,000,000.00</w:t>
+            </w:r>
+            <w:r>
+              <w:rPr>
+                <w:rFonts w:ascii="Microsoft JhengHei" w:cs="Microsoft JhengHei" w:eastAsia="Microsoft JhengHei" w:hAnsi="Microsoft JhengHei"/>
+                <w:sz w:val="18"/>
+                <w:szCs w:val="18"/>
+              </w:rPr>
+              <w:t xml:space="preserve"> USDT</w:t>
+            </w:r>
+          </w:p>
+        </w:tc>
+      </w:tr>
+    </w:tbl>
+    <w:p>
+      <w:pPr>
+        <w:spacing w:after="160"/>
+      </w:pPr>
     </w:p>
     <w:p>
       <w:pPr>
@@ -7484,8 +8736,13 @@
           <w:sz w:val="21"/>
           <w:szCs w:val="21"/>
         </w:rPr>
-        <w:t xml:space="preserve">2. </w:t>
-      </w:r>
+        <w:t xml:space="preserve">＊示意年化隨「現貨價與固定行使價之乖離幅度」變動——此為 6.4.2 節之核心限制，詳見下方說明。</w:t>
+      </w:r>
+    </w:p>
+    <w:p>
+      <w:pPr>
+        <w:spacing w:after="160" w:line="300"/>
+      </w:pPr>
       <w:r>
         <w:rPr>
           <w:rFonts w:ascii="Microsoft JhengHei" w:cs="Microsoft JhengHei" w:eastAsia="Microsoft JhengHei" w:hAnsi="Microsoft JhengHei"/>
@@ -7494,6 +8751,930 @@
           <w:sz w:val="21"/>
           <w:szCs w:val="21"/>
         </w:rPr>
+        <w:t xml:space="preserve">三週期累積結果：</w:t>
+      </w:r>
+      <w:r>
+        <w:rPr>
+          <w:rFonts w:ascii="Microsoft JhengHei" w:cs="Microsoft JhengHei" w:eastAsia="Microsoft JhengHei" w:hAnsi="Microsoft JhengHei"/>
+          <w:sz w:val="21"/>
+          <w:szCs w:val="21"/>
+        </w:rPr>
+        <w:t xml:space="preserve"> 本金恢復為 $1,000,000（依原轉換價換回，名目本金未減損）＋ 累積權利金 $7,671.23+$5,822.71+$7,041.53 = </w:t>
+      </w:r>
+      <w:r>
+        <w:rPr>
+          <w:rFonts w:ascii="Microsoft JhengHei" w:cs="Microsoft JhengHei" w:eastAsia="Microsoft JhengHei" w:hAnsi="Microsoft JhengHei"/>
+          <w:b/>
+          <w:bCs/>
+          <w:sz w:val="21"/>
+          <w:szCs w:val="21"/>
+        </w:rPr>
+        <w:t xml:space="preserve">$20,535.47</w:t>
+      </w:r>
+      <w:r>
+        <w:rPr>
+          <w:rFonts w:ascii="Microsoft JhengHei" w:cs="Microsoft JhengHei" w:eastAsia="Microsoft JhengHei" w:hAnsi="Microsoft JhengHei"/>
+          <w:sz w:val="21"/>
+          <w:szCs w:val="21"/>
+        </w:rPr>
+        <w:t xml:space="preserve">，總計 </w:t>
+      </w:r>
+      <w:r>
+        <w:rPr>
+          <w:rFonts w:ascii="Microsoft JhengHei" w:cs="Microsoft JhengHei" w:eastAsia="Microsoft JhengHei" w:hAnsi="Microsoft JhengHei"/>
+          <w:b/>
+          <w:bCs/>
+          <w:sz w:val="21"/>
+          <w:szCs w:val="21"/>
+        </w:rPr>
+        <w:t xml:space="preserve">$1,020,535.47</w:t>
+      </w:r>
+      <w:r>
+        <w:rPr>
+          <w:rFonts w:ascii="Microsoft JhengHei" w:cs="Microsoft JhengHei" w:eastAsia="Microsoft JhengHei" w:hAnsi="Microsoft JhengHei"/>
+          <w:sz w:val="21"/>
+          <w:szCs w:val="21"/>
+        </w:rPr>
+        <w:t xml:space="preserve">（三週報酬率 +2.05%，約當年化 +38%）。此例證實：</w:t>
+      </w:r>
+      <w:r>
+        <w:rPr>
+          <w:rFonts w:ascii="Microsoft JhengHei" w:cs="Microsoft JhengHei" w:eastAsia="Microsoft JhengHei" w:hAnsi="Microsoft JhengHei"/>
+          <w:b/>
+          <w:bCs/>
+          <w:sz w:val="21"/>
+          <w:szCs w:val="21"/>
+        </w:rPr>
+        <w:t xml:space="preserve">只要最終價格確實回升至原轉換價，「不實現帳面跌幅、持續滾動掛單」確實可將原本單一週期之帳面浮虧，轉換為持有期間之正報酬</w:t>
+      </w:r>
+      <w:r>
+        <w:rPr>
+          <w:rFonts w:ascii="Microsoft JhengHei" w:cs="Microsoft JhengHei" w:eastAsia="Microsoft JhengHei" w:hAnsi="Microsoft JhengHei"/>
+          <w:sz w:val="21"/>
+          <w:szCs w:val="21"/>
+        </w:rPr>
+        <w:t xml:space="preserve">，此為使用者所提策略之正確且有價值之洞察。</w:t>
+      </w:r>
+    </w:p>
+    <w:p>
+      <w:pPr>
+        <w:pStyle w:val="Heading4"/>
+        <w:spacing w:after="100" w:before="180"/>
+      </w:pPr>
+      <w:r>
+        <w:rPr>
+          <w:rFonts w:ascii="Microsoft JhengHei" w:cs="Microsoft JhengHei" w:eastAsia="Microsoft JhengHei" w:hAnsi="Microsoft JhengHei"/>
+          <w:b/>
+          <w:bCs/>
+          <w:color w:val="44546A"/>
+          <w:sz w:val="21"/>
+          <w:szCs w:val="21"/>
+        </w:rPr>
+        <w:t xml:space="preserve">6.4.2 需要財務部審慎理解之三項限制（此策略「不會虧錢」之精確條件）</w:t>
+      </w:r>
+    </w:p>
+    <w:p>
+      <w:pPr>
+        <w:spacing w:after="160" w:line="300"/>
+      </w:pPr>
+      <w:r>
+        <w:rPr>
+          <w:rFonts w:ascii="Microsoft JhengHei" w:cs="Microsoft JhengHei" w:eastAsia="Microsoft JhengHei" w:hAnsi="Microsoft JhengHei"/>
+          <w:sz w:val="21"/>
+          <w:szCs w:val="21"/>
+        </w:rPr>
+        <w:t xml:space="preserve">1. </w:t>
+      </w:r>
+      <w:r>
+        <w:rPr>
+          <w:rFonts w:ascii="Microsoft JhengHei" w:cs="Microsoft JhengHei" w:eastAsia="Microsoft JhengHei" w:hAnsi="Microsoft JhengHei"/>
+          <w:b/>
+          <w:bCs/>
+          <w:sz w:val="21"/>
+          <w:szCs w:val="21"/>
+        </w:rPr>
+        <w:t xml:space="preserve">權利金隨價格乖離擴大而遞減，而非維持初始水準：</w:t>
+      </w:r>
+      <w:r>
+        <w:rPr>
+          <w:rFonts w:ascii="Microsoft JhengHei" w:cs="Microsoft JhengHei" w:eastAsia="Microsoft JhengHei" w:hAnsi="Microsoft JhengHei"/>
+          <w:sz w:val="21"/>
+          <w:szCs w:val="21"/>
+        </w:rPr>
+        <w:t xml:space="preserve"> 選擇權定價原則下，行使價與現貨價之距離（Strike Distance）越遠，履約機率越低，市場願意支付之權利金亦隨之下降。若價格持續下跌而遠離固定之 $55,900 行使價（例如跌至 $40,000，乖離幅度擴大至近 40%），該檔位所能取得之年化權利金通常會</w:t>
+      </w:r>
+      <w:r>
+        <w:rPr>
+          <w:rFonts w:ascii="Microsoft JhengHei" w:cs="Microsoft JhengHei" w:eastAsia="Microsoft JhengHei" w:hAnsi="Microsoft JhengHei"/>
+          <w:b/>
+          <w:bCs/>
+          <w:sz w:val="21"/>
+          <w:szCs w:val="21"/>
+        </w:rPr>
+        <w:t xml:space="preserve">顯著萎縮至個位數百分比</w:t>
+      </w:r>
+      <w:r>
+        <w:rPr>
+          <w:rFonts w:ascii="Microsoft JhengHei" w:cs="Microsoft JhengHei" w:eastAsia="Microsoft JhengHei" w:hAnsi="Microsoft JhengHei"/>
+          <w:sz w:val="21"/>
+          <w:szCs w:val="21"/>
+        </w:rPr>
+        <w:t xml:space="preserve">，而非維持第 1–3 週示範中之 30%+ 水準——</w:t>
+      </w:r>
+      <w:r>
+        <w:rPr>
+          <w:rFonts w:ascii="Microsoft JhengHei" w:cs="Microsoft JhengHei" w:eastAsia="Microsoft JhengHei" w:hAnsi="Microsoft JhengHei"/>
+          <w:b/>
+          <w:bCs/>
+          <w:sz w:val="21"/>
+          <w:szCs w:val="21"/>
+        </w:rPr>
+        <w:t xml:space="preserve">滾動策略之「以權利金彌補等待成本」效果會隨套牢深度加深而遞減</w:t>
+      </w:r>
+      <w:r>
+        <w:rPr>
+          <w:rFonts w:ascii="Microsoft JhengHei" w:cs="Microsoft JhengHei" w:eastAsia="Microsoft JhengHei" w:hAnsi="Microsoft JhengHei"/>
+          <w:sz w:val="21"/>
+          <w:szCs w:val="21"/>
+        </w:rPr>
+        <w:t xml:space="preserve">。</w:t>
+      </w:r>
+    </w:p>
+    <w:p>
+      <w:pPr>
+        <w:spacing w:after="160" w:line="300"/>
+      </w:pPr>
+      <w:r>
+        <w:rPr>
+          <w:rFonts w:ascii="Microsoft JhengHei" w:cs="Microsoft JhengHei" w:eastAsia="Microsoft JhengHei" w:hAnsi="Microsoft JhengHei"/>
+          <w:sz w:val="21"/>
+          <w:szCs w:val="21"/>
+        </w:rPr>
+        <w:t xml:space="preserve">2. </w:t>
+      </w:r>
+      <w:r>
+        <w:rPr>
+          <w:rFonts w:ascii="Microsoft JhengHei" w:cs="Microsoft JhengHei" w:eastAsia="Microsoft JhengHei" w:hAnsi="Microsoft JhengHei"/>
+          <w:b/>
+          <w:bCs/>
+          <w:sz w:val="21"/>
+          <w:szCs w:val="21"/>
+        </w:rPr>
+        <w:t xml:space="preserve">本金安全僅相對於「原轉換價」成立，且沒有時間保證：</w:t>
+      </w:r>
+      <w:r>
+        <w:rPr>
+          <w:rFonts w:ascii="Microsoft JhengHei" w:cs="Microsoft JhengHei" w:eastAsia="Microsoft JhengHei" w:hAnsi="Microsoft JhengHei"/>
+          <w:sz w:val="21"/>
+          <w:szCs w:val="21"/>
+        </w:rPr>
+        <w:t xml:space="preserve"> 「不會虧錢」之敘述，精確條件應為「</w:t>
+      </w:r>
+      <w:r>
+        <w:rPr>
+          <w:rFonts w:ascii="Microsoft JhengHei" w:cs="Microsoft JhengHei" w:eastAsia="Microsoft JhengHei" w:hAnsi="Microsoft JhengHei"/>
+          <w:b/>
+          <w:bCs/>
+          <w:sz w:val="21"/>
+          <w:szCs w:val="21"/>
+        </w:rPr>
+        <w:t xml:space="preserve">只要最終確實回升至原轉換價，且過程中未改用更低之行使價</w:t>
+      </w:r>
+      <w:r>
+        <w:rPr>
+          <w:rFonts w:ascii="Microsoft JhengHei" w:cs="Microsoft JhengHei" w:eastAsia="Microsoft JhengHei" w:hAnsi="Microsoft JhengHei"/>
+          <w:sz w:val="21"/>
+          <w:szCs w:val="21"/>
+        </w:rPr>
+        <w:t xml:space="preserve">」；價格回升所需之時間並無保證，可能是 3 週，也可能是數月甚至數年未能回升，資金在此期間</w:t>
+      </w:r>
+      <w:r>
+        <w:rPr>
+          <w:rFonts w:ascii="Microsoft JhengHei" w:cs="Microsoft JhengHei" w:eastAsia="Microsoft JhengHei" w:hAnsi="Microsoft JhengHei"/>
+          <w:b/>
+          <w:bCs/>
+          <w:sz w:val="21"/>
+          <w:szCs w:val="21"/>
+        </w:rPr>
+        <w:t xml:space="preserve">無法投入本報告第 3–5 章所述之其他生息工具</w:t>
+      </w:r>
+      <w:r>
+        <w:rPr>
+          <w:rFonts w:ascii="Microsoft JhengHei" w:cs="Microsoft JhengHei" w:eastAsia="Microsoft JhengHei" w:hAnsi="Microsoft JhengHei"/>
+          <w:sz w:val="21"/>
+          <w:szCs w:val="21"/>
+        </w:rPr>
+        <w:t xml:space="preserve">，構成實質之機會成本。</w:t>
+      </w:r>
+    </w:p>
+    <w:p>
+      <w:pPr>
+        <w:spacing w:after="160" w:line="300"/>
+      </w:pPr>
+      <w:r>
+        <w:rPr>
+          <w:rFonts w:ascii="Microsoft JhengHei" w:cs="Microsoft JhengHei" w:eastAsia="Microsoft JhengHei" w:hAnsi="Microsoft JhengHei"/>
+          <w:sz w:val="21"/>
+          <w:szCs w:val="21"/>
+        </w:rPr>
+        <w:t xml:space="preserve">3. </w:t>
+      </w:r>
+      <w:r>
+        <w:rPr>
+          <w:rFonts w:ascii="Microsoft JhengHei" w:cs="Microsoft JhengHei" w:eastAsia="Microsoft JhengHei" w:hAnsi="Microsoft JhengHei"/>
+          <w:b/>
+          <w:bCs/>
+          <w:sz w:val="21"/>
+          <w:szCs w:val="21"/>
+        </w:rPr>
+        <w:t xml:space="preserve">會計與財務報表上仍須認列未實現損益：</w:t>
+      </w:r>
+      <w:r>
+        <w:rPr>
+          <w:rFonts w:ascii="Microsoft JhengHei" w:cs="Microsoft JhengHei" w:eastAsia="Microsoft JhengHei" w:hAnsi="Microsoft JhengHei"/>
+          <w:sz w:val="21"/>
+          <w:szCs w:val="21"/>
+        </w:rPr>
+        <w:t xml:space="preserve"> 依第 8 章所述，雙幣理財部位應以公允價值列入損益（FVTPL）；在價格尚未回升至原轉換價之任何一個報表結算日，所持有之 BTC 部位</w:t>
+      </w:r>
+      <w:r>
+        <w:rPr>
+          <w:rFonts w:ascii="Microsoft JhengHei" w:cs="Microsoft JhengHei" w:eastAsia="Microsoft JhengHei" w:hAnsi="Microsoft JhengHei"/>
+          <w:b/>
+          <w:bCs/>
+          <w:sz w:val="21"/>
+          <w:szCs w:val="21"/>
+        </w:rPr>
+        <w:t xml:space="preserve">仍須依當時市價評價，並認列未實現跌價損失</w:t>
+      </w:r>
+      <w:r>
+        <w:rPr>
+          <w:rFonts w:ascii="Microsoft JhengHei" w:cs="Microsoft JhengHei" w:eastAsia="Microsoft JhengHei" w:hAnsi="Microsoft JhengHei"/>
+          <w:sz w:val="21"/>
+          <w:szCs w:val="21"/>
+        </w:rPr>
+        <w:t xml:space="preserve">，即使企業主觀上「不打算實現虧損」。以下方 6.4.3 節之對照情境為例，此一未實現損失金額可能相當可觀，財務部於審閱本策略時應將其視為</w:t>
+      </w:r>
+      <w:r>
+        <w:rPr>
+          <w:rFonts w:ascii="Microsoft JhengHei" w:cs="Microsoft JhengHei" w:eastAsia="Microsoft JhengHei" w:hAnsi="Microsoft JhengHei"/>
+          <w:b/>
+          <w:bCs/>
+          <w:sz w:val="21"/>
+          <w:szCs w:val="21"/>
+        </w:rPr>
+        <w:t xml:space="preserve">流動性與帳面評價風險</w:t>
+      </w:r>
+      <w:r>
+        <w:rPr>
+          <w:rFonts w:ascii="Microsoft JhengHei" w:cs="Microsoft JhengHei" w:eastAsia="Microsoft JhengHei" w:hAnsi="Microsoft JhengHei"/>
+          <w:sz w:val="21"/>
+          <w:szCs w:val="21"/>
+        </w:rPr>
+        <w:t xml:space="preserve">，而非「零風險」之收益增強手段。</w:t>
+      </w:r>
+    </w:p>
+    <w:p>
+      <w:pPr>
+        <w:pStyle w:val="Heading4"/>
+        <w:spacing w:after="100" w:before="180"/>
+      </w:pPr>
+      <w:r>
+        <w:rPr>
+          <w:rFonts w:ascii="Microsoft JhengHei" w:cs="Microsoft JhengHei" w:eastAsia="Microsoft JhengHei" w:hAnsi="Microsoft JhengHei"/>
+          <w:b/>
+          <w:bCs/>
+          <w:color w:val="44546A"/>
+          <w:sz w:val="21"/>
+          <w:szCs w:val="21"/>
+        </w:rPr>
+        <w:t xml:space="preserve">6.4.3 對照情境：價格長期未回升至轉換價</w:t>
+      </w:r>
+    </w:p>
+    <w:tbl>
+      <w:tblPr>
+        <w:tblW w:type="dxa" w:w="9350"/>
+        <w:tblBorders>
+          <w:top w:val="single" w:color="auto" w:sz="4"/>
+          <w:left w:val="single" w:color="auto" w:sz="4"/>
+          <w:bottom w:val="single" w:color="auto" w:sz="4"/>
+          <w:right w:val="single" w:color="auto" w:sz="4"/>
+          <w:insideH w:val="single" w:color="auto" w:sz="4"/>
+          <w:insideV w:val="single" w:color="auto" w:sz="4"/>
+        </w:tblBorders>
+      </w:tblPr>
+      <w:tblGrid>
+        <w:gridCol w:w="4675"/>
+        <w:gridCol w:w="4675"/>
+      </w:tblGrid>
+      <w:tr>
+        <w:trPr>
+          <w:tblHeader/>
+        </w:trPr>
+        <w:tc>
+          <w:tcPr>
+            <w:tcW w:type="dxa" w:w="4675"/>
+            <w:tcBorders>
+              <w:top w:val="single" w:color="9DB3C8" w:sz="4"/>
+              <w:left w:val="single" w:color="9DB3C8" w:sz="4"/>
+              <w:bottom w:val="single" w:color="9DB3C8" w:sz="4"/>
+              <w:right w:val="single" w:color="9DB3C8" w:sz="4"/>
+            </w:tcBorders>
+            <w:shd w:fill="1F3864" w:val="clear"/>
+            <w:tcMar>
+              <w:top w:type="dxa" w:w="80"/>
+              <w:left w:type="dxa" w:w="100"/>
+              <w:bottom w:type="dxa" w:w="80"/>
+              <w:right w:type="dxa" w:w="100"/>
+            </w:tcMar>
+            <w:vAlign w:val="center"/>
+          </w:tcPr>
+          <w:p>
+            <w:r>
+              <w:rPr>
+                <w:rFonts w:ascii="Microsoft JhengHei" w:cs="Microsoft JhengHei" w:eastAsia="Microsoft JhengHei" w:hAnsi="Microsoft JhengHei"/>
+                <w:b/>
+                <w:bCs/>
+                <w:color w:val="FFFFFF"/>
+                <w:sz w:val="19"/>
+                <w:szCs w:val="19"/>
+              </w:rPr>
+              <w:t xml:space="preserve">項目</w:t>
+            </w:r>
+          </w:p>
+        </w:tc>
+        <w:tc>
+          <w:tcPr>
+            <w:tcW w:type="dxa" w:w="4675"/>
+            <w:tcBorders>
+              <w:top w:val="single" w:color="9DB3C8" w:sz="4"/>
+              <w:left w:val="single" w:color="9DB3C8" w:sz="4"/>
+              <w:bottom w:val="single" w:color="9DB3C8" w:sz="4"/>
+              <w:right w:val="single" w:color="9DB3C8" w:sz="4"/>
+            </w:tcBorders>
+            <w:shd w:fill="1F3864" w:val="clear"/>
+            <w:tcMar>
+              <w:top w:type="dxa" w:w="80"/>
+              <w:left w:type="dxa" w:w="100"/>
+              <w:bottom w:type="dxa" w:w="80"/>
+              <w:right w:type="dxa" w:w="100"/>
+            </w:tcMar>
+            <w:vAlign w:val="center"/>
+          </w:tcPr>
+          <w:p>
+            <w:r>
+              <w:rPr>
+                <w:rFonts w:ascii="Microsoft JhengHei" w:cs="Microsoft JhengHei" w:eastAsia="Microsoft JhengHei" w:hAnsi="Microsoft JhengHei"/>
+                <w:b/>
+                <w:bCs/>
+                <w:color w:val="FFFFFF"/>
+                <w:sz w:val="19"/>
+                <w:szCs w:val="19"/>
+              </w:rPr>
+              <w:t xml:space="preserve">數值</w:t>
+            </w:r>
+          </w:p>
+        </w:tc>
+      </w:tr>
+      <w:tr>
+        <w:tc>
+          <w:tcPr>
+            <w:tcW w:type="dxa" w:w="4675"/>
+            <w:tcBorders>
+              <w:top w:val="single" w:color="9DB3C8" w:sz="4"/>
+              <w:left w:val="single" w:color="9DB3C8" w:sz="4"/>
+              <w:bottom w:val="single" w:color="9DB3C8" w:sz="4"/>
+              <w:right w:val="single" w:color="9DB3C8" w:sz="4"/>
+            </w:tcBorders>
+            <w:tcMar>
+              <w:top w:type="dxa" w:w="80"/>
+              <w:left w:type="dxa" w:w="100"/>
+              <w:bottom w:type="dxa" w:w="80"/>
+              <w:right w:type="dxa" w:w="100"/>
+            </w:tcMar>
+            <w:vAlign w:val="center"/>
+          </w:tcPr>
+          <w:p>
+            <w:pPr>
+              <w:spacing w:line="264"/>
+            </w:pPr>
+            <w:r>
+              <w:rPr>
+                <w:rFonts w:ascii="Microsoft JhengHei" w:cs="Microsoft JhengHei" w:eastAsia="Microsoft JhengHei" w:hAnsi="Microsoft JhengHei"/>
+                <w:sz w:val="18"/>
+                <w:szCs w:val="18"/>
+              </w:rPr>
+              <w:t xml:space="preserve">第 1 週轉換後持有 BTC 數量</w:t>
+            </w:r>
+          </w:p>
+        </w:tc>
+        <w:tc>
+          <w:tcPr>
+            <w:tcW w:type="dxa" w:w="4675"/>
+            <w:tcBorders>
+              <w:top w:val="single" w:color="9DB3C8" w:sz="4"/>
+              <w:left w:val="single" w:color="9DB3C8" w:sz="4"/>
+              <w:bottom w:val="single" w:color="9DB3C8" w:sz="4"/>
+              <w:right w:val="single" w:color="9DB3C8" w:sz="4"/>
+            </w:tcBorders>
+            <w:tcMar>
+              <w:top w:type="dxa" w:w="80"/>
+              <w:left w:type="dxa" w:w="100"/>
+              <w:bottom w:type="dxa" w:w="80"/>
+              <w:right w:type="dxa" w:w="100"/>
+            </w:tcMar>
+            <w:vAlign w:val="center"/>
+          </w:tcPr>
+          <w:p>
+            <w:pPr>
+              <w:spacing w:line="264"/>
+            </w:pPr>
+            <w:r>
+              <w:rPr>
+                <w:rFonts w:ascii="Microsoft JhengHei" w:cs="Microsoft JhengHei" w:eastAsia="Microsoft JhengHei" w:hAnsi="Microsoft JhengHei"/>
+                <w:sz w:val="18"/>
+                <w:szCs w:val="18"/>
+              </w:rPr>
+              <w:t xml:space="preserve">17.8891 BTC</w:t>
+            </w:r>
+          </w:p>
+        </w:tc>
+      </w:tr>
+      <w:tr>
+        <w:tc>
+          <w:tcPr>
+            <w:tcW w:type="dxa" w:w="4675"/>
+            <w:tcBorders>
+              <w:top w:val="single" w:color="9DB3C8" w:sz="4"/>
+              <w:left w:val="single" w:color="9DB3C8" w:sz="4"/>
+              <w:bottom w:val="single" w:color="9DB3C8" w:sz="4"/>
+              <w:right w:val="single" w:color="9DB3C8" w:sz="4"/>
+            </w:tcBorders>
+            <w:tcMar>
+              <w:top w:type="dxa" w:w="80"/>
+              <w:left w:type="dxa" w:w="100"/>
+              <w:bottom w:type="dxa" w:w="80"/>
+              <w:right w:type="dxa" w:w="100"/>
+            </w:tcMar>
+            <w:vAlign w:val="center"/>
+          </w:tcPr>
+          <w:p>
+            <w:pPr>
+              <w:spacing w:line="264"/>
+            </w:pPr>
+            <w:r>
+              <w:rPr>
+                <w:rFonts w:ascii="Microsoft JhengHei" w:cs="Microsoft JhengHei" w:eastAsia="Microsoft JhengHei" w:hAnsi="Microsoft JhengHei"/>
+                <w:sz w:val="18"/>
+                <w:szCs w:val="18"/>
+              </w:rPr>
+              <w:t xml:space="preserve">假設後續 10 週價格持續走低並盤整於 $40,000，</w:t>
+            </w:r>
+            <w:r>
+              <w:rPr>
+                <w:rFonts w:ascii="Microsoft JhengHei" w:cs="Microsoft JhengHei" w:eastAsia="Microsoft JhengHei" w:hAnsi="Microsoft JhengHei"/>
+                <w:b/>
+                <w:bCs/>
+                <w:sz w:val="18"/>
+                <w:szCs w:val="18"/>
+              </w:rPr>
+              <w:t xml:space="preserve">未曾</w:t>
+            </w:r>
+            <w:r>
+              <w:rPr>
+                <w:rFonts w:ascii="Microsoft JhengHei" w:cs="Microsoft JhengHei" w:eastAsia="Microsoft JhengHei" w:hAnsi="Microsoft JhengHei"/>
+                <w:sz w:val="18"/>
+                <w:szCs w:val="18"/>
+              </w:rPr>
+              <w:t xml:space="preserve">回升至 $55,900</w:t>
+            </w:r>
+          </w:p>
+        </w:tc>
+        <w:tc>
+          <w:tcPr>
+            <w:tcW w:type="dxa" w:w="4675"/>
+            <w:tcBorders>
+              <w:top w:val="single" w:color="9DB3C8" w:sz="4"/>
+              <w:left w:val="single" w:color="9DB3C8" w:sz="4"/>
+              <w:bottom w:val="single" w:color="9DB3C8" w:sz="4"/>
+              <w:right w:val="single" w:color="9DB3C8" w:sz="4"/>
+            </w:tcBorders>
+            <w:tcMar>
+              <w:top w:type="dxa" w:w="80"/>
+              <w:left w:type="dxa" w:w="100"/>
+              <w:bottom w:type="dxa" w:w="80"/>
+              <w:right w:type="dxa" w:w="100"/>
+            </w:tcMar>
+            <w:vAlign w:val="center"/>
+          </w:tcPr>
+          <w:p>
+            <w:pPr>
+              <w:spacing w:line="264"/>
+            </w:pPr>
+            <w:r>
+              <w:rPr>
+                <w:rFonts w:ascii="Microsoft JhengHei" w:cs="Microsoft JhengHei" w:eastAsia="Microsoft JhengHei" w:hAnsi="Microsoft JhengHei"/>
+                <w:sz w:val="18"/>
+                <w:szCs w:val="18"/>
+              </w:rPr>
+              <w:t xml:space="preserve">—</w:t>
+            </w:r>
+          </w:p>
+        </w:tc>
+      </w:tr>
+      <w:tr>
+        <w:tc>
+          <w:tcPr>
+            <w:tcW w:type="dxa" w:w="4675"/>
+            <w:tcBorders>
+              <w:top w:val="single" w:color="9DB3C8" w:sz="4"/>
+              <w:left w:val="single" w:color="9DB3C8" w:sz="4"/>
+              <w:bottom w:val="single" w:color="9DB3C8" w:sz="4"/>
+              <w:right w:val="single" w:color="9DB3C8" w:sz="4"/>
+            </w:tcBorders>
+            <w:tcMar>
+              <w:top w:type="dxa" w:w="80"/>
+              <w:left w:type="dxa" w:w="100"/>
+              <w:bottom w:type="dxa" w:w="80"/>
+              <w:right w:type="dxa" w:w="100"/>
+            </w:tcMar>
+            <w:vAlign w:val="center"/>
+          </w:tcPr>
+          <w:p>
+            <w:pPr>
+              <w:spacing w:line="264"/>
+            </w:pPr>
+            <w:r>
+              <w:rPr>
+                <w:rFonts w:ascii="Microsoft JhengHei" w:cs="Microsoft JhengHei" w:eastAsia="Microsoft JhengHei" w:hAnsi="Microsoft JhengHei"/>
+                <w:sz w:val="18"/>
+                <w:szCs w:val="18"/>
+              </w:rPr>
+              <w:t xml:space="preserve">10 週內以遞減年化（示意約 32% → 5%）持續滾動「高賣」之累積權利金（示意）</w:t>
+            </w:r>
+          </w:p>
+        </w:tc>
+        <w:tc>
+          <w:tcPr>
+            <w:tcW w:type="dxa" w:w="4675"/>
+            <w:tcBorders>
+              <w:top w:val="single" w:color="9DB3C8" w:sz="4"/>
+              <w:left w:val="single" w:color="9DB3C8" w:sz="4"/>
+              <w:bottom w:val="single" w:color="9DB3C8" w:sz="4"/>
+              <w:right w:val="single" w:color="9DB3C8" w:sz="4"/>
+            </w:tcBorders>
+            <w:tcMar>
+              <w:top w:type="dxa" w:w="80"/>
+              <w:left w:type="dxa" w:w="100"/>
+              <w:bottom w:type="dxa" w:w="80"/>
+              <w:right w:type="dxa" w:w="100"/>
+            </w:tcMar>
+            <w:vAlign w:val="center"/>
+          </w:tcPr>
+          <w:p>
+            <w:pPr>
+              <w:spacing w:line="264"/>
+            </w:pPr>
+            <w:r>
+              <w:rPr>
+                <w:rFonts w:ascii="Microsoft JhengHei" w:cs="Microsoft JhengHei" w:eastAsia="Microsoft JhengHei" w:hAnsi="Microsoft JhengHei"/>
+                <w:sz w:val="18"/>
+                <w:szCs w:val="18"/>
+              </w:rPr>
+              <w:t xml:space="preserve">約 $9,000–$12,000</w:t>
+            </w:r>
+          </w:p>
+        </w:tc>
+      </w:tr>
+      <w:tr>
+        <w:tc>
+          <w:tcPr>
+            <w:tcW w:type="dxa" w:w="4675"/>
+            <w:tcBorders>
+              <w:top w:val="single" w:color="9DB3C8" w:sz="4"/>
+              <w:left w:val="single" w:color="9DB3C8" w:sz="4"/>
+              <w:bottom w:val="single" w:color="9DB3C8" w:sz="4"/>
+              <w:right w:val="single" w:color="9DB3C8" w:sz="4"/>
+            </w:tcBorders>
+            <w:tcMar>
+              <w:top w:type="dxa" w:w="80"/>
+              <w:left w:type="dxa" w:w="100"/>
+              <w:bottom w:type="dxa" w:w="80"/>
+              <w:right w:type="dxa" w:w="100"/>
+            </w:tcMar>
+            <w:vAlign w:val="center"/>
+          </w:tcPr>
+          <w:p>
+            <w:pPr>
+              <w:spacing w:line="264"/>
+            </w:pPr>
+            <w:r>
+              <w:rPr>
+                <w:rFonts w:ascii="Microsoft JhengHei" w:cs="Microsoft JhengHei" w:eastAsia="Microsoft JhengHei" w:hAnsi="Microsoft JhengHei"/>
+                <w:sz w:val="18"/>
+                <w:szCs w:val="18"/>
+              </w:rPr>
+              <w:t xml:space="preserve">第 10 週末 BTC 部位市值（17.8891 × $40,000）</w:t>
+            </w:r>
+          </w:p>
+        </w:tc>
+        <w:tc>
+          <w:tcPr>
+            <w:tcW w:type="dxa" w:w="4675"/>
+            <w:tcBorders>
+              <w:top w:val="single" w:color="9DB3C8" w:sz="4"/>
+              <w:left w:val="single" w:color="9DB3C8" w:sz="4"/>
+              <w:bottom w:val="single" w:color="9DB3C8" w:sz="4"/>
+              <w:right w:val="single" w:color="9DB3C8" w:sz="4"/>
+            </w:tcBorders>
+            <w:tcMar>
+              <w:top w:type="dxa" w:w="80"/>
+              <w:left w:type="dxa" w:w="100"/>
+              <w:bottom w:type="dxa" w:w="80"/>
+              <w:right w:type="dxa" w:w="100"/>
+            </w:tcMar>
+            <w:vAlign w:val="center"/>
+          </w:tcPr>
+          <w:p>
+            <w:pPr>
+              <w:spacing w:line="264"/>
+            </w:pPr>
+            <w:r>
+              <w:rPr>
+                <w:rFonts w:ascii="Microsoft JhengHei" w:cs="Microsoft JhengHei" w:eastAsia="Microsoft JhengHei" w:hAnsi="Microsoft JhengHei"/>
+                <w:sz w:val="18"/>
+                <w:szCs w:val="18"/>
+              </w:rPr>
+              <w:t xml:space="preserve">$715,564</w:t>
+            </w:r>
+          </w:p>
+        </w:tc>
+      </w:tr>
+      <w:tr>
+        <w:tc>
+          <w:tcPr>
+            <w:tcW w:type="dxa" w:w="4675"/>
+            <w:tcBorders>
+              <w:top w:val="single" w:color="9DB3C8" w:sz="4"/>
+              <w:left w:val="single" w:color="9DB3C8" w:sz="4"/>
+              <w:bottom w:val="single" w:color="9DB3C8" w:sz="4"/>
+              <w:right w:val="single" w:color="9DB3C8" w:sz="4"/>
+            </w:tcBorders>
+            <w:tcMar>
+              <w:top w:type="dxa" w:w="80"/>
+              <w:left w:type="dxa" w:w="100"/>
+              <w:bottom w:type="dxa" w:w="80"/>
+              <w:right w:type="dxa" w:w="100"/>
+            </w:tcMar>
+            <w:vAlign w:val="center"/>
+          </w:tcPr>
+          <w:p>
+            <w:pPr>
+              <w:spacing w:line="264"/>
+            </w:pPr>
+            <w:r>
+              <w:rPr>
+                <w:rFonts w:ascii="Microsoft JhengHei" w:cs="Microsoft JhengHei" w:eastAsia="Microsoft JhengHei" w:hAnsi="Microsoft JhengHei"/>
+                <w:b/>
+                <w:bCs/>
+                <w:sz w:val="18"/>
+                <w:szCs w:val="18"/>
+              </w:rPr>
+              <w:t xml:space="preserve">相較原始本金名目值之未實現跌價損失</w:t>
+            </w:r>
+          </w:p>
+        </w:tc>
+        <w:tc>
+          <w:tcPr>
+            <w:tcW w:type="dxa" w:w="4675"/>
+            <w:tcBorders>
+              <w:top w:val="single" w:color="9DB3C8" w:sz="4"/>
+              <w:left w:val="single" w:color="9DB3C8" w:sz="4"/>
+              <w:bottom w:val="single" w:color="9DB3C8" w:sz="4"/>
+              <w:right w:val="single" w:color="9DB3C8" w:sz="4"/>
+            </w:tcBorders>
+            <w:tcMar>
+              <w:top w:type="dxa" w:w="80"/>
+              <w:left w:type="dxa" w:w="100"/>
+              <w:bottom w:type="dxa" w:w="80"/>
+              <w:right w:type="dxa" w:w="100"/>
+            </w:tcMar>
+            <w:vAlign w:val="center"/>
+          </w:tcPr>
+          <w:p>
+            <w:pPr>
+              <w:spacing w:line="264"/>
+            </w:pPr>
+            <w:r>
+              <w:rPr>
+                <w:rFonts w:ascii="Microsoft JhengHei" w:cs="Microsoft JhengHei" w:eastAsia="Microsoft JhengHei" w:hAnsi="Microsoft JhengHei"/>
+                <w:b/>
+                <w:bCs/>
+                <w:sz w:val="18"/>
+                <w:szCs w:val="18"/>
+              </w:rPr>
+              <w:t xml:space="preserve">約 -$284,436（-28.4%）</w:t>
+            </w:r>
+          </w:p>
+        </w:tc>
+      </w:tr>
+      <w:tr>
+        <w:tc>
+          <w:tcPr>
+            <w:tcW w:type="dxa" w:w="4675"/>
+            <w:tcBorders>
+              <w:top w:val="single" w:color="9DB3C8" w:sz="4"/>
+              <w:left w:val="single" w:color="9DB3C8" w:sz="4"/>
+              <w:bottom w:val="single" w:color="9DB3C8" w:sz="4"/>
+              <w:right w:val="single" w:color="9DB3C8" w:sz="4"/>
+            </w:tcBorders>
+            <w:tcMar>
+              <w:top w:type="dxa" w:w="80"/>
+              <w:left w:type="dxa" w:w="100"/>
+              <w:bottom w:type="dxa" w:w="80"/>
+              <w:right w:type="dxa" w:w="100"/>
+            </w:tcMar>
+            <w:vAlign w:val="center"/>
+          </w:tcPr>
+          <w:p>
+            <w:pPr>
+              <w:spacing w:line="264"/>
+            </w:pPr>
+            <w:r>
+              <w:rPr>
+                <w:rFonts w:ascii="Microsoft JhengHei" w:cs="Microsoft JhengHei" w:eastAsia="Microsoft JhengHei" w:hAnsi="Microsoft JhengHei"/>
+                <w:sz w:val="18"/>
+                <w:szCs w:val="18"/>
+              </w:rPr>
+              <w:t xml:space="preserve">財務報表上之處理</w:t>
+            </w:r>
+          </w:p>
+        </w:tc>
+        <w:tc>
+          <w:tcPr>
+            <w:tcW w:type="dxa" w:w="4675"/>
+            <w:tcBorders>
+              <w:top w:val="single" w:color="9DB3C8" w:sz="4"/>
+              <w:left w:val="single" w:color="9DB3C8" w:sz="4"/>
+              <w:bottom w:val="single" w:color="9DB3C8" w:sz="4"/>
+              <w:right w:val="single" w:color="9DB3C8" w:sz="4"/>
+            </w:tcBorders>
+            <w:tcMar>
+              <w:top w:type="dxa" w:w="80"/>
+              <w:left w:type="dxa" w:w="100"/>
+              <w:bottom w:type="dxa" w:w="80"/>
+              <w:right w:type="dxa" w:w="100"/>
+            </w:tcMar>
+            <w:vAlign w:val="center"/>
+          </w:tcPr>
+          <w:p>
+            <w:pPr>
+              <w:spacing w:line="264"/>
+            </w:pPr>
+            <w:r>
+              <w:rPr>
+                <w:rFonts w:ascii="Microsoft JhengHei" w:cs="Microsoft JhengHei" w:eastAsia="Microsoft JhengHei" w:hAnsi="Microsoft JhengHei"/>
+                <w:sz w:val="18"/>
+                <w:szCs w:val="18"/>
+              </w:rPr>
+              <w:t xml:space="preserve">每一報表結算日均須依市價認列未實現損失，直至實際轉換回 USDT 之日為止</w:t>
+            </w:r>
+          </w:p>
+        </w:tc>
+      </w:tr>
+    </w:tbl>
+    <w:p>
+      <w:pPr>
+        <w:spacing w:after="160"/>
+      </w:pPr>
+    </w:p>
+    <w:p>
+      <w:pPr>
+        <w:spacing w:after="160" w:line="300"/>
+      </w:pPr>
+      <w:r>
+        <w:rPr>
+          <w:rFonts w:ascii="Microsoft JhengHei" w:cs="Microsoft JhengHei" w:eastAsia="Microsoft JhengHei" w:hAnsi="Microsoft JhengHei"/>
+          <w:b/>
+          <w:bCs/>
+          <w:sz w:val="21"/>
+          <w:szCs w:val="21"/>
+        </w:rPr>
+        <w:t xml:space="preserve">結論：</w:t>
+      </w:r>
+      <w:r>
+        <w:rPr>
+          <w:rFonts w:ascii="Microsoft JhengHei" w:cs="Microsoft JhengHei" w:eastAsia="Microsoft JhengHei" w:hAnsi="Microsoft JhengHei"/>
+          <w:sz w:val="21"/>
+          <w:szCs w:val="21"/>
+        </w:rPr>
+        <w:t xml:space="preserve"> 使用者提出之滾動掛單策略，在「價格最終確實回升至原轉換價」之路徑下（如 6.4.1 節），確實能將帳面浮虧轉為正報酬，是對第 6.3 節單一週期試算之有效補充；惟此策略之風險並未消失，而是由「單一週期之已實現虧損風險」，轉換為「</w:t>
+      </w:r>
+      <w:r>
+        <w:rPr>
+          <w:rFonts w:ascii="Microsoft JhengHei" w:cs="Microsoft JhengHei" w:eastAsia="Microsoft JhengHei" w:hAnsi="Microsoft JhengHei"/>
+          <w:b/>
+          <w:bCs/>
+          <w:sz w:val="21"/>
+          <w:szCs w:val="21"/>
+        </w:rPr>
+        <w:t xml:space="preserve">權利金隨套牢加深而遞減之收益衰減風險</w:t>
+      </w:r>
+      <w:r>
+        <w:rPr>
+          <w:rFonts w:ascii="Microsoft JhengHei" w:cs="Microsoft JhengHei" w:eastAsia="Microsoft JhengHei" w:hAnsi="Microsoft JhengHei"/>
+          <w:sz w:val="21"/>
+          <w:szCs w:val="21"/>
+        </w:rPr>
+        <w:t xml:space="preserve">」與「</w:t>
+      </w:r>
+      <w:r>
+        <w:rPr>
+          <w:rFonts w:ascii="Microsoft JhengHei" w:cs="Microsoft JhengHei" w:eastAsia="Microsoft JhengHei" w:hAnsi="Microsoft JhengHei"/>
+          <w:b/>
+          <w:bCs/>
+          <w:sz w:val="21"/>
+          <w:szCs w:val="21"/>
+        </w:rPr>
+        <w:t xml:space="preserve">未實現跌價損失之持續期間與會計認列風險</w:t>
+      </w:r>
+      <w:r>
+        <w:rPr>
+          <w:rFonts w:ascii="Microsoft JhengHei" w:cs="Microsoft JhengHei" w:eastAsia="Microsoft JhengHei" w:hAnsi="Microsoft JhengHei"/>
+          <w:sz w:val="21"/>
+          <w:szCs w:val="21"/>
+        </w:rPr>
+        <w:t xml:space="preserve">」——兩種路徑（6.4.1 與 6.4.3）於申購當下均無法預先判斷會實際發生何者。</w:t>
+      </w:r>
+    </w:p>
+    <w:p>
+      <w:pPr>
+        <w:pStyle w:val="Heading3"/>
+        <w:spacing w:after="120" w:before="220"/>
+      </w:pPr>
+      <w:r>
+        <w:rPr>
+          <w:rFonts w:ascii="Microsoft JhengHei" w:cs="Microsoft JhengHei" w:eastAsia="Microsoft JhengHei" w:hAnsi="Microsoft JhengHei"/>
+          <w:b/>
+          <w:bCs/>
+          <w:color w:val="2E5395"/>
+          <w:sz w:val="22"/>
+          <w:szCs w:val="22"/>
+        </w:rPr>
+        <w:t xml:space="preserve">6.5 財務運用場景</w:t>
+      </w:r>
+    </w:p>
+    <w:p>
+      <w:pPr>
+        <w:spacing w:after="160" w:line="300"/>
+      </w:pPr>
+      <w:r>
+        <w:rPr>
+          <w:rFonts w:ascii="Microsoft JhengHei" w:cs="Microsoft JhengHei" w:eastAsia="Microsoft JhengHei" w:hAnsi="Microsoft JhengHei"/>
+          <w:sz w:val="21"/>
+          <w:szCs w:val="21"/>
+        </w:rPr>
+        <w:t xml:space="preserve">1. </w:t>
+      </w:r>
+      <w:r>
+        <w:rPr>
+          <w:rFonts w:ascii="Microsoft JhengHei" w:cs="Microsoft JhengHei" w:eastAsia="Microsoft JhengHei" w:hAnsi="Microsoft JhengHei"/>
+          <w:b/>
+          <w:bCs/>
+          <w:sz w:val="21"/>
+          <w:szCs w:val="21"/>
+        </w:rPr>
+        <w:t xml:space="preserve">設定目標價逢低分批建倉：</w:t>
+      </w:r>
+      <w:r>
+        <w:rPr>
+          <w:rFonts w:ascii="Microsoft JhengHei" w:cs="Microsoft JhengHei" w:eastAsia="Microsoft JhengHei" w:hAnsi="Microsoft JhengHei"/>
+          <w:sz w:val="21"/>
+          <w:szCs w:val="21"/>
+        </w:rPr>
+        <w:t xml:space="preserve"> 若公司財務策略本即規劃以特定價位分批累積 BTC 現貨儲備，可透過「低買」結構於等待建倉價位期間同時賺取權利金，等同於「限價單 + 額外收益」之複合工具。</w:t>
+      </w:r>
+    </w:p>
+    <w:p>
+      <w:pPr>
+        <w:spacing w:after="160" w:line="300"/>
+      </w:pPr>
+      <w:r>
+        <w:rPr>
+          <w:rFonts w:ascii="Microsoft JhengHei" w:cs="Microsoft JhengHei" w:eastAsia="Microsoft JhengHei" w:hAnsi="Microsoft JhengHei"/>
+          <w:sz w:val="21"/>
+          <w:szCs w:val="21"/>
+        </w:rPr>
+        <w:t xml:space="preserve">2. </w:t>
+      </w:r>
+      <w:r>
+        <w:rPr>
+          <w:rFonts w:ascii="Microsoft JhengHei" w:cs="Microsoft JhengHei" w:eastAsia="Microsoft JhengHei" w:hAnsi="Microsoft JhengHei"/>
+          <w:b/>
+          <w:bCs/>
+          <w:sz w:val="21"/>
+          <w:szCs w:val="21"/>
+        </w:rPr>
         <w:t xml:space="preserve">震盪市掛深度價外（OTM 10%+）收益增強：</w:t>
       </w:r>
       <w:r>
@@ -7503,6 +9684,37 @@
           <w:szCs w:val="21"/>
         </w:rPr>
         <w:t xml:space="preserve"> 於預期標的價格窄幅震盪之市場環境，可將行使價設定於顯著價外（例如 -10% 以上），大幅降低轉換機率，以較低年化換取較高之本金安全邊際。</w:t>
+      </w:r>
+    </w:p>
+    <w:p>
+      <w:pPr>
+        <w:spacing w:after="160" w:line="300"/>
+      </w:pPr>
+      <w:r>
+        <w:rPr>
+          <w:rFonts w:ascii="Microsoft JhengHei" w:cs="Microsoft JhengHei" w:eastAsia="Microsoft JhengHei" w:hAnsi="Microsoft JhengHei"/>
+          <w:sz w:val="21"/>
+          <w:szCs w:val="21"/>
+        </w:rPr>
+        <w:t xml:space="preserve">3. </w:t>
+      </w:r>
+      <w:r>
+        <w:rPr>
+          <w:rFonts w:ascii="Microsoft JhengHei" w:cs="Microsoft JhengHei" w:eastAsia="Microsoft JhengHei" w:hAnsi="Microsoft JhengHei"/>
+          <w:b/>
+          <w:bCs/>
+          <w:sz w:val="21"/>
+          <w:szCs w:val="21"/>
+        </w:rPr>
+        <w:t xml:space="preserve">轉換後之滾動掛單（見 6.4 節）：</w:t>
+      </w:r>
+      <w:r>
+        <w:rPr>
+          <w:rFonts w:ascii="Microsoft JhengHei" w:cs="Microsoft JhengHei" w:eastAsia="Microsoft JhengHei" w:hAnsi="Microsoft JhengHei"/>
+          <w:sz w:val="21"/>
+          <w:szCs w:val="21"/>
+        </w:rPr>
+        <w:t xml:space="preserve"> 作為單一週期觸價後之後續管理選項，惟應同步將 6.4.2 節之三項限制納入內部 SOP 與風險揭露，避免第一線交易人員以「不會虧錢」之簡化說法向財務部或風控委員會報告部位狀態。</w:t>
       </w:r>
     </w:p>
     <w:p>
@@ -8306,6 +10518,55 @@
           <w:szCs w:val="21"/>
         </w:rPr>
         <w:t xml:space="preserve">，避免於單邊持續下跌行情中被迫連續多期以不利價格承接貶值資產。</w:t>
+      </w:r>
+    </w:p>
+    <w:p>
+      <w:pPr>
+        <w:spacing w:after="160" w:line="300"/>
+      </w:pPr>
+      <w:r>
+        <w:rPr>
+          <w:rFonts w:ascii="Microsoft JhengHei" w:cs="Microsoft JhengHei" w:eastAsia="Microsoft JhengHei" w:hAnsi="Microsoft JhengHei"/>
+          <w:sz w:val="21"/>
+          <w:szCs w:val="21"/>
+        </w:rPr>
+        <w:t xml:space="preserve">3. </w:t>
+      </w:r>
+      <w:r>
+        <w:rPr>
+          <w:rFonts w:ascii="Microsoft JhengHei" w:cs="Microsoft JhengHei" w:eastAsia="Microsoft JhengHei" w:hAnsi="Microsoft JhengHei"/>
+          <w:b/>
+          <w:bCs/>
+          <w:sz w:val="21"/>
+          <w:szCs w:val="21"/>
+        </w:rPr>
+        <w:t xml:space="preserve">轉換後之滾動掛單：</w:t>
+      </w:r>
+      <w:r>
+        <w:rPr>
+          <w:rFonts w:ascii="Microsoft JhengHei" w:cs="Microsoft JhengHei" w:eastAsia="Microsoft JhengHei" w:hAnsi="Microsoft JhengHei"/>
+          <w:sz w:val="21"/>
+          <w:szCs w:val="21"/>
+        </w:rPr>
+        <w:t xml:space="preserve"> 第 6.4 節針對 OKX 所述之「轉換後固定原行使價滾動掛單」策略，其金融工程邏輯與限制（權利金隨套牢加深而遞減、未實現損失之會計認列）於 Binance 雙幣投資完全適用；Binance 之 Auto-Compound「基礎方案」實質上即為此策略之</w:t>
+      </w:r>
+      <w:r>
+        <w:rPr>
+          <w:rFonts w:ascii="Microsoft JhengHei" w:cs="Microsoft JhengHei" w:eastAsia="Microsoft JhengHei" w:hAnsi="Microsoft JhengHei"/>
+          <w:b/>
+          <w:bCs/>
+          <w:sz w:val="21"/>
+          <w:szCs w:val="21"/>
+        </w:rPr>
+        <w:t xml:space="preserve">平台自動化版本</w:t>
+      </w:r>
+      <w:r>
+        <w:rPr>
+          <w:rFonts w:ascii="Microsoft JhengHei" w:cs="Microsoft JhengHei" w:eastAsia="Microsoft JhengHei" w:hAnsi="Microsoft JhengHei"/>
+          <w:sz w:val="21"/>
+          <w:szCs w:val="21"/>
+        </w:rPr>
+        <w:t xml:space="preserve">，財務部審查時應一併適用 6.4.2 節之三項限制。</w:t>
       </w:r>
     </w:p>
     <w:p>
@@ -11154,7 +13415,25 @@
           <w:sz w:val="21"/>
           <w:szCs w:val="21"/>
         </w:rPr>
-        <w:t xml:space="preserve">計算，未反映第 6、7 章情境試算中所示之觸價本金轉換損失；若納入機率加權情境分析（參考第 6.3 節示意 EV 方法論），實際已實現之綜合年化將視市場波動與觸價機率而顯著偏離本表所示數字，甚至於單一結算週期內轉為負值。</w:t>
+        <w:t xml:space="preserve">計算，未反映第 6、7 章情境試算中所示之觸價本金轉換損失；若納入機率加權情境分析（參考第 6.3 節示意 EV 方法論），實際已實現之綜合年化將視市場波動與觸價機率而顯著偏離本表所示數字，甚至於單一結算週期內轉為負值。第 6.4 節所述之「轉換後滾動掛單」策略可於價格回升情境下部分彌補此落差，惟同樣附帶權利金遞減與未實現損失之限制（詳見 6.4.2 節），本表數字</w:t>
+      </w:r>
+      <w:r>
+        <w:rPr>
+          <w:rFonts w:ascii="Microsoft JhengHei" w:cs="Microsoft JhengHei" w:eastAsia="Microsoft JhengHei" w:hAnsi="Microsoft JhengHei"/>
+          <w:b/>
+          <w:bCs/>
+          <w:sz w:val="21"/>
+          <w:szCs w:val="21"/>
+        </w:rPr>
+        <w:t xml:space="preserve">未</w:t>
+      </w:r>
+      <w:r>
+        <w:rPr>
+          <w:rFonts w:ascii="Microsoft JhengHei" w:cs="Microsoft JhengHei" w:eastAsia="Microsoft JhengHei" w:hAnsi="Microsoft JhengHei"/>
+          <w:sz w:val="21"/>
+          <w:szCs w:val="21"/>
+        </w:rPr>
+        <w:t xml:space="preserve">假設交易員必然採用該後續管理策略。</w:t>
       </w:r>
     </w:p>
     <w:p>

--- a/reports/TSGEX_Five_Instrument_Yield_Optimization_Report.docx
+++ b/reports/TSGEX_Five_Instrument_Yield_Optimization_Report.docx
@@ -9621,7 +9621,7 @@
           <w:sz w:val="22"/>
           <w:szCs w:val="22"/>
         </w:rPr>
-        <w:t xml:space="preserve">6.5 財務運用場景</w:t>
+        <w:t xml:space="preserve">6.5 全年蒙地卡羅模擬：兩種操作規則之年化報酬分布</w:t>
       </w:r>
     </w:p>
     <w:p>
@@ -9634,7 +9634,7 @@
           <w:sz w:val="21"/>
           <w:szCs w:val="21"/>
         </w:rPr>
-        <w:t xml:space="preserve">1. </w:t>
+        <w:t xml:space="preserve">因應資產管理部之要求，本節針對雙幣理財建立</w:t>
       </w:r>
       <w:r>
         <w:rPr>
@@ -9644,15 +9644,15 @@
           <w:sz w:val="21"/>
           <w:szCs w:val="21"/>
         </w:rPr>
-        <w:t xml:space="preserve">設定目標價逢低分批建倉：</w:t>
-      </w:r>
-      <w:r>
-        <w:rPr>
-          <w:rFonts w:ascii="Microsoft JhengHei" w:cs="Microsoft JhengHei" w:eastAsia="Microsoft JhengHei" w:hAnsi="Microsoft JhengHei"/>
-          <w:sz w:val="21"/>
-          <w:szCs w:val="21"/>
-        </w:rPr>
-        <w:t xml:space="preserve"> 若公司財務策略本即規劃以特定價位分批累積 BTC 現貨儲備，可透過「低買」結構於等待建倉價位期間同時賺取權利金，等同於「限價單 + 額外收益」之複合工具。</w:t>
+        <w:t xml:space="preserve">全年期（52 個交易週期）之蒙地卡羅模擬</w:t>
+      </w:r>
+      <w:r>
+        <w:rPr>
+          <w:rFonts w:ascii="Microsoft JhengHei" w:cs="Microsoft JhengHei" w:eastAsia="Microsoft JhengHei" w:hAnsi="Microsoft JhengHei"/>
+          <w:sz w:val="21"/>
+          <w:szCs w:val="21"/>
+        </w:rPr>
+        <w:t xml:space="preserve">，量化比較使用者提出之兩種操作規則，取代僅憑單一情境之直覺判斷：</w:t>
       </w:r>
     </w:p>
     <w:p>
@@ -9665,7 +9665,7 @@
           <w:sz w:val="21"/>
           <w:szCs w:val="21"/>
         </w:rPr>
-        <w:t xml:space="preserve">2. </w:t>
+        <w:t xml:space="preserve">- </w:t>
       </w:r>
       <w:r>
         <w:rPr>
@@ -9675,15 +9675,51 @@
           <w:sz w:val="21"/>
           <w:szCs w:val="21"/>
         </w:rPr>
-        <w:t xml:space="preserve">震盪市掛深度價外（OTM 10%+）收益增強：</w:t>
-      </w:r>
-      <w:r>
-        <w:rPr>
-          <w:rFonts w:ascii="Microsoft JhengHei" w:cs="Microsoft JhengHei" w:eastAsia="Microsoft JhengHei" w:hAnsi="Microsoft JhengHei"/>
-          <w:sz w:val="21"/>
-          <w:szCs w:val="21"/>
-        </w:rPr>
-        <w:t xml:space="preserve"> 於預期標的價格窄幅震盪之市場環境，可將行使價設定於顯著價外（例如 -10% 以上），大幅降低轉換機率，以較低年化換取較高之本金安全邊際。</w:t>
+        <w:t xml:space="preserve">規則 1「最高收益」：</w:t>
+      </w:r>
+      <w:r>
+        <w:rPr>
+          <w:rFonts w:ascii="Microsoft JhengHei" w:cs="Microsoft JhengHei" w:eastAsia="Microsoft JhengHei" w:hAnsi="Microsoft JhengHei"/>
+          <w:sz w:val="21"/>
+          <w:szCs w:val="21"/>
+        </w:rPr>
+        <w:t xml:space="preserve"> 每期均選擇</w:t>
+      </w:r>
+      <w:r>
+        <w:rPr>
+          <w:rFonts w:ascii="Microsoft JhengHei" w:cs="Microsoft JhengHei" w:eastAsia="Microsoft JhengHei" w:hAnsi="Microsoft JhengHei"/>
+          <w:b/>
+          <w:bCs/>
+          <w:sz w:val="21"/>
+          <w:szCs w:val="21"/>
+        </w:rPr>
+        <w:t xml:space="preserve">距離現貨最近之行使價</w:t>
+      </w:r>
+      <w:r>
+        <w:rPr>
+          <w:rFonts w:ascii="Microsoft JhengHei" w:cs="Microsoft JhengHei" w:eastAsia="Microsoft JhengHei" w:hAnsi="Microsoft JhengHei"/>
+          <w:sz w:val="21"/>
+          <w:szCs w:val="21"/>
+        </w:rPr>
+        <w:t xml:space="preserve">（價外幅度 ≈0%，即近似 ATM），轉換機率最高、年化收益亦最高；一旦轉換，即依第 6.4 節之滾動掛單機制，以</w:t>
+      </w:r>
+      <w:r>
+        <w:rPr>
+          <w:rFonts w:ascii="Microsoft JhengHei" w:cs="Microsoft JhengHei" w:eastAsia="Microsoft JhengHei" w:hAnsi="Microsoft JhengHei"/>
+          <w:b/>
+          <w:bCs/>
+          <w:sz w:val="21"/>
+          <w:szCs w:val="21"/>
+        </w:rPr>
+        <w:t xml:space="preserve">原轉換價</w:t>
+      </w:r>
+      <w:r>
+        <w:rPr>
+          <w:rFonts w:ascii="Microsoft JhengHei" w:cs="Microsoft JhengHei" w:eastAsia="Microsoft JhengHei" w:hAnsi="Microsoft JhengHei"/>
+          <w:sz w:val="21"/>
+          <w:szCs w:val="21"/>
+        </w:rPr>
+        <w:t xml:space="preserve">持續掛單，年化收益隨「現貨價與轉換價之乖離幅度擴大」而遞減。</w:t>
       </w:r>
     </w:p>
     <w:p>
@@ -9696,7 +9732,7 @@
           <w:sz w:val="21"/>
           <w:szCs w:val="21"/>
         </w:rPr>
-        <w:t xml:space="preserve">3. </w:t>
+        <w:t xml:space="preserve">- </w:t>
       </w:r>
       <w:r>
         <w:rPr>
@@ -9706,49 +9742,68 @@
           <w:sz w:val="21"/>
           <w:szCs w:val="21"/>
         </w:rPr>
-        <w:t xml:space="preserve">轉換後之滾動掛單（見 6.4 節）：</w:t>
-      </w:r>
-      <w:r>
-        <w:rPr>
-          <w:rFonts w:ascii="Microsoft JhengHei" w:cs="Microsoft JhengHei" w:eastAsia="Microsoft JhengHei" w:hAnsi="Microsoft JhengHei"/>
-          <w:sz w:val="21"/>
-          <w:szCs w:val="21"/>
-        </w:rPr>
-        <w:t xml:space="preserve"> 作為單一週期觸價後之後續管理選項，惟應同步將 6.4.2 節之三項限制納入內部 SOP 與風險揭露，避免第一線交易人員以「不會虧錢」之簡化說法向財務部或風控委員會報告部位狀態。</w:t>
+        <w:t xml:space="preserve">規則 2「不被轉換」：</w:t>
+      </w:r>
+      <w:r>
+        <w:rPr>
+          <w:rFonts w:ascii="Microsoft JhengHei" w:cs="Microsoft JhengHei" w:eastAsia="Microsoft JhengHei" w:hAnsi="Microsoft JhengHei"/>
+          <w:sz w:val="21"/>
+          <w:szCs w:val="21"/>
+        </w:rPr>
+        <w:t xml:space="preserve"> 每期選擇距現貨 </w:t>
+      </w:r>
+      <w:r>
+        <w:rPr>
+          <w:rFonts w:ascii="Microsoft JhengHei" w:cs="Microsoft JhengHei" w:eastAsia="Microsoft JhengHei" w:hAnsi="Microsoft JhengHei"/>
+          <w:b/>
+          <w:bCs/>
+          <w:sz w:val="21"/>
+          <w:szCs w:val="21"/>
+        </w:rPr>
+        <w:t xml:space="preserve">-1.5%~-3%</w:t>
+      </w:r>
+      <w:r>
+        <w:rPr>
+          <w:rFonts w:ascii="Microsoft JhengHei" w:cs="Microsoft JhengHei" w:eastAsia="Microsoft JhengHei" w:hAnsi="Microsoft JhengHei"/>
+          <w:sz w:val="21"/>
+          <w:szCs w:val="21"/>
+        </w:rPr>
+        <w:t xml:space="preserve">（價外）之行使價，年化收益落於 </w:t>
+      </w:r>
+      <w:r>
+        <w:rPr>
+          <w:rFonts w:ascii="Microsoft JhengHei" w:cs="Microsoft JhengHei" w:eastAsia="Microsoft JhengHei" w:hAnsi="Microsoft JhengHei"/>
+          <w:b/>
+          <w:bCs/>
+          <w:sz w:val="21"/>
+          <w:szCs w:val="21"/>
+        </w:rPr>
+        <w:t xml:space="preserve">20%–50%</w:t>
+      </w:r>
+      <w:r>
+        <w:rPr>
+          <w:rFonts w:ascii="Microsoft JhengHei" w:cs="Microsoft JhengHei" w:eastAsia="Microsoft JhengHei" w:hAnsi="Microsoft JhengHei"/>
+          <w:sz w:val="21"/>
+          <w:szCs w:val="21"/>
+        </w:rPr>
+        <w:t xml:space="preserve">；若期間內仍發生轉換（現貨波動幅度超出緩衝區間），轉換後同樣適用與規則 1 相同之滾動掛單機制。</w:t>
       </w:r>
     </w:p>
     <w:p>
       <w:pPr>
-        <w:pStyle w:val="Heading2"/>
-        <w:spacing w:after="140" w:before="300"/>
+        <w:pStyle w:val="Heading4"/>
+        <w:spacing w:after="100" w:before="180"/>
       </w:pPr>
       <w:r>
         <w:rPr>
           <w:rFonts w:ascii="Microsoft JhengHei" w:cs="Microsoft JhengHei" w:eastAsia="Microsoft JhengHei" w:hAnsi="Microsoft JhengHei"/>
           <w:b/>
           <w:bCs/>
-          <w:color w:val="1F3864"/>
-          <w:sz w:val="25"/>
-          <w:szCs w:val="25"/>
-        </w:rPr>
-        <w:t xml:space="preserve">7. Binance 雙幣投資（Dual Investment）深度剖析</w:t>
-      </w:r>
-    </w:p>
-    <w:p>
-      <w:pPr>
-        <w:pStyle w:val="Heading3"/>
-        <w:spacing w:after="120" w:before="220"/>
-      </w:pPr>
-      <w:r>
-        <w:rPr>
-          <w:rFonts w:ascii="Microsoft JhengHei" w:cs="Microsoft JhengHei" w:eastAsia="Microsoft JhengHei" w:hAnsi="Microsoft JhengHei"/>
-          <w:b/>
-          <w:bCs/>
-          <w:color w:val="2E5395"/>
-          <w:sz w:val="22"/>
-          <w:szCs w:val="22"/>
-        </w:rPr>
-        <w:t xml:space="preserve">7.1 產品架構與 OKX 之異同</w:t>
+          <w:color w:val="44546A"/>
+          <w:sz w:val="21"/>
+          <w:szCs w:val="21"/>
+        </w:rPr>
+        <w:t xml:space="preserve">6.5.1 模型假設（均經即時市場數據校準，檢索日：2026 年 9 月）</w:t>
       </w:r>
     </w:p>
     <w:tbl>
@@ -9800,6 +9855,3759 @@
                 <w:sz w:val="19"/>
                 <w:szCs w:val="19"/>
               </w:rPr>
+              <w:t xml:space="preserve">假設項目</w:t>
+            </w:r>
+          </w:p>
+        </w:tc>
+        <w:tc>
+          <w:tcPr>
+            <w:tcW w:type="dxa" w:w="3116"/>
+            <w:tcBorders>
+              <w:top w:val="single" w:color="9DB3C8" w:sz="4"/>
+              <w:left w:val="single" w:color="9DB3C8" w:sz="4"/>
+              <w:bottom w:val="single" w:color="9DB3C8" w:sz="4"/>
+              <w:right w:val="single" w:color="9DB3C8" w:sz="4"/>
+            </w:tcBorders>
+            <w:shd w:fill="1F3864" w:val="clear"/>
+            <w:tcMar>
+              <w:top w:type="dxa" w:w="80"/>
+              <w:left w:type="dxa" w:w="100"/>
+              <w:bottom w:type="dxa" w:w="80"/>
+              <w:right w:type="dxa" w:w="100"/>
+            </w:tcMar>
+            <w:vAlign w:val="center"/>
+          </w:tcPr>
+          <w:p>
+            <w:r>
+              <w:rPr>
+                <w:rFonts w:ascii="Microsoft JhengHei" w:cs="Microsoft JhengHei" w:eastAsia="Microsoft JhengHei" w:hAnsi="Microsoft JhengHei"/>
+                <w:b/>
+                <w:bCs/>
+                <w:color w:val="FFFFFF"/>
+                <w:sz w:val="19"/>
+                <w:szCs w:val="19"/>
+              </w:rPr>
+              <w:t xml:space="preserve">數值</w:t>
+            </w:r>
+          </w:p>
+        </w:tc>
+        <w:tc>
+          <w:tcPr>
+            <w:tcW w:type="dxa" w:w="3118"/>
+            <w:tcBorders>
+              <w:top w:val="single" w:color="9DB3C8" w:sz="4"/>
+              <w:left w:val="single" w:color="9DB3C8" w:sz="4"/>
+              <w:bottom w:val="single" w:color="9DB3C8" w:sz="4"/>
+              <w:right w:val="single" w:color="9DB3C8" w:sz="4"/>
+            </w:tcBorders>
+            <w:shd w:fill="1F3864" w:val="clear"/>
+            <w:tcMar>
+              <w:top w:type="dxa" w:w="80"/>
+              <w:left w:type="dxa" w:w="100"/>
+              <w:bottom w:type="dxa" w:w="80"/>
+              <w:right w:type="dxa" w:w="100"/>
+            </w:tcMar>
+            <w:vAlign w:val="center"/>
+          </w:tcPr>
+          <w:p>
+            <w:r>
+              <w:rPr>
+                <w:rFonts w:ascii="Microsoft JhengHei" w:cs="Microsoft JhengHei" w:eastAsia="Microsoft JhengHei" w:hAnsi="Microsoft JhengHei"/>
+                <w:b/>
+                <w:bCs/>
+                <w:color w:val="FFFFFF"/>
+                <w:sz w:val="19"/>
+                <w:szCs w:val="19"/>
+              </w:rPr>
+              <w:t xml:space="preserve">依據</w:t>
+            </w:r>
+          </w:p>
+        </w:tc>
+      </w:tr>
+      <w:tr>
+        <w:tc>
+          <w:tcPr>
+            <w:tcW w:type="dxa" w:w="3116"/>
+            <w:tcBorders>
+              <w:top w:val="single" w:color="9DB3C8" w:sz="4"/>
+              <w:left w:val="single" w:color="9DB3C8" w:sz="4"/>
+              <w:bottom w:val="single" w:color="9DB3C8" w:sz="4"/>
+              <w:right w:val="single" w:color="9DB3C8" w:sz="4"/>
+            </w:tcBorders>
+            <w:tcMar>
+              <w:top w:type="dxa" w:w="80"/>
+              <w:left w:type="dxa" w:w="100"/>
+              <w:bottom w:type="dxa" w:w="80"/>
+              <w:right w:type="dxa" w:w="100"/>
+            </w:tcMar>
+            <w:vAlign w:val="center"/>
+          </w:tcPr>
+          <w:p>
+            <w:pPr>
+              <w:spacing w:line="264"/>
+            </w:pPr>
+            <w:r>
+              <w:rPr>
+                <w:rFonts w:ascii="Microsoft JhengHei" w:cs="Microsoft JhengHei" w:eastAsia="Microsoft JhengHei" w:hAnsi="Microsoft JhengHei"/>
+                <w:sz w:val="18"/>
+                <w:szCs w:val="18"/>
+              </w:rPr>
+              <w:t xml:space="preserve">BTC 現貨價</w:t>
+            </w:r>
+          </w:p>
+        </w:tc>
+        <w:tc>
+          <w:tcPr>
+            <w:tcW w:type="dxa" w:w="3116"/>
+            <w:tcBorders>
+              <w:top w:val="single" w:color="9DB3C8" w:sz="4"/>
+              <w:left w:val="single" w:color="9DB3C8" w:sz="4"/>
+              <w:bottom w:val="single" w:color="9DB3C8" w:sz="4"/>
+              <w:right w:val="single" w:color="9DB3C8" w:sz="4"/>
+            </w:tcBorders>
+            <w:tcMar>
+              <w:top w:type="dxa" w:w="80"/>
+              <w:left w:type="dxa" w:w="100"/>
+              <w:bottom w:type="dxa" w:w="80"/>
+              <w:right w:type="dxa" w:w="100"/>
+            </w:tcMar>
+            <w:vAlign w:val="center"/>
+          </w:tcPr>
+          <w:p>
+            <w:pPr>
+              <w:spacing w:line="264"/>
+            </w:pPr>
+            <w:r>
+              <w:rPr>
+                <w:rFonts w:ascii="Microsoft JhengHei" w:cs="Microsoft JhengHei" w:eastAsia="Microsoft JhengHei" w:hAnsi="Microsoft JhengHei"/>
+                <w:sz w:val="18"/>
+                <w:szCs w:val="18"/>
+              </w:rPr>
+              <w:t xml:space="preserve">$77,000</w:t>
+            </w:r>
+          </w:p>
+        </w:tc>
+        <w:tc>
+          <w:tcPr>
+            <w:tcW w:type="dxa" w:w="3118"/>
+            <w:tcBorders>
+              <w:top w:val="single" w:color="9DB3C8" w:sz="4"/>
+              <w:left w:val="single" w:color="9DB3C8" w:sz="4"/>
+              <w:bottom w:val="single" w:color="9DB3C8" w:sz="4"/>
+              <w:right w:val="single" w:color="9DB3C8" w:sz="4"/>
+            </w:tcBorders>
+            <w:tcMar>
+              <w:top w:type="dxa" w:w="80"/>
+              <w:left w:type="dxa" w:w="100"/>
+              <w:bottom w:type="dxa" w:w="80"/>
+              <w:right w:type="dxa" w:w="100"/>
+            </w:tcMar>
+            <w:vAlign w:val="center"/>
+          </w:tcPr>
+          <w:p>
+            <w:pPr>
+              <w:spacing w:line="264"/>
+            </w:pPr>
+            <w:r>
+              <w:rPr>
+                <w:rFonts w:ascii="Microsoft JhengHei" w:cs="Microsoft JhengHei" w:eastAsia="Microsoft JhengHei" w:hAnsi="Microsoft JhengHei"/>
+                <w:sz w:val="18"/>
+                <w:szCs w:val="18"/>
+              </w:rPr>
+              <w:t xml:space="preserve">2026 年 9 月初市場報價</w:t>
+            </w:r>
+          </w:p>
+        </w:tc>
+      </w:tr>
+      <w:tr>
+        <w:tc>
+          <w:tcPr>
+            <w:tcW w:type="dxa" w:w="3116"/>
+            <w:tcBorders>
+              <w:top w:val="single" w:color="9DB3C8" w:sz="4"/>
+              <w:left w:val="single" w:color="9DB3C8" w:sz="4"/>
+              <w:bottom w:val="single" w:color="9DB3C8" w:sz="4"/>
+              <w:right w:val="single" w:color="9DB3C8" w:sz="4"/>
+            </w:tcBorders>
+            <w:tcMar>
+              <w:top w:type="dxa" w:w="80"/>
+              <w:left w:type="dxa" w:w="100"/>
+              <w:bottom w:type="dxa" w:w="80"/>
+              <w:right w:type="dxa" w:w="100"/>
+            </w:tcMar>
+            <w:vAlign w:val="center"/>
+          </w:tcPr>
+          <w:p>
+            <w:pPr>
+              <w:spacing w:line="264"/>
+            </w:pPr>
+            <w:r>
+              <w:rPr>
+                <w:rFonts w:ascii="Microsoft JhengHei" w:cs="Microsoft JhengHei" w:eastAsia="Microsoft JhengHei" w:hAnsi="Microsoft JhengHei"/>
+                <w:sz w:val="18"/>
+                <w:szCs w:val="18"/>
+              </w:rPr>
+              <w:t xml:space="preserve">年化波動率（基準情境）</w:t>
+            </w:r>
+          </w:p>
+        </w:tc>
+        <w:tc>
+          <w:tcPr>
+            <w:tcW w:type="dxa" w:w="3116"/>
+            <w:tcBorders>
+              <w:top w:val="single" w:color="9DB3C8" w:sz="4"/>
+              <w:left w:val="single" w:color="9DB3C8" w:sz="4"/>
+              <w:bottom w:val="single" w:color="9DB3C8" w:sz="4"/>
+              <w:right w:val="single" w:color="9DB3C8" w:sz="4"/>
+            </w:tcBorders>
+            <w:tcMar>
+              <w:top w:type="dxa" w:w="80"/>
+              <w:left w:type="dxa" w:w="100"/>
+              <w:bottom w:type="dxa" w:w="80"/>
+              <w:right w:type="dxa" w:w="100"/>
+            </w:tcMar>
+            <w:vAlign w:val="center"/>
+          </w:tcPr>
+          <w:p>
+            <w:pPr>
+              <w:spacing w:line="264"/>
+            </w:pPr>
+            <w:r>
+              <w:rPr>
+                <w:rFonts w:ascii="Microsoft JhengHei" w:cs="Microsoft JhengHei" w:eastAsia="Microsoft JhengHei" w:hAnsi="Microsoft JhengHei"/>
+                <w:sz w:val="18"/>
+                <w:szCs w:val="18"/>
+              </w:rPr>
+              <w:t xml:space="preserve">55%</w:t>
+            </w:r>
+          </w:p>
+        </w:tc>
+        <w:tc>
+          <w:tcPr>
+            <w:tcW w:type="dxa" w:w="3118"/>
+            <w:tcBorders>
+              <w:top w:val="single" w:color="9DB3C8" w:sz="4"/>
+              <w:left w:val="single" w:color="9DB3C8" w:sz="4"/>
+              <w:bottom w:val="single" w:color="9DB3C8" w:sz="4"/>
+              <w:right w:val="single" w:color="9DB3C8" w:sz="4"/>
+            </w:tcBorders>
+            <w:tcMar>
+              <w:top w:type="dxa" w:w="80"/>
+              <w:left w:type="dxa" w:w="100"/>
+              <w:bottom w:type="dxa" w:w="80"/>
+              <w:right w:type="dxa" w:w="100"/>
+            </w:tcMar>
+            <w:vAlign w:val="center"/>
+          </w:tcPr>
+          <w:p>
+            <w:pPr>
+              <w:spacing w:line="264"/>
+            </w:pPr>
+            <w:r>
+              <w:rPr>
+                <w:rFonts w:ascii="Microsoft JhengHei" w:cs="Microsoft JhengHei" w:eastAsia="Microsoft JhengHei" w:hAnsi="Microsoft JhengHei"/>
+                <w:sz w:val="18"/>
+                <w:szCs w:val="18"/>
+              </w:rPr>
+              <w:t xml:space="preserve">Deribit BTC 波動率指數（DVOL）官方揭露之「正常區間」50%–65% 之中位數</w:t>
+            </w:r>
+          </w:p>
+        </w:tc>
+      </w:tr>
+      <w:tr>
+        <w:tc>
+          <w:tcPr>
+            <w:tcW w:type="dxa" w:w="3116"/>
+            <w:tcBorders>
+              <w:top w:val="single" w:color="9DB3C8" w:sz="4"/>
+              <w:left w:val="single" w:color="9DB3C8" w:sz="4"/>
+              <w:bottom w:val="single" w:color="9DB3C8" w:sz="4"/>
+              <w:right w:val="single" w:color="9DB3C8" w:sz="4"/>
+            </w:tcBorders>
+            <w:tcMar>
+              <w:top w:type="dxa" w:w="80"/>
+              <w:left w:type="dxa" w:w="100"/>
+              <w:bottom w:type="dxa" w:w="80"/>
+              <w:right w:type="dxa" w:w="100"/>
+            </w:tcMar>
+            <w:vAlign w:val="center"/>
+          </w:tcPr>
+          <w:p>
+            <w:pPr>
+              <w:spacing w:line="264"/>
+            </w:pPr>
+            <w:r>
+              <w:rPr>
+                <w:rFonts w:ascii="Microsoft JhengHei" w:cs="Microsoft JhengHei" w:eastAsia="Microsoft JhengHei" w:hAnsi="Microsoft JhengHei"/>
+                <w:sz w:val="18"/>
+                <w:szCs w:val="18"/>
+              </w:rPr>
+              <w:t xml:space="preserve">年化波動率（敏感度情境）</w:t>
+            </w:r>
+          </w:p>
+        </w:tc>
+        <w:tc>
+          <w:tcPr>
+            <w:tcW w:type="dxa" w:w="3116"/>
+            <w:tcBorders>
+              <w:top w:val="single" w:color="9DB3C8" w:sz="4"/>
+              <w:left w:val="single" w:color="9DB3C8" w:sz="4"/>
+              <w:bottom w:val="single" w:color="9DB3C8" w:sz="4"/>
+              <w:right w:val="single" w:color="9DB3C8" w:sz="4"/>
+            </w:tcBorders>
+            <w:tcMar>
+              <w:top w:type="dxa" w:w="80"/>
+              <w:left w:type="dxa" w:w="100"/>
+              <w:bottom w:type="dxa" w:w="80"/>
+              <w:right w:type="dxa" w:w="100"/>
+            </w:tcMar>
+            <w:vAlign w:val="center"/>
+          </w:tcPr>
+          <w:p>
+            <w:pPr>
+              <w:spacing w:line="264"/>
+            </w:pPr>
+            <w:r>
+              <w:rPr>
+                <w:rFonts w:ascii="Microsoft JhengHei" w:cs="Microsoft JhengHei" w:eastAsia="Microsoft JhengHei" w:hAnsi="Microsoft JhengHei"/>
+                <w:sz w:val="18"/>
+                <w:szCs w:val="18"/>
+              </w:rPr>
+              <w:t xml:space="preserve">36%（低波動）／80%（高波動）</w:t>
+            </w:r>
+          </w:p>
+        </w:tc>
+        <w:tc>
+          <w:tcPr>
+            <w:tcW w:type="dxa" w:w="3118"/>
+            <w:tcBorders>
+              <w:top w:val="single" w:color="9DB3C8" w:sz="4"/>
+              <w:left w:val="single" w:color="9DB3C8" w:sz="4"/>
+              <w:bottom w:val="single" w:color="9DB3C8" w:sz="4"/>
+              <w:right w:val="single" w:color="9DB3C8" w:sz="4"/>
+            </w:tcBorders>
+            <w:tcMar>
+              <w:top w:type="dxa" w:w="80"/>
+              <w:left w:type="dxa" w:w="100"/>
+              <w:bottom w:type="dxa" w:w="80"/>
+              <w:right w:type="dxa" w:w="100"/>
+            </w:tcMar>
+            <w:vAlign w:val="center"/>
+          </w:tcPr>
+          <w:p>
+            <w:pPr>
+              <w:spacing w:line="264"/>
+            </w:pPr>
+            <w:r>
+              <w:rPr>
+                <w:rFonts w:ascii="Microsoft JhengHei" w:cs="Microsoft JhengHei" w:eastAsia="Microsoft JhengHei" w:hAnsi="Microsoft JhengHei"/>
+                <w:sz w:val="18"/>
+                <w:szCs w:val="18"/>
+              </w:rPr>
+              <w:t xml:space="preserve">DVOL 歷史觀察區間：2026 年 5 月低點 36.11%；2026 年 2 月恐慌事件曾逼近 100%</w:t>
+            </w:r>
+          </w:p>
+        </w:tc>
+      </w:tr>
+      <w:tr>
+        <w:tc>
+          <w:tcPr>
+            <w:tcW w:type="dxa" w:w="3116"/>
+            <w:tcBorders>
+              <w:top w:val="single" w:color="9DB3C8" w:sz="4"/>
+              <w:left w:val="single" w:color="9DB3C8" w:sz="4"/>
+              <w:bottom w:val="single" w:color="9DB3C8" w:sz="4"/>
+              <w:right w:val="single" w:color="9DB3C8" w:sz="4"/>
+            </w:tcBorders>
+            <w:tcMar>
+              <w:top w:type="dxa" w:w="80"/>
+              <w:left w:type="dxa" w:w="100"/>
+              <w:bottom w:type="dxa" w:w="80"/>
+              <w:right w:type="dxa" w:w="100"/>
+            </w:tcMar>
+            <w:vAlign w:val="center"/>
+          </w:tcPr>
+          <w:p>
+            <w:pPr>
+              <w:spacing w:line="264"/>
+            </w:pPr>
+            <w:r>
+              <w:rPr>
+                <w:rFonts w:ascii="Microsoft JhengHei" w:cs="Microsoft JhengHei" w:eastAsia="Microsoft JhengHei" w:hAnsi="Microsoft JhengHei"/>
+                <w:sz w:val="18"/>
+                <w:szCs w:val="18"/>
+              </w:rPr>
+              <w:t xml:space="preserve">天期（每期）</w:t>
+            </w:r>
+          </w:p>
+        </w:tc>
+        <w:tc>
+          <w:tcPr>
+            <w:tcW w:type="dxa" w:w="3116"/>
+            <w:tcBorders>
+              <w:top w:val="single" w:color="9DB3C8" w:sz="4"/>
+              <w:left w:val="single" w:color="9DB3C8" w:sz="4"/>
+              <w:bottom w:val="single" w:color="9DB3C8" w:sz="4"/>
+              <w:right w:val="single" w:color="9DB3C8" w:sz="4"/>
+            </w:tcBorders>
+            <w:tcMar>
+              <w:top w:type="dxa" w:w="80"/>
+              <w:left w:type="dxa" w:w="100"/>
+              <w:bottom w:type="dxa" w:w="80"/>
+              <w:right w:type="dxa" w:w="100"/>
+            </w:tcMar>
+            <w:vAlign w:val="center"/>
+          </w:tcPr>
+          <w:p>
+            <w:pPr>
+              <w:spacing w:line="264"/>
+            </w:pPr>
+            <w:r>
+              <w:rPr>
+                <w:rFonts w:ascii="Microsoft JhengHei" w:cs="Microsoft JhengHei" w:eastAsia="Microsoft JhengHei" w:hAnsi="Microsoft JhengHei"/>
+                <w:sz w:val="18"/>
+                <w:szCs w:val="18"/>
+              </w:rPr>
+              <w:t xml:space="preserve">7 天（全年約 52 期）</w:t>
+            </w:r>
+          </w:p>
+        </w:tc>
+        <w:tc>
+          <w:tcPr>
+            <w:tcW w:type="dxa" w:w="3118"/>
+            <w:tcBorders>
+              <w:top w:val="single" w:color="9DB3C8" w:sz="4"/>
+              <w:left w:val="single" w:color="9DB3C8" w:sz="4"/>
+              <w:bottom w:val="single" w:color="9DB3C8" w:sz="4"/>
+              <w:right w:val="single" w:color="9DB3C8" w:sz="4"/>
+            </w:tcBorders>
+            <w:tcMar>
+              <w:top w:type="dxa" w:w="80"/>
+              <w:left w:type="dxa" w:w="100"/>
+              <w:bottom w:type="dxa" w:w="80"/>
+              <w:right w:type="dxa" w:w="100"/>
+            </w:tcMar>
+            <w:vAlign w:val="center"/>
+          </w:tcPr>
+          <w:p>
+            <w:pPr>
+              <w:spacing w:line="264"/>
+            </w:pPr>
+            <w:r>
+              <w:rPr>
+                <w:rFonts w:ascii="Microsoft JhengHei" w:cs="Microsoft JhengHei" w:eastAsia="Microsoft JhengHei" w:hAnsi="Microsoft JhengHei"/>
+                <w:sz w:val="18"/>
+                <w:szCs w:val="18"/>
+              </w:rPr>
+              <w:t xml:space="preserve">OKX 官方揭露雙幣理財天期主要落於 7 天以內（另提供 2 天等更短天期）</w:t>
+            </w:r>
+          </w:p>
+        </w:tc>
+      </w:tr>
+      <w:tr>
+        <w:tc>
+          <w:tcPr>
+            <w:tcW w:type="dxa" w:w="3116"/>
+            <w:tcBorders>
+              <w:top w:val="single" w:color="9DB3C8" w:sz="4"/>
+              <w:left w:val="single" w:color="9DB3C8" w:sz="4"/>
+              <w:bottom w:val="single" w:color="9DB3C8" w:sz="4"/>
+              <w:right w:val="single" w:color="9DB3C8" w:sz="4"/>
+            </w:tcBorders>
+            <w:tcMar>
+              <w:top w:type="dxa" w:w="80"/>
+              <w:left w:type="dxa" w:w="100"/>
+              <w:bottom w:type="dxa" w:w="80"/>
+              <w:right w:type="dxa" w:w="100"/>
+            </w:tcMar>
+            <w:vAlign w:val="center"/>
+          </w:tcPr>
+          <w:p>
+            <w:pPr>
+              <w:spacing w:line="264"/>
+            </w:pPr>
+            <w:r>
+              <w:rPr>
+                <w:rFonts w:ascii="Microsoft JhengHei" w:cs="Microsoft JhengHei" w:eastAsia="Microsoft JhengHei" w:hAnsi="Microsoft JhengHei"/>
+                <w:sz w:val="18"/>
+                <w:szCs w:val="18"/>
+              </w:rPr>
+              <w:t xml:space="preserve">價格路徑模型</w:t>
+            </w:r>
+          </w:p>
+        </w:tc>
+        <w:tc>
+          <w:tcPr>
+            <w:tcW w:type="dxa" w:w="3116"/>
+            <w:tcBorders>
+              <w:top w:val="single" w:color="9DB3C8" w:sz="4"/>
+              <w:left w:val="single" w:color="9DB3C8" w:sz="4"/>
+              <w:bottom w:val="single" w:color="9DB3C8" w:sz="4"/>
+              <w:right w:val="single" w:color="9DB3C8" w:sz="4"/>
+            </w:tcBorders>
+            <w:tcMar>
+              <w:top w:type="dxa" w:w="80"/>
+              <w:left w:type="dxa" w:w="100"/>
+              <w:bottom w:type="dxa" w:w="80"/>
+              <w:right w:type="dxa" w:w="100"/>
+            </w:tcMar>
+            <w:vAlign w:val="center"/>
+          </w:tcPr>
+          <w:p>
+            <w:pPr>
+              <w:spacing w:line="264"/>
+            </w:pPr>
+            <w:r>
+              <w:rPr>
+                <w:rFonts w:ascii="Microsoft JhengHei" w:cs="Microsoft JhengHei" w:eastAsia="Microsoft JhengHei" w:hAnsi="Microsoft JhengHei"/>
+                <w:sz w:val="18"/>
+                <w:szCs w:val="18"/>
+              </w:rPr>
+              <w:t xml:space="preserve">幾何布朗運動（GBM），</w:t>
+            </w:r>
+            <w:r>
+              <w:rPr>
+                <w:rFonts w:ascii="Microsoft JhengHei" w:cs="Microsoft JhengHei" w:eastAsia="Microsoft JhengHei" w:hAnsi="Microsoft JhengHei"/>
+                <w:b/>
+                <w:bCs/>
+                <w:sz w:val="18"/>
+                <w:szCs w:val="18"/>
+              </w:rPr>
+              <w:t xml:space="preserve">基準情境採零漂移</w:t>
+            </w:r>
+            <w:r>
+              <w:rPr>
+                <w:rFonts w:ascii="Microsoft JhengHei" w:cs="Microsoft JhengHei" w:eastAsia="Microsoft JhengHei" w:hAnsi="Microsoft JhengHei"/>
+                <w:sz w:val="18"/>
+                <w:szCs w:val="18"/>
+              </w:rPr>
+              <w:t xml:space="preserve">（不預設 BTC 未來漲跌方向）</w:t>
+            </w:r>
+          </w:p>
+        </w:tc>
+        <w:tc>
+          <w:tcPr>
+            <w:tcW w:type="dxa" w:w="3118"/>
+            <w:tcBorders>
+              <w:top w:val="single" w:color="9DB3C8" w:sz="4"/>
+              <w:left w:val="single" w:color="9DB3C8" w:sz="4"/>
+              <w:bottom w:val="single" w:color="9DB3C8" w:sz="4"/>
+              <w:right w:val="single" w:color="9DB3C8" w:sz="4"/>
+            </w:tcBorders>
+            <w:tcMar>
+              <w:top w:type="dxa" w:w="80"/>
+              <w:left w:type="dxa" w:w="100"/>
+              <w:bottom w:type="dxa" w:w="80"/>
+              <w:right w:type="dxa" w:w="100"/>
+            </w:tcMar>
+            <w:vAlign w:val="center"/>
+          </w:tcPr>
+          <w:p>
+            <w:pPr>
+              <w:spacing w:line="264"/>
+            </w:pPr>
+            <w:r>
+              <w:rPr>
+                <w:rFonts w:ascii="Microsoft JhengHei" w:cs="Microsoft JhengHei" w:eastAsia="Microsoft JhengHei" w:hAnsi="Microsoft JhengHei"/>
+                <w:sz w:val="18"/>
+                <w:szCs w:val="18"/>
+              </w:rPr>
+              <w:t xml:space="preserve">維持本報告客觀中立原則，不對市場方向下判斷；另附 ±30%/年漂移之方向性敏感度</w:t>
+            </w:r>
+          </w:p>
+        </w:tc>
+      </w:tr>
+      <w:tr>
+        <w:tc>
+          <w:tcPr>
+            <w:tcW w:type="dxa" w:w="3116"/>
+            <w:tcBorders>
+              <w:top w:val="single" w:color="9DB3C8" w:sz="4"/>
+              <w:left w:val="single" w:color="9DB3C8" w:sz="4"/>
+              <w:bottom w:val="single" w:color="9DB3C8" w:sz="4"/>
+              <w:right w:val="single" w:color="9DB3C8" w:sz="4"/>
+            </w:tcBorders>
+            <w:tcMar>
+              <w:top w:type="dxa" w:w="80"/>
+              <w:left w:type="dxa" w:w="100"/>
+              <w:bottom w:type="dxa" w:w="80"/>
+              <w:right w:type="dxa" w:w="100"/>
+            </w:tcMar>
+            <w:vAlign w:val="center"/>
+          </w:tcPr>
+          <w:p>
+            <w:pPr>
+              <w:spacing w:line="264"/>
+            </w:pPr>
+            <w:r>
+              <w:rPr>
+                <w:rFonts w:ascii="Microsoft JhengHei" w:cs="Microsoft JhengHei" w:eastAsia="Microsoft JhengHei" w:hAnsi="Microsoft JhengHei"/>
+                <w:sz w:val="18"/>
+                <w:szCs w:val="18"/>
+              </w:rPr>
+              <w:t xml:space="preserve">權利金衰減公式</w:t>
+            </w:r>
+          </w:p>
+        </w:tc>
+        <w:tc>
+          <w:tcPr>
+            <w:tcW w:type="dxa" w:w="3116"/>
+            <w:tcBorders>
+              <w:top w:val="single" w:color="9DB3C8" w:sz="4"/>
+              <w:left w:val="single" w:color="9DB3C8" w:sz="4"/>
+              <w:bottom w:val="single" w:color="9DB3C8" w:sz="4"/>
+              <w:right w:val="single" w:color="9DB3C8" w:sz="4"/>
+            </w:tcBorders>
+            <w:tcMar>
+              <w:top w:type="dxa" w:w="80"/>
+              <w:left w:type="dxa" w:w="100"/>
+              <w:bottom w:type="dxa" w:w="80"/>
+              <w:right w:type="dxa" w:w="100"/>
+            </w:tcMar>
+            <w:vAlign w:val="center"/>
+          </w:tcPr>
+          <w:p>
+            <w:pPr>
+              <w:spacing w:line="264"/>
+            </w:pPr>
+            <w:r>
+              <w:rPr>
+                <w:rFonts w:ascii="Microsoft JhengHei" w:cs="Microsoft JhengHei" w:eastAsia="Microsoft JhengHei" w:hAnsi="Microsoft JhengHei"/>
+                <w:sz w:val="18"/>
+                <w:szCs w:val="18"/>
+              </w:rPr>
+              <w:t xml:space="preserve">rate(乖離%) = 100% × exp(−0.4666 × 乖離%)</w:t>
+            </w:r>
+          </w:p>
+        </w:tc>
+        <w:tc>
+          <w:tcPr>
+            <w:tcW w:type="dxa" w:w="3118"/>
+            <w:tcBorders>
+              <w:top w:val="single" w:color="9DB3C8" w:sz="4"/>
+              <w:left w:val="single" w:color="9DB3C8" w:sz="4"/>
+              <w:bottom w:val="single" w:color="9DB3C8" w:sz="4"/>
+              <w:right w:val="single" w:color="9DB3C8" w:sz="4"/>
+            </w:tcBorders>
+            <w:tcMar>
+              <w:top w:type="dxa" w:w="80"/>
+              <w:left w:type="dxa" w:w="100"/>
+              <w:bottom w:type="dxa" w:w="80"/>
+              <w:right w:type="dxa" w:w="100"/>
+            </w:tcMar>
+            <w:vAlign w:val="center"/>
+          </w:tcPr>
+          <w:p>
+            <w:pPr>
+              <w:spacing w:line="264"/>
+            </w:pPr>
+            <w:r>
+              <w:rPr>
+                <w:rFonts w:ascii="Microsoft JhengHei" w:cs="Microsoft JhengHei" w:eastAsia="Microsoft JhengHei" w:hAnsi="Microsoft JhengHei"/>
+                <w:sz w:val="18"/>
+                <w:szCs w:val="18"/>
+              </w:rPr>
+              <w:t xml:space="preserve">反推校準：使公式在使用者指定之 -1.5%~-3% 價外區間內，產生 20%–50% 之年化收益（例如乖離 1.5% → 49.7%；乖離 2.25% → 35.0%；乖離 3% → 24.7%），gap=0%（ATM）時之上緣校準為 100%（與 Binance 官方揭露上限 138% 同一量級）</w:t>
+            </w:r>
+          </w:p>
+        </w:tc>
+      </w:tr>
+      <w:tr>
+        <w:tc>
+          <w:tcPr>
+            <w:tcW w:type="dxa" w:w="3116"/>
+            <w:tcBorders>
+              <w:top w:val="single" w:color="9DB3C8" w:sz="4"/>
+              <w:left w:val="single" w:color="9DB3C8" w:sz="4"/>
+              <w:bottom w:val="single" w:color="9DB3C8" w:sz="4"/>
+              <w:right w:val="single" w:color="9DB3C8" w:sz="4"/>
+            </w:tcBorders>
+            <w:tcMar>
+              <w:top w:type="dxa" w:w="80"/>
+              <w:left w:type="dxa" w:w="100"/>
+              <w:bottom w:type="dxa" w:w="80"/>
+              <w:right w:type="dxa" w:w="100"/>
+            </w:tcMar>
+            <w:vAlign w:val="center"/>
+          </w:tcPr>
+          <w:p>
+            <w:pPr>
+              <w:spacing w:line="264"/>
+            </w:pPr>
+            <w:r>
+              <w:rPr>
+                <w:rFonts w:ascii="Microsoft JhengHei" w:cs="Microsoft JhengHei" w:eastAsia="Microsoft JhengHei" w:hAnsi="Microsoft JhengHei"/>
+                <w:sz w:val="18"/>
+                <w:szCs w:val="18"/>
+              </w:rPr>
+              <w:t xml:space="preserve">模擬路徑數</w:t>
+            </w:r>
+          </w:p>
+        </w:tc>
+        <w:tc>
+          <w:tcPr>
+            <w:tcW w:type="dxa" w:w="3116"/>
+            <w:tcBorders>
+              <w:top w:val="single" w:color="9DB3C8" w:sz="4"/>
+              <w:left w:val="single" w:color="9DB3C8" w:sz="4"/>
+              <w:bottom w:val="single" w:color="9DB3C8" w:sz="4"/>
+              <w:right w:val="single" w:color="9DB3C8" w:sz="4"/>
+            </w:tcBorders>
+            <w:tcMar>
+              <w:top w:type="dxa" w:w="80"/>
+              <w:left w:type="dxa" w:w="100"/>
+              <w:bottom w:type="dxa" w:w="80"/>
+              <w:right w:type="dxa" w:w="100"/>
+            </w:tcMar>
+            <w:vAlign w:val="center"/>
+          </w:tcPr>
+          <w:p>
+            <w:pPr>
+              <w:spacing w:line="264"/>
+            </w:pPr>
+            <w:r>
+              <w:rPr>
+                <w:rFonts w:ascii="Microsoft JhengHei" w:cs="Microsoft JhengHei" w:eastAsia="Microsoft JhengHei" w:hAnsi="Microsoft JhengHei"/>
+                <w:sz w:val="18"/>
+                <w:szCs w:val="18"/>
+              </w:rPr>
+              <w:t xml:space="preserve">20,000 條（基準情境）／8,000 條（各敏感度情境）</w:t>
+            </w:r>
+          </w:p>
+        </w:tc>
+        <w:tc>
+          <w:tcPr>
+            <w:tcW w:type="dxa" w:w="3118"/>
+            <w:tcBorders>
+              <w:top w:val="single" w:color="9DB3C8" w:sz="4"/>
+              <w:left w:val="single" w:color="9DB3C8" w:sz="4"/>
+              <w:bottom w:val="single" w:color="9DB3C8" w:sz="4"/>
+              <w:right w:val="single" w:color="9DB3C8" w:sz="4"/>
+            </w:tcBorders>
+            <w:tcMar>
+              <w:top w:type="dxa" w:w="80"/>
+              <w:left w:type="dxa" w:w="100"/>
+              <w:bottom w:type="dxa" w:w="80"/>
+              <w:right w:type="dxa" w:w="100"/>
+            </w:tcMar>
+            <w:vAlign w:val="center"/>
+          </w:tcPr>
+          <w:p>
+            <w:pPr>
+              <w:spacing w:line="264"/>
+            </w:pPr>
+            <w:r>
+              <w:rPr>
+                <w:rFonts w:ascii="Microsoft JhengHei" w:cs="Microsoft JhengHei" w:eastAsia="Microsoft JhengHei" w:hAnsi="Microsoft JhengHei"/>
+                <w:sz w:val="18"/>
+                <w:szCs w:val="18"/>
+              </w:rPr>
+              <w:t xml:space="preserve">蒙地卡羅法，確保統計結果穩定收斂</w:t>
+            </w:r>
+          </w:p>
+        </w:tc>
+      </w:tr>
+    </w:tbl>
+    <w:p>
+      <w:pPr>
+        <w:spacing w:after="160"/>
+      </w:pPr>
+    </w:p>
+    <w:p>
+      <w:pPr>
+        <w:pStyle w:val="Heading4"/>
+        <w:spacing w:after="100" w:before="180"/>
+      </w:pPr>
+      <w:r>
+        <w:rPr>
+          <w:rFonts w:ascii="Microsoft JhengHei" w:cs="Microsoft JhengHei" w:eastAsia="Microsoft JhengHei" w:hAnsi="Microsoft JhengHei"/>
+          <w:b/>
+          <w:bCs/>
+          <w:color w:val="44546A"/>
+          <w:sz w:val="21"/>
+          <w:szCs w:val="21"/>
+        </w:rPr>
+        <w:t xml:space="preserve">6.5.2 基準情境結果（$1,000,000 本金，年化報酬率分布）</w:t>
+      </w:r>
+    </w:p>
+    <w:tbl>
+      <w:tblPr>
+        <w:tblW w:type="dxa" w:w="9350"/>
+        <w:tblBorders>
+          <w:top w:val="single" w:color="auto" w:sz="4"/>
+          <w:left w:val="single" w:color="auto" w:sz="4"/>
+          <w:bottom w:val="single" w:color="auto" w:sz="4"/>
+          <w:right w:val="single" w:color="auto" w:sz="4"/>
+          <w:insideH w:val="single" w:color="auto" w:sz="4"/>
+          <w:insideV w:val="single" w:color="auto" w:sz="4"/>
+        </w:tblBorders>
+      </w:tblPr>
+      <w:tblGrid>
+        <w:gridCol w:w="3116"/>
+        <w:gridCol w:w="3116"/>
+        <w:gridCol w:w="3118"/>
+      </w:tblGrid>
+      <w:tr>
+        <w:trPr>
+          <w:tblHeader/>
+        </w:trPr>
+        <w:tc>
+          <w:tcPr>
+            <w:tcW w:type="dxa" w:w="3116"/>
+            <w:tcBorders>
+              <w:top w:val="single" w:color="9DB3C8" w:sz="4"/>
+              <w:left w:val="single" w:color="9DB3C8" w:sz="4"/>
+              <w:bottom w:val="single" w:color="9DB3C8" w:sz="4"/>
+              <w:right w:val="single" w:color="9DB3C8" w:sz="4"/>
+            </w:tcBorders>
+            <w:shd w:fill="1F3864" w:val="clear"/>
+            <w:tcMar>
+              <w:top w:type="dxa" w:w="80"/>
+              <w:left w:type="dxa" w:w="100"/>
+              <w:bottom w:type="dxa" w:w="80"/>
+              <w:right w:type="dxa" w:w="100"/>
+            </w:tcMar>
+            <w:vAlign w:val="center"/>
+          </w:tcPr>
+          <w:p>
+            <w:r>
+              <w:rPr>
+                <w:rFonts w:ascii="Microsoft JhengHei" w:cs="Microsoft JhengHei" w:eastAsia="Microsoft JhengHei" w:hAnsi="Microsoft JhengHei"/>
+                <w:b/>
+                <w:bCs/>
+                <w:color w:val="FFFFFF"/>
+                <w:sz w:val="19"/>
+                <w:szCs w:val="19"/>
+              </w:rPr>
+              <w:t xml:space="preserve">統計量</w:t>
+            </w:r>
+          </w:p>
+        </w:tc>
+        <w:tc>
+          <w:tcPr>
+            <w:tcW w:type="dxa" w:w="3116"/>
+            <w:tcBorders>
+              <w:top w:val="single" w:color="9DB3C8" w:sz="4"/>
+              <w:left w:val="single" w:color="9DB3C8" w:sz="4"/>
+              <w:bottom w:val="single" w:color="9DB3C8" w:sz="4"/>
+              <w:right w:val="single" w:color="9DB3C8" w:sz="4"/>
+            </w:tcBorders>
+            <w:shd w:fill="1F3864" w:val="clear"/>
+            <w:tcMar>
+              <w:top w:type="dxa" w:w="80"/>
+              <w:left w:type="dxa" w:w="100"/>
+              <w:bottom w:type="dxa" w:w="80"/>
+              <w:right w:type="dxa" w:w="100"/>
+            </w:tcMar>
+            <w:vAlign w:val="center"/>
+          </w:tcPr>
+          <w:p>
+            <w:r>
+              <w:rPr>
+                <w:rFonts w:ascii="Microsoft JhengHei" w:cs="Microsoft JhengHei" w:eastAsia="Microsoft JhengHei" w:hAnsi="Microsoft JhengHei"/>
+                <w:b/>
+                <w:bCs/>
+                <w:color w:val="FFFFFF"/>
+                <w:sz w:val="19"/>
+                <w:szCs w:val="19"/>
+              </w:rPr>
+              <w:t xml:space="preserve">規則1：最高收益（ATM）</w:t>
+            </w:r>
+          </w:p>
+        </w:tc>
+        <w:tc>
+          <w:tcPr>
+            <w:tcW w:type="dxa" w:w="3118"/>
+            <w:tcBorders>
+              <w:top w:val="single" w:color="9DB3C8" w:sz="4"/>
+              <w:left w:val="single" w:color="9DB3C8" w:sz="4"/>
+              <w:bottom w:val="single" w:color="9DB3C8" w:sz="4"/>
+              <w:right w:val="single" w:color="9DB3C8" w:sz="4"/>
+            </w:tcBorders>
+            <w:shd w:fill="1F3864" w:val="clear"/>
+            <w:tcMar>
+              <w:top w:type="dxa" w:w="80"/>
+              <w:left w:type="dxa" w:w="100"/>
+              <w:bottom w:type="dxa" w:w="80"/>
+              <w:right w:type="dxa" w:w="100"/>
+            </w:tcMar>
+            <w:vAlign w:val="center"/>
+          </w:tcPr>
+          <w:p>
+            <w:r>
+              <w:rPr>
+                <w:rFonts w:ascii="Microsoft JhengHei" w:cs="Microsoft JhengHei" w:eastAsia="Microsoft JhengHei" w:hAnsi="Microsoft JhengHei"/>
+                <w:b/>
+                <w:bCs/>
+                <w:color w:val="FFFFFF"/>
+                <w:sz w:val="19"/>
+                <w:szCs w:val="19"/>
+              </w:rPr>
+              <w:t xml:space="preserve">規則2：不被轉換（OTM緩衝）</w:t>
+            </w:r>
+          </w:p>
+        </w:tc>
+      </w:tr>
+      <w:tr>
+        <w:tc>
+          <w:tcPr>
+            <w:tcW w:type="dxa" w:w="3116"/>
+            <w:tcBorders>
+              <w:top w:val="single" w:color="9DB3C8" w:sz="4"/>
+              <w:left w:val="single" w:color="9DB3C8" w:sz="4"/>
+              <w:bottom w:val="single" w:color="9DB3C8" w:sz="4"/>
+              <w:right w:val="single" w:color="9DB3C8" w:sz="4"/>
+            </w:tcBorders>
+            <w:tcMar>
+              <w:top w:type="dxa" w:w="80"/>
+              <w:left w:type="dxa" w:w="100"/>
+              <w:bottom w:type="dxa" w:w="80"/>
+              <w:right w:type="dxa" w:w="100"/>
+            </w:tcMar>
+            <w:vAlign w:val="center"/>
+          </w:tcPr>
+          <w:p>
+            <w:pPr>
+              <w:spacing w:line="264"/>
+            </w:pPr>
+            <w:r>
+              <w:rPr>
+                <w:rFonts w:ascii="Microsoft JhengHei" w:cs="Microsoft JhengHei" w:eastAsia="Microsoft JhengHei" w:hAnsi="Microsoft JhengHei"/>
+                <w:sz w:val="18"/>
+                <w:szCs w:val="18"/>
+              </w:rPr>
+              <w:t xml:space="preserve">平均年化報酬</w:t>
+            </w:r>
+          </w:p>
+        </w:tc>
+        <w:tc>
+          <w:tcPr>
+            <w:tcW w:type="dxa" w:w="3116"/>
+            <w:tcBorders>
+              <w:top w:val="single" w:color="9DB3C8" w:sz="4"/>
+              <w:left w:val="single" w:color="9DB3C8" w:sz="4"/>
+              <w:bottom w:val="single" w:color="9DB3C8" w:sz="4"/>
+              <w:right w:val="single" w:color="9DB3C8" w:sz="4"/>
+            </w:tcBorders>
+            <w:tcMar>
+              <w:top w:type="dxa" w:w="80"/>
+              <w:left w:type="dxa" w:w="100"/>
+              <w:bottom w:type="dxa" w:w="80"/>
+              <w:right w:type="dxa" w:w="100"/>
+            </w:tcMar>
+            <w:vAlign w:val="center"/>
+          </w:tcPr>
+          <w:p>
+            <w:pPr>
+              <w:spacing w:line="264"/>
+            </w:pPr>
+            <w:r>
+              <w:rPr>
+                <w:rFonts w:ascii="Microsoft JhengHei" w:cs="Microsoft JhengHei" w:eastAsia="Microsoft JhengHei" w:hAnsi="Microsoft JhengHei"/>
+                <w:b/>
+                <w:bCs/>
+                <w:sz w:val="18"/>
+                <w:szCs w:val="18"/>
+              </w:rPr>
+              <w:t xml:space="preserve">-20.22%</w:t>
+            </w:r>
+          </w:p>
+        </w:tc>
+        <w:tc>
+          <w:tcPr>
+            <w:tcW w:type="dxa" w:w="3118"/>
+            <w:tcBorders>
+              <w:top w:val="single" w:color="9DB3C8" w:sz="4"/>
+              <w:left w:val="single" w:color="9DB3C8" w:sz="4"/>
+              <w:bottom w:val="single" w:color="9DB3C8" w:sz="4"/>
+              <w:right w:val="single" w:color="9DB3C8" w:sz="4"/>
+            </w:tcBorders>
+            <w:tcMar>
+              <w:top w:type="dxa" w:w="80"/>
+              <w:left w:type="dxa" w:w="100"/>
+              <w:bottom w:type="dxa" w:w="80"/>
+              <w:right w:type="dxa" w:w="100"/>
+            </w:tcMar>
+            <w:vAlign w:val="center"/>
+          </w:tcPr>
+          <w:p>
+            <w:pPr>
+              <w:spacing w:line="264"/>
+            </w:pPr>
+            <w:r>
+              <w:rPr>
+                <w:rFonts w:ascii="Microsoft JhengHei" w:cs="Microsoft JhengHei" w:eastAsia="Microsoft JhengHei" w:hAnsi="Microsoft JhengHei"/>
+                <w:b/>
+                <w:bCs/>
+                <w:sz w:val="18"/>
+                <w:szCs w:val="18"/>
+              </w:rPr>
+              <w:t xml:space="preserve">-24.10%</w:t>
+            </w:r>
+          </w:p>
+        </w:tc>
+      </w:tr>
+      <w:tr>
+        <w:tc>
+          <w:tcPr>
+            <w:tcW w:type="dxa" w:w="3116"/>
+            <w:tcBorders>
+              <w:top w:val="single" w:color="9DB3C8" w:sz="4"/>
+              <w:left w:val="single" w:color="9DB3C8" w:sz="4"/>
+              <w:bottom w:val="single" w:color="9DB3C8" w:sz="4"/>
+              <w:right w:val="single" w:color="9DB3C8" w:sz="4"/>
+            </w:tcBorders>
+            <w:tcMar>
+              <w:top w:type="dxa" w:w="80"/>
+              <w:left w:type="dxa" w:w="100"/>
+              <w:bottom w:type="dxa" w:w="80"/>
+              <w:right w:type="dxa" w:w="100"/>
+            </w:tcMar>
+            <w:vAlign w:val="center"/>
+          </w:tcPr>
+          <w:p>
+            <w:pPr>
+              <w:spacing w:line="264"/>
+            </w:pPr>
+            <w:r>
+              <w:rPr>
+                <w:rFonts w:ascii="Microsoft JhengHei" w:cs="Microsoft JhengHei" w:eastAsia="Microsoft JhengHei" w:hAnsi="Microsoft JhengHei"/>
+                <w:sz w:val="18"/>
+                <w:szCs w:val="18"/>
+              </w:rPr>
+              <w:t xml:space="preserve">中位數年化報酬</w:t>
+            </w:r>
+          </w:p>
+        </w:tc>
+        <w:tc>
+          <w:tcPr>
+            <w:tcW w:type="dxa" w:w="3116"/>
+            <w:tcBorders>
+              <w:top w:val="single" w:color="9DB3C8" w:sz="4"/>
+              <w:left w:val="single" w:color="9DB3C8" w:sz="4"/>
+              <w:bottom w:val="single" w:color="9DB3C8" w:sz="4"/>
+              <w:right w:val="single" w:color="9DB3C8" w:sz="4"/>
+            </w:tcBorders>
+            <w:tcMar>
+              <w:top w:type="dxa" w:w="80"/>
+              <w:left w:type="dxa" w:w="100"/>
+              <w:bottom w:type="dxa" w:w="80"/>
+              <w:right w:type="dxa" w:w="100"/>
+            </w:tcMar>
+            <w:vAlign w:val="center"/>
+          </w:tcPr>
+          <w:p>
+            <w:pPr>
+              <w:spacing w:line="264"/>
+            </w:pPr>
+            <w:r>
+              <w:rPr>
+                <w:rFonts w:ascii="Microsoft JhengHei" w:cs="Microsoft JhengHei" w:eastAsia="Microsoft JhengHei" w:hAnsi="Microsoft JhengHei"/>
+                <w:sz w:val="18"/>
+                <w:szCs w:val="18"/>
+              </w:rPr>
+              <w:t xml:space="preserve">-22.87%</w:t>
+            </w:r>
+          </w:p>
+        </w:tc>
+        <w:tc>
+          <w:tcPr>
+            <w:tcW w:type="dxa" w:w="3118"/>
+            <w:tcBorders>
+              <w:top w:val="single" w:color="9DB3C8" w:sz="4"/>
+              <w:left w:val="single" w:color="9DB3C8" w:sz="4"/>
+              <w:bottom w:val="single" w:color="9DB3C8" w:sz="4"/>
+              <w:right w:val="single" w:color="9DB3C8" w:sz="4"/>
+            </w:tcBorders>
+            <w:tcMar>
+              <w:top w:type="dxa" w:w="80"/>
+              <w:left w:type="dxa" w:w="100"/>
+              <w:bottom w:type="dxa" w:w="80"/>
+              <w:right w:type="dxa" w:w="100"/>
+            </w:tcMar>
+            <w:vAlign w:val="center"/>
+          </w:tcPr>
+          <w:p>
+            <w:pPr>
+              <w:spacing w:line="264"/>
+            </w:pPr>
+            <w:r>
+              <w:rPr>
+                <w:rFonts w:ascii="Microsoft JhengHei" w:cs="Microsoft JhengHei" w:eastAsia="Microsoft JhengHei" w:hAnsi="Microsoft JhengHei"/>
+                <w:sz w:val="18"/>
+                <w:szCs w:val="18"/>
+              </w:rPr>
+              <w:t xml:space="preserve">-24.77%</w:t>
+            </w:r>
+          </w:p>
+        </w:tc>
+      </w:tr>
+      <w:tr>
+        <w:tc>
+          <w:tcPr>
+            <w:tcW w:type="dxa" w:w="3116"/>
+            <w:tcBorders>
+              <w:top w:val="single" w:color="9DB3C8" w:sz="4"/>
+              <w:left w:val="single" w:color="9DB3C8" w:sz="4"/>
+              <w:bottom w:val="single" w:color="9DB3C8" w:sz="4"/>
+              <w:right w:val="single" w:color="9DB3C8" w:sz="4"/>
+            </w:tcBorders>
+            <w:tcMar>
+              <w:top w:type="dxa" w:w="80"/>
+              <w:left w:type="dxa" w:w="100"/>
+              <w:bottom w:type="dxa" w:w="80"/>
+              <w:right w:type="dxa" w:w="100"/>
+            </w:tcMar>
+            <w:vAlign w:val="center"/>
+          </w:tcPr>
+          <w:p>
+            <w:pPr>
+              <w:spacing w:line="264"/>
+            </w:pPr>
+            <w:r>
+              <w:rPr>
+                <w:rFonts w:ascii="Microsoft JhengHei" w:cs="Microsoft JhengHei" w:eastAsia="Microsoft JhengHei" w:hAnsi="Microsoft JhengHei"/>
+                <w:sz w:val="18"/>
+                <w:szCs w:val="18"/>
+              </w:rPr>
+              <w:t xml:space="preserve">第 5 百分位（P5，較差路徑）</w:t>
+            </w:r>
+          </w:p>
+        </w:tc>
+        <w:tc>
+          <w:tcPr>
+            <w:tcW w:type="dxa" w:w="3116"/>
+            <w:tcBorders>
+              <w:top w:val="single" w:color="9DB3C8" w:sz="4"/>
+              <w:left w:val="single" w:color="9DB3C8" w:sz="4"/>
+              <w:bottom w:val="single" w:color="9DB3C8" w:sz="4"/>
+              <w:right w:val="single" w:color="9DB3C8" w:sz="4"/>
+            </w:tcBorders>
+            <w:tcMar>
+              <w:top w:type="dxa" w:w="80"/>
+              <w:left w:type="dxa" w:w="100"/>
+              <w:bottom w:type="dxa" w:w="80"/>
+              <w:right w:type="dxa" w:w="100"/>
+            </w:tcMar>
+            <w:vAlign w:val="center"/>
+          </w:tcPr>
+          <w:p>
+            <w:pPr>
+              <w:spacing w:line="264"/>
+            </w:pPr>
+            <w:r>
+              <w:rPr>
+                <w:rFonts w:ascii="Microsoft JhengHei" w:cs="Microsoft JhengHei" w:eastAsia="Microsoft JhengHei" w:hAnsi="Microsoft JhengHei"/>
+                <w:sz w:val="18"/>
+                <w:szCs w:val="18"/>
+              </w:rPr>
+              <w:t xml:space="preserve">-66.58%</w:t>
+            </w:r>
+          </w:p>
+        </w:tc>
+        <w:tc>
+          <w:tcPr>
+            <w:tcW w:type="dxa" w:w="3118"/>
+            <w:tcBorders>
+              <w:top w:val="single" w:color="9DB3C8" w:sz="4"/>
+              <w:left w:val="single" w:color="9DB3C8" w:sz="4"/>
+              <w:bottom w:val="single" w:color="9DB3C8" w:sz="4"/>
+              <w:right w:val="single" w:color="9DB3C8" w:sz="4"/>
+            </w:tcBorders>
+            <w:tcMar>
+              <w:top w:type="dxa" w:w="80"/>
+              <w:left w:type="dxa" w:w="100"/>
+              <w:bottom w:type="dxa" w:w="80"/>
+              <w:right w:type="dxa" w:w="100"/>
+            </w:tcMar>
+            <w:vAlign w:val="center"/>
+          </w:tcPr>
+          <w:p>
+            <w:pPr>
+              <w:spacing w:line="264"/>
+            </w:pPr>
+            <w:r>
+              <w:rPr>
+                <w:rFonts w:ascii="Microsoft JhengHei" w:cs="Microsoft JhengHei" w:eastAsia="Microsoft JhengHei" w:hAnsi="Microsoft JhengHei"/>
+                <w:sz w:val="18"/>
+                <w:szCs w:val="18"/>
+              </w:rPr>
+              <w:t xml:space="preserve">-66.30%</w:t>
+            </w:r>
+          </w:p>
+        </w:tc>
+      </w:tr>
+      <w:tr>
+        <w:tc>
+          <w:tcPr>
+            <w:tcW w:type="dxa" w:w="3116"/>
+            <w:tcBorders>
+              <w:top w:val="single" w:color="9DB3C8" w:sz="4"/>
+              <w:left w:val="single" w:color="9DB3C8" w:sz="4"/>
+              <w:bottom w:val="single" w:color="9DB3C8" w:sz="4"/>
+              <w:right w:val="single" w:color="9DB3C8" w:sz="4"/>
+            </w:tcBorders>
+            <w:tcMar>
+              <w:top w:type="dxa" w:w="80"/>
+              <w:left w:type="dxa" w:w="100"/>
+              <w:bottom w:type="dxa" w:w="80"/>
+              <w:right w:type="dxa" w:w="100"/>
+            </w:tcMar>
+            <w:vAlign w:val="center"/>
+          </w:tcPr>
+          <w:p>
+            <w:pPr>
+              <w:spacing w:line="264"/>
+            </w:pPr>
+            <w:r>
+              <w:rPr>
+                <w:rFonts w:ascii="Microsoft JhengHei" w:cs="Microsoft JhengHei" w:eastAsia="Microsoft JhengHei" w:hAnsi="Microsoft JhengHei"/>
+                <w:sz w:val="18"/>
+                <w:szCs w:val="18"/>
+              </w:rPr>
+              <w:t xml:space="preserve">第 25 百分位（P25）</w:t>
+            </w:r>
+          </w:p>
+        </w:tc>
+        <w:tc>
+          <w:tcPr>
+            <w:tcW w:type="dxa" w:w="3116"/>
+            <w:tcBorders>
+              <w:top w:val="single" w:color="9DB3C8" w:sz="4"/>
+              <w:left w:val="single" w:color="9DB3C8" w:sz="4"/>
+              <w:bottom w:val="single" w:color="9DB3C8" w:sz="4"/>
+              <w:right w:val="single" w:color="9DB3C8" w:sz="4"/>
+            </w:tcBorders>
+            <w:tcMar>
+              <w:top w:type="dxa" w:w="80"/>
+              <w:left w:type="dxa" w:w="100"/>
+              <w:bottom w:type="dxa" w:w="80"/>
+              <w:right w:type="dxa" w:w="100"/>
+            </w:tcMar>
+            <w:vAlign w:val="center"/>
+          </w:tcPr>
+          <w:p>
+            <w:pPr>
+              <w:spacing w:line="264"/>
+            </w:pPr>
+            <w:r>
+              <w:rPr>
+                <w:rFonts w:ascii="Microsoft JhengHei" w:cs="Microsoft JhengHei" w:eastAsia="Microsoft JhengHei" w:hAnsi="Microsoft JhengHei"/>
+                <w:sz w:val="18"/>
+                <w:szCs w:val="18"/>
+              </w:rPr>
+              <w:t xml:space="preserve">-44.36%</w:t>
+            </w:r>
+          </w:p>
+        </w:tc>
+        <w:tc>
+          <w:tcPr>
+            <w:tcW w:type="dxa" w:w="3118"/>
+            <w:tcBorders>
+              <w:top w:val="single" w:color="9DB3C8" w:sz="4"/>
+              <w:left w:val="single" w:color="9DB3C8" w:sz="4"/>
+              <w:bottom w:val="single" w:color="9DB3C8" w:sz="4"/>
+              <w:right w:val="single" w:color="9DB3C8" w:sz="4"/>
+            </w:tcBorders>
+            <w:tcMar>
+              <w:top w:type="dxa" w:w="80"/>
+              <w:left w:type="dxa" w:w="100"/>
+              <w:bottom w:type="dxa" w:w="80"/>
+              <w:right w:type="dxa" w:w="100"/>
+            </w:tcMar>
+            <w:vAlign w:val="center"/>
+          </w:tcPr>
+          <w:p>
+            <w:pPr>
+              <w:spacing w:line="264"/>
+            </w:pPr>
+            <w:r>
+              <w:rPr>
+                <w:rFonts w:ascii="Microsoft JhengHei" w:cs="Microsoft JhengHei" w:eastAsia="Microsoft JhengHei" w:hAnsi="Microsoft JhengHei"/>
+                <w:sz w:val="18"/>
+                <w:szCs w:val="18"/>
+              </w:rPr>
+              <w:t xml:space="preserve">-45.33%</w:t>
+            </w:r>
+          </w:p>
+        </w:tc>
+      </w:tr>
+      <w:tr>
+        <w:tc>
+          <w:tcPr>
+            <w:tcW w:type="dxa" w:w="3116"/>
+            <w:tcBorders>
+              <w:top w:val="single" w:color="9DB3C8" w:sz="4"/>
+              <w:left w:val="single" w:color="9DB3C8" w:sz="4"/>
+              <w:bottom w:val="single" w:color="9DB3C8" w:sz="4"/>
+              <w:right w:val="single" w:color="9DB3C8" w:sz="4"/>
+            </w:tcBorders>
+            <w:tcMar>
+              <w:top w:type="dxa" w:w="80"/>
+              <w:left w:type="dxa" w:w="100"/>
+              <w:bottom w:type="dxa" w:w="80"/>
+              <w:right w:type="dxa" w:w="100"/>
+            </w:tcMar>
+            <w:vAlign w:val="center"/>
+          </w:tcPr>
+          <w:p>
+            <w:pPr>
+              <w:spacing w:line="264"/>
+            </w:pPr>
+            <w:r>
+              <w:rPr>
+                <w:rFonts w:ascii="Microsoft JhengHei" w:cs="Microsoft JhengHei" w:eastAsia="Microsoft JhengHei" w:hAnsi="Microsoft JhengHei"/>
+                <w:sz w:val="18"/>
+                <w:szCs w:val="18"/>
+              </w:rPr>
+              <w:t xml:space="preserve">第 75 百分位（P75）</w:t>
+            </w:r>
+          </w:p>
+        </w:tc>
+        <w:tc>
+          <w:tcPr>
+            <w:tcW w:type="dxa" w:w="3116"/>
+            <w:tcBorders>
+              <w:top w:val="single" w:color="9DB3C8" w:sz="4"/>
+              <w:left w:val="single" w:color="9DB3C8" w:sz="4"/>
+              <w:bottom w:val="single" w:color="9DB3C8" w:sz="4"/>
+              <w:right w:val="single" w:color="9DB3C8" w:sz="4"/>
+            </w:tcBorders>
+            <w:tcMar>
+              <w:top w:type="dxa" w:w="80"/>
+              <w:left w:type="dxa" w:w="100"/>
+              <w:bottom w:type="dxa" w:w="80"/>
+              <w:right w:type="dxa" w:w="100"/>
+            </w:tcMar>
+            <w:vAlign w:val="center"/>
+          </w:tcPr>
+          <w:p>
+            <w:pPr>
+              <w:spacing w:line="264"/>
+            </w:pPr>
+            <w:r>
+              <w:rPr>
+                <w:rFonts w:ascii="Microsoft JhengHei" w:cs="Microsoft JhengHei" w:eastAsia="Microsoft JhengHei" w:hAnsi="Microsoft JhengHei"/>
+                <w:sz w:val="18"/>
+                <w:szCs w:val="18"/>
+              </w:rPr>
+              <w:t xml:space="preserve">+1.87%</w:t>
+            </w:r>
+          </w:p>
+        </w:tc>
+        <w:tc>
+          <w:tcPr>
+            <w:tcW w:type="dxa" w:w="3118"/>
+            <w:tcBorders>
+              <w:top w:val="single" w:color="9DB3C8" w:sz="4"/>
+              <w:left w:val="single" w:color="9DB3C8" w:sz="4"/>
+              <w:bottom w:val="single" w:color="9DB3C8" w:sz="4"/>
+              <w:right w:val="single" w:color="9DB3C8" w:sz="4"/>
+            </w:tcBorders>
+            <w:tcMar>
+              <w:top w:type="dxa" w:w="80"/>
+              <w:left w:type="dxa" w:w="100"/>
+              <w:bottom w:type="dxa" w:w="80"/>
+              <w:right w:type="dxa" w:w="100"/>
+            </w:tcMar>
+            <w:vAlign w:val="center"/>
+          </w:tcPr>
+          <w:p>
+            <w:pPr>
+              <w:spacing w:line="264"/>
+            </w:pPr>
+            <w:r>
+              <w:rPr>
+                <w:rFonts w:ascii="Microsoft JhengHei" w:cs="Microsoft JhengHei" w:eastAsia="Microsoft JhengHei" w:hAnsi="Microsoft JhengHei"/>
+                <w:sz w:val="18"/>
+                <w:szCs w:val="18"/>
+              </w:rPr>
+              <w:t xml:space="preserve">-2.57%</w:t>
+            </w:r>
+          </w:p>
+        </w:tc>
+      </w:tr>
+      <w:tr>
+        <w:tc>
+          <w:tcPr>
+            <w:tcW w:type="dxa" w:w="3116"/>
+            <w:tcBorders>
+              <w:top w:val="single" w:color="9DB3C8" w:sz="4"/>
+              <w:left w:val="single" w:color="9DB3C8" w:sz="4"/>
+              <w:bottom w:val="single" w:color="9DB3C8" w:sz="4"/>
+              <w:right w:val="single" w:color="9DB3C8" w:sz="4"/>
+            </w:tcBorders>
+            <w:tcMar>
+              <w:top w:type="dxa" w:w="80"/>
+              <w:left w:type="dxa" w:w="100"/>
+              <w:bottom w:type="dxa" w:w="80"/>
+              <w:right w:type="dxa" w:w="100"/>
+            </w:tcMar>
+            <w:vAlign w:val="center"/>
+          </w:tcPr>
+          <w:p>
+            <w:pPr>
+              <w:spacing w:line="264"/>
+            </w:pPr>
+            <w:r>
+              <w:rPr>
+                <w:rFonts w:ascii="Microsoft JhengHei" w:cs="Microsoft JhengHei" w:eastAsia="Microsoft JhengHei" w:hAnsi="Microsoft JhengHei"/>
+                <w:sz w:val="18"/>
+                <w:szCs w:val="18"/>
+              </w:rPr>
+              <w:t xml:space="preserve">第 95 百分位（P95，較佳路徑）</w:t>
+            </w:r>
+          </w:p>
+        </w:tc>
+        <w:tc>
+          <w:tcPr>
+            <w:tcW w:type="dxa" w:w="3116"/>
+            <w:tcBorders>
+              <w:top w:val="single" w:color="9DB3C8" w:sz="4"/>
+              <w:left w:val="single" w:color="9DB3C8" w:sz="4"/>
+              <w:bottom w:val="single" w:color="9DB3C8" w:sz="4"/>
+              <w:right w:val="single" w:color="9DB3C8" w:sz="4"/>
+            </w:tcBorders>
+            <w:tcMar>
+              <w:top w:type="dxa" w:w="80"/>
+              <w:left w:type="dxa" w:w="100"/>
+              <w:bottom w:type="dxa" w:w="80"/>
+              <w:right w:type="dxa" w:w="100"/>
+            </w:tcMar>
+            <w:vAlign w:val="center"/>
+          </w:tcPr>
+          <w:p>
+            <w:pPr>
+              <w:spacing w:line="264"/>
+            </w:pPr>
+            <w:r>
+              <w:rPr>
+                <w:rFonts w:ascii="Microsoft JhengHei" w:cs="Microsoft JhengHei" w:eastAsia="Microsoft JhengHei" w:hAnsi="Microsoft JhengHei"/>
+                <w:sz w:val="18"/>
+                <w:szCs w:val="18"/>
+              </w:rPr>
+              <w:t xml:space="preserve">+33.93%</w:t>
+            </w:r>
+          </w:p>
+        </w:tc>
+        <w:tc>
+          <w:tcPr>
+            <w:tcW w:type="dxa" w:w="3118"/>
+            <w:tcBorders>
+              <w:top w:val="single" w:color="9DB3C8" w:sz="4"/>
+              <w:left w:val="single" w:color="9DB3C8" w:sz="4"/>
+              <w:bottom w:val="single" w:color="9DB3C8" w:sz="4"/>
+              <w:right w:val="single" w:color="9DB3C8" w:sz="4"/>
+            </w:tcBorders>
+            <w:tcMar>
+              <w:top w:type="dxa" w:w="80"/>
+              <w:left w:type="dxa" w:w="100"/>
+              <w:bottom w:type="dxa" w:w="80"/>
+              <w:right w:type="dxa" w:w="100"/>
+            </w:tcMar>
+            <w:vAlign w:val="center"/>
+          </w:tcPr>
+          <w:p>
+            <w:pPr>
+              <w:spacing w:line="264"/>
+            </w:pPr>
+            <w:r>
+              <w:rPr>
+                <w:rFonts w:ascii="Microsoft JhengHei" w:cs="Microsoft JhengHei" w:eastAsia="Microsoft JhengHei" w:hAnsi="Microsoft JhengHei"/>
+                <w:sz w:val="18"/>
+                <w:szCs w:val="18"/>
+              </w:rPr>
+              <w:t xml:space="preserve">+19.17%</w:t>
+            </w:r>
+          </w:p>
+        </w:tc>
+      </w:tr>
+      <w:tr>
+        <w:tc>
+          <w:tcPr>
+            <w:tcW w:type="dxa" w:w="3116"/>
+            <w:tcBorders>
+              <w:top w:val="single" w:color="9DB3C8" w:sz="4"/>
+              <w:left w:val="single" w:color="9DB3C8" w:sz="4"/>
+              <w:bottom w:val="single" w:color="9DB3C8" w:sz="4"/>
+              <w:right w:val="single" w:color="9DB3C8" w:sz="4"/>
+            </w:tcBorders>
+            <w:tcMar>
+              <w:top w:type="dxa" w:w="80"/>
+              <w:left w:type="dxa" w:w="100"/>
+              <w:bottom w:type="dxa" w:w="80"/>
+              <w:right w:type="dxa" w:w="100"/>
+            </w:tcMar>
+            <w:vAlign w:val="center"/>
+          </w:tcPr>
+          <w:p>
+            <w:pPr>
+              <w:spacing w:line="264"/>
+            </w:pPr>
+            <w:r>
+              <w:rPr>
+                <w:rFonts w:ascii="Microsoft JhengHei" w:cs="Microsoft JhengHei" w:eastAsia="Microsoft JhengHei" w:hAnsi="Microsoft JhengHei"/>
+                <w:sz w:val="18"/>
+                <w:szCs w:val="18"/>
+              </w:rPr>
+              <w:t xml:space="preserve">全年虧損機率（低於本金）</w:t>
+            </w:r>
+          </w:p>
+        </w:tc>
+        <w:tc>
+          <w:tcPr>
+            <w:tcW w:type="dxa" w:w="3116"/>
+            <w:tcBorders>
+              <w:top w:val="single" w:color="9DB3C8" w:sz="4"/>
+              <w:left w:val="single" w:color="9DB3C8" w:sz="4"/>
+              <w:bottom w:val="single" w:color="9DB3C8" w:sz="4"/>
+              <w:right w:val="single" w:color="9DB3C8" w:sz="4"/>
+            </w:tcBorders>
+            <w:tcMar>
+              <w:top w:type="dxa" w:w="80"/>
+              <w:left w:type="dxa" w:w="100"/>
+              <w:bottom w:type="dxa" w:w="80"/>
+              <w:right w:type="dxa" w:w="100"/>
+            </w:tcMar>
+            <w:vAlign w:val="center"/>
+          </w:tcPr>
+          <w:p>
+            <w:pPr>
+              <w:spacing w:line="264"/>
+            </w:pPr>
+            <w:r>
+              <w:rPr>
+                <w:rFonts w:ascii="Microsoft JhengHei" w:cs="Microsoft JhengHei" w:eastAsia="Microsoft JhengHei" w:hAnsi="Microsoft JhengHei"/>
+                <w:sz w:val="18"/>
+                <w:szCs w:val="18"/>
+              </w:rPr>
+              <w:t xml:space="preserve">73.4%</w:t>
+            </w:r>
+          </w:p>
+        </w:tc>
+        <w:tc>
+          <w:tcPr>
+            <w:tcW w:type="dxa" w:w="3118"/>
+            <w:tcBorders>
+              <w:top w:val="single" w:color="9DB3C8" w:sz="4"/>
+              <w:left w:val="single" w:color="9DB3C8" w:sz="4"/>
+              <w:bottom w:val="single" w:color="9DB3C8" w:sz="4"/>
+              <w:right w:val="single" w:color="9DB3C8" w:sz="4"/>
+            </w:tcBorders>
+            <w:tcMar>
+              <w:top w:type="dxa" w:w="80"/>
+              <w:left w:type="dxa" w:w="100"/>
+              <w:bottom w:type="dxa" w:w="80"/>
+              <w:right w:type="dxa" w:w="100"/>
+            </w:tcMar>
+            <w:vAlign w:val="center"/>
+          </w:tcPr>
+          <w:p>
+            <w:pPr>
+              <w:spacing w:line="264"/>
+            </w:pPr>
+            <w:r>
+              <w:rPr>
+                <w:rFonts w:ascii="Microsoft JhengHei" w:cs="Microsoft JhengHei" w:eastAsia="Microsoft JhengHei" w:hAnsi="Microsoft JhengHei"/>
+                <w:sz w:val="18"/>
+                <w:szCs w:val="18"/>
+              </w:rPr>
+              <w:t xml:space="preserve">77.5%</w:t>
+            </w:r>
+          </w:p>
+        </w:tc>
+      </w:tr>
+      <w:tr>
+        <w:tc>
+          <w:tcPr>
+            <w:tcW w:type="dxa" w:w="3116"/>
+            <w:tcBorders>
+              <w:top w:val="single" w:color="9DB3C8" w:sz="4"/>
+              <w:left w:val="single" w:color="9DB3C8" w:sz="4"/>
+              <w:bottom w:val="single" w:color="9DB3C8" w:sz="4"/>
+              <w:right w:val="single" w:color="9DB3C8" w:sz="4"/>
+            </w:tcBorders>
+            <w:tcMar>
+              <w:top w:type="dxa" w:w="80"/>
+              <w:left w:type="dxa" w:w="100"/>
+              <w:bottom w:type="dxa" w:w="80"/>
+              <w:right w:type="dxa" w:w="100"/>
+            </w:tcMar>
+            <w:vAlign w:val="center"/>
+          </w:tcPr>
+          <w:p>
+            <w:pPr>
+              <w:spacing w:line="264"/>
+            </w:pPr>
+            <w:r>
+              <w:rPr>
+                <w:rFonts w:ascii="Microsoft JhengHei" w:cs="Microsoft JhengHei" w:eastAsia="Microsoft JhengHei" w:hAnsi="Microsoft JhengHei"/>
+                <w:sz w:val="18"/>
+                <w:szCs w:val="18"/>
+              </w:rPr>
+              <w:t xml:space="preserve">平均每年轉換次數</w:t>
+            </w:r>
+          </w:p>
+        </w:tc>
+        <w:tc>
+          <w:tcPr>
+            <w:tcW w:type="dxa" w:w="3116"/>
+            <w:tcBorders>
+              <w:top w:val="single" w:color="9DB3C8" w:sz="4"/>
+              <w:left w:val="single" w:color="9DB3C8" w:sz="4"/>
+              <w:bottom w:val="single" w:color="9DB3C8" w:sz="4"/>
+              <w:right w:val="single" w:color="9DB3C8" w:sz="4"/>
+            </w:tcBorders>
+            <w:tcMar>
+              <w:top w:type="dxa" w:w="80"/>
+              <w:left w:type="dxa" w:w="100"/>
+              <w:bottom w:type="dxa" w:w="80"/>
+              <w:right w:type="dxa" w:w="100"/>
+            </w:tcMar>
+            <w:vAlign w:val="center"/>
+          </w:tcPr>
+          <w:p>
+            <w:pPr>
+              <w:spacing w:line="264"/>
+            </w:pPr>
+            <w:r>
+              <w:rPr>
+                <w:rFonts w:ascii="Microsoft JhengHei" w:cs="Microsoft JhengHei" w:eastAsia="Microsoft JhengHei" w:hAnsi="Microsoft JhengHei"/>
+                <w:sz w:val="18"/>
+                <w:szCs w:val="18"/>
+              </w:rPr>
+              <w:t xml:space="preserve">3.60 次</w:t>
+            </w:r>
+          </w:p>
+        </w:tc>
+        <w:tc>
+          <w:tcPr>
+            <w:tcW w:type="dxa" w:w="3118"/>
+            <w:tcBorders>
+              <w:top w:val="single" w:color="9DB3C8" w:sz="4"/>
+              <w:left w:val="single" w:color="9DB3C8" w:sz="4"/>
+              <w:bottom w:val="single" w:color="9DB3C8" w:sz="4"/>
+              <w:right w:val="single" w:color="9DB3C8" w:sz="4"/>
+            </w:tcBorders>
+            <w:tcMar>
+              <w:top w:type="dxa" w:w="80"/>
+              <w:left w:type="dxa" w:w="100"/>
+              <w:bottom w:type="dxa" w:w="80"/>
+              <w:right w:type="dxa" w:w="100"/>
+            </w:tcMar>
+            <w:vAlign w:val="center"/>
+          </w:tcPr>
+          <w:p>
+            <w:pPr>
+              <w:spacing w:line="264"/>
+            </w:pPr>
+            <w:r>
+              <w:rPr>
+                <w:rFonts w:ascii="Microsoft JhengHei" w:cs="Microsoft JhengHei" w:eastAsia="Microsoft JhengHei" w:hAnsi="Microsoft JhengHei"/>
+                <w:sz w:val="18"/>
+                <w:szCs w:val="18"/>
+              </w:rPr>
+              <w:t xml:space="preserve">3.68 次</w:t>
+            </w:r>
+          </w:p>
+        </w:tc>
+      </w:tr>
+      <w:tr>
+        <w:tc>
+          <w:tcPr>
+            <w:tcW w:type="dxa" w:w="3116"/>
+            <w:tcBorders>
+              <w:top w:val="single" w:color="9DB3C8" w:sz="4"/>
+              <w:left w:val="single" w:color="9DB3C8" w:sz="4"/>
+              <w:bottom w:val="single" w:color="9DB3C8" w:sz="4"/>
+              <w:right w:val="single" w:color="9DB3C8" w:sz="4"/>
+            </w:tcBorders>
+            <w:tcMar>
+              <w:top w:type="dxa" w:w="80"/>
+              <w:left w:type="dxa" w:w="100"/>
+              <w:bottom w:type="dxa" w:w="80"/>
+              <w:right w:type="dxa" w:w="100"/>
+            </w:tcMar>
+            <w:vAlign w:val="center"/>
+          </w:tcPr>
+          <w:p>
+            <w:pPr>
+              <w:spacing w:line="264"/>
+            </w:pPr>
+            <w:r>
+              <w:rPr>
+                <w:rFonts w:ascii="Microsoft JhengHei" w:cs="Microsoft JhengHei" w:eastAsia="Microsoft JhengHei" w:hAnsi="Microsoft JhengHei"/>
+                <w:sz w:val="18"/>
+                <w:szCs w:val="18"/>
+              </w:rPr>
+              <w:t xml:space="preserve">平均「卡住」週期數</w:t>
+            </w:r>
+          </w:p>
+        </w:tc>
+        <w:tc>
+          <w:tcPr>
+            <w:tcW w:type="dxa" w:w="3116"/>
+            <w:tcBorders>
+              <w:top w:val="single" w:color="9DB3C8" w:sz="4"/>
+              <w:left w:val="single" w:color="9DB3C8" w:sz="4"/>
+              <w:bottom w:val="single" w:color="9DB3C8" w:sz="4"/>
+              <w:right w:val="single" w:color="9DB3C8" w:sz="4"/>
+            </w:tcBorders>
+            <w:tcMar>
+              <w:top w:type="dxa" w:w="80"/>
+              <w:left w:type="dxa" w:w="100"/>
+              <w:bottom w:type="dxa" w:w="80"/>
+              <w:right w:type="dxa" w:w="100"/>
+            </w:tcMar>
+            <w:vAlign w:val="center"/>
+          </w:tcPr>
+          <w:p>
+            <w:pPr>
+              <w:spacing w:line="264"/>
+            </w:pPr>
+            <w:r>
+              <w:rPr>
+                <w:rFonts w:ascii="Microsoft JhengHei" w:cs="Microsoft JhengHei" w:eastAsia="Microsoft JhengHei" w:hAnsi="Microsoft JhengHei"/>
+                <w:sz w:val="18"/>
+                <w:szCs w:val="18"/>
+              </w:rPr>
+              <w:t xml:space="preserve">45.0／52 週（86.6%）</w:t>
+            </w:r>
+          </w:p>
+        </w:tc>
+        <w:tc>
+          <w:tcPr>
+            <w:tcW w:type="dxa" w:w="3118"/>
+            <w:tcBorders>
+              <w:top w:val="single" w:color="9DB3C8" w:sz="4"/>
+              <w:left w:val="single" w:color="9DB3C8" w:sz="4"/>
+              <w:bottom w:val="single" w:color="9DB3C8" w:sz="4"/>
+              <w:right w:val="single" w:color="9DB3C8" w:sz="4"/>
+            </w:tcBorders>
+            <w:tcMar>
+              <w:top w:type="dxa" w:w="80"/>
+              <w:left w:type="dxa" w:w="100"/>
+              <w:bottom w:type="dxa" w:w="80"/>
+              <w:right w:type="dxa" w:w="100"/>
+            </w:tcMar>
+            <w:vAlign w:val="center"/>
+          </w:tcPr>
+          <w:p>
+            <w:pPr>
+              <w:spacing w:line="264"/>
+            </w:pPr>
+            <w:r>
+              <w:rPr>
+                <w:rFonts w:ascii="Microsoft JhengHei" w:cs="Microsoft JhengHei" w:eastAsia="Microsoft JhengHei" w:hAnsi="Microsoft JhengHei"/>
+                <w:sz w:val="18"/>
+                <w:szCs w:val="18"/>
+              </w:rPr>
+              <w:t xml:space="preserve">42.7／52 週（82.2%）</w:t>
+            </w:r>
+          </w:p>
+        </w:tc>
+      </w:tr>
+    </w:tbl>
+    <w:p>
+      <w:pPr>
+        <w:spacing w:after="160"/>
+      </w:pPr>
+    </w:p>
+    <w:p>
+      <w:pPr>
+        <w:spacing w:after="160" w:line="300"/>
+      </w:pPr>
+      <w:r>
+        <w:rPr>
+          <w:rFonts w:ascii="Microsoft JhengHei" w:cs="Microsoft JhengHei" w:eastAsia="Microsoft JhengHei" w:hAnsi="Microsoft JhengHei"/>
+          <w:b/>
+          <w:bCs/>
+          <w:sz w:val="21"/>
+          <w:szCs w:val="21"/>
+        </w:rPr>
+        <w:t xml:space="preserve">核心發現：</w:t>
+      </w:r>
+      <w:r>
+        <w:rPr>
+          <w:rFonts w:ascii="Microsoft JhengHei" w:cs="Microsoft JhengHei" w:eastAsia="Microsoft JhengHei" w:hAnsi="Microsoft JhengHei"/>
+          <w:sz w:val="21"/>
+          <w:szCs w:val="21"/>
+        </w:rPr>
+        <w:t xml:space="preserve"> 在</w:t>
+      </w:r>
+      <w:r>
+        <w:rPr>
+          <w:rFonts w:ascii="Microsoft JhengHei" w:cs="Microsoft JhengHei" w:eastAsia="Microsoft JhengHei" w:hAnsi="Microsoft JhengHei"/>
+          <w:b/>
+          <w:bCs/>
+          <w:sz w:val="21"/>
+          <w:szCs w:val="21"/>
+        </w:rPr>
+        <w:t xml:space="preserve">零方向性假設</w:t>
+      </w:r>
+      <w:r>
+        <w:rPr>
+          <w:rFonts w:ascii="Microsoft JhengHei" w:cs="Microsoft JhengHei" w:eastAsia="Microsoft JhengHei" w:hAnsi="Microsoft JhengHei"/>
+          <w:sz w:val="21"/>
+          <w:szCs w:val="21"/>
+        </w:rPr>
+        <w:t xml:space="preserve">（不預設 BTC 全年漲跌）之基準情境下，</w:t>
+      </w:r>
+      <w:r>
+        <w:rPr>
+          <w:rFonts w:ascii="Microsoft JhengHei" w:cs="Microsoft JhengHei" w:eastAsia="Microsoft JhengHei" w:hAnsi="Microsoft JhengHei"/>
+          <w:b/>
+          <w:bCs/>
+          <w:sz w:val="21"/>
+          <w:szCs w:val="21"/>
+        </w:rPr>
+        <w:t xml:space="preserve">兩種規則之平均與中位數年化報酬均為負值</w:t>
+      </w:r>
+      <w:r>
+        <w:rPr>
+          <w:rFonts w:ascii="Microsoft JhengHei" w:cs="Microsoft JhengHei" w:eastAsia="Microsoft JhengHei" w:hAnsi="Microsoft JhengHei"/>
+          <w:sz w:val="21"/>
+          <w:szCs w:val="21"/>
+        </w:rPr>
+        <w:t xml:space="preserve">，且全年虧損機率均超過 70%。規則 1（最高收益／ATM）雖然平均表現略優於規則 2，且右尾（P95 = +33.93%）優於規則 2（P95 = +19.17%），但左尾風險（P5）與規則 2 相近，顯示</w:t>
+      </w:r>
+      <w:r>
+        <w:rPr>
+          <w:rFonts w:ascii="Microsoft JhengHei" w:cs="Microsoft JhengHei" w:eastAsia="Microsoft JhengHei" w:hAnsi="Microsoft JhengHei"/>
+          <w:b/>
+          <w:bCs/>
+          <w:sz w:val="21"/>
+          <w:szCs w:val="21"/>
+        </w:rPr>
+        <w:t xml:space="preserve">「選擇最容易被轉換的行使價以追求最高年化」，在全年期反覆操作下，其較高之單期權利金並不足以補償「頻繁陷入套牢、且套牢期間權利金隨乖離擴大而遞減」之結構性拖累</w:t>
+      </w:r>
+      <w:r>
+        <w:rPr>
+          <w:rFonts w:ascii="Microsoft JhengHei" w:cs="Microsoft JhengHei" w:eastAsia="Microsoft JhengHei" w:hAnsi="Microsoft JhengHei"/>
+          <w:sz w:val="21"/>
+          <w:szCs w:val="21"/>
+        </w:rPr>
+        <w:t xml:space="preserve">；規則 2 雖然轉換機率設計上較低，但一旦轉換，套牢之機率與規則 1 相近（因為兩者卡住後適用同一套滾動邏輯），且其單期權利金原本就較低，全年下來反而</w:t>
+      </w:r>
+      <w:r>
+        <w:rPr>
+          <w:rFonts w:ascii="Microsoft JhengHei" w:cs="Microsoft JhengHei" w:eastAsia="Microsoft JhengHei" w:hAnsi="Microsoft JhengHei"/>
+          <w:b/>
+          <w:bCs/>
+          <w:sz w:val="21"/>
+          <w:szCs w:val="21"/>
+        </w:rPr>
+        <w:t xml:space="preserve">平均表現略遜於規則 1</w:t>
+      </w:r>
+      <w:r>
+        <w:rPr>
+          <w:rFonts w:ascii="Microsoft JhengHei" w:cs="Microsoft JhengHei" w:eastAsia="Microsoft JhengHei" w:hAnsi="Microsoft JhengHei"/>
+          <w:sz w:val="21"/>
+          <w:szCs w:val="21"/>
+        </w:rPr>
+        <w:t xml:space="preserve">。</w:t>
+      </w:r>
+    </w:p>
+    <w:p>
+      <w:pPr>
+        <w:pStyle w:val="Heading4"/>
+        <w:spacing w:after="100" w:before="180"/>
+      </w:pPr>
+      <w:r>
+        <w:rPr>
+          <w:rFonts w:ascii="Microsoft JhengHei" w:cs="Microsoft JhengHei" w:eastAsia="Microsoft JhengHei" w:hAnsi="Microsoft JhengHei"/>
+          <w:b/>
+          <w:bCs/>
+          <w:color w:val="44546A"/>
+          <w:sz w:val="21"/>
+          <w:szCs w:val="21"/>
+        </w:rPr>
+        <w:t xml:space="preserve">6.5.3 敏感度分析</w:t>
+      </w:r>
+    </w:p>
+    <w:p>
+      <w:pPr>
+        <w:spacing w:after="160" w:line="300"/>
+      </w:pPr>
+      <w:r>
+        <w:rPr>
+          <w:rFonts w:ascii="Microsoft JhengHei" w:cs="Microsoft JhengHei" w:eastAsia="Microsoft JhengHei" w:hAnsi="Microsoft JhengHei"/>
+          <w:b/>
+          <w:bCs/>
+          <w:sz w:val="21"/>
+          <w:szCs w:val="21"/>
+        </w:rPr>
+        <w:t xml:space="preserve">依波動率情境（漂移固定為 0）：</w:t>
+      </w:r>
+    </w:p>
+    <w:tbl>
+      <w:tblPr>
+        <w:tblW w:type="dxa" w:w="9350"/>
+        <w:tblBorders>
+          <w:top w:val="single" w:color="auto" w:sz="4"/>
+          <w:left w:val="single" w:color="auto" w:sz="4"/>
+          <w:bottom w:val="single" w:color="auto" w:sz="4"/>
+          <w:right w:val="single" w:color="auto" w:sz="4"/>
+          <w:insideH w:val="single" w:color="auto" w:sz="4"/>
+          <w:insideV w:val="single" w:color="auto" w:sz="4"/>
+        </w:tblBorders>
+      </w:tblPr>
+      <w:tblGrid>
+        <w:gridCol w:w="1870"/>
+        <w:gridCol w:w="1870"/>
+        <w:gridCol w:w="1870"/>
+        <w:gridCol w:w="1870"/>
+        <w:gridCol w:w="1870"/>
+      </w:tblGrid>
+      <w:tr>
+        <w:trPr>
+          <w:tblHeader/>
+        </w:trPr>
+        <w:tc>
+          <w:tcPr>
+            <w:tcW w:type="dxa" w:w="1870"/>
+            <w:tcBorders>
+              <w:top w:val="single" w:color="9DB3C8" w:sz="4"/>
+              <w:left w:val="single" w:color="9DB3C8" w:sz="4"/>
+              <w:bottom w:val="single" w:color="9DB3C8" w:sz="4"/>
+              <w:right w:val="single" w:color="9DB3C8" w:sz="4"/>
+            </w:tcBorders>
+            <w:shd w:fill="1F3864" w:val="clear"/>
+            <w:tcMar>
+              <w:top w:type="dxa" w:w="80"/>
+              <w:left w:type="dxa" w:w="100"/>
+              <w:bottom w:type="dxa" w:w="80"/>
+              <w:right w:type="dxa" w:w="100"/>
+            </w:tcMar>
+            <w:vAlign w:val="center"/>
+          </w:tcPr>
+          <w:p>
+            <w:r>
+              <w:rPr>
+                <w:rFonts w:ascii="Microsoft JhengHei" w:cs="Microsoft JhengHei" w:eastAsia="Microsoft JhengHei" w:hAnsi="Microsoft JhengHei"/>
+                <w:b/>
+                <w:bCs/>
+                <w:color w:val="FFFFFF"/>
+                <w:sz w:val="19"/>
+                <w:szCs w:val="19"/>
+              </w:rPr>
+              <w:t xml:space="preserve">波動率情境</w:t>
+            </w:r>
+          </w:p>
+        </w:tc>
+        <w:tc>
+          <w:tcPr>
+            <w:tcW w:type="dxa" w:w="1870"/>
+            <w:tcBorders>
+              <w:top w:val="single" w:color="9DB3C8" w:sz="4"/>
+              <w:left w:val="single" w:color="9DB3C8" w:sz="4"/>
+              <w:bottom w:val="single" w:color="9DB3C8" w:sz="4"/>
+              <w:right w:val="single" w:color="9DB3C8" w:sz="4"/>
+            </w:tcBorders>
+            <w:shd w:fill="1F3864" w:val="clear"/>
+            <w:tcMar>
+              <w:top w:type="dxa" w:w="80"/>
+              <w:left w:type="dxa" w:w="100"/>
+              <w:bottom w:type="dxa" w:w="80"/>
+              <w:right w:type="dxa" w:w="100"/>
+            </w:tcMar>
+            <w:vAlign w:val="center"/>
+          </w:tcPr>
+          <w:p>
+            <w:r>
+              <w:rPr>
+                <w:rFonts w:ascii="Microsoft JhengHei" w:cs="Microsoft JhengHei" w:eastAsia="Microsoft JhengHei" w:hAnsi="Microsoft JhengHei"/>
+                <w:b/>
+                <w:bCs/>
+                <w:color w:val="FFFFFF"/>
+                <w:sz w:val="19"/>
+                <w:szCs w:val="19"/>
+              </w:rPr>
+              <w:t xml:space="preserve">規則1 平均／中位數年化</w:t>
+            </w:r>
+          </w:p>
+        </w:tc>
+        <w:tc>
+          <w:tcPr>
+            <w:tcW w:type="dxa" w:w="1870"/>
+            <w:tcBorders>
+              <w:top w:val="single" w:color="9DB3C8" w:sz="4"/>
+              <w:left w:val="single" w:color="9DB3C8" w:sz="4"/>
+              <w:bottom w:val="single" w:color="9DB3C8" w:sz="4"/>
+              <w:right w:val="single" w:color="9DB3C8" w:sz="4"/>
+            </w:tcBorders>
+            <w:shd w:fill="1F3864" w:val="clear"/>
+            <w:tcMar>
+              <w:top w:type="dxa" w:w="80"/>
+              <w:left w:type="dxa" w:w="100"/>
+              <w:bottom w:type="dxa" w:w="80"/>
+              <w:right w:type="dxa" w:w="100"/>
+            </w:tcMar>
+            <w:vAlign w:val="center"/>
+          </w:tcPr>
+          <w:p>
+            <w:r>
+              <w:rPr>
+                <w:rFonts w:ascii="Microsoft JhengHei" w:cs="Microsoft JhengHei" w:eastAsia="Microsoft JhengHei" w:hAnsi="Microsoft JhengHei"/>
+                <w:b/>
+                <w:bCs/>
+                <w:color w:val="FFFFFF"/>
+                <w:sz w:val="19"/>
+                <w:szCs w:val="19"/>
+              </w:rPr>
+              <w:t xml:space="preserve">規則1 虧損機率</w:t>
+            </w:r>
+          </w:p>
+        </w:tc>
+        <w:tc>
+          <w:tcPr>
+            <w:tcW w:type="dxa" w:w="1870"/>
+            <w:tcBorders>
+              <w:top w:val="single" w:color="9DB3C8" w:sz="4"/>
+              <w:left w:val="single" w:color="9DB3C8" w:sz="4"/>
+              <w:bottom w:val="single" w:color="9DB3C8" w:sz="4"/>
+              <w:right w:val="single" w:color="9DB3C8" w:sz="4"/>
+            </w:tcBorders>
+            <w:shd w:fill="1F3864" w:val="clear"/>
+            <w:tcMar>
+              <w:top w:type="dxa" w:w="80"/>
+              <w:left w:type="dxa" w:w="100"/>
+              <w:bottom w:type="dxa" w:w="80"/>
+              <w:right w:type="dxa" w:w="100"/>
+            </w:tcMar>
+            <w:vAlign w:val="center"/>
+          </w:tcPr>
+          <w:p>
+            <w:r>
+              <w:rPr>
+                <w:rFonts w:ascii="Microsoft JhengHei" w:cs="Microsoft JhengHei" w:eastAsia="Microsoft JhengHei" w:hAnsi="Microsoft JhengHei"/>
+                <w:b/>
+                <w:bCs/>
+                <w:color w:val="FFFFFF"/>
+                <w:sz w:val="19"/>
+                <w:szCs w:val="19"/>
+              </w:rPr>
+              <w:t xml:space="preserve">規則2 平均／中位數年化</w:t>
+            </w:r>
+          </w:p>
+        </w:tc>
+        <w:tc>
+          <w:tcPr>
+            <w:tcW w:type="dxa" w:w="1870"/>
+            <w:tcBorders>
+              <w:top w:val="single" w:color="9DB3C8" w:sz="4"/>
+              <w:left w:val="single" w:color="9DB3C8" w:sz="4"/>
+              <w:bottom w:val="single" w:color="9DB3C8" w:sz="4"/>
+              <w:right w:val="single" w:color="9DB3C8" w:sz="4"/>
+            </w:tcBorders>
+            <w:shd w:fill="1F3864" w:val="clear"/>
+            <w:tcMar>
+              <w:top w:type="dxa" w:w="80"/>
+              <w:left w:type="dxa" w:w="100"/>
+              <w:bottom w:type="dxa" w:w="80"/>
+              <w:right w:type="dxa" w:w="100"/>
+            </w:tcMar>
+            <w:vAlign w:val="center"/>
+          </w:tcPr>
+          <w:p>
+            <w:r>
+              <w:rPr>
+                <w:rFonts w:ascii="Microsoft JhengHei" w:cs="Microsoft JhengHei" w:eastAsia="Microsoft JhengHei" w:hAnsi="Microsoft JhengHei"/>
+                <w:b/>
+                <w:bCs/>
+                <w:color w:val="FFFFFF"/>
+                <w:sz w:val="19"/>
+                <w:szCs w:val="19"/>
+              </w:rPr>
+              <w:t xml:space="preserve">規則2 虧損機率</w:t>
+            </w:r>
+          </w:p>
+        </w:tc>
+      </w:tr>
+      <w:tr>
+        <w:tc>
+          <w:tcPr>
+            <w:tcW w:type="dxa" w:w="1870"/>
+            <w:tcBorders>
+              <w:top w:val="single" w:color="9DB3C8" w:sz="4"/>
+              <w:left w:val="single" w:color="9DB3C8" w:sz="4"/>
+              <w:bottom w:val="single" w:color="9DB3C8" w:sz="4"/>
+              <w:right w:val="single" w:color="9DB3C8" w:sz="4"/>
+            </w:tcBorders>
+            <w:tcMar>
+              <w:top w:type="dxa" w:w="80"/>
+              <w:left w:type="dxa" w:w="100"/>
+              <w:bottom w:type="dxa" w:w="80"/>
+              <w:right w:type="dxa" w:w="100"/>
+            </w:tcMar>
+            <w:vAlign w:val="center"/>
+          </w:tcPr>
+          <w:p>
+            <w:pPr>
+              <w:spacing w:line="264"/>
+            </w:pPr>
+            <w:r>
+              <w:rPr>
+                <w:rFonts w:ascii="Microsoft JhengHei" w:cs="Microsoft JhengHei" w:eastAsia="Microsoft JhengHei" w:hAnsi="Microsoft JhengHei"/>
+                <w:sz w:val="18"/>
+                <w:szCs w:val="18"/>
+              </w:rPr>
+              <w:t xml:space="preserve">低波動 36%</w:t>
+            </w:r>
+          </w:p>
+        </w:tc>
+        <w:tc>
+          <w:tcPr>
+            <w:tcW w:type="dxa" w:w="1870"/>
+            <w:tcBorders>
+              <w:top w:val="single" w:color="9DB3C8" w:sz="4"/>
+              <w:left w:val="single" w:color="9DB3C8" w:sz="4"/>
+              <w:bottom w:val="single" w:color="9DB3C8" w:sz="4"/>
+              <w:right w:val="single" w:color="9DB3C8" w:sz="4"/>
+            </w:tcBorders>
+            <w:tcMar>
+              <w:top w:type="dxa" w:w="80"/>
+              <w:left w:type="dxa" w:w="100"/>
+              <w:bottom w:type="dxa" w:w="80"/>
+              <w:right w:type="dxa" w:w="100"/>
+            </w:tcMar>
+            <w:vAlign w:val="center"/>
+          </w:tcPr>
+          <w:p>
+            <w:pPr>
+              <w:spacing w:line="264"/>
+            </w:pPr>
+            <w:r>
+              <w:rPr>
+                <w:rFonts w:ascii="Microsoft JhengHei" w:cs="Microsoft JhengHei" w:eastAsia="Microsoft JhengHei" w:hAnsi="Microsoft JhengHei"/>
+                <w:sz w:val="18"/>
+                <w:szCs w:val="18"/>
+              </w:rPr>
+              <w:t xml:space="preserve">-5.3% ／ -7.6%</w:t>
+            </w:r>
+          </w:p>
+        </w:tc>
+        <w:tc>
+          <w:tcPr>
+            <w:tcW w:type="dxa" w:w="1870"/>
+            <w:tcBorders>
+              <w:top w:val="single" w:color="9DB3C8" w:sz="4"/>
+              <w:left w:val="single" w:color="9DB3C8" w:sz="4"/>
+              <w:bottom w:val="single" w:color="9DB3C8" w:sz="4"/>
+              <w:right w:val="single" w:color="9DB3C8" w:sz="4"/>
+            </w:tcBorders>
+            <w:tcMar>
+              <w:top w:type="dxa" w:w="80"/>
+              <w:left w:type="dxa" w:w="100"/>
+              <w:bottom w:type="dxa" w:w="80"/>
+              <w:right w:type="dxa" w:w="100"/>
+            </w:tcMar>
+            <w:vAlign w:val="center"/>
+          </w:tcPr>
+          <w:p>
+            <w:pPr>
+              <w:spacing w:line="264"/>
+            </w:pPr>
+            <w:r>
+              <w:rPr>
+                <w:rFonts w:ascii="Microsoft JhengHei" w:cs="Microsoft JhengHei" w:eastAsia="Microsoft JhengHei" w:hAnsi="Microsoft JhengHei"/>
+                <w:sz w:val="18"/>
+                <w:szCs w:val="18"/>
+              </w:rPr>
+              <w:t xml:space="preserve">59.4%</w:t>
+            </w:r>
+          </w:p>
+        </w:tc>
+        <w:tc>
+          <w:tcPr>
+            <w:tcW w:type="dxa" w:w="1870"/>
+            <w:tcBorders>
+              <w:top w:val="single" w:color="9DB3C8" w:sz="4"/>
+              <w:left w:val="single" w:color="9DB3C8" w:sz="4"/>
+              <w:bottom w:val="single" w:color="9DB3C8" w:sz="4"/>
+              <w:right w:val="single" w:color="9DB3C8" w:sz="4"/>
+            </w:tcBorders>
+            <w:tcMar>
+              <w:top w:type="dxa" w:w="80"/>
+              <w:left w:type="dxa" w:w="100"/>
+              <w:bottom w:type="dxa" w:w="80"/>
+              <w:right w:type="dxa" w:w="100"/>
+            </w:tcMar>
+            <w:vAlign w:val="center"/>
+          </w:tcPr>
+          <w:p>
+            <w:pPr>
+              <w:spacing w:line="264"/>
+            </w:pPr>
+            <w:r>
+              <w:rPr>
+                <w:rFonts w:ascii="Microsoft JhengHei" w:cs="Microsoft JhengHei" w:eastAsia="Microsoft JhengHei" w:hAnsi="Microsoft JhengHei"/>
+                <w:sz w:val="18"/>
+                <w:szCs w:val="18"/>
+              </w:rPr>
+              <w:t xml:space="preserve">-8.7% ／ -9.0%</w:t>
+            </w:r>
+          </w:p>
+        </w:tc>
+        <w:tc>
+          <w:tcPr>
+            <w:tcW w:type="dxa" w:w="1870"/>
+            <w:tcBorders>
+              <w:top w:val="single" w:color="9DB3C8" w:sz="4"/>
+              <w:left w:val="single" w:color="9DB3C8" w:sz="4"/>
+              <w:bottom w:val="single" w:color="9DB3C8" w:sz="4"/>
+              <w:right w:val="single" w:color="9DB3C8" w:sz="4"/>
+            </w:tcBorders>
+            <w:tcMar>
+              <w:top w:type="dxa" w:w="80"/>
+              <w:left w:type="dxa" w:w="100"/>
+              <w:bottom w:type="dxa" w:w="80"/>
+              <w:right w:type="dxa" w:w="100"/>
+            </w:tcMar>
+            <w:vAlign w:val="center"/>
+          </w:tcPr>
+          <w:p>
+            <w:pPr>
+              <w:spacing w:line="264"/>
+            </w:pPr>
+            <w:r>
+              <w:rPr>
+                <w:rFonts w:ascii="Microsoft JhengHei" w:cs="Microsoft JhengHei" w:eastAsia="Microsoft JhengHei" w:hAnsi="Microsoft JhengHei"/>
+                <w:sz w:val="18"/>
+                <w:szCs w:val="18"/>
+              </w:rPr>
+              <w:t xml:space="preserve">61.6%</w:t>
+            </w:r>
+          </w:p>
+        </w:tc>
+      </w:tr>
+      <w:tr>
+        <w:tc>
+          <w:tcPr>
+            <w:tcW w:type="dxa" w:w="1870"/>
+            <w:tcBorders>
+              <w:top w:val="single" w:color="9DB3C8" w:sz="4"/>
+              <w:left w:val="single" w:color="9DB3C8" w:sz="4"/>
+              <w:bottom w:val="single" w:color="9DB3C8" w:sz="4"/>
+              <w:right w:val="single" w:color="9DB3C8" w:sz="4"/>
+            </w:tcBorders>
+            <w:tcMar>
+              <w:top w:type="dxa" w:w="80"/>
+              <w:left w:type="dxa" w:w="100"/>
+              <w:bottom w:type="dxa" w:w="80"/>
+              <w:right w:type="dxa" w:w="100"/>
+            </w:tcMar>
+            <w:vAlign w:val="center"/>
+          </w:tcPr>
+          <w:p>
+            <w:pPr>
+              <w:spacing w:line="264"/>
+            </w:pPr>
+            <w:r>
+              <w:rPr>
+                <w:rFonts w:ascii="Microsoft JhengHei" w:cs="Microsoft JhengHei" w:eastAsia="Microsoft JhengHei" w:hAnsi="Microsoft JhengHei"/>
+                <w:sz w:val="18"/>
+                <w:szCs w:val="18"/>
+              </w:rPr>
+              <w:t xml:space="preserve">基準 55%</w:t>
+            </w:r>
+          </w:p>
+        </w:tc>
+        <w:tc>
+          <w:tcPr>
+            <w:tcW w:type="dxa" w:w="1870"/>
+            <w:tcBorders>
+              <w:top w:val="single" w:color="9DB3C8" w:sz="4"/>
+              <w:left w:val="single" w:color="9DB3C8" w:sz="4"/>
+              <w:bottom w:val="single" w:color="9DB3C8" w:sz="4"/>
+              <w:right w:val="single" w:color="9DB3C8" w:sz="4"/>
+            </w:tcBorders>
+            <w:tcMar>
+              <w:top w:type="dxa" w:w="80"/>
+              <w:left w:type="dxa" w:w="100"/>
+              <w:bottom w:type="dxa" w:w="80"/>
+              <w:right w:type="dxa" w:w="100"/>
+            </w:tcMar>
+            <w:vAlign w:val="center"/>
+          </w:tcPr>
+          <w:p>
+            <w:pPr>
+              <w:spacing w:line="264"/>
+            </w:pPr>
+            <w:r>
+              <w:rPr>
+                <w:rFonts w:ascii="Microsoft JhengHei" w:cs="Microsoft JhengHei" w:eastAsia="Microsoft JhengHei" w:hAnsi="Microsoft JhengHei"/>
+                <w:sz w:val="18"/>
+                <w:szCs w:val="18"/>
+              </w:rPr>
+              <w:t xml:space="preserve">-20.2% ／ -22.9%</w:t>
+            </w:r>
+          </w:p>
+        </w:tc>
+        <w:tc>
+          <w:tcPr>
+            <w:tcW w:type="dxa" w:w="1870"/>
+            <w:tcBorders>
+              <w:top w:val="single" w:color="9DB3C8" w:sz="4"/>
+              <w:left w:val="single" w:color="9DB3C8" w:sz="4"/>
+              <w:bottom w:val="single" w:color="9DB3C8" w:sz="4"/>
+              <w:right w:val="single" w:color="9DB3C8" w:sz="4"/>
+            </w:tcBorders>
+            <w:tcMar>
+              <w:top w:type="dxa" w:w="80"/>
+              <w:left w:type="dxa" w:w="100"/>
+              <w:bottom w:type="dxa" w:w="80"/>
+              <w:right w:type="dxa" w:w="100"/>
+            </w:tcMar>
+            <w:vAlign w:val="center"/>
+          </w:tcPr>
+          <w:p>
+            <w:pPr>
+              <w:spacing w:line="264"/>
+            </w:pPr>
+            <w:r>
+              <w:rPr>
+                <w:rFonts w:ascii="Microsoft JhengHei" w:cs="Microsoft JhengHei" w:eastAsia="Microsoft JhengHei" w:hAnsi="Microsoft JhengHei"/>
+                <w:sz w:val="18"/>
+                <w:szCs w:val="18"/>
+              </w:rPr>
+              <w:t xml:space="preserve">73.4%</w:t>
+            </w:r>
+          </w:p>
+        </w:tc>
+        <w:tc>
+          <w:tcPr>
+            <w:tcW w:type="dxa" w:w="1870"/>
+            <w:tcBorders>
+              <w:top w:val="single" w:color="9DB3C8" w:sz="4"/>
+              <w:left w:val="single" w:color="9DB3C8" w:sz="4"/>
+              <w:bottom w:val="single" w:color="9DB3C8" w:sz="4"/>
+              <w:right w:val="single" w:color="9DB3C8" w:sz="4"/>
+            </w:tcBorders>
+            <w:tcMar>
+              <w:top w:type="dxa" w:w="80"/>
+              <w:left w:type="dxa" w:w="100"/>
+              <w:bottom w:type="dxa" w:w="80"/>
+              <w:right w:type="dxa" w:w="100"/>
+            </w:tcMar>
+            <w:vAlign w:val="center"/>
+          </w:tcPr>
+          <w:p>
+            <w:pPr>
+              <w:spacing w:line="264"/>
+            </w:pPr>
+            <w:r>
+              <w:rPr>
+                <w:rFonts w:ascii="Microsoft JhengHei" w:cs="Microsoft JhengHei" w:eastAsia="Microsoft JhengHei" w:hAnsi="Microsoft JhengHei"/>
+                <w:sz w:val="18"/>
+                <w:szCs w:val="18"/>
+              </w:rPr>
+              <w:t xml:space="preserve">-24.1% ／ -24.8%</w:t>
+            </w:r>
+          </w:p>
+        </w:tc>
+        <w:tc>
+          <w:tcPr>
+            <w:tcW w:type="dxa" w:w="1870"/>
+            <w:tcBorders>
+              <w:top w:val="single" w:color="9DB3C8" w:sz="4"/>
+              <w:left w:val="single" w:color="9DB3C8" w:sz="4"/>
+              <w:bottom w:val="single" w:color="9DB3C8" w:sz="4"/>
+              <w:right w:val="single" w:color="9DB3C8" w:sz="4"/>
+            </w:tcBorders>
+            <w:tcMar>
+              <w:top w:type="dxa" w:w="80"/>
+              <w:left w:type="dxa" w:w="100"/>
+              <w:bottom w:type="dxa" w:w="80"/>
+              <w:right w:type="dxa" w:w="100"/>
+            </w:tcMar>
+            <w:vAlign w:val="center"/>
+          </w:tcPr>
+          <w:p>
+            <w:pPr>
+              <w:spacing w:line="264"/>
+            </w:pPr>
+            <w:r>
+              <w:rPr>
+                <w:rFonts w:ascii="Microsoft JhengHei" w:cs="Microsoft JhengHei" w:eastAsia="Microsoft JhengHei" w:hAnsi="Microsoft JhengHei"/>
+                <w:sz w:val="18"/>
+                <w:szCs w:val="18"/>
+              </w:rPr>
+              <w:t xml:space="preserve">77.5%</w:t>
+            </w:r>
+          </w:p>
+        </w:tc>
+      </w:tr>
+      <w:tr>
+        <w:tc>
+          <w:tcPr>
+            <w:tcW w:type="dxa" w:w="1870"/>
+            <w:tcBorders>
+              <w:top w:val="single" w:color="9DB3C8" w:sz="4"/>
+              <w:left w:val="single" w:color="9DB3C8" w:sz="4"/>
+              <w:bottom w:val="single" w:color="9DB3C8" w:sz="4"/>
+              <w:right w:val="single" w:color="9DB3C8" w:sz="4"/>
+            </w:tcBorders>
+            <w:tcMar>
+              <w:top w:type="dxa" w:w="80"/>
+              <w:left w:type="dxa" w:w="100"/>
+              <w:bottom w:type="dxa" w:w="80"/>
+              <w:right w:type="dxa" w:w="100"/>
+            </w:tcMar>
+            <w:vAlign w:val="center"/>
+          </w:tcPr>
+          <w:p>
+            <w:pPr>
+              <w:spacing w:line="264"/>
+            </w:pPr>
+            <w:r>
+              <w:rPr>
+                <w:rFonts w:ascii="Microsoft JhengHei" w:cs="Microsoft JhengHei" w:eastAsia="Microsoft JhengHei" w:hAnsi="Microsoft JhengHei"/>
+                <w:sz w:val="18"/>
+                <w:szCs w:val="18"/>
+              </w:rPr>
+              <w:t xml:space="preserve">高波動 80%</w:t>
+            </w:r>
+          </w:p>
+        </w:tc>
+        <w:tc>
+          <w:tcPr>
+            <w:tcW w:type="dxa" w:w="1870"/>
+            <w:tcBorders>
+              <w:top w:val="single" w:color="9DB3C8" w:sz="4"/>
+              <w:left w:val="single" w:color="9DB3C8" w:sz="4"/>
+              <w:bottom w:val="single" w:color="9DB3C8" w:sz="4"/>
+              <w:right w:val="single" w:color="9DB3C8" w:sz="4"/>
+            </w:tcBorders>
+            <w:tcMar>
+              <w:top w:type="dxa" w:w="80"/>
+              <w:left w:type="dxa" w:w="100"/>
+              <w:bottom w:type="dxa" w:w="80"/>
+              <w:right w:type="dxa" w:w="100"/>
+            </w:tcMar>
+            <w:vAlign w:val="center"/>
+          </w:tcPr>
+          <w:p>
+            <w:pPr>
+              <w:spacing w:line="264"/>
+            </w:pPr>
+            <w:r>
+              <w:rPr>
+                <w:rFonts w:ascii="Microsoft JhengHei" w:cs="Microsoft JhengHei" w:eastAsia="Microsoft JhengHei" w:hAnsi="Microsoft JhengHei"/>
+                <w:sz w:val="18"/>
+                <w:szCs w:val="18"/>
+              </w:rPr>
+              <w:t xml:space="preserve">-36.6% ／ -41.9%</w:t>
+            </w:r>
+          </w:p>
+        </w:tc>
+        <w:tc>
+          <w:tcPr>
+            <w:tcW w:type="dxa" w:w="1870"/>
+            <w:tcBorders>
+              <w:top w:val="single" w:color="9DB3C8" w:sz="4"/>
+              <w:left w:val="single" w:color="9DB3C8" w:sz="4"/>
+              <w:bottom w:val="single" w:color="9DB3C8" w:sz="4"/>
+              <w:right w:val="single" w:color="9DB3C8" w:sz="4"/>
+            </w:tcBorders>
+            <w:tcMar>
+              <w:top w:type="dxa" w:w="80"/>
+              <w:left w:type="dxa" w:w="100"/>
+              <w:bottom w:type="dxa" w:w="80"/>
+              <w:right w:type="dxa" w:w="100"/>
+            </w:tcMar>
+            <w:vAlign w:val="center"/>
+          </w:tcPr>
+          <w:p>
+            <w:pPr>
+              <w:spacing w:line="264"/>
+            </w:pPr>
+            <w:r>
+              <w:rPr>
+                <w:rFonts w:ascii="Microsoft JhengHei" w:cs="Microsoft JhengHei" w:eastAsia="Microsoft JhengHei" w:hAnsi="Microsoft JhengHei"/>
+                <w:sz w:val="18"/>
+                <w:szCs w:val="18"/>
+              </w:rPr>
+              <w:t xml:space="preserve">83.1%</w:t>
+            </w:r>
+          </w:p>
+        </w:tc>
+        <w:tc>
+          <w:tcPr>
+            <w:tcW w:type="dxa" w:w="1870"/>
+            <w:tcBorders>
+              <w:top w:val="single" w:color="9DB3C8" w:sz="4"/>
+              <w:left w:val="single" w:color="9DB3C8" w:sz="4"/>
+              <w:bottom w:val="single" w:color="9DB3C8" w:sz="4"/>
+              <w:right w:val="single" w:color="9DB3C8" w:sz="4"/>
+            </w:tcBorders>
+            <w:tcMar>
+              <w:top w:type="dxa" w:w="80"/>
+              <w:left w:type="dxa" w:w="100"/>
+              <w:bottom w:type="dxa" w:w="80"/>
+              <w:right w:type="dxa" w:w="100"/>
+            </w:tcMar>
+            <w:vAlign w:val="center"/>
+          </w:tcPr>
+          <w:p>
+            <w:pPr>
+              <w:spacing w:line="264"/>
+            </w:pPr>
+            <w:r>
+              <w:rPr>
+                <w:rFonts w:ascii="Microsoft JhengHei" w:cs="Microsoft JhengHei" w:eastAsia="Microsoft JhengHei" w:hAnsi="Microsoft JhengHei"/>
+                <w:sz w:val="18"/>
+                <w:szCs w:val="18"/>
+              </w:rPr>
+              <w:t xml:space="preserve">-40.0% ／ -43.4%</w:t>
+            </w:r>
+          </w:p>
+        </w:tc>
+        <w:tc>
+          <w:tcPr>
+            <w:tcW w:type="dxa" w:w="1870"/>
+            <w:tcBorders>
+              <w:top w:val="single" w:color="9DB3C8" w:sz="4"/>
+              <w:left w:val="single" w:color="9DB3C8" w:sz="4"/>
+              <w:bottom w:val="single" w:color="9DB3C8" w:sz="4"/>
+              <w:right w:val="single" w:color="9DB3C8" w:sz="4"/>
+            </w:tcBorders>
+            <w:tcMar>
+              <w:top w:type="dxa" w:w="80"/>
+              <w:left w:type="dxa" w:w="100"/>
+              <w:bottom w:type="dxa" w:w="80"/>
+              <w:right w:type="dxa" w:w="100"/>
+            </w:tcMar>
+            <w:vAlign w:val="center"/>
+          </w:tcPr>
+          <w:p>
+            <w:pPr>
+              <w:spacing w:line="264"/>
+            </w:pPr>
+            <w:r>
+              <w:rPr>
+                <w:rFonts w:ascii="Microsoft JhengHei" w:cs="Microsoft JhengHei" w:eastAsia="Microsoft JhengHei" w:hAnsi="Microsoft JhengHei"/>
+                <w:sz w:val="18"/>
+                <w:szCs w:val="18"/>
+              </w:rPr>
+              <w:t xml:space="preserve">87.5%</w:t>
+            </w:r>
+          </w:p>
+        </w:tc>
+      </w:tr>
+    </w:tbl>
+    <w:p>
+      <w:pPr>
+        <w:spacing w:after="160"/>
+      </w:pPr>
+    </w:p>
+    <w:p>
+      <w:pPr>
+        <w:spacing w:after="160" w:line="300"/>
+      </w:pPr>
+      <w:r>
+        <w:rPr>
+          <w:rFonts w:ascii="Microsoft JhengHei" w:cs="Microsoft JhengHei" w:eastAsia="Microsoft JhengHei" w:hAnsi="Microsoft JhengHei"/>
+          <w:b/>
+          <w:bCs/>
+          <w:sz w:val="21"/>
+          <w:szCs w:val="21"/>
+        </w:rPr>
+        <w:t xml:space="preserve">依市場方向偏見情境（波動率固定為基準 55%）：</w:t>
+      </w:r>
+    </w:p>
+    <w:tbl>
+      <w:tblPr>
+        <w:tblW w:type="dxa" w:w="9350"/>
+        <w:tblBorders>
+          <w:top w:val="single" w:color="auto" w:sz="4"/>
+          <w:left w:val="single" w:color="auto" w:sz="4"/>
+          <w:bottom w:val="single" w:color="auto" w:sz="4"/>
+          <w:right w:val="single" w:color="auto" w:sz="4"/>
+          <w:insideH w:val="single" w:color="auto" w:sz="4"/>
+          <w:insideV w:val="single" w:color="auto" w:sz="4"/>
+        </w:tblBorders>
+      </w:tblPr>
+      <w:tblGrid>
+        <w:gridCol w:w="1870"/>
+        <w:gridCol w:w="1870"/>
+        <w:gridCol w:w="1870"/>
+        <w:gridCol w:w="1870"/>
+        <w:gridCol w:w="1870"/>
+      </w:tblGrid>
+      <w:tr>
+        <w:trPr>
+          <w:tblHeader/>
+        </w:trPr>
+        <w:tc>
+          <w:tcPr>
+            <w:tcW w:type="dxa" w:w="1870"/>
+            <w:tcBorders>
+              <w:top w:val="single" w:color="9DB3C8" w:sz="4"/>
+              <w:left w:val="single" w:color="9DB3C8" w:sz="4"/>
+              <w:bottom w:val="single" w:color="9DB3C8" w:sz="4"/>
+              <w:right w:val="single" w:color="9DB3C8" w:sz="4"/>
+            </w:tcBorders>
+            <w:shd w:fill="1F3864" w:val="clear"/>
+            <w:tcMar>
+              <w:top w:type="dxa" w:w="80"/>
+              <w:left w:type="dxa" w:w="100"/>
+              <w:bottom w:type="dxa" w:w="80"/>
+              <w:right w:type="dxa" w:w="100"/>
+            </w:tcMar>
+            <w:vAlign w:val="center"/>
+          </w:tcPr>
+          <w:p>
+            <w:r>
+              <w:rPr>
+                <w:rFonts w:ascii="Microsoft JhengHei" w:cs="Microsoft JhengHei" w:eastAsia="Microsoft JhengHei" w:hAnsi="Microsoft JhengHei"/>
+                <w:b/>
+                <w:bCs/>
+                <w:color w:val="FFFFFF"/>
+                <w:sz w:val="19"/>
+                <w:szCs w:val="19"/>
+              </w:rPr>
+              <w:t xml:space="preserve">方向性假設</w:t>
+            </w:r>
+          </w:p>
+        </w:tc>
+        <w:tc>
+          <w:tcPr>
+            <w:tcW w:type="dxa" w:w="1870"/>
+            <w:tcBorders>
+              <w:top w:val="single" w:color="9DB3C8" w:sz="4"/>
+              <w:left w:val="single" w:color="9DB3C8" w:sz="4"/>
+              <w:bottom w:val="single" w:color="9DB3C8" w:sz="4"/>
+              <w:right w:val="single" w:color="9DB3C8" w:sz="4"/>
+            </w:tcBorders>
+            <w:shd w:fill="1F3864" w:val="clear"/>
+            <w:tcMar>
+              <w:top w:type="dxa" w:w="80"/>
+              <w:left w:type="dxa" w:w="100"/>
+              <w:bottom w:type="dxa" w:w="80"/>
+              <w:right w:type="dxa" w:w="100"/>
+            </w:tcMar>
+            <w:vAlign w:val="center"/>
+          </w:tcPr>
+          <w:p>
+            <w:r>
+              <w:rPr>
+                <w:rFonts w:ascii="Microsoft JhengHei" w:cs="Microsoft JhengHei" w:eastAsia="Microsoft JhengHei" w:hAnsi="Microsoft JhengHei"/>
+                <w:b/>
+                <w:bCs/>
+                <w:color w:val="FFFFFF"/>
+                <w:sz w:val="19"/>
+                <w:szCs w:val="19"/>
+              </w:rPr>
+              <w:t xml:space="preserve">規則1 平均／中位數年化</w:t>
+            </w:r>
+          </w:p>
+        </w:tc>
+        <w:tc>
+          <w:tcPr>
+            <w:tcW w:type="dxa" w:w="1870"/>
+            <w:tcBorders>
+              <w:top w:val="single" w:color="9DB3C8" w:sz="4"/>
+              <w:left w:val="single" w:color="9DB3C8" w:sz="4"/>
+              <w:bottom w:val="single" w:color="9DB3C8" w:sz="4"/>
+              <w:right w:val="single" w:color="9DB3C8" w:sz="4"/>
+            </w:tcBorders>
+            <w:shd w:fill="1F3864" w:val="clear"/>
+            <w:tcMar>
+              <w:top w:type="dxa" w:w="80"/>
+              <w:left w:type="dxa" w:w="100"/>
+              <w:bottom w:type="dxa" w:w="80"/>
+              <w:right w:type="dxa" w:w="100"/>
+            </w:tcMar>
+            <w:vAlign w:val="center"/>
+          </w:tcPr>
+          <w:p>
+            <w:r>
+              <w:rPr>
+                <w:rFonts w:ascii="Microsoft JhengHei" w:cs="Microsoft JhengHei" w:eastAsia="Microsoft JhengHei" w:hAnsi="Microsoft JhengHei"/>
+                <w:b/>
+                <w:bCs/>
+                <w:color w:val="FFFFFF"/>
+                <w:sz w:val="19"/>
+                <w:szCs w:val="19"/>
+              </w:rPr>
+              <w:t xml:space="preserve">規則1 虧損機率</w:t>
+            </w:r>
+          </w:p>
+        </w:tc>
+        <w:tc>
+          <w:tcPr>
+            <w:tcW w:type="dxa" w:w="1870"/>
+            <w:tcBorders>
+              <w:top w:val="single" w:color="9DB3C8" w:sz="4"/>
+              <w:left w:val="single" w:color="9DB3C8" w:sz="4"/>
+              <w:bottom w:val="single" w:color="9DB3C8" w:sz="4"/>
+              <w:right w:val="single" w:color="9DB3C8" w:sz="4"/>
+            </w:tcBorders>
+            <w:shd w:fill="1F3864" w:val="clear"/>
+            <w:tcMar>
+              <w:top w:type="dxa" w:w="80"/>
+              <w:left w:type="dxa" w:w="100"/>
+              <w:bottom w:type="dxa" w:w="80"/>
+              <w:right w:type="dxa" w:w="100"/>
+            </w:tcMar>
+            <w:vAlign w:val="center"/>
+          </w:tcPr>
+          <w:p>
+            <w:r>
+              <w:rPr>
+                <w:rFonts w:ascii="Microsoft JhengHei" w:cs="Microsoft JhengHei" w:eastAsia="Microsoft JhengHei" w:hAnsi="Microsoft JhengHei"/>
+                <w:b/>
+                <w:bCs/>
+                <w:color w:val="FFFFFF"/>
+                <w:sz w:val="19"/>
+                <w:szCs w:val="19"/>
+              </w:rPr>
+              <w:t xml:space="preserve">規則2 平均／中位數年化</w:t>
+            </w:r>
+          </w:p>
+        </w:tc>
+        <w:tc>
+          <w:tcPr>
+            <w:tcW w:type="dxa" w:w="1870"/>
+            <w:tcBorders>
+              <w:top w:val="single" w:color="9DB3C8" w:sz="4"/>
+              <w:left w:val="single" w:color="9DB3C8" w:sz="4"/>
+              <w:bottom w:val="single" w:color="9DB3C8" w:sz="4"/>
+              <w:right w:val="single" w:color="9DB3C8" w:sz="4"/>
+            </w:tcBorders>
+            <w:shd w:fill="1F3864" w:val="clear"/>
+            <w:tcMar>
+              <w:top w:type="dxa" w:w="80"/>
+              <w:left w:type="dxa" w:w="100"/>
+              <w:bottom w:type="dxa" w:w="80"/>
+              <w:right w:type="dxa" w:w="100"/>
+            </w:tcMar>
+            <w:vAlign w:val="center"/>
+          </w:tcPr>
+          <w:p>
+            <w:r>
+              <w:rPr>
+                <w:rFonts w:ascii="Microsoft JhengHei" w:cs="Microsoft JhengHei" w:eastAsia="Microsoft JhengHei" w:hAnsi="Microsoft JhengHei"/>
+                <w:b/>
+                <w:bCs/>
+                <w:color w:val="FFFFFF"/>
+                <w:sz w:val="19"/>
+                <w:szCs w:val="19"/>
+              </w:rPr>
+              <w:t xml:space="preserve">規則2 虧損機率</w:t>
+            </w:r>
+          </w:p>
+        </w:tc>
+      </w:tr>
+      <w:tr>
+        <w:tc>
+          <w:tcPr>
+            <w:tcW w:type="dxa" w:w="1870"/>
+            <w:tcBorders>
+              <w:top w:val="single" w:color="9DB3C8" w:sz="4"/>
+              <w:left w:val="single" w:color="9DB3C8" w:sz="4"/>
+              <w:bottom w:val="single" w:color="9DB3C8" w:sz="4"/>
+              <w:right w:val="single" w:color="9DB3C8" w:sz="4"/>
+            </w:tcBorders>
+            <w:tcMar>
+              <w:top w:type="dxa" w:w="80"/>
+              <w:left w:type="dxa" w:w="100"/>
+              <w:bottom w:type="dxa" w:w="80"/>
+              <w:right w:type="dxa" w:w="100"/>
+            </w:tcMar>
+            <w:vAlign w:val="center"/>
+          </w:tcPr>
+          <w:p>
+            <w:pPr>
+              <w:spacing w:line="264"/>
+            </w:pPr>
+            <w:r>
+              <w:rPr>
+                <w:rFonts w:ascii="Microsoft JhengHei" w:cs="Microsoft JhengHei" w:eastAsia="Microsoft JhengHei" w:hAnsi="Microsoft JhengHei"/>
+                <w:sz w:val="18"/>
+                <w:szCs w:val="18"/>
+              </w:rPr>
+              <w:t xml:space="preserve">多頭偏向 +30%/年</w:t>
+            </w:r>
+          </w:p>
+        </w:tc>
+        <w:tc>
+          <w:tcPr>
+            <w:tcW w:type="dxa" w:w="1870"/>
+            <w:tcBorders>
+              <w:top w:val="single" w:color="9DB3C8" w:sz="4"/>
+              <w:left w:val="single" w:color="9DB3C8" w:sz="4"/>
+              <w:bottom w:val="single" w:color="9DB3C8" w:sz="4"/>
+              <w:right w:val="single" w:color="9DB3C8" w:sz="4"/>
+            </w:tcBorders>
+            <w:tcMar>
+              <w:top w:type="dxa" w:w="80"/>
+              <w:left w:type="dxa" w:w="100"/>
+              <w:bottom w:type="dxa" w:w="80"/>
+              <w:right w:type="dxa" w:w="100"/>
+            </w:tcMar>
+            <w:vAlign w:val="center"/>
+          </w:tcPr>
+          <w:p>
+            <w:pPr>
+              <w:spacing w:line="264"/>
+            </w:pPr>
+            <w:r>
+              <w:rPr>
+                <w:rFonts w:ascii="Microsoft JhengHei" w:cs="Microsoft JhengHei" w:eastAsia="Microsoft JhengHei" w:hAnsi="Microsoft JhengHei"/>
+                <w:sz w:val="18"/>
+                <w:szCs w:val="18"/>
+              </w:rPr>
+              <w:t xml:space="preserve">-4.2% ／ -4.7%</w:t>
+            </w:r>
+          </w:p>
+        </w:tc>
+        <w:tc>
+          <w:tcPr>
+            <w:tcW w:type="dxa" w:w="1870"/>
+            <w:tcBorders>
+              <w:top w:val="single" w:color="9DB3C8" w:sz="4"/>
+              <w:left w:val="single" w:color="9DB3C8" w:sz="4"/>
+              <w:bottom w:val="single" w:color="9DB3C8" w:sz="4"/>
+              <w:right w:val="single" w:color="9DB3C8" w:sz="4"/>
+            </w:tcBorders>
+            <w:tcMar>
+              <w:top w:type="dxa" w:w="80"/>
+              <w:left w:type="dxa" w:w="100"/>
+              <w:bottom w:type="dxa" w:w="80"/>
+              <w:right w:type="dxa" w:w="100"/>
+            </w:tcMar>
+            <w:vAlign w:val="center"/>
+          </w:tcPr>
+          <w:p>
+            <w:pPr>
+              <w:spacing w:line="264"/>
+            </w:pPr>
+            <w:r>
+              <w:rPr>
+                <w:rFonts w:ascii="Microsoft JhengHei" w:cs="Microsoft JhengHei" w:eastAsia="Microsoft JhengHei" w:hAnsi="Microsoft JhengHei"/>
+                <w:sz w:val="18"/>
+                <w:szCs w:val="18"/>
+              </w:rPr>
+              <w:t xml:space="preserve">54.7%</w:t>
+            </w:r>
+          </w:p>
+        </w:tc>
+        <w:tc>
+          <w:tcPr>
+            <w:tcW w:type="dxa" w:w="1870"/>
+            <w:tcBorders>
+              <w:top w:val="single" w:color="9DB3C8" w:sz="4"/>
+              <w:left w:val="single" w:color="9DB3C8" w:sz="4"/>
+              <w:bottom w:val="single" w:color="9DB3C8" w:sz="4"/>
+              <w:right w:val="single" w:color="9DB3C8" w:sz="4"/>
+            </w:tcBorders>
+            <w:tcMar>
+              <w:top w:type="dxa" w:w="80"/>
+              <w:left w:type="dxa" w:w="100"/>
+              <w:bottom w:type="dxa" w:w="80"/>
+              <w:right w:type="dxa" w:w="100"/>
+            </w:tcMar>
+            <w:vAlign w:val="center"/>
+          </w:tcPr>
+          <w:p>
+            <w:pPr>
+              <w:spacing w:line="264"/>
+            </w:pPr>
+            <w:r>
+              <w:rPr>
+                <w:rFonts w:ascii="Microsoft JhengHei" w:cs="Microsoft JhengHei" w:eastAsia="Microsoft JhengHei" w:hAnsi="Microsoft JhengHei"/>
+                <w:sz w:val="18"/>
+                <w:szCs w:val="18"/>
+              </w:rPr>
+              <w:t xml:space="preserve">-11.6% ／ -9.5%</w:t>
+            </w:r>
+          </w:p>
+        </w:tc>
+        <w:tc>
+          <w:tcPr>
+            <w:tcW w:type="dxa" w:w="1870"/>
+            <w:tcBorders>
+              <w:top w:val="single" w:color="9DB3C8" w:sz="4"/>
+              <w:left w:val="single" w:color="9DB3C8" w:sz="4"/>
+              <w:bottom w:val="single" w:color="9DB3C8" w:sz="4"/>
+              <w:right w:val="single" w:color="9DB3C8" w:sz="4"/>
+            </w:tcBorders>
+            <w:tcMar>
+              <w:top w:type="dxa" w:w="80"/>
+              <w:left w:type="dxa" w:w="100"/>
+              <w:bottom w:type="dxa" w:w="80"/>
+              <w:right w:type="dxa" w:w="100"/>
+            </w:tcMar>
+            <w:vAlign w:val="center"/>
+          </w:tcPr>
+          <w:p>
+            <w:pPr>
+              <w:spacing w:line="264"/>
+            </w:pPr>
+            <w:r>
+              <w:rPr>
+                <w:rFonts w:ascii="Microsoft JhengHei" w:cs="Microsoft JhengHei" w:eastAsia="Microsoft JhengHei" w:hAnsi="Microsoft JhengHei"/>
+                <w:sz w:val="18"/>
+                <w:szCs w:val="18"/>
+              </w:rPr>
+              <w:t xml:space="preserve">61.9%</w:t>
+            </w:r>
+          </w:p>
+        </w:tc>
+      </w:tr>
+      <w:tr>
+        <w:tc>
+          <w:tcPr>
+            <w:tcW w:type="dxa" w:w="1870"/>
+            <w:tcBorders>
+              <w:top w:val="single" w:color="9DB3C8" w:sz="4"/>
+              <w:left w:val="single" w:color="9DB3C8" w:sz="4"/>
+              <w:bottom w:val="single" w:color="9DB3C8" w:sz="4"/>
+              <w:right w:val="single" w:color="9DB3C8" w:sz="4"/>
+            </w:tcBorders>
+            <w:tcMar>
+              <w:top w:type="dxa" w:w="80"/>
+              <w:left w:type="dxa" w:w="100"/>
+              <w:bottom w:type="dxa" w:w="80"/>
+              <w:right w:type="dxa" w:w="100"/>
+            </w:tcMar>
+            <w:vAlign w:val="center"/>
+          </w:tcPr>
+          <w:p>
+            <w:pPr>
+              <w:spacing w:line="264"/>
+            </w:pPr>
+            <w:r>
+              <w:rPr>
+                <w:rFonts w:ascii="Microsoft JhengHei" w:cs="Microsoft JhengHei" w:eastAsia="Microsoft JhengHei" w:hAnsi="Microsoft JhengHei"/>
+                <w:sz w:val="18"/>
+                <w:szCs w:val="18"/>
+              </w:rPr>
+              <w:t xml:space="preserve">基準（零漂移）</w:t>
+            </w:r>
+          </w:p>
+        </w:tc>
+        <w:tc>
+          <w:tcPr>
+            <w:tcW w:type="dxa" w:w="1870"/>
+            <w:tcBorders>
+              <w:top w:val="single" w:color="9DB3C8" w:sz="4"/>
+              <w:left w:val="single" w:color="9DB3C8" w:sz="4"/>
+              <w:bottom w:val="single" w:color="9DB3C8" w:sz="4"/>
+              <w:right w:val="single" w:color="9DB3C8" w:sz="4"/>
+            </w:tcBorders>
+            <w:tcMar>
+              <w:top w:type="dxa" w:w="80"/>
+              <w:left w:type="dxa" w:w="100"/>
+              <w:bottom w:type="dxa" w:w="80"/>
+              <w:right w:type="dxa" w:w="100"/>
+            </w:tcMar>
+            <w:vAlign w:val="center"/>
+          </w:tcPr>
+          <w:p>
+            <w:pPr>
+              <w:spacing w:line="264"/>
+            </w:pPr>
+            <w:r>
+              <w:rPr>
+                <w:rFonts w:ascii="Microsoft JhengHei" w:cs="Microsoft JhengHei" w:eastAsia="Microsoft JhengHei" w:hAnsi="Microsoft JhengHei"/>
+                <w:sz w:val="18"/>
+                <w:szCs w:val="18"/>
+              </w:rPr>
+              <w:t xml:space="preserve">-20.2% ／ -22.9%</w:t>
+            </w:r>
+          </w:p>
+        </w:tc>
+        <w:tc>
+          <w:tcPr>
+            <w:tcW w:type="dxa" w:w="1870"/>
+            <w:tcBorders>
+              <w:top w:val="single" w:color="9DB3C8" w:sz="4"/>
+              <w:left w:val="single" w:color="9DB3C8" w:sz="4"/>
+              <w:bottom w:val="single" w:color="9DB3C8" w:sz="4"/>
+              <w:right w:val="single" w:color="9DB3C8" w:sz="4"/>
+            </w:tcBorders>
+            <w:tcMar>
+              <w:top w:type="dxa" w:w="80"/>
+              <w:left w:type="dxa" w:w="100"/>
+              <w:bottom w:type="dxa" w:w="80"/>
+              <w:right w:type="dxa" w:w="100"/>
+            </w:tcMar>
+            <w:vAlign w:val="center"/>
+          </w:tcPr>
+          <w:p>
+            <w:pPr>
+              <w:spacing w:line="264"/>
+            </w:pPr>
+            <w:r>
+              <w:rPr>
+                <w:rFonts w:ascii="Microsoft JhengHei" w:cs="Microsoft JhengHei" w:eastAsia="Microsoft JhengHei" w:hAnsi="Microsoft JhengHei"/>
+                <w:sz w:val="18"/>
+                <w:szCs w:val="18"/>
+              </w:rPr>
+              <w:t xml:space="preserve">73.4%</w:t>
+            </w:r>
+          </w:p>
+        </w:tc>
+        <w:tc>
+          <w:tcPr>
+            <w:tcW w:type="dxa" w:w="1870"/>
+            <w:tcBorders>
+              <w:top w:val="single" w:color="9DB3C8" w:sz="4"/>
+              <w:left w:val="single" w:color="9DB3C8" w:sz="4"/>
+              <w:bottom w:val="single" w:color="9DB3C8" w:sz="4"/>
+              <w:right w:val="single" w:color="9DB3C8" w:sz="4"/>
+            </w:tcBorders>
+            <w:tcMar>
+              <w:top w:type="dxa" w:w="80"/>
+              <w:left w:type="dxa" w:w="100"/>
+              <w:bottom w:type="dxa" w:w="80"/>
+              <w:right w:type="dxa" w:w="100"/>
+            </w:tcMar>
+            <w:vAlign w:val="center"/>
+          </w:tcPr>
+          <w:p>
+            <w:pPr>
+              <w:spacing w:line="264"/>
+            </w:pPr>
+            <w:r>
+              <w:rPr>
+                <w:rFonts w:ascii="Microsoft JhengHei" w:cs="Microsoft JhengHei" w:eastAsia="Microsoft JhengHei" w:hAnsi="Microsoft JhengHei"/>
+                <w:sz w:val="18"/>
+                <w:szCs w:val="18"/>
+              </w:rPr>
+              <w:t xml:space="preserve">-24.1% ／ -24.8%</w:t>
+            </w:r>
+          </w:p>
+        </w:tc>
+        <w:tc>
+          <w:tcPr>
+            <w:tcW w:type="dxa" w:w="1870"/>
+            <w:tcBorders>
+              <w:top w:val="single" w:color="9DB3C8" w:sz="4"/>
+              <w:left w:val="single" w:color="9DB3C8" w:sz="4"/>
+              <w:bottom w:val="single" w:color="9DB3C8" w:sz="4"/>
+              <w:right w:val="single" w:color="9DB3C8" w:sz="4"/>
+            </w:tcBorders>
+            <w:tcMar>
+              <w:top w:type="dxa" w:w="80"/>
+              <w:left w:type="dxa" w:w="100"/>
+              <w:bottom w:type="dxa" w:w="80"/>
+              <w:right w:type="dxa" w:w="100"/>
+            </w:tcMar>
+            <w:vAlign w:val="center"/>
+          </w:tcPr>
+          <w:p>
+            <w:pPr>
+              <w:spacing w:line="264"/>
+            </w:pPr>
+            <w:r>
+              <w:rPr>
+                <w:rFonts w:ascii="Microsoft JhengHei" w:cs="Microsoft JhengHei" w:eastAsia="Microsoft JhengHei" w:hAnsi="Microsoft JhengHei"/>
+                <w:sz w:val="18"/>
+                <w:szCs w:val="18"/>
+              </w:rPr>
+              <w:t xml:space="preserve">77.5%</w:t>
+            </w:r>
+          </w:p>
+        </w:tc>
+      </w:tr>
+      <w:tr>
+        <w:tc>
+          <w:tcPr>
+            <w:tcW w:type="dxa" w:w="1870"/>
+            <w:tcBorders>
+              <w:top w:val="single" w:color="9DB3C8" w:sz="4"/>
+              <w:left w:val="single" w:color="9DB3C8" w:sz="4"/>
+              <w:bottom w:val="single" w:color="9DB3C8" w:sz="4"/>
+              <w:right w:val="single" w:color="9DB3C8" w:sz="4"/>
+            </w:tcBorders>
+            <w:tcMar>
+              <w:top w:type="dxa" w:w="80"/>
+              <w:left w:type="dxa" w:w="100"/>
+              <w:bottom w:type="dxa" w:w="80"/>
+              <w:right w:type="dxa" w:w="100"/>
+            </w:tcMar>
+            <w:vAlign w:val="center"/>
+          </w:tcPr>
+          <w:p>
+            <w:pPr>
+              <w:spacing w:line="264"/>
+            </w:pPr>
+            <w:r>
+              <w:rPr>
+                <w:rFonts w:ascii="Microsoft JhengHei" w:cs="Microsoft JhengHei" w:eastAsia="Microsoft JhengHei" w:hAnsi="Microsoft JhengHei"/>
+                <w:sz w:val="18"/>
+                <w:szCs w:val="18"/>
+              </w:rPr>
+              <w:t xml:space="preserve">空頭偏向 -30%/年</w:t>
+            </w:r>
+          </w:p>
+        </w:tc>
+        <w:tc>
+          <w:tcPr>
+            <w:tcW w:type="dxa" w:w="1870"/>
+            <w:tcBorders>
+              <w:top w:val="single" w:color="9DB3C8" w:sz="4"/>
+              <w:left w:val="single" w:color="9DB3C8" w:sz="4"/>
+              <w:bottom w:val="single" w:color="9DB3C8" w:sz="4"/>
+              <w:right w:val="single" w:color="9DB3C8" w:sz="4"/>
+            </w:tcBorders>
+            <w:tcMar>
+              <w:top w:type="dxa" w:w="80"/>
+              <w:left w:type="dxa" w:w="100"/>
+              <w:bottom w:type="dxa" w:w="80"/>
+              <w:right w:type="dxa" w:w="100"/>
+            </w:tcMar>
+            <w:vAlign w:val="center"/>
+          </w:tcPr>
+          <w:p>
+            <w:pPr>
+              <w:spacing w:line="264"/>
+            </w:pPr>
+            <w:r>
+              <w:rPr>
+                <w:rFonts w:ascii="Microsoft JhengHei" w:cs="Microsoft JhengHei" w:eastAsia="Microsoft JhengHei" w:hAnsi="Microsoft JhengHei"/>
+                <w:sz w:val="18"/>
+                <w:szCs w:val="18"/>
+              </w:rPr>
+              <w:t xml:space="preserve">-36.0% ／ -40.8%</w:t>
+            </w:r>
+          </w:p>
+        </w:tc>
+        <w:tc>
+          <w:tcPr>
+            <w:tcW w:type="dxa" w:w="1870"/>
+            <w:tcBorders>
+              <w:top w:val="single" w:color="9DB3C8" w:sz="4"/>
+              <w:left w:val="single" w:color="9DB3C8" w:sz="4"/>
+              <w:bottom w:val="single" w:color="9DB3C8" w:sz="4"/>
+              <w:right w:val="single" w:color="9DB3C8" w:sz="4"/>
+            </w:tcBorders>
+            <w:tcMar>
+              <w:top w:type="dxa" w:w="80"/>
+              <w:left w:type="dxa" w:w="100"/>
+              <w:bottom w:type="dxa" w:w="80"/>
+              <w:right w:type="dxa" w:w="100"/>
+            </w:tcMar>
+            <w:vAlign w:val="center"/>
+          </w:tcPr>
+          <w:p>
+            <w:pPr>
+              <w:spacing w:line="264"/>
+            </w:pPr>
+            <w:r>
+              <w:rPr>
+                <w:rFonts w:ascii="Microsoft JhengHei" w:cs="Microsoft JhengHei" w:eastAsia="Microsoft JhengHei" w:hAnsi="Microsoft JhengHei"/>
+                <w:sz w:val="18"/>
+                <w:szCs w:val="18"/>
+              </w:rPr>
+              <w:t xml:space="preserve">87.2%</w:t>
+            </w:r>
+          </w:p>
+        </w:tc>
+        <w:tc>
+          <w:tcPr>
+            <w:tcW w:type="dxa" w:w="1870"/>
+            <w:tcBorders>
+              <w:top w:val="single" w:color="9DB3C8" w:sz="4"/>
+              <w:left w:val="single" w:color="9DB3C8" w:sz="4"/>
+              <w:bottom w:val="single" w:color="9DB3C8" w:sz="4"/>
+              <w:right w:val="single" w:color="9DB3C8" w:sz="4"/>
+            </w:tcBorders>
+            <w:tcMar>
+              <w:top w:type="dxa" w:w="80"/>
+              <w:left w:type="dxa" w:w="100"/>
+              <w:bottom w:type="dxa" w:w="80"/>
+              <w:right w:type="dxa" w:w="100"/>
+            </w:tcMar>
+            <w:vAlign w:val="center"/>
+          </w:tcPr>
+          <w:p>
+            <w:pPr>
+              <w:spacing w:line="264"/>
+            </w:pPr>
+            <w:r>
+              <w:rPr>
+                <w:rFonts w:ascii="Microsoft JhengHei" w:cs="Microsoft JhengHei" w:eastAsia="Microsoft JhengHei" w:hAnsi="Microsoft JhengHei"/>
+                <w:sz w:val="18"/>
+                <w:szCs w:val="18"/>
+              </w:rPr>
+              <w:t xml:space="preserve">-37.8% ／ -41.0%</w:t>
+            </w:r>
+          </w:p>
+        </w:tc>
+        <w:tc>
+          <w:tcPr>
+            <w:tcW w:type="dxa" w:w="1870"/>
+            <w:tcBorders>
+              <w:top w:val="single" w:color="9DB3C8" w:sz="4"/>
+              <w:left w:val="single" w:color="9DB3C8" w:sz="4"/>
+              <w:bottom w:val="single" w:color="9DB3C8" w:sz="4"/>
+              <w:right w:val="single" w:color="9DB3C8" w:sz="4"/>
+            </w:tcBorders>
+            <w:tcMar>
+              <w:top w:type="dxa" w:w="80"/>
+              <w:left w:type="dxa" w:w="100"/>
+              <w:bottom w:type="dxa" w:w="80"/>
+              <w:right w:type="dxa" w:w="100"/>
+            </w:tcMar>
+            <w:vAlign w:val="center"/>
+          </w:tcPr>
+          <w:p>
+            <w:pPr>
+              <w:spacing w:line="264"/>
+            </w:pPr>
+            <w:r>
+              <w:rPr>
+                <w:rFonts w:ascii="Microsoft JhengHei" w:cs="Microsoft JhengHei" w:eastAsia="Microsoft JhengHei" w:hAnsi="Microsoft JhengHei"/>
+                <w:sz w:val="18"/>
+                <w:szCs w:val="18"/>
+              </w:rPr>
+              <w:t xml:space="preserve">89.6%</w:t>
+            </w:r>
+          </w:p>
+        </w:tc>
+      </w:tr>
+    </w:tbl>
+    <w:p>
+      <w:pPr>
+        <w:spacing w:after="160"/>
+      </w:pPr>
+    </w:p>
+    <w:p>
+      <w:pPr>
+        <w:spacing w:after="160" w:line="300"/>
+      </w:pPr>
+      <w:r>
+        <w:rPr>
+          <w:rFonts w:ascii="Microsoft JhengHei" w:cs="Microsoft JhengHei" w:eastAsia="Microsoft JhengHei" w:hAnsi="Microsoft JhengHei"/>
+          <w:b/>
+          <w:bCs/>
+          <w:sz w:val="21"/>
+          <w:szCs w:val="21"/>
+        </w:rPr>
+        <w:t xml:space="preserve">觀察：</w:t>
+      </w:r>
+      <w:r>
+        <w:rPr>
+          <w:rFonts w:ascii="Microsoft JhengHei" w:cs="Microsoft JhengHei" w:eastAsia="Microsoft JhengHei" w:hAnsi="Microsoft JhengHei"/>
+          <w:sz w:val="21"/>
+          <w:szCs w:val="21"/>
+        </w:rPr>
+        <w:t xml:space="preserve"> 即便疊加</w:t>
+      </w:r>
+      <w:r>
+        <w:rPr>
+          <w:rFonts w:ascii="Microsoft JhengHei" w:cs="Microsoft JhengHei" w:eastAsia="Microsoft JhengHei" w:hAnsi="Microsoft JhengHei"/>
+          <w:b/>
+          <w:bCs/>
+          <w:sz w:val="21"/>
+          <w:szCs w:val="21"/>
+        </w:rPr>
+        <w:t xml:space="preserve">明確之多頭方向性假設</w:t>
+      </w:r>
+      <w:r>
+        <w:rPr>
+          <w:rFonts w:ascii="Microsoft JhengHei" w:cs="Microsoft JhengHei" w:eastAsia="Microsoft JhengHei" w:hAnsi="Microsoft JhengHei"/>
+          <w:sz w:val="21"/>
+          <w:szCs w:val="21"/>
+        </w:rPr>
+        <w:t xml:space="preserve">（全年 BTC 上漲 30%），兩規則之平均年化報酬</w:t>
+      </w:r>
+      <w:r>
+        <w:rPr>
+          <w:rFonts w:ascii="Microsoft JhengHei" w:cs="Microsoft JhengHei" w:eastAsia="Microsoft JhengHei" w:hAnsi="Microsoft JhengHei"/>
+          <w:b/>
+          <w:bCs/>
+          <w:sz w:val="21"/>
+          <w:szCs w:val="21"/>
+        </w:rPr>
+        <w:t xml:space="preserve">仍為負值</w:t>
+      </w:r>
+      <w:r>
+        <w:rPr>
+          <w:rFonts w:ascii="Microsoft JhengHei" w:cs="Microsoft JhengHei" w:eastAsia="Microsoft JhengHei" w:hAnsi="Microsoft JhengHei"/>
+          <w:sz w:val="21"/>
+          <w:szCs w:val="21"/>
+        </w:rPr>
+        <w:t xml:space="preserve">，僅虧損機率與虧損幅度縮小。此點凸顯此類「反覆出售選擇權收取權利金」策略之結構性限制：由於「高賣」結構本質上</w:t>
+      </w:r>
+      <w:r>
+        <w:rPr>
+          <w:rFonts w:ascii="Microsoft JhengHei" w:cs="Microsoft JhengHei" w:eastAsia="Microsoft JhengHei" w:hAnsi="Microsoft JhengHei"/>
+          <w:b/>
+          <w:bCs/>
+          <w:sz w:val="21"/>
+          <w:szCs w:val="21"/>
+        </w:rPr>
+        <w:t xml:space="preserve">封頂上檔收益於行使價</w:t>
+      </w:r>
+      <w:r>
+        <w:rPr>
+          <w:rFonts w:ascii="Microsoft JhengHei" w:cs="Microsoft JhengHei" w:eastAsia="Microsoft JhengHei" w:hAnsi="Microsoft JhengHei"/>
+          <w:sz w:val="21"/>
+          <w:szCs w:val="21"/>
+        </w:rPr>
+        <w:t xml:space="preserve">，即便標的資產長期上漲，策略亦僅能透過「更快脫離套牢、更多次以全額權利金收取」間接受惠，而非直接參與漲幅。</w:t>
+      </w:r>
+    </w:p>
+    <w:p>
+      <w:pPr>
+        <w:pStyle w:val="Heading4"/>
+        <w:spacing w:after="100" w:before="180"/>
+      </w:pPr>
+      <w:r>
+        <w:rPr>
+          <w:rFonts w:ascii="Microsoft JhengHei" w:cs="Microsoft JhengHei" w:eastAsia="Microsoft JhengHei" w:hAnsi="Microsoft JhengHei"/>
+          <w:b/>
+          <w:bCs/>
+          <w:color w:val="44546A"/>
+          <w:sz w:val="21"/>
+          <w:szCs w:val="21"/>
+        </w:rPr>
+        <w:t xml:space="preserve">6.5.4 為什麼「年化收益最高」的規則，全年期未必是較優選擇？</w:t>
+      </w:r>
+    </w:p>
+    <w:p>
+      <w:pPr>
+        <w:spacing w:after="160" w:line="300"/>
+      </w:pPr>
+      <w:r>
+        <w:rPr>
+          <w:rFonts w:ascii="Microsoft JhengHei" w:cs="Microsoft JhengHei" w:eastAsia="Microsoft JhengHei" w:hAnsi="Microsoft JhengHei"/>
+          <w:sz w:val="21"/>
+          <w:szCs w:val="21"/>
+        </w:rPr>
+        <w:t xml:space="preserve">此模擬結果之經濟直覺，與選擇權定價理論一致：</w:t>
+      </w:r>
+      <w:r>
+        <w:rPr>
+          <w:rFonts w:ascii="Microsoft JhengHei" w:cs="Microsoft JhengHei" w:eastAsia="Microsoft JhengHei" w:hAnsi="Microsoft JhengHei"/>
+          <w:b/>
+          <w:bCs/>
+          <w:sz w:val="21"/>
+          <w:szCs w:val="21"/>
+        </w:rPr>
+        <w:t xml:space="preserve">出售選擇權收取權利金，本質上是承接波動率風險並收取對應之風險補償</w:t>
+      </w:r>
+      <w:r>
+        <w:rPr>
+          <w:rFonts w:ascii="Microsoft JhengHei" w:cs="Microsoft JhengHei" w:eastAsia="Microsoft JhengHei" w:hAnsi="Microsoft JhengHei"/>
+          <w:sz w:val="21"/>
+          <w:szCs w:val="21"/>
+        </w:rPr>
+        <w:t xml:space="preserve">；當市場願意支付之權利金（本模型中之 rate）未能完全反映標的實際波動所帶來之潛在損失時，長期反覆執行「出售選擇權」策略之期望值即可能為負或趨近於零——此為結構性現象，並非平台刻意設計之陷阱，而是選擇權賣方於統計上長期須承擔之「負偏態（Negative Skew）」風險特徵：</w:t>
+      </w:r>
+      <w:r>
+        <w:rPr>
+          <w:rFonts w:ascii="Microsoft JhengHei" w:cs="Microsoft JhengHei" w:eastAsia="Microsoft JhengHei" w:hAnsi="Microsoft JhengHei"/>
+          <w:b/>
+          <w:bCs/>
+          <w:sz w:val="21"/>
+          <w:szCs w:val="21"/>
+        </w:rPr>
+        <w:t xml:space="preserve">多數週期收取穩定小額權利金，少數週期承擔較大套牢與機會成本</w:t>
+      </w:r>
+      <w:r>
+        <w:rPr>
+          <w:rFonts w:ascii="Microsoft JhengHei" w:cs="Microsoft JhengHei" w:eastAsia="Microsoft JhengHei" w:hAnsi="Microsoft JhengHei"/>
+          <w:sz w:val="21"/>
+          <w:szCs w:val="21"/>
+        </w:rPr>
+        <w:t xml:space="preserve">。此發現與第 6.4 節「順利路徑範例」（三週期內順利獲利 +2.05%）並不矛盾——該範例呈現的是</w:t>
+      </w:r>
+      <w:r>
+        <w:rPr>
+          <w:rFonts w:ascii="Microsoft JhengHei" w:cs="Microsoft JhengHei" w:eastAsia="Microsoft JhengHei" w:hAnsi="Microsoft JhengHei"/>
+          <w:b/>
+          <w:bCs/>
+          <w:sz w:val="21"/>
+          <w:szCs w:val="21"/>
+        </w:rPr>
+        <w:t xml:space="preserve">單次幸運路徑</w:t>
+      </w:r>
+      <w:r>
+        <w:rPr>
+          <w:rFonts w:ascii="Microsoft JhengHei" w:cs="Microsoft JhengHei" w:eastAsia="Microsoft JhengHei" w:hAnsi="Microsoft JhengHei"/>
+          <w:sz w:val="21"/>
+          <w:szCs w:val="21"/>
+        </w:rPr>
+        <w:t xml:space="preserve">，而本節之蒙地卡羅模擬呈現的是</w:t>
+      </w:r>
+      <w:r>
+        <w:rPr>
+          <w:rFonts w:ascii="Microsoft JhengHei" w:cs="Microsoft JhengHei" w:eastAsia="Microsoft JhengHei" w:hAnsi="Microsoft JhengHei"/>
+          <w:b/>
+          <w:bCs/>
+          <w:sz w:val="21"/>
+          <w:szCs w:val="21"/>
+        </w:rPr>
+        <w:t xml:space="preserve">全年反覆執行同一規則後，所有可能路徑之機率分布</w:t>
+      </w:r>
+      <w:r>
+        <w:rPr>
+          <w:rFonts w:ascii="Microsoft JhengHei" w:cs="Microsoft JhengHei" w:eastAsia="Microsoft JhengHei" w:hAnsi="Microsoft JhengHei"/>
+          <w:sz w:val="21"/>
+          <w:szCs w:val="21"/>
+        </w:rPr>
+        <w:t xml:space="preserve">，兩者觀察角度不同，財務部審查時應以本節之全年分布（而非單一順利範例）作為決策之主要依據。</w:t>
+      </w:r>
+    </w:p>
+    <w:p>
+      <w:pPr>
+        <w:pStyle w:val="Heading4"/>
+        <w:spacing w:after="100" w:before="180"/>
+      </w:pPr>
+      <w:r>
+        <w:rPr>
+          <w:rFonts w:ascii="Microsoft JhengHei" w:cs="Microsoft JhengHei" w:eastAsia="Microsoft JhengHei" w:hAnsi="Microsoft JhengHei"/>
+          <w:b/>
+          <w:bCs/>
+          <w:color w:val="44546A"/>
+          <w:sz w:val="21"/>
+          <w:szCs w:val="21"/>
+        </w:rPr>
+        <w:t xml:space="preserve">6.5.5 模型限制與使用限制</w:t>
+      </w:r>
+    </w:p>
+    <w:p>
+      <w:pPr>
+        <w:spacing w:after="160" w:line="300"/>
+      </w:pPr>
+      <w:r>
+        <w:rPr>
+          <w:rFonts w:ascii="Microsoft JhengHei" w:cs="Microsoft JhengHei" w:eastAsia="Microsoft JhengHei" w:hAnsi="Microsoft JhengHei"/>
+          <w:sz w:val="21"/>
+          <w:szCs w:val="21"/>
+        </w:rPr>
+        <w:t xml:space="preserve">1. </w:t>
+      </w:r>
+      <w:r>
+        <w:rPr>
+          <w:rFonts w:ascii="Microsoft JhengHei" w:cs="Microsoft JhengHei" w:eastAsia="Microsoft JhengHei" w:hAnsi="Microsoft JhengHei"/>
+          <w:b/>
+          <w:bCs/>
+          <w:sz w:val="21"/>
+          <w:szCs w:val="21"/>
+        </w:rPr>
+        <w:t xml:space="preserve">權利金公式為反推校準之參數化假設，非官方定價公式：</w:t>
+      </w:r>
+      <w:r>
+        <w:rPr>
+          <w:rFonts w:ascii="Microsoft JhengHei" w:cs="Microsoft JhengHei" w:eastAsia="Microsoft JhengHei" w:hAnsi="Microsoft JhengHei"/>
+          <w:sz w:val="21"/>
+          <w:szCs w:val="21"/>
+        </w:rPr>
+        <w:t xml:space="preserve"> OKX／Binance 並未公開揭露其選擇權定價模型之確切公式，本模型之衰減公式僅依據使用者提供之錨點（-1.5%~-3% 對應 20%–50%）與官方揭露之年化區間上限（138%）反推校準，實際平台報價可能因即時訂單簿深度、做市商報價而有落差。</w:t>
+      </w:r>
+    </w:p>
+    <w:p>
+      <w:pPr>
+        <w:spacing w:after="160" w:line="300"/>
+      </w:pPr>
+      <w:r>
+        <w:rPr>
+          <w:rFonts w:ascii="Microsoft JhengHei" w:cs="Microsoft JhengHei" w:eastAsia="Microsoft JhengHei" w:hAnsi="Microsoft JhengHei"/>
+          <w:sz w:val="21"/>
+          <w:szCs w:val="21"/>
+        </w:rPr>
+        <w:t xml:space="preserve">2. </w:t>
+      </w:r>
+      <w:r>
+        <w:rPr>
+          <w:rFonts w:ascii="Microsoft JhengHei" w:cs="Microsoft JhengHei" w:eastAsia="Microsoft JhengHei" w:hAnsi="Microsoft JhengHei"/>
+          <w:b/>
+          <w:bCs/>
+          <w:sz w:val="21"/>
+          <w:szCs w:val="21"/>
+        </w:rPr>
+        <w:t xml:space="preserve">零漂移為刻意之中立假設，非市場預測：</w:t>
+      </w:r>
+      <w:r>
+        <w:rPr>
+          <w:rFonts w:ascii="Microsoft JhengHei" w:cs="Microsoft JhengHei" w:eastAsia="Microsoft JhengHei" w:hAnsi="Microsoft JhengHei"/>
+          <w:sz w:val="21"/>
+          <w:szCs w:val="21"/>
+        </w:rPr>
+        <w:t xml:space="preserve"> 若財務部或交易員對 BTC 全年走勢具備明確之方向性看法，應參考 6.5.3 節之漂移敏感度，而非直接採用零漂移基準情境之數字。</w:t>
+      </w:r>
+    </w:p>
+    <w:p>
+      <w:pPr>
+        <w:spacing w:after="160" w:line="300"/>
+      </w:pPr>
+      <w:r>
+        <w:rPr>
+          <w:rFonts w:ascii="Microsoft JhengHei" w:cs="Microsoft JhengHei" w:eastAsia="Microsoft JhengHei" w:hAnsi="Microsoft JhengHei"/>
+          <w:sz w:val="21"/>
+          <w:szCs w:val="21"/>
+        </w:rPr>
+        <w:t xml:space="preserve">3. </w:t>
+      </w:r>
+      <w:r>
+        <w:rPr>
+          <w:rFonts w:ascii="Microsoft JhengHei" w:cs="Microsoft JhengHei" w:eastAsia="Microsoft JhengHei" w:hAnsi="Microsoft JhengHei"/>
+          <w:b/>
+          <w:bCs/>
+          <w:sz w:val="21"/>
+          <w:szCs w:val="21"/>
+        </w:rPr>
+        <w:t xml:space="preserve">模擬採「機械式、規則化」操作，未反映人工裁量：</w:t>
+      </w:r>
+      <w:r>
+        <w:rPr>
+          <w:rFonts w:ascii="Microsoft JhengHei" w:cs="Microsoft JhengHei" w:eastAsia="Microsoft JhengHei" w:hAnsi="Microsoft JhengHei"/>
+          <w:sz w:val="21"/>
+          <w:szCs w:val="21"/>
+        </w:rPr>
+        <w:t xml:space="preserve"> 實際交易人員於部位套牢後，可能選擇不再繼續滾動（例如改為長期持有現貨、或透過 OKX「提前贖回」機制主動退出），本模擬之兩種規則均假設</w:t>
+      </w:r>
+      <w:r>
+        <w:rPr>
+          <w:rFonts w:ascii="Microsoft JhengHei" w:cs="Microsoft JhengHei" w:eastAsia="Microsoft JhengHei" w:hAnsi="Microsoft JhengHei"/>
+          <w:b/>
+          <w:bCs/>
+          <w:sz w:val="21"/>
+          <w:szCs w:val="21"/>
+        </w:rPr>
+        <w:t xml:space="preserve">持續機械化滾動至年底</w:t>
+      </w:r>
+      <w:r>
+        <w:rPr>
+          <w:rFonts w:ascii="Microsoft JhengHei" w:cs="Microsoft JhengHei" w:eastAsia="Microsoft JhengHei" w:hAnsi="Microsoft JhengHei"/>
+          <w:sz w:val="21"/>
+          <w:szCs w:val="21"/>
+        </w:rPr>
+        <w:t xml:space="preserve">，此為刻意之保守簡化，用以量化「規則化執行」之基準表現，而非模擬最適人工操作下之上限。</w:t>
+      </w:r>
+    </w:p>
+    <w:p>
+      <w:pPr>
+        <w:spacing w:after="160" w:line="300"/>
+      </w:pPr>
+      <w:r>
+        <w:rPr>
+          <w:rFonts w:ascii="Microsoft JhengHei" w:cs="Microsoft JhengHei" w:eastAsia="Microsoft JhengHei" w:hAnsi="Microsoft JhengHei"/>
+          <w:sz w:val="21"/>
+          <w:szCs w:val="21"/>
+        </w:rPr>
+        <w:t xml:space="preserve">4. </w:t>
+      </w:r>
+      <w:r>
+        <w:rPr>
+          <w:rFonts w:ascii="Microsoft JhengHei" w:cs="Microsoft JhengHei" w:eastAsia="Microsoft JhengHei" w:hAnsi="Microsoft JhengHei"/>
+          <w:b/>
+          <w:bCs/>
+          <w:sz w:val="21"/>
+          <w:szCs w:val="21"/>
+        </w:rPr>
+        <w:t xml:space="preserve">實際波動率是否等於隱含波動率具高度不確定性：</w:t>
+      </w:r>
+      <w:r>
+        <w:rPr>
+          <w:rFonts w:ascii="Microsoft JhengHei" w:cs="Microsoft JhengHei" w:eastAsia="Microsoft JhengHei" w:hAnsi="Microsoft JhengHei"/>
+          <w:sz w:val="21"/>
+          <w:szCs w:val="21"/>
+        </w:rPr>
+        <w:t xml:space="preserve"> 若 BTC 實際已實現波動率顯著低於報價當時之隱含波動率，出售選擇權方通常獲益；反之則相反。本模型以 DVOL（隱含波動率指數）作為已實現波動率之代理變數，兩者於現實中可能出現落差。</w:t>
+      </w:r>
+    </w:p>
+    <w:p>
+      <w:pPr>
+        <w:pStyle w:val="Heading3"/>
+        <w:spacing w:after="120" w:before="220"/>
+      </w:pPr>
+      <w:r>
+        <w:rPr>
+          <w:rFonts w:ascii="Microsoft JhengHei" w:cs="Microsoft JhengHei" w:eastAsia="Microsoft JhengHei" w:hAnsi="Microsoft JhengHei"/>
+          <w:b/>
+          <w:bCs/>
+          <w:color w:val="2E5395"/>
+          <w:sz w:val="22"/>
+          <w:szCs w:val="22"/>
+        </w:rPr>
+        <w:t xml:space="preserve">6.6 財務運用場景</w:t>
+      </w:r>
+    </w:p>
+    <w:p>
+      <w:pPr>
+        <w:spacing w:after="160" w:line="300"/>
+      </w:pPr>
+      <w:r>
+        <w:rPr>
+          <w:rFonts w:ascii="Microsoft JhengHei" w:cs="Microsoft JhengHei" w:eastAsia="Microsoft JhengHei" w:hAnsi="Microsoft JhengHei"/>
+          <w:sz w:val="21"/>
+          <w:szCs w:val="21"/>
+        </w:rPr>
+        <w:t xml:space="preserve">1. </w:t>
+      </w:r>
+      <w:r>
+        <w:rPr>
+          <w:rFonts w:ascii="Microsoft JhengHei" w:cs="Microsoft JhengHei" w:eastAsia="Microsoft JhengHei" w:hAnsi="Microsoft JhengHei"/>
+          <w:b/>
+          <w:bCs/>
+          <w:sz w:val="21"/>
+          <w:szCs w:val="21"/>
+        </w:rPr>
+        <w:t xml:space="preserve">設定目標價逢低分批建倉：</w:t>
+      </w:r>
+      <w:r>
+        <w:rPr>
+          <w:rFonts w:ascii="Microsoft JhengHei" w:cs="Microsoft JhengHei" w:eastAsia="Microsoft JhengHei" w:hAnsi="Microsoft JhengHei"/>
+          <w:sz w:val="21"/>
+          <w:szCs w:val="21"/>
+        </w:rPr>
+        <w:t xml:space="preserve"> 若公司財務策略本即規劃以特定價位分批累積 BTC 現貨儲備，可透過「低買」結構於等待建倉價位期間同時賺取權利金，等同於「限價單 + 額外收益」之複合工具。</w:t>
+      </w:r>
+    </w:p>
+    <w:p>
+      <w:pPr>
+        <w:spacing w:after="160" w:line="300"/>
+      </w:pPr>
+      <w:r>
+        <w:rPr>
+          <w:rFonts w:ascii="Microsoft JhengHei" w:cs="Microsoft JhengHei" w:eastAsia="Microsoft JhengHei" w:hAnsi="Microsoft JhengHei"/>
+          <w:sz w:val="21"/>
+          <w:szCs w:val="21"/>
+        </w:rPr>
+        <w:t xml:space="preserve">2. </w:t>
+      </w:r>
+      <w:r>
+        <w:rPr>
+          <w:rFonts w:ascii="Microsoft JhengHei" w:cs="Microsoft JhengHei" w:eastAsia="Microsoft JhengHei" w:hAnsi="Microsoft JhengHei"/>
+          <w:b/>
+          <w:bCs/>
+          <w:sz w:val="21"/>
+          <w:szCs w:val="21"/>
+        </w:rPr>
+        <w:t xml:space="preserve">震盪市掛深度價外（OTM 10%+）收益增強：</w:t>
+      </w:r>
+      <w:r>
+        <w:rPr>
+          <w:rFonts w:ascii="Microsoft JhengHei" w:cs="Microsoft JhengHei" w:eastAsia="Microsoft JhengHei" w:hAnsi="Microsoft JhengHei"/>
+          <w:sz w:val="21"/>
+          <w:szCs w:val="21"/>
+        </w:rPr>
+        <w:t xml:space="preserve"> 於預期標的價格窄幅震盪之市場環境，可將行使價設定於顯著價外（例如 -10% 以上），大幅降低轉換機率，以較低年化換取較高之本金安全邊際。</w:t>
+      </w:r>
+    </w:p>
+    <w:p>
+      <w:pPr>
+        <w:spacing w:after="160" w:line="300"/>
+      </w:pPr>
+      <w:r>
+        <w:rPr>
+          <w:rFonts w:ascii="Microsoft JhengHei" w:cs="Microsoft JhengHei" w:eastAsia="Microsoft JhengHei" w:hAnsi="Microsoft JhengHei"/>
+          <w:sz w:val="21"/>
+          <w:szCs w:val="21"/>
+        </w:rPr>
+        <w:t xml:space="preserve">3. </w:t>
+      </w:r>
+      <w:r>
+        <w:rPr>
+          <w:rFonts w:ascii="Microsoft JhengHei" w:cs="Microsoft JhengHei" w:eastAsia="Microsoft JhengHei" w:hAnsi="Microsoft JhengHei"/>
+          <w:b/>
+          <w:bCs/>
+          <w:sz w:val="21"/>
+          <w:szCs w:val="21"/>
+        </w:rPr>
+        <w:t xml:space="preserve">轉換後之滾動掛單（見 6.4 節）：</w:t>
+      </w:r>
+      <w:r>
+        <w:rPr>
+          <w:rFonts w:ascii="Microsoft JhengHei" w:cs="Microsoft JhengHei" w:eastAsia="Microsoft JhengHei" w:hAnsi="Microsoft JhengHei"/>
+          <w:sz w:val="21"/>
+          <w:szCs w:val="21"/>
+        </w:rPr>
+        <w:t xml:space="preserve"> 作為單一週期觸價後之後續管理選項，惟應同步將 6.4.2 節之三項限制納入內部 SOP 與風險揭露，避免第一線交易人員以「不會虧錢」之簡化說法向財務部或風控委員會報告部位狀態。</w:t>
+      </w:r>
+    </w:p>
+    <w:p>
+      <w:pPr>
+        <w:pStyle w:val="Heading2"/>
+        <w:spacing w:after="140" w:before="300"/>
+      </w:pPr>
+      <w:r>
+        <w:rPr>
+          <w:rFonts w:ascii="Microsoft JhengHei" w:cs="Microsoft JhengHei" w:eastAsia="Microsoft JhengHei" w:hAnsi="Microsoft JhengHei"/>
+          <w:b/>
+          <w:bCs/>
+          <w:color w:val="1F3864"/>
+          <w:sz w:val="25"/>
+          <w:szCs w:val="25"/>
+        </w:rPr>
+        <w:t xml:space="preserve">7. Binance 雙幣投資（Dual Investment）深度剖析</w:t>
+      </w:r>
+    </w:p>
+    <w:p>
+      <w:pPr>
+        <w:pStyle w:val="Heading3"/>
+        <w:spacing w:after="120" w:before="220"/>
+      </w:pPr>
+      <w:r>
+        <w:rPr>
+          <w:rFonts w:ascii="Microsoft JhengHei" w:cs="Microsoft JhengHei" w:eastAsia="Microsoft JhengHei" w:hAnsi="Microsoft JhengHei"/>
+          <w:b/>
+          <w:bCs/>
+          <w:color w:val="2E5395"/>
+          <w:sz w:val="22"/>
+          <w:szCs w:val="22"/>
+        </w:rPr>
+        <w:t xml:space="preserve">7.1 產品架構與 OKX 之異同</w:t>
+      </w:r>
+    </w:p>
+    <w:tbl>
+      <w:tblPr>
+        <w:tblW w:type="dxa" w:w="9350"/>
+        <w:tblBorders>
+          <w:top w:val="single" w:color="auto" w:sz="4"/>
+          <w:left w:val="single" w:color="auto" w:sz="4"/>
+          <w:bottom w:val="single" w:color="auto" w:sz="4"/>
+          <w:right w:val="single" w:color="auto" w:sz="4"/>
+          <w:insideH w:val="single" w:color="auto" w:sz="4"/>
+          <w:insideV w:val="single" w:color="auto" w:sz="4"/>
+        </w:tblBorders>
+      </w:tblPr>
+      <w:tblGrid>
+        <w:gridCol w:w="3116"/>
+        <w:gridCol w:w="3116"/>
+        <w:gridCol w:w="3118"/>
+      </w:tblGrid>
+      <w:tr>
+        <w:trPr>
+          <w:tblHeader/>
+        </w:trPr>
+        <w:tc>
+          <w:tcPr>
+            <w:tcW w:type="dxa" w:w="3116"/>
+            <w:tcBorders>
+              <w:top w:val="single" w:color="9DB3C8" w:sz="4"/>
+              <w:left w:val="single" w:color="9DB3C8" w:sz="4"/>
+              <w:bottom w:val="single" w:color="9DB3C8" w:sz="4"/>
+              <w:right w:val="single" w:color="9DB3C8" w:sz="4"/>
+            </w:tcBorders>
+            <w:shd w:fill="1F3864" w:val="clear"/>
+            <w:tcMar>
+              <w:top w:type="dxa" w:w="80"/>
+              <w:left w:type="dxa" w:w="100"/>
+              <w:bottom w:type="dxa" w:w="80"/>
+              <w:right w:type="dxa" w:w="100"/>
+            </w:tcMar>
+            <w:vAlign w:val="center"/>
+          </w:tcPr>
+          <w:p>
+            <w:r>
+              <w:rPr>
+                <w:rFonts w:ascii="Microsoft JhengHei" w:cs="Microsoft JhengHei" w:eastAsia="Microsoft JhengHei" w:hAnsi="Microsoft JhengHei"/>
+                <w:b/>
+                <w:bCs/>
+                <w:color w:val="FFFFFF"/>
+                <w:sz w:val="19"/>
+                <w:szCs w:val="19"/>
+              </w:rPr>
               <w:t xml:space="preserve">比較維度</w:t>
             </w:r>
           </w:p>
@@ -10567,6 +14375,37 @@
           <w:szCs w:val="21"/>
         </w:rPr>
         <w:t xml:space="preserve">，財務部審查時應一併適用 6.4.2 節之三項限制。</w:t>
+      </w:r>
+    </w:p>
+    <w:p>
+      <w:pPr>
+        <w:spacing w:after="160" w:line="300"/>
+      </w:pPr>
+      <w:r>
+        <w:rPr>
+          <w:rFonts w:ascii="Microsoft JhengHei" w:cs="Microsoft JhengHei" w:eastAsia="Microsoft JhengHei" w:hAnsi="Microsoft JhengHei"/>
+          <w:sz w:val="21"/>
+          <w:szCs w:val="21"/>
+        </w:rPr>
+        <w:t xml:space="preserve">4. </w:t>
+      </w:r>
+      <w:r>
+        <w:rPr>
+          <w:rFonts w:ascii="Microsoft JhengHei" w:cs="Microsoft JhengHei" w:eastAsia="Microsoft JhengHei" w:hAnsi="Microsoft JhengHei"/>
+          <w:b/>
+          <w:bCs/>
+          <w:sz w:val="21"/>
+          <w:szCs w:val="21"/>
+        </w:rPr>
+        <w:t xml:space="preserve">全年蒙地卡羅模擬結果同樣適用：</w:t>
+      </w:r>
+      <w:r>
+        <w:rPr>
+          <w:rFonts w:ascii="Microsoft JhengHei" w:cs="Microsoft JhengHei" w:eastAsia="Microsoft JhengHei" w:hAnsi="Microsoft JhengHei"/>
+          <w:sz w:val="21"/>
+          <w:szCs w:val="21"/>
+        </w:rPr>
+        <w:t xml:space="preserve"> 第 6.5 節之全年期模擬（規則1「最高收益」與規則2「不被轉換」）係基於選擇權出售之通用金融工程邏輯建立，與計價幣別或平台無關，其「兩種規則之平均年化報酬於基準情境下均為負值」之核心發現，對 Binance 雙幣投資（含 Auto-Compound 自動再訂閱模式）同樣成立。</w:t>
       </w:r>
     </w:p>
     <w:p>
@@ -18819,6 +22658,71 @@
           <w:szCs w:val="21"/>
         </w:rPr>
         <w:t xml:space="preserve">- [Secured Overnight Financing Rate (SOFR) | FRED, St. Louis Fed](https://fred.stlouisfed.org/series/SOFR)</w:t>
+      </w:r>
+    </w:p>
+    <w:p>
+      <w:pPr>
+        <w:spacing w:after="160" w:line="300"/>
+      </w:pPr>
+      <w:r>
+        <w:rPr>
+          <w:rFonts w:ascii="Microsoft JhengHei" w:cs="Microsoft JhengHei" w:eastAsia="Microsoft JhengHei" w:hAnsi="Microsoft JhengHei"/>
+          <w:sz w:val="21"/>
+          <w:szCs w:val="21"/>
+        </w:rPr>
+        <w:t xml:space="preserve">- [Current price of Bitcoin for September 3, 2026 | Fortune](https://fortune.com/article/price-of-bitcoin-09-03-2026/)</w:t>
+      </w:r>
+    </w:p>
+    <w:p>
+      <w:pPr>
+        <w:spacing w:after="160" w:line="300"/>
+      </w:pPr>
+      <w:r>
+        <w:rPr>
+          <w:rFonts w:ascii="Microsoft JhengHei" w:cs="Microsoft JhengHei" w:eastAsia="Microsoft JhengHei" w:hAnsi="Microsoft JhengHei"/>
+          <w:sz w:val="21"/>
+          <w:szCs w:val="21"/>
+        </w:rPr>
+        <w:t xml:space="preserve">- [Bitcoin price news: Can BTC fall to $70,000 as options flash troubling signs | CoinDesk](https://www.coindesk.com/markets/2026/01/30/bitcoin-options-flash-troubling-signs-as-dvol-spikes-most-since-november)</w:t>
+      </w:r>
+    </w:p>
+    <w:p>
+      <w:pPr>
+        <w:spacing w:after="160" w:line="300"/>
+      </w:pPr>
+      <w:r>
+        <w:rPr>
+          <w:rFonts w:ascii="Microsoft JhengHei" w:cs="Microsoft JhengHei" w:eastAsia="Microsoft JhengHei" w:hAnsi="Microsoft JhengHei"/>
+          <w:sz w:val="21"/>
+          <w:szCs w:val="21"/>
+        </w:rPr>
+        <w:t xml:space="preserve">- [Bitcoin volatility looks cheap as $10 billion options settlement nears | CoinDesk](https://www.coindesk.com/daybook-us/2026/06/23/bitcoin-volatility-looks-cheap-as-usd10-billion-options-settlement-nears)</w:t>
+      </w:r>
+    </w:p>
+    <w:p>
+      <w:pPr>
+        <w:spacing w:after="160" w:line="300"/>
+      </w:pPr>
+      <w:r>
+        <w:rPr>
+          <w:rFonts w:ascii="Microsoft JhengHei" w:cs="Microsoft JhengHei" w:eastAsia="Microsoft JhengHei" w:hAnsi="Microsoft JhengHei"/>
+          <w:sz w:val="21"/>
+          <w:szCs w:val="21"/>
+        </w:rPr>
+        <w:t xml:space="preserve">- [Dual Investment now supports more term lengths | OKX United States](https://www.okx.com/en-us/help/dual-investment-now-supports-more-term-lengths)</w:t>
+      </w:r>
+    </w:p>
+    <w:p>
+      <w:pPr>
+        <w:spacing w:after="160" w:line="300"/>
+      </w:pPr>
+      <w:r>
+        <w:rPr>
+          <w:rFonts w:ascii="Microsoft JhengHei" w:cs="Microsoft JhengHei" w:eastAsia="Microsoft JhengHei" w:hAnsi="Microsoft JhengHei"/>
+          <w:sz w:val="21"/>
+          <w:szCs w:val="21"/>
+        </w:rPr>
+        <w:t xml:space="preserve">- [Flash News: OKX Unveils New Dual Investment Structured Product with Two-Day Term | FinTech Futures](https://www.fintechfutures.com/press-releases/flash-news-okx-unveils-new-dual-investment-structured-product-with-two-day-term)</w:t>
       </w:r>
     </w:p>
     <w:p>

--- a/reports/TSGEX_Five_Instrument_Yield_Optimization_Report.docx
+++ b/reports/TSGEX_Five_Instrument_Yield_Optimization_Report.docx
@@ -9791,6 +9791,82 @@
     </w:p>
     <w:p>
       <w:pPr>
+        <w:pBdr>
+          <w:left w:val="single" w:color="1F3864" w:sz="18"/>
+        </w:pBdr>
+        <w:shd w:fill="F2F2F2" w:val="clear"/>
+        <w:spacing w:after="200" w:before="120"/>
+        <w:ind w:left="360"/>
+      </w:pPr>
+      <w:r>
+        <w:rPr>
+          <w:rFonts w:ascii="Microsoft JhengHei" w:cs="Microsoft JhengHei" w:eastAsia="Microsoft JhengHei" w:hAnsi="Microsoft JhengHei"/>
+          <w:b/>
+          <w:bCs/>
+          <w:i/>
+          <w:iCs/>
+          <w:sz w:val="21"/>
+          <w:szCs w:val="21"/>
+        </w:rPr>
+        <w:t xml:space="preserve">本節於第一版發布後已修正一項校準錯誤，並補充一項先前遺漏之關鍵拆解，特此於此揭露修正過程：</w:t>
+      </w:r>
+      <w:r>
+        <w:rPr>
+          <w:rFonts w:ascii="Microsoft JhengHei" w:cs="Microsoft JhengHei" w:eastAsia="Microsoft JhengHei" w:hAnsi="Microsoft JhengHei"/>
+          <w:i/>
+          <w:iCs/>
+          <w:sz w:val="21"/>
+          <w:szCs w:val="21"/>
+        </w:rPr>
+        <w:t xml:space="preserve"> 第一版模型將 ATM（規則1）之權利金武斷設為 100%，經使用者質疑後重新以</w:t>
+      </w:r>
+      <w:r>
+        <w:rPr>
+          <w:rFonts w:ascii="Microsoft JhengHei" w:cs="Microsoft JhengHei" w:eastAsia="Microsoft JhengHei" w:hAnsi="Microsoft JhengHei"/>
+          <w:b/>
+          <w:bCs/>
+          <w:i/>
+          <w:iCs/>
+          <w:sz w:val="21"/>
+          <w:szCs w:val="21"/>
+        </w:rPr>
+        <w:t xml:space="preserve">使用者自行提供之兩個錨點</w:t>
+      </w:r>
+      <w:r>
+        <w:rPr>
+          <w:rFonts w:ascii="Microsoft JhengHei" w:cs="Microsoft JhengHei" w:eastAsia="Microsoft JhengHei" w:hAnsi="Microsoft JhengHei"/>
+          <w:i/>
+          <w:iCs/>
+          <w:sz w:val="21"/>
+          <w:szCs w:val="21"/>
+        </w:rPr>
+        <w:t xml:space="preserve">（-1.5%→50%、-3%→20%）進行嚴謹之兩點校準，正確校準值應為 </w:t>
+      </w:r>
+      <w:r>
+        <w:rPr>
+          <w:rFonts w:ascii="Microsoft JhengHei" w:cs="Microsoft JhengHei" w:eastAsia="Microsoft JhengHei" w:hAnsi="Microsoft JhengHei"/>
+          <w:b/>
+          <w:bCs/>
+          <w:i/>
+          <w:iCs/>
+          <w:sz w:val="21"/>
+          <w:szCs w:val="21"/>
+        </w:rPr>
+        <w:t xml:space="preserve">125%</w:t>
+      </w:r>
+      <w:r>
+        <w:rPr>
+          <w:rFonts w:ascii="Microsoft JhengHei" w:cs="Microsoft JhengHei" w:eastAsia="Microsoft JhengHei" w:hAnsi="Microsoft JhengHei"/>
+          <w:i/>
+          <w:iCs/>
+          <w:sz w:val="21"/>
+          <w:szCs w:val="21"/>
+        </w:rPr>
+        <w:t xml:space="preserve">（且此數字仍低於同等參數下 Black-Scholes 理論公允值之估算，約 158%，故 125% 屬於保守假設，非誇大）。此外，第一版將「全年已順利走完至少一次完整週期並於年末已轉換回 USDT 之路徑」與「年末當下仍卡在 BTC、僅為特定截止日市價快照之未平倉路徑」混合計算為單一「平均年化」數字，此舉掩蓋了兩種路徑本質上完全不同之經濟意義，以下 6.5.2 節即為此拆解，直接回應「為何持有期間每期都收正向權利金，年度加總卻可能是負的」之提問。</w:t>
+      </w:r>
+    </w:p>
+    <w:p>
+      <w:pPr>
         <w:pStyle w:val="Heading4"/>
         <w:spacing w:after="100" w:before="180"/>
       </w:pPr>
@@ -10445,7 +10521,25 @@
                 <w:sz w:val="18"/>
                 <w:szCs w:val="18"/>
               </w:rPr>
-              <w:t xml:space="preserve">權利金衰減公式</w:t>
+              <w:t xml:space="preserve">權利金衰減公式（</w:t>
+            </w:r>
+            <w:r>
+              <w:rPr>
+                <w:rFonts w:ascii="Microsoft JhengHei" w:cs="Microsoft JhengHei" w:eastAsia="Microsoft JhengHei" w:hAnsi="Microsoft JhengHei"/>
+                <w:b/>
+                <w:bCs/>
+                <w:sz w:val="18"/>
+                <w:szCs w:val="18"/>
+              </w:rPr>
+              <w:t xml:space="preserve">已修正</w:t>
+            </w:r>
+            <w:r>
+              <w:rPr>
+                <w:rFonts w:ascii="Microsoft JhengHei" w:cs="Microsoft JhengHei" w:eastAsia="Microsoft JhengHei" w:hAnsi="Microsoft JhengHei"/>
+                <w:sz w:val="18"/>
+                <w:szCs w:val="18"/>
+              </w:rPr>
+              <w:t xml:space="preserve">）</w:t>
             </w:r>
           </w:p>
         </w:tc>
@@ -10476,7 +10570,43 @@
                 <w:sz w:val="18"/>
                 <w:szCs w:val="18"/>
               </w:rPr>
-              <w:t xml:space="preserve">rate(乖離%) = 100% × exp(−0.4666 × 乖離%)</w:t>
+              <w:t xml:space="preserve">rate(乖離%) = </w:t>
+            </w:r>
+            <w:r>
+              <w:rPr>
+                <w:rFonts w:ascii="Microsoft JhengHei" w:cs="Microsoft JhengHei" w:eastAsia="Microsoft JhengHei" w:hAnsi="Microsoft JhengHei"/>
+                <w:b/>
+                <w:bCs/>
+                <w:sz w:val="18"/>
+                <w:szCs w:val="18"/>
+              </w:rPr>
+              <w:t xml:space="preserve">125%</w:t>
+            </w:r>
+            <w:r>
+              <w:rPr>
+                <w:rFonts w:ascii="Microsoft JhengHei" w:cs="Microsoft JhengHei" w:eastAsia="Microsoft JhengHei" w:hAnsi="Microsoft JhengHei"/>
+                <w:sz w:val="18"/>
+                <w:szCs w:val="18"/>
+              </w:rPr>
+              <w:t xml:space="preserve"> × exp(</w:t>
+            </w:r>
+            <w:r>
+              <w:rPr>
+                <w:rFonts w:ascii="Microsoft JhengHei" w:cs="Microsoft JhengHei" w:eastAsia="Microsoft JhengHei" w:hAnsi="Microsoft JhengHei"/>
+                <w:b/>
+                <w:bCs/>
+                <w:sz w:val="18"/>
+                <w:szCs w:val="18"/>
+              </w:rPr>
+              <w:t xml:space="preserve">−0.6109</w:t>
+            </w:r>
+            <w:r>
+              <w:rPr>
+                <w:rFonts w:ascii="Microsoft JhengHei" w:cs="Microsoft JhengHei" w:eastAsia="Microsoft JhengHei" w:hAnsi="Microsoft JhengHei"/>
+                <w:sz w:val="18"/>
+                <w:szCs w:val="18"/>
+              </w:rPr>
+              <w:t xml:space="preserve"> × 乖離%)</w:t>
             </w:r>
           </w:p>
         </w:tc>
@@ -10507,7 +10637,25 @@
                 <w:sz w:val="18"/>
                 <w:szCs w:val="18"/>
               </w:rPr>
-              <w:t xml:space="preserve">反推校準：使公式在使用者指定之 -1.5%~-3% 價外區間內，產生 20%–50% 之年化收益（例如乖離 1.5% → 49.7%；乖離 2.25% → 35.0%；乖離 3% → 24.7%），gap=0%（ATM）時之上緣校準為 100%（與 Binance 官方揭露上限 138% 同一量級）</w:t>
+              <w:t xml:space="preserve">兩點校準：直接以使用者提供之兩個錨點求解（-1.5%→50%、-3%→20%），而非僅以單一錨點加一個武斷假設之上限反推。校準後：乖離 1.5% → 50.0%；乖離 3% → 20.0%（均與使用者原始設定完全吻合）；gap=0%（ATM）→ </w:t>
+            </w:r>
+            <w:r>
+              <w:rPr>
+                <w:rFonts w:ascii="Microsoft JhengHei" w:cs="Microsoft JhengHei" w:eastAsia="Microsoft JhengHei" w:hAnsi="Microsoft JhengHei"/>
+                <w:b/>
+                <w:bCs/>
+                <w:sz w:val="18"/>
+                <w:szCs w:val="18"/>
+              </w:rPr>
+              <w:t xml:space="preserve">125%</w:t>
+            </w:r>
+            <w:r>
+              <w:rPr>
+                <w:rFonts w:ascii="Microsoft JhengHei" w:cs="Microsoft JhengHei" w:eastAsia="Microsoft JhengHei" w:hAnsi="Microsoft JhengHei"/>
+                <w:sz w:val="18"/>
+                <w:szCs w:val="18"/>
+              </w:rPr>
+              <w:t xml:space="preserve">（低於 Black-Scholes 公允值估算 ~158%，亦低於 Binance 官方揭露上限 138%，屬保守假設）</w:t>
             </w:r>
           </w:p>
         </w:tc>
@@ -10571,7 +10719,7 @@
                 <w:sz w:val="18"/>
                 <w:szCs w:val="18"/>
               </w:rPr>
-              <w:t xml:space="preserve">20,000 條（基準情境）／8,000 條（各敏感度情境）</w:t>
+              <w:t xml:space="preserve">20,000 條（基準情境）／10,000 條（各敏感度情境）</w:t>
             </w:r>
           </w:p>
         </w:tc>
@@ -10627,7 +10775,136 @@
           <w:sz w:val="21"/>
           <w:szCs w:val="21"/>
         </w:rPr>
-        <w:t xml:space="preserve">6.5.2 基準情境結果（$1,000,000 本金，年化報酬率分布）</w:t>
+        <w:t xml:space="preserve">6.5.2 核心發現：「完整走完一輪」與「年末仍卡住」須分開檢視</w:t>
+      </w:r>
+    </w:p>
+    <w:p>
+      <w:pPr>
+        <w:spacing w:after="160" w:line="300"/>
+      </w:pPr>
+      <w:r>
+        <w:rPr>
+          <w:rFonts w:ascii="Microsoft JhengHei" w:cs="Microsoft JhengHei" w:eastAsia="Microsoft JhengHei" w:hAnsi="Microsoft JhengHei"/>
+          <w:sz w:val="21"/>
+          <w:szCs w:val="21"/>
+        </w:rPr>
+        <w:t xml:space="preserve">蒙地卡羅模擬之路徑，於年末結算時必然落於以下兩種狀態之一，且兩者經濟意義完全不同：</w:t>
+      </w:r>
+    </w:p>
+    <w:p>
+      <w:pPr>
+        <w:spacing w:after="160" w:line="300"/>
+      </w:pPr>
+      <w:r>
+        <w:rPr>
+          <w:rFonts w:ascii="Microsoft JhengHei" w:cs="Microsoft JhengHei" w:eastAsia="Microsoft JhengHei" w:hAnsi="Microsoft JhengHei"/>
+          <w:sz w:val="21"/>
+          <w:szCs w:val="21"/>
+        </w:rPr>
+        <w:t xml:space="preserve">- </w:t>
+      </w:r>
+      <w:r>
+        <w:rPr>
+          <w:rFonts w:ascii="Microsoft JhengHei" w:cs="Microsoft JhengHei" w:eastAsia="Microsoft JhengHei" w:hAnsi="Microsoft JhengHei"/>
+          <w:b/>
+          <w:bCs/>
+          <w:sz w:val="21"/>
+          <w:szCs w:val="21"/>
+        </w:rPr>
+        <w:t xml:space="preserve">狀態 A：全年內至少一次轉換為 BTC、之後又順利轉回 USDT（已實現、已平倉）：</w:t>
+      </w:r>
+      <w:r>
+        <w:rPr>
+          <w:rFonts w:ascii="Microsoft JhengHei" w:cs="Microsoft JhengHei" w:eastAsia="Microsoft JhengHei" w:hAnsi="Microsoft JhengHei"/>
+          <w:sz w:val="21"/>
+          <w:szCs w:val="21"/>
+        </w:rPr>
+        <w:t xml:space="preserve"> 此類路徑之報酬</w:t>
+      </w:r>
+      <w:r>
+        <w:rPr>
+          <w:rFonts w:ascii="Microsoft JhengHei" w:cs="Microsoft JhengHei" w:eastAsia="Microsoft JhengHei" w:hAnsi="Microsoft JhengHei"/>
+          <w:b/>
+          <w:bCs/>
+          <w:sz w:val="21"/>
+          <w:szCs w:val="21"/>
+        </w:rPr>
+        <w:t xml:space="preserve">完全依循第 6.4.1 節之邏輯</w:t>
+      </w:r>
+      <w:r>
+        <w:rPr>
+          <w:rFonts w:ascii="Microsoft JhengHei" w:cs="Microsoft JhengHei" w:eastAsia="Microsoft JhengHei" w:hAnsi="Microsoft JhengHei"/>
+          <w:sz w:val="21"/>
+          <w:szCs w:val="21"/>
+        </w:rPr>
+        <w:t xml:space="preserve">——只要曾經卡住，最終都是以「原鎖定價 × BTC 數量」換回 USDT，數量中已包含套牢期間累積之全部權利金，故</w:t>
+      </w:r>
+      <w:r>
+        <w:rPr>
+          <w:rFonts w:ascii="Microsoft JhengHei" w:cs="Microsoft JhengHei" w:eastAsia="Microsoft JhengHei" w:hAnsi="Microsoft JhengHei"/>
+          <w:b/>
+          <w:bCs/>
+          <w:sz w:val="21"/>
+          <w:szCs w:val="21"/>
+        </w:rPr>
+        <w:t xml:space="preserve">依構造上必然不低於原始本金</w:t>
+      </w:r>
+      <w:r>
+        <w:rPr>
+          <w:rFonts w:ascii="Microsoft JhengHei" w:cs="Microsoft JhengHei" w:eastAsia="Microsoft JhengHei" w:hAnsi="Microsoft JhengHei"/>
+          <w:sz w:val="21"/>
+          <w:szCs w:val="21"/>
+        </w:rPr>
+        <w:t xml:space="preserve">。</w:t>
+      </w:r>
+    </w:p>
+    <w:p>
+      <w:pPr>
+        <w:spacing w:after="160" w:line="300"/>
+      </w:pPr>
+      <w:r>
+        <w:rPr>
+          <w:rFonts w:ascii="Microsoft JhengHei" w:cs="Microsoft JhengHei" w:eastAsia="Microsoft JhengHei" w:hAnsi="Microsoft JhengHei"/>
+          <w:sz w:val="21"/>
+          <w:szCs w:val="21"/>
+        </w:rPr>
+        <w:t xml:space="preserve">- </w:t>
+      </w:r>
+      <w:r>
+        <w:rPr>
+          <w:rFonts w:ascii="Microsoft JhengHei" w:cs="Microsoft JhengHei" w:eastAsia="Microsoft JhengHei" w:hAnsi="Microsoft JhengHei"/>
+          <w:b/>
+          <w:bCs/>
+          <w:sz w:val="21"/>
+          <w:szCs w:val="21"/>
+        </w:rPr>
+        <w:t xml:space="preserve">狀態 B：年末當下仍持有 BTC、尚未轉回 USDT（未實現、未平倉）：</w:t>
+      </w:r>
+      <w:r>
+        <w:rPr>
+          <w:rFonts w:ascii="Microsoft JhengHei" w:cs="Microsoft JhengHei" w:eastAsia="Microsoft JhengHei" w:hAnsi="Microsoft JhengHei"/>
+          <w:sz w:val="21"/>
+          <w:szCs w:val="21"/>
+        </w:rPr>
+        <w:t xml:space="preserve"> 此類路徑之「報酬」僅是</w:t>
+      </w:r>
+      <w:r>
+        <w:rPr>
+          <w:rFonts w:ascii="Microsoft JhengHei" w:cs="Microsoft JhengHei" w:eastAsia="Microsoft JhengHei" w:hAnsi="Microsoft JhengHei"/>
+          <w:b/>
+          <w:bCs/>
+          <w:sz w:val="21"/>
+          <w:szCs w:val="21"/>
+        </w:rPr>
+        <w:t xml:space="preserve">以年末當天市價對未平倉部位進行之會計快照</w:t>
+      </w:r>
+      <w:r>
+        <w:rPr>
+          <w:rFonts w:ascii="Microsoft JhengHei" w:cs="Microsoft JhengHei" w:eastAsia="Microsoft JhengHei" w:hAnsi="Microsoft JhengHei"/>
+          <w:sz w:val="21"/>
+          <w:szCs w:val="21"/>
+        </w:rPr>
+        <w:t xml:space="preserve">，並非任何已完成週期之實際結果；其數值全然取決於「BTC 在這一天恰好交易在什麼價位」，與策略本身之優劣無關。</w:t>
       </w:r>
     </w:p>
     <w:tbl>
@@ -10679,7 +10956,7 @@
                 <w:sz w:val="19"/>
                 <w:szCs w:val="19"/>
               </w:rPr>
-              <w:t xml:space="preserve">統計量</w:t>
+              <w:t xml:space="preserve"/>
             </w:r>
           </w:p>
         </w:tc>
@@ -10773,49 +11050,113 @@
             <w:r>
               <w:rPr>
                 <w:rFonts w:ascii="Microsoft JhengHei" w:cs="Microsoft JhengHei" w:eastAsia="Microsoft JhengHei" w:hAnsi="Microsoft JhengHei"/>
-                <w:sz w:val="18"/>
-                <w:szCs w:val="18"/>
-              </w:rPr>
-              <w:t xml:space="preserve">平均年化報酬</w:t>
-            </w:r>
-          </w:p>
-        </w:tc>
-        <w:tc>
-          <w:tcPr>
-            <w:tcW w:type="dxa" w:w="3116"/>
-            <w:tcBorders>
-              <w:top w:val="single" w:color="9DB3C8" w:sz="4"/>
-              <w:left w:val="single" w:color="9DB3C8" w:sz="4"/>
-              <w:bottom w:val="single" w:color="9DB3C8" w:sz="4"/>
-              <w:right w:val="single" w:color="9DB3C8" w:sz="4"/>
-            </w:tcBorders>
-            <w:tcMar>
-              <w:top w:type="dxa" w:w="80"/>
-              <w:left w:type="dxa" w:w="100"/>
-              <w:bottom w:type="dxa" w:w="80"/>
-              <w:right w:type="dxa" w:w="100"/>
-            </w:tcMar>
-            <w:vAlign w:val="center"/>
-          </w:tcPr>
-          <w:p>
-            <w:pPr>
-              <w:spacing w:line="264"/>
-            </w:pPr>
-            <w:r>
-              <w:rPr>
-                <w:rFonts w:ascii="Microsoft JhengHei" w:cs="Microsoft JhengHei" w:eastAsia="Microsoft JhengHei" w:hAnsi="Microsoft JhengHei"/>
                 <w:b/>
                 <w:bCs/>
                 <w:sz w:val="18"/>
                 <w:szCs w:val="18"/>
               </w:rPr>
-              <w:t xml:space="preserve">-20.22%</w:t>
+              <w:t xml:space="preserve">狀態 A（全年已完整走完並平倉）占比</w:t>
+            </w:r>
+          </w:p>
+        </w:tc>
+        <w:tc>
+          <w:tcPr>
+            <w:tcW w:type="dxa" w:w="3116"/>
+            <w:tcBorders>
+              <w:top w:val="single" w:color="9DB3C8" w:sz="4"/>
+              <w:left w:val="single" w:color="9DB3C8" w:sz="4"/>
+              <w:bottom w:val="single" w:color="9DB3C8" w:sz="4"/>
+              <w:right w:val="single" w:color="9DB3C8" w:sz="4"/>
+            </w:tcBorders>
+            <w:tcMar>
+              <w:top w:type="dxa" w:w="80"/>
+              <w:left w:type="dxa" w:w="100"/>
+              <w:bottom w:type="dxa" w:w="80"/>
+              <w:right w:type="dxa" w:w="100"/>
+            </w:tcMar>
+            <w:vAlign w:val="center"/>
+          </w:tcPr>
+          <w:p>
+            <w:pPr>
+              <w:spacing w:line="264"/>
+            </w:pPr>
+            <w:r>
+              <w:rPr>
+                <w:rFonts w:ascii="Microsoft JhengHei" w:cs="Microsoft JhengHei" w:eastAsia="Microsoft JhengHei" w:hAnsi="Microsoft JhengHei"/>
+                <w:sz w:val="18"/>
+                <w:szCs w:val="18"/>
+              </w:rPr>
+              <w:t xml:space="preserve">5.5%</w:t>
             </w:r>
           </w:p>
         </w:tc>
         <w:tc>
           <w:tcPr>
             <w:tcW w:type="dxa" w:w="3118"/>
+            <w:tcBorders>
+              <w:top w:val="single" w:color="9DB3C8" w:sz="4"/>
+              <w:left w:val="single" w:color="9DB3C8" w:sz="4"/>
+              <w:bottom w:val="single" w:color="9DB3C8" w:sz="4"/>
+              <w:right w:val="single" w:color="9DB3C8" w:sz="4"/>
+            </w:tcBorders>
+            <w:tcMar>
+              <w:top w:type="dxa" w:w="80"/>
+              <w:left w:type="dxa" w:w="100"/>
+              <w:bottom w:type="dxa" w:w="80"/>
+              <w:right w:type="dxa" w:w="100"/>
+            </w:tcMar>
+            <w:vAlign w:val="center"/>
+          </w:tcPr>
+          <w:p>
+            <w:pPr>
+              <w:spacing w:line="264"/>
+            </w:pPr>
+            <w:r>
+              <w:rPr>
+                <w:rFonts w:ascii="Microsoft JhengHei" w:cs="Microsoft JhengHei" w:eastAsia="Microsoft JhengHei" w:hAnsi="Microsoft JhengHei"/>
+                <w:sz w:val="18"/>
+                <w:szCs w:val="18"/>
+              </w:rPr>
+              <w:t xml:space="preserve">8.1%</w:t>
+            </w:r>
+          </w:p>
+        </w:tc>
+      </w:tr>
+      <w:tr>
+        <w:tc>
+          <w:tcPr>
+            <w:tcW w:type="dxa" w:w="3116"/>
+            <w:tcBorders>
+              <w:top w:val="single" w:color="9DB3C8" w:sz="4"/>
+              <w:left w:val="single" w:color="9DB3C8" w:sz="4"/>
+              <w:bottom w:val="single" w:color="9DB3C8" w:sz="4"/>
+              <w:right w:val="single" w:color="9DB3C8" w:sz="4"/>
+            </w:tcBorders>
+            <w:tcMar>
+              <w:top w:type="dxa" w:w="80"/>
+              <w:left w:type="dxa" w:w="100"/>
+              <w:bottom w:type="dxa" w:w="80"/>
+              <w:right w:type="dxa" w:w="100"/>
+            </w:tcMar>
+            <w:vAlign w:val="center"/>
+          </w:tcPr>
+          <w:p>
+            <w:pPr>
+              <w:spacing w:line="264"/>
+            </w:pPr>
+            <w:r>
+              <w:rPr>
+                <w:rFonts w:ascii="Microsoft JhengHei" w:cs="Microsoft JhengHei" w:eastAsia="Microsoft JhengHei" w:hAnsi="Microsoft JhengHei"/>
+                <w:sz w:val="18"/>
+                <w:szCs w:val="18"/>
+              </w:rPr>
+              <w:t xml:space="preserve">── 平均年化報酬</w:t>
+            </w:r>
+          </w:p>
+        </w:tc>
+        <w:tc>
+          <w:tcPr>
+            <w:tcW w:type="dxa" w:w="3116"/>
             <w:tcBorders>
               <w:top w:val="single" w:color="9DB3C8" w:sz="4"/>
               <w:left w:val="single" w:color="9DB3C8" w:sz="4"/>
@@ -10842,7 +11183,40 @@
                 <w:sz w:val="18"/>
                 <w:szCs w:val="18"/>
               </w:rPr>
-              <w:t xml:space="preserve">-24.10%</w:t>
+              <w:t xml:space="preserve">+38.46%</w:t>
+            </w:r>
+          </w:p>
+        </w:tc>
+        <w:tc>
+          <w:tcPr>
+            <w:tcW w:type="dxa" w:w="3118"/>
+            <w:tcBorders>
+              <w:top w:val="single" w:color="9DB3C8" w:sz="4"/>
+              <w:left w:val="single" w:color="9DB3C8" w:sz="4"/>
+              <w:bottom w:val="single" w:color="9DB3C8" w:sz="4"/>
+              <w:right w:val="single" w:color="9DB3C8" w:sz="4"/>
+            </w:tcBorders>
+            <w:tcMar>
+              <w:top w:type="dxa" w:w="80"/>
+              <w:left w:type="dxa" w:w="100"/>
+              <w:bottom w:type="dxa" w:w="80"/>
+              <w:right w:type="dxa" w:w="100"/>
+            </w:tcMar>
+            <w:vAlign w:val="center"/>
+          </w:tcPr>
+          <w:p>
+            <w:pPr>
+              <w:spacing w:line="264"/>
+            </w:pPr>
+            <w:r>
+              <w:rPr>
+                <w:rFonts w:ascii="Microsoft JhengHei" w:cs="Microsoft JhengHei" w:eastAsia="Microsoft JhengHei" w:hAnsi="Microsoft JhengHei"/>
+                <w:b/>
+                <w:bCs/>
+                <w:sz w:val="18"/>
+                <w:szCs w:val="18"/>
+              </w:rPr>
+              <w:t xml:space="preserve">+16.00%</w:t>
             </w:r>
           </w:p>
         </w:tc>
@@ -10875,7 +11249,7 @@
                 <w:sz w:val="18"/>
                 <w:szCs w:val="18"/>
               </w:rPr>
-              <w:t xml:space="preserve">中位數年化報酬</w:t>
+              <w:t xml:space="preserve">── 中位數年化報酬</w:t>
             </w:r>
           </w:p>
         </w:tc>
@@ -10906,7 +11280,7 @@
                 <w:sz w:val="18"/>
                 <w:szCs w:val="18"/>
               </w:rPr>
-              <w:t xml:space="preserve">-22.87%</w:t>
+              <w:t xml:space="preserve">+35.96%</w:t>
             </w:r>
           </w:p>
         </w:tc>
@@ -10937,7 +11311,7 @@
                 <w:sz w:val="18"/>
                 <w:szCs w:val="18"/>
               </w:rPr>
-              <w:t xml:space="preserve">-24.77%</w:t>
+              <w:t xml:space="preserve">+15.19%</w:t>
             </w:r>
           </w:p>
         </w:tc>
@@ -10970,7 +11344,7 @@
                 <w:sz w:val="18"/>
                 <w:szCs w:val="18"/>
               </w:rPr>
-              <w:t xml:space="preserve">第 5 百分位（P5，較差路徑）</w:t>
+              <w:t xml:space="preserve">── 虧損機率</w:t>
             </w:r>
           </w:p>
         </w:tc>
@@ -10998,10 +11372,12 @@
             <w:r>
               <w:rPr>
                 <w:rFonts w:ascii="Microsoft JhengHei" w:cs="Microsoft JhengHei" w:eastAsia="Microsoft JhengHei" w:hAnsi="Microsoft JhengHei"/>
-                <w:sz w:val="18"/>
-                <w:szCs w:val="18"/>
-              </w:rPr>
-              <w:t xml:space="preserve">-66.58%</w:t>
+                <w:b/>
+                <w:bCs/>
+                <w:sz w:val="18"/>
+                <w:szCs w:val="18"/>
+              </w:rPr>
+              <w:t xml:space="preserve">0.0%</w:t>
             </w:r>
           </w:p>
         </w:tc>
@@ -11029,10 +11405,12 @@
             <w:r>
               <w:rPr>
                 <w:rFonts w:ascii="Microsoft JhengHei" w:cs="Microsoft JhengHei" w:eastAsia="Microsoft JhengHei" w:hAnsi="Microsoft JhengHei"/>
-                <w:sz w:val="18"/>
-                <w:szCs w:val="18"/>
-              </w:rPr>
-              <w:t xml:space="preserve">-66.30%</w:t>
+                <w:b/>
+                <w:bCs/>
+                <w:sz w:val="18"/>
+                <w:szCs w:val="18"/>
+              </w:rPr>
+              <w:t xml:space="preserve">0.0%</w:t>
             </w:r>
           </w:p>
         </w:tc>
@@ -11062,10 +11440,12 @@
             <w:r>
               <w:rPr>
                 <w:rFonts w:ascii="Microsoft JhengHei" w:cs="Microsoft JhengHei" w:eastAsia="Microsoft JhengHei" w:hAnsi="Microsoft JhengHei"/>
-                <w:sz w:val="18"/>
-                <w:szCs w:val="18"/>
-              </w:rPr>
-              <w:t xml:space="preserve">第 25 百分位（P25）</w:t>
+                <w:b/>
+                <w:bCs/>
+                <w:sz w:val="18"/>
+                <w:szCs w:val="18"/>
+              </w:rPr>
+              <w:t xml:space="preserve">狀態 B（年末仍持有BTC、未平倉）占比</w:t>
             </w:r>
           </w:p>
         </w:tc>
@@ -11096,7 +11476,7 @@
                 <w:sz w:val="18"/>
                 <w:szCs w:val="18"/>
               </w:rPr>
-              <w:t xml:space="preserve">-44.36%</w:t>
+              <w:t xml:space="preserve">94.5%</w:t>
             </w:r>
           </w:p>
         </w:tc>
@@ -11127,7 +11507,7 @@
                 <w:sz w:val="18"/>
                 <w:szCs w:val="18"/>
               </w:rPr>
-              <w:t xml:space="preserve">-45.33%</w:t>
+              <w:t xml:space="preserve">92.0%</w:t>
             </w:r>
           </w:p>
         </w:tc>
@@ -11160,7 +11540,7 @@
                 <w:sz w:val="18"/>
                 <w:szCs w:val="18"/>
               </w:rPr>
-              <w:t xml:space="preserve">第 75 百分位（P75）</w:t>
+              <w:t xml:space="preserve">── 平均年化報酬（未實現市價快照）</w:t>
             </w:r>
           </w:p>
         </w:tc>
@@ -11191,7 +11571,7 @@
                 <w:sz w:val="18"/>
                 <w:szCs w:val="18"/>
               </w:rPr>
-              <w:t xml:space="preserve">+1.87%</w:t>
+              <w:t xml:space="preserve">-20.45%</w:t>
             </w:r>
           </w:p>
         </w:tc>
@@ -11222,7 +11602,7 @@
                 <w:sz w:val="18"/>
                 <w:szCs w:val="18"/>
               </w:rPr>
-              <w:t xml:space="preserve">-2.57%</w:t>
+              <w:t xml:space="preserve">-28.26%</w:t>
             </w:r>
           </w:p>
         </w:tc>
@@ -11255,7 +11635,7 @@
                 <w:sz w:val="18"/>
                 <w:szCs w:val="18"/>
               </w:rPr>
-              <w:t xml:space="preserve">第 95 百分位（P95，較佳路徑）</w:t>
+              <w:t xml:space="preserve">── 虧損機率</w:t>
             </w:r>
           </w:p>
         </w:tc>
@@ -11286,7 +11666,7 @@
                 <w:sz w:val="18"/>
                 <w:szCs w:val="18"/>
               </w:rPr>
-              <w:t xml:space="preserve">+33.93%</w:t>
+              <w:t xml:space="preserve">74.5%</w:t>
             </w:r>
           </w:p>
         </w:tc>
@@ -11317,292 +11697,7 @@
                 <w:sz w:val="18"/>
                 <w:szCs w:val="18"/>
               </w:rPr>
-              <w:t xml:space="preserve">+19.17%</w:t>
-            </w:r>
-          </w:p>
-        </w:tc>
-      </w:tr>
-      <w:tr>
-        <w:tc>
-          <w:tcPr>
-            <w:tcW w:type="dxa" w:w="3116"/>
-            <w:tcBorders>
-              <w:top w:val="single" w:color="9DB3C8" w:sz="4"/>
-              <w:left w:val="single" w:color="9DB3C8" w:sz="4"/>
-              <w:bottom w:val="single" w:color="9DB3C8" w:sz="4"/>
-              <w:right w:val="single" w:color="9DB3C8" w:sz="4"/>
-            </w:tcBorders>
-            <w:tcMar>
-              <w:top w:type="dxa" w:w="80"/>
-              <w:left w:type="dxa" w:w="100"/>
-              <w:bottom w:type="dxa" w:w="80"/>
-              <w:right w:type="dxa" w:w="100"/>
-            </w:tcMar>
-            <w:vAlign w:val="center"/>
-          </w:tcPr>
-          <w:p>
-            <w:pPr>
-              <w:spacing w:line="264"/>
-            </w:pPr>
-            <w:r>
-              <w:rPr>
-                <w:rFonts w:ascii="Microsoft JhengHei" w:cs="Microsoft JhengHei" w:eastAsia="Microsoft JhengHei" w:hAnsi="Microsoft JhengHei"/>
-                <w:sz w:val="18"/>
-                <w:szCs w:val="18"/>
-              </w:rPr>
-              <w:t xml:space="preserve">全年虧損機率（低於本金）</w:t>
-            </w:r>
-          </w:p>
-        </w:tc>
-        <w:tc>
-          <w:tcPr>
-            <w:tcW w:type="dxa" w:w="3116"/>
-            <w:tcBorders>
-              <w:top w:val="single" w:color="9DB3C8" w:sz="4"/>
-              <w:left w:val="single" w:color="9DB3C8" w:sz="4"/>
-              <w:bottom w:val="single" w:color="9DB3C8" w:sz="4"/>
-              <w:right w:val="single" w:color="9DB3C8" w:sz="4"/>
-            </w:tcBorders>
-            <w:tcMar>
-              <w:top w:type="dxa" w:w="80"/>
-              <w:left w:type="dxa" w:w="100"/>
-              <w:bottom w:type="dxa" w:w="80"/>
-              <w:right w:type="dxa" w:w="100"/>
-            </w:tcMar>
-            <w:vAlign w:val="center"/>
-          </w:tcPr>
-          <w:p>
-            <w:pPr>
-              <w:spacing w:line="264"/>
-            </w:pPr>
-            <w:r>
-              <w:rPr>
-                <w:rFonts w:ascii="Microsoft JhengHei" w:cs="Microsoft JhengHei" w:eastAsia="Microsoft JhengHei" w:hAnsi="Microsoft JhengHei"/>
-                <w:sz w:val="18"/>
-                <w:szCs w:val="18"/>
-              </w:rPr>
-              <w:t xml:space="preserve">73.4%</w:t>
-            </w:r>
-          </w:p>
-        </w:tc>
-        <w:tc>
-          <w:tcPr>
-            <w:tcW w:type="dxa" w:w="3118"/>
-            <w:tcBorders>
-              <w:top w:val="single" w:color="9DB3C8" w:sz="4"/>
-              <w:left w:val="single" w:color="9DB3C8" w:sz="4"/>
-              <w:bottom w:val="single" w:color="9DB3C8" w:sz="4"/>
-              <w:right w:val="single" w:color="9DB3C8" w:sz="4"/>
-            </w:tcBorders>
-            <w:tcMar>
-              <w:top w:type="dxa" w:w="80"/>
-              <w:left w:type="dxa" w:w="100"/>
-              <w:bottom w:type="dxa" w:w="80"/>
-              <w:right w:type="dxa" w:w="100"/>
-            </w:tcMar>
-            <w:vAlign w:val="center"/>
-          </w:tcPr>
-          <w:p>
-            <w:pPr>
-              <w:spacing w:line="264"/>
-            </w:pPr>
-            <w:r>
-              <w:rPr>
-                <w:rFonts w:ascii="Microsoft JhengHei" w:cs="Microsoft JhengHei" w:eastAsia="Microsoft JhengHei" w:hAnsi="Microsoft JhengHei"/>
-                <w:sz w:val="18"/>
-                <w:szCs w:val="18"/>
-              </w:rPr>
-              <w:t xml:space="preserve">77.5%</w:t>
-            </w:r>
-          </w:p>
-        </w:tc>
-      </w:tr>
-      <w:tr>
-        <w:tc>
-          <w:tcPr>
-            <w:tcW w:type="dxa" w:w="3116"/>
-            <w:tcBorders>
-              <w:top w:val="single" w:color="9DB3C8" w:sz="4"/>
-              <w:left w:val="single" w:color="9DB3C8" w:sz="4"/>
-              <w:bottom w:val="single" w:color="9DB3C8" w:sz="4"/>
-              <w:right w:val="single" w:color="9DB3C8" w:sz="4"/>
-            </w:tcBorders>
-            <w:tcMar>
-              <w:top w:type="dxa" w:w="80"/>
-              <w:left w:type="dxa" w:w="100"/>
-              <w:bottom w:type="dxa" w:w="80"/>
-              <w:right w:type="dxa" w:w="100"/>
-            </w:tcMar>
-            <w:vAlign w:val="center"/>
-          </w:tcPr>
-          <w:p>
-            <w:pPr>
-              <w:spacing w:line="264"/>
-            </w:pPr>
-            <w:r>
-              <w:rPr>
-                <w:rFonts w:ascii="Microsoft JhengHei" w:cs="Microsoft JhengHei" w:eastAsia="Microsoft JhengHei" w:hAnsi="Microsoft JhengHei"/>
-                <w:sz w:val="18"/>
-                <w:szCs w:val="18"/>
-              </w:rPr>
-              <w:t xml:space="preserve">平均每年轉換次數</w:t>
-            </w:r>
-          </w:p>
-        </w:tc>
-        <w:tc>
-          <w:tcPr>
-            <w:tcW w:type="dxa" w:w="3116"/>
-            <w:tcBorders>
-              <w:top w:val="single" w:color="9DB3C8" w:sz="4"/>
-              <w:left w:val="single" w:color="9DB3C8" w:sz="4"/>
-              <w:bottom w:val="single" w:color="9DB3C8" w:sz="4"/>
-              <w:right w:val="single" w:color="9DB3C8" w:sz="4"/>
-            </w:tcBorders>
-            <w:tcMar>
-              <w:top w:type="dxa" w:w="80"/>
-              <w:left w:type="dxa" w:w="100"/>
-              <w:bottom w:type="dxa" w:w="80"/>
-              <w:right w:type="dxa" w:w="100"/>
-            </w:tcMar>
-            <w:vAlign w:val="center"/>
-          </w:tcPr>
-          <w:p>
-            <w:pPr>
-              <w:spacing w:line="264"/>
-            </w:pPr>
-            <w:r>
-              <w:rPr>
-                <w:rFonts w:ascii="Microsoft JhengHei" w:cs="Microsoft JhengHei" w:eastAsia="Microsoft JhengHei" w:hAnsi="Microsoft JhengHei"/>
-                <w:sz w:val="18"/>
-                <w:szCs w:val="18"/>
-              </w:rPr>
-              <w:t xml:space="preserve">3.60 次</w:t>
-            </w:r>
-          </w:p>
-        </w:tc>
-        <w:tc>
-          <w:tcPr>
-            <w:tcW w:type="dxa" w:w="3118"/>
-            <w:tcBorders>
-              <w:top w:val="single" w:color="9DB3C8" w:sz="4"/>
-              <w:left w:val="single" w:color="9DB3C8" w:sz="4"/>
-              <w:bottom w:val="single" w:color="9DB3C8" w:sz="4"/>
-              <w:right w:val="single" w:color="9DB3C8" w:sz="4"/>
-            </w:tcBorders>
-            <w:tcMar>
-              <w:top w:type="dxa" w:w="80"/>
-              <w:left w:type="dxa" w:w="100"/>
-              <w:bottom w:type="dxa" w:w="80"/>
-              <w:right w:type="dxa" w:w="100"/>
-            </w:tcMar>
-            <w:vAlign w:val="center"/>
-          </w:tcPr>
-          <w:p>
-            <w:pPr>
-              <w:spacing w:line="264"/>
-            </w:pPr>
-            <w:r>
-              <w:rPr>
-                <w:rFonts w:ascii="Microsoft JhengHei" w:cs="Microsoft JhengHei" w:eastAsia="Microsoft JhengHei" w:hAnsi="Microsoft JhengHei"/>
-                <w:sz w:val="18"/>
-                <w:szCs w:val="18"/>
-              </w:rPr>
-              <w:t xml:space="preserve">3.68 次</w:t>
-            </w:r>
-          </w:p>
-        </w:tc>
-      </w:tr>
-      <w:tr>
-        <w:tc>
-          <w:tcPr>
-            <w:tcW w:type="dxa" w:w="3116"/>
-            <w:tcBorders>
-              <w:top w:val="single" w:color="9DB3C8" w:sz="4"/>
-              <w:left w:val="single" w:color="9DB3C8" w:sz="4"/>
-              <w:bottom w:val="single" w:color="9DB3C8" w:sz="4"/>
-              <w:right w:val="single" w:color="9DB3C8" w:sz="4"/>
-            </w:tcBorders>
-            <w:tcMar>
-              <w:top w:type="dxa" w:w="80"/>
-              <w:left w:type="dxa" w:w="100"/>
-              <w:bottom w:type="dxa" w:w="80"/>
-              <w:right w:type="dxa" w:w="100"/>
-            </w:tcMar>
-            <w:vAlign w:val="center"/>
-          </w:tcPr>
-          <w:p>
-            <w:pPr>
-              <w:spacing w:line="264"/>
-            </w:pPr>
-            <w:r>
-              <w:rPr>
-                <w:rFonts w:ascii="Microsoft JhengHei" w:cs="Microsoft JhengHei" w:eastAsia="Microsoft JhengHei" w:hAnsi="Microsoft JhengHei"/>
-                <w:sz w:val="18"/>
-                <w:szCs w:val="18"/>
-              </w:rPr>
-              <w:t xml:space="preserve">平均「卡住」週期數</w:t>
-            </w:r>
-          </w:p>
-        </w:tc>
-        <w:tc>
-          <w:tcPr>
-            <w:tcW w:type="dxa" w:w="3116"/>
-            <w:tcBorders>
-              <w:top w:val="single" w:color="9DB3C8" w:sz="4"/>
-              <w:left w:val="single" w:color="9DB3C8" w:sz="4"/>
-              <w:bottom w:val="single" w:color="9DB3C8" w:sz="4"/>
-              <w:right w:val="single" w:color="9DB3C8" w:sz="4"/>
-            </w:tcBorders>
-            <w:tcMar>
-              <w:top w:type="dxa" w:w="80"/>
-              <w:left w:type="dxa" w:w="100"/>
-              <w:bottom w:type="dxa" w:w="80"/>
-              <w:right w:type="dxa" w:w="100"/>
-            </w:tcMar>
-            <w:vAlign w:val="center"/>
-          </w:tcPr>
-          <w:p>
-            <w:pPr>
-              <w:spacing w:line="264"/>
-            </w:pPr>
-            <w:r>
-              <w:rPr>
-                <w:rFonts w:ascii="Microsoft JhengHei" w:cs="Microsoft JhengHei" w:eastAsia="Microsoft JhengHei" w:hAnsi="Microsoft JhengHei"/>
-                <w:sz w:val="18"/>
-                <w:szCs w:val="18"/>
-              </w:rPr>
-              <w:t xml:space="preserve">45.0／52 週（86.6%）</w:t>
-            </w:r>
-          </w:p>
-        </w:tc>
-        <w:tc>
-          <w:tcPr>
-            <w:tcW w:type="dxa" w:w="3118"/>
-            <w:tcBorders>
-              <w:top w:val="single" w:color="9DB3C8" w:sz="4"/>
-              <w:left w:val="single" w:color="9DB3C8" w:sz="4"/>
-              <w:bottom w:val="single" w:color="9DB3C8" w:sz="4"/>
-              <w:right w:val="single" w:color="9DB3C8" w:sz="4"/>
-            </w:tcBorders>
-            <w:tcMar>
-              <w:top w:type="dxa" w:w="80"/>
-              <w:left w:type="dxa" w:w="100"/>
-              <w:bottom w:type="dxa" w:w="80"/>
-              <w:right w:type="dxa" w:w="100"/>
-            </w:tcMar>
-            <w:vAlign w:val="center"/>
-          </w:tcPr>
-          <w:p>
-            <w:pPr>
-              <w:spacing w:line="264"/>
-            </w:pPr>
-            <w:r>
-              <w:rPr>
-                <w:rFonts w:ascii="Microsoft JhengHei" w:cs="Microsoft JhengHei" w:eastAsia="Microsoft JhengHei" w:hAnsi="Microsoft JhengHei"/>
-                <w:sz w:val="18"/>
-                <w:szCs w:val="18"/>
-              </w:rPr>
-              <w:t xml:space="preserve">42.7／52 週（82.2%）</w:t>
+              <w:t xml:space="preserve">85.1%</w:t>
             </w:r>
           </w:p>
         </w:tc>
@@ -11625,15 +11720,15 @@
           <w:sz w:val="21"/>
           <w:szCs w:val="21"/>
         </w:rPr>
-        <w:t xml:space="preserve">核心發現：</w:t>
-      </w:r>
-      <w:r>
-        <w:rPr>
-          <w:rFonts w:ascii="Microsoft JhengHei" w:cs="Microsoft JhengHei" w:eastAsia="Microsoft JhengHei" w:hAnsi="Microsoft JhengHei"/>
-          <w:sz w:val="21"/>
-          <w:szCs w:val="21"/>
-        </w:rPr>
-        <w:t xml:space="preserve"> 在</w:t>
+        <w:t xml:space="preserve">這正面回應了「為什麼每期都收正向權利金，結果卻是負的」：</w:t>
+      </w:r>
+      <w:r>
+        <w:rPr>
+          <w:rFonts w:ascii="Microsoft JhengHei" w:cs="Microsoft JhengHei" w:eastAsia="Microsoft JhengHei" w:hAnsi="Microsoft JhengHei"/>
+          <w:sz w:val="21"/>
+          <w:szCs w:val="21"/>
+        </w:rPr>
+        <w:t xml:space="preserve"> 只要一輪完整走完（狀態A），該輪必然是正報酬且勝率 100%——這與使用者之直覺完全一致，且本模型之機制設計本就保證此點。問題出在</w:t>
       </w:r>
       <w:r>
         <w:rPr>
@@ -11643,15 +11738,15 @@
           <w:sz w:val="21"/>
           <w:szCs w:val="21"/>
         </w:rPr>
-        <w:t xml:space="preserve">零方向性假設</w:t>
-      </w:r>
-      <w:r>
-        <w:rPr>
-          <w:rFonts w:ascii="Microsoft JhengHei" w:cs="Microsoft JhengHei" w:eastAsia="Microsoft JhengHei" w:hAnsi="Microsoft JhengHei"/>
-          <w:sz w:val="21"/>
-          <w:szCs w:val="21"/>
-        </w:rPr>
-        <w:t xml:space="preserve">（不預設 BTC 全年漲跌）之基準情境下，</w:t>
+        <w:t xml:space="preserve">絕大多數路徑（規則1達 94.5%、規則2達 92.0%）在滿一年時根本還沒走完這一輪</w:t>
+      </w:r>
+      <w:r>
+        <w:rPr>
+          <w:rFonts w:ascii="Microsoft JhengHei" w:cs="Microsoft JhengHei" w:eastAsia="Microsoft JhengHei" w:hAnsi="Microsoft JhengHei"/>
+          <w:sz w:val="21"/>
+          <w:szCs w:val="21"/>
+        </w:rPr>
+        <w:t xml:space="preserve">，仍卡在 BTC 部位裡，而這個「卡住」狀態並非短暫過渡：由於基準情境採零漂移（價格為公平隨機漫步），數學上「回到某一固定價位所需之期望時間為無窮大」（此為隨機漫步之古典性質，並非本模型之瑕疵），故大多數卡住之路徑在一年這個人為設定之觀察截止日當下，仍未等到價格漲回鎖定價。第 6.5.3 節先前所稱之「平均年化 -20.2%／-24.1%」，即為狀態A與狀態B依比例混合之結果，</w:t>
       </w:r>
       <w:r>
         <w:rPr>
@@ -11661,43 +11756,7 @@
           <w:sz w:val="21"/>
           <w:szCs w:val="21"/>
         </w:rPr>
-        <w:t xml:space="preserve">兩種規則之平均與中位數年化報酬均為負值</w:t>
-      </w:r>
-      <w:r>
-        <w:rPr>
-          <w:rFonts w:ascii="Microsoft JhengHei" w:cs="Microsoft JhengHei" w:eastAsia="Microsoft JhengHei" w:hAnsi="Microsoft JhengHei"/>
-          <w:sz w:val="21"/>
-          <w:szCs w:val="21"/>
-        </w:rPr>
-        <w:t xml:space="preserve">，且全年虧損機率均超過 70%。規則 1（最高收益／ATM）雖然平均表現略優於規則 2，且右尾（P95 = +33.93%）優於規則 2（P95 = +19.17%），但左尾風險（P5）與規則 2 相近，顯示</w:t>
-      </w:r>
-      <w:r>
-        <w:rPr>
-          <w:rFonts w:ascii="Microsoft JhengHei" w:cs="Microsoft JhengHei" w:eastAsia="Microsoft JhengHei" w:hAnsi="Microsoft JhengHei"/>
-          <w:b/>
-          <w:bCs/>
-          <w:sz w:val="21"/>
-          <w:szCs w:val="21"/>
-        </w:rPr>
-        <w:t xml:space="preserve">「選擇最容易被轉換的行使價以追求最高年化」，在全年期反覆操作下，其較高之單期權利金並不足以補償「頻繁陷入套牢、且套牢期間權利金隨乖離擴大而遞減」之結構性拖累</w:t>
-      </w:r>
-      <w:r>
-        <w:rPr>
-          <w:rFonts w:ascii="Microsoft JhengHei" w:cs="Microsoft JhengHei" w:eastAsia="Microsoft JhengHei" w:hAnsi="Microsoft JhengHei"/>
-          <w:sz w:val="21"/>
-          <w:szCs w:val="21"/>
-        </w:rPr>
-        <w:t xml:space="preserve">；規則 2 雖然轉換機率設計上較低，但一旦轉換，套牢之機率與規則 1 相近（因為兩者卡住後適用同一套滾動邏輯），且其單期權利金原本就較低，全年下來反而</w:t>
-      </w:r>
-      <w:r>
-        <w:rPr>
-          <w:rFonts w:ascii="Microsoft JhengHei" w:cs="Microsoft JhengHei" w:eastAsia="Microsoft JhengHei" w:hAnsi="Microsoft JhengHei"/>
-          <w:b/>
-          <w:bCs/>
-          <w:sz w:val="21"/>
-          <w:szCs w:val="21"/>
-        </w:rPr>
-        <w:t xml:space="preserve">平均表現略遜於規則 1</w:t>
+        <w:t xml:space="preserve">其負值幾乎完全來自狀態B（94.5%／92.0% 之未平倉部位）於任意截止日之市價波動，而非策略本身之已實現虧損</w:t>
       </w:r>
       <w:r>
         <w:rPr>
@@ -11722,7 +11781,700 @@
           <w:sz w:val="21"/>
           <w:szCs w:val="21"/>
         </w:rPr>
-        <w:t xml:space="preserve">6.5.3 敏感度分析</w:t>
+        <w:t xml:space="preserve">6.5.3 基準情境彙總（$1,000,000 本金）</w:t>
+      </w:r>
+    </w:p>
+    <w:tbl>
+      <w:tblPr>
+        <w:tblW w:type="dxa" w:w="9350"/>
+        <w:tblBorders>
+          <w:top w:val="single" w:color="auto" w:sz="4"/>
+          <w:left w:val="single" w:color="auto" w:sz="4"/>
+          <w:bottom w:val="single" w:color="auto" w:sz="4"/>
+          <w:right w:val="single" w:color="auto" w:sz="4"/>
+          <w:insideH w:val="single" w:color="auto" w:sz="4"/>
+          <w:insideV w:val="single" w:color="auto" w:sz="4"/>
+        </w:tblBorders>
+      </w:tblPr>
+      <w:tblGrid>
+        <w:gridCol w:w="3116"/>
+        <w:gridCol w:w="3116"/>
+        <w:gridCol w:w="3118"/>
+      </w:tblGrid>
+      <w:tr>
+        <w:trPr>
+          <w:tblHeader/>
+        </w:trPr>
+        <w:tc>
+          <w:tcPr>
+            <w:tcW w:type="dxa" w:w="3116"/>
+            <w:tcBorders>
+              <w:top w:val="single" w:color="9DB3C8" w:sz="4"/>
+              <w:left w:val="single" w:color="9DB3C8" w:sz="4"/>
+              <w:bottom w:val="single" w:color="9DB3C8" w:sz="4"/>
+              <w:right w:val="single" w:color="9DB3C8" w:sz="4"/>
+            </w:tcBorders>
+            <w:shd w:fill="1F3864" w:val="clear"/>
+            <w:tcMar>
+              <w:top w:type="dxa" w:w="80"/>
+              <w:left w:type="dxa" w:w="100"/>
+              <w:bottom w:type="dxa" w:w="80"/>
+              <w:right w:type="dxa" w:w="100"/>
+            </w:tcMar>
+            <w:vAlign w:val="center"/>
+          </w:tcPr>
+          <w:p>
+            <w:r>
+              <w:rPr>
+                <w:rFonts w:ascii="Microsoft JhengHei" w:cs="Microsoft JhengHei" w:eastAsia="Microsoft JhengHei" w:hAnsi="Microsoft JhengHei"/>
+                <w:b/>
+                <w:bCs/>
+                <w:color w:val="FFFFFF"/>
+                <w:sz w:val="19"/>
+                <w:szCs w:val="19"/>
+              </w:rPr>
+              <w:t xml:space="preserve">統計量</w:t>
+            </w:r>
+          </w:p>
+        </w:tc>
+        <w:tc>
+          <w:tcPr>
+            <w:tcW w:type="dxa" w:w="3116"/>
+            <w:tcBorders>
+              <w:top w:val="single" w:color="9DB3C8" w:sz="4"/>
+              <w:left w:val="single" w:color="9DB3C8" w:sz="4"/>
+              <w:bottom w:val="single" w:color="9DB3C8" w:sz="4"/>
+              <w:right w:val="single" w:color="9DB3C8" w:sz="4"/>
+            </w:tcBorders>
+            <w:shd w:fill="1F3864" w:val="clear"/>
+            <w:tcMar>
+              <w:top w:type="dxa" w:w="80"/>
+              <w:left w:type="dxa" w:w="100"/>
+              <w:bottom w:type="dxa" w:w="80"/>
+              <w:right w:type="dxa" w:w="100"/>
+            </w:tcMar>
+            <w:vAlign w:val="center"/>
+          </w:tcPr>
+          <w:p>
+            <w:r>
+              <w:rPr>
+                <w:rFonts w:ascii="Microsoft JhengHei" w:cs="Microsoft JhengHei" w:eastAsia="Microsoft JhengHei" w:hAnsi="Microsoft JhengHei"/>
+                <w:b/>
+                <w:bCs/>
+                <w:color w:val="FFFFFF"/>
+                <w:sz w:val="19"/>
+                <w:szCs w:val="19"/>
+              </w:rPr>
+              <w:t xml:space="preserve">規則1：最高收益（ATM）</w:t>
+            </w:r>
+          </w:p>
+        </w:tc>
+        <w:tc>
+          <w:tcPr>
+            <w:tcW w:type="dxa" w:w="3118"/>
+            <w:tcBorders>
+              <w:top w:val="single" w:color="9DB3C8" w:sz="4"/>
+              <w:left w:val="single" w:color="9DB3C8" w:sz="4"/>
+              <w:bottom w:val="single" w:color="9DB3C8" w:sz="4"/>
+              <w:right w:val="single" w:color="9DB3C8" w:sz="4"/>
+            </w:tcBorders>
+            <w:shd w:fill="1F3864" w:val="clear"/>
+            <w:tcMar>
+              <w:top w:type="dxa" w:w="80"/>
+              <w:left w:type="dxa" w:w="100"/>
+              <w:bottom w:type="dxa" w:w="80"/>
+              <w:right w:type="dxa" w:w="100"/>
+            </w:tcMar>
+            <w:vAlign w:val="center"/>
+          </w:tcPr>
+          <w:p>
+            <w:r>
+              <w:rPr>
+                <w:rFonts w:ascii="Microsoft JhengHei" w:cs="Microsoft JhengHei" w:eastAsia="Microsoft JhengHei" w:hAnsi="Microsoft JhengHei"/>
+                <w:b/>
+                <w:bCs/>
+                <w:color w:val="FFFFFF"/>
+                <w:sz w:val="19"/>
+                <w:szCs w:val="19"/>
+              </w:rPr>
+              <w:t xml:space="preserve">規則2：不被轉換（OTM緩衝）</w:t>
+            </w:r>
+          </w:p>
+        </w:tc>
+      </w:tr>
+      <w:tr>
+        <w:tc>
+          <w:tcPr>
+            <w:tcW w:type="dxa" w:w="3116"/>
+            <w:tcBorders>
+              <w:top w:val="single" w:color="9DB3C8" w:sz="4"/>
+              <w:left w:val="single" w:color="9DB3C8" w:sz="4"/>
+              <w:bottom w:val="single" w:color="9DB3C8" w:sz="4"/>
+              <w:right w:val="single" w:color="9DB3C8" w:sz="4"/>
+            </w:tcBorders>
+            <w:tcMar>
+              <w:top w:type="dxa" w:w="80"/>
+              <w:left w:type="dxa" w:w="100"/>
+              <w:bottom w:type="dxa" w:w="80"/>
+              <w:right w:type="dxa" w:w="100"/>
+            </w:tcMar>
+            <w:vAlign w:val="center"/>
+          </w:tcPr>
+          <w:p>
+            <w:pPr>
+              <w:spacing w:line="264"/>
+            </w:pPr>
+            <w:r>
+              <w:rPr>
+                <w:rFonts w:ascii="Microsoft JhengHei" w:cs="Microsoft JhengHei" w:eastAsia="Microsoft JhengHei" w:hAnsi="Microsoft JhengHei"/>
+                <w:sz w:val="18"/>
+                <w:szCs w:val="18"/>
+              </w:rPr>
+              <w:t xml:space="preserve">混合平均年化報酬（狀態A+B，原始揭露方式）</w:t>
+            </w:r>
+          </w:p>
+        </w:tc>
+        <w:tc>
+          <w:tcPr>
+            <w:tcW w:type="dxa" w:w="3116"/>
+            <w:tcBorders>
+              <w:top w:val="single" w:color="9DB3C8" w:sz="4"/>
+              <w:left w:val="single" w:color="9DB3C8" w:sz="4"/>
+              <w:bottom w:val="single" w:color="9DB3C8" w:sz="4"/>
+              <w:right w:val="single" w:color="9DB3C8" w:sz="4"/>
+            </w:tcBorders>
+            <w:tcMar>
+              <w:top w:type="dxa" w:w="80"/>
+              <w:left w:type="dxa" w:w="100"/>
+              <w:bottom w:type="dxa" w:w="80"/>
+              <w:right w:type="dxa" w:w="100"/>
+            </w:tcMar>
+            <w:vAlign w:val="center"/>
+          </w:tcPr>
+          <w:p>
+            <w:pPr>
+              <w:spacing w:line="264"/>
+            </w:pPr>
+            <w:r>
+              <w:rPr>
+                <w:rFonts w:ascii="Microsoft JhengHei" w:cs="Microsoft JhengHei" w:eastAsia="Microsoft JhengHei" w:hAnsi="Microsoft JhengHei"/>
+                <w:sz w:val="18"/>
+                <w:szCs w:val="18"/>
+              </w:rPr>
+              <w:t xml:space="preserve">-17.20%</w:t>
+            </w:r>
+          </w:p>
+        </w:tc>
+        <w:tc>
+          <w:tcPr>
+            <w:tcW w:type="dxa" w:w="3118"/>
+            <w:tcBorders>
+              <w:top w:val="single" w:color="9DB3C8" w:sz="4"/>
+              <w:left w:val="single" w:color="9DB3C8" w:sz="4"/>
+              <w:bottom w:val="single" w:color="9DB3C8" w:sz="4"/>
+              <w:right w:val="single" w:color="9DB3C8" w:sz="4"/>
+            </w:tcBorders>
+            <w:tcMar>
+              <w:top w:type="dxa" w:w="80"/>
+              <w:left w:type="dxa" w:w="100"/>
+              <w:bottom w:type="dxa" w:w="80"/>
+              <w:right w:type="dxa" w:w="100"/>
+            </w:tcMar>
+            <w:vAlign w:val="center"/>
+          </w:tcPr>
+          <w:p>
+            <w:pPr>
+              <w:spacing w:line="264"/>
+            </w:pPr>
+            <w:r>
+              <w:rPr>
+                <w:rFonts w:ascii="Microsoft JhengHei" w:cs="Microsoft JhengHei" w:eastAsia="Microsoft JhengHei" w:hAnsi="Microsoft JhengHei"/>
+                <w:sz w:val="18"/>
+                <w:szCs w:val="18"/>
+              </w:rPr>
+              <w:t xml:space="preserve">-24.70%</w:t>
+            </w:r>
+          </w:p>
+        </w:tc>
+      </w:tr>
+      <w:tr>
+        <w:tc>
+          <w:tcPr>
+            <w:tcW w:type="dxa" w:w="3116"/>
+            <w:tcBorders>
+              <w:top w:val="single" w:color="9DB3C8" w:sz="4"/>
+              <w:left w:val="single" w:color="9DB3C8" w:sz="4"/>
+              <w:bottom w:val="single" w:color="9DB3C8" w:sz="4"/>
+              <w:right w:val="single" w:color="9DB3C8" w:sz="4"/>
+            </w:tcBorders>
+            <w:tcMar>
+              <w:top w:type="dxa" w:w="80"/>
+              <w:left w:type="dxa" w:w="100"/>
+              <w:bottom w:type="dxa" w:w="80"/>
+              <w:right w:type="dxa" w:w="100"/>
+            </w:tcMar>
+            <w:vAlign w:val="center"/>
+          </w:tcPr>
+          <w:p>
+            <w:pPr>
+              <w:spacing w:line="264"/>
+            </w:pPr>
+            <w:r>
+              <w:rPr>
+                <w:rFonts w:ascii="Microsoft JhengHei" w:cs="Microsoft JhengHei" w:eastAsia="Microsoft JhengHei" w:hAnsi="Microsoft JhengHei"/>
+                <w:sz w:val="18"/>
+                <w:szCs w:val="18"/>
+              </w:rPr>
+              <w:t xml:space="preserve">混合中位數年化報酬</w:t>
+            </w:r>
+          </w:p>
+        </w:tc>
+        <w:tc>
+          <w:tcPr>
+            <w:tcW w:type="dxa" w:w="3116"/>
+            <w:tcBorders>
+              <w:top w:val="single" w:color="9DB3C8" w:sz="4"/>
+              <w:left w:val="single" w:color="9DB3C8" w:sz="4"/>
+              <w:bottom w:val="single" w:color="9DB3C8" w:sz="4"/>
+              <w:right w:val="single" w:color="9DB3C8" w:sz="4"/>
+            </w:tcBorders>
+            <w:tcMar>
+              <w:top w:type="dxa" w:w="80"/>
+              <w:left w:type="dxa" w:w="100"/>
+              <w:bottom w:type="dxa" w:w="80"/>
+              <w:right w:type="dxa" w:w="100"/>
+            </w:tcMar>
+            <w:vAlign w:val="center"/>
+          </w:tcPr>
+          <w:p>
+            <w:pPr>
+              <w:spacing w:line="264"/>
+            </w:pPr>
+            <w:r>
+              <w:rPr>
+                <w:rFonts w:ascii="Microsoft JhengHei" w:cs="Microsoft JhengHei" w:eastAsia="Microsoft JhengHei" w:hAnsi="Microsoft JhengHei"/>
+                <w:sz w:val="18"/>
+                <w:szCs w:val="18"/>
+              </w:rPr>
+              <w:t xml:space="preserve">-20.81%</w:t>
+            </w:r>
+          </w:p>
+        </w:tc>
+        <w:tc>
+          <w:tcPr>
+            <w:tcW w:type="dxa" w:w="3118"/>
+            <w:tcBorders>
+              <w:top w:val="single" w:color="9DB3C8" w:sz="4"/>
+              <w:left w:val="single" w:color="9DB3C8" w:sz="4"/>
+              <w:bottom w:val="single" w:color="9DB3C8" w:sz="4"/>
+              <w:right w:val="single" w:color="9DB3C8" w:sz="4"/>
+            </w:tcBorders>
+            <w:tcMar>
+              <w:top w:type="dxa" w:w="80"/>
+              <w:left w:type="dxa" w:w="100"/>
+              <w:bottom w:type="dxa" w:w="80"/>
+              <w:right w:type="dxa" w:w="100"/>
+            </w:tcMar>
+            <w:vAlign w:val="center"/>
+          </w:tcPr>
+          <w:p>
+            <w:pPr>
+              <w:spacing w:line="264"/>
+            </w:pPr>
+            <w:r>
+              <w:rPr>
+                <w:rFonts w:ascii="Microsoft JhengHei" w:cs="Microsoft JhengHei" w:eastAsia="Microsoft JhengHei" w:hAnsi="Microsoft JhengHei"/>
+                <w:sz w:val="18"/>
+                <w:szCs w:val="18"/>
+              </w:rPr>
+              <w:t xml:space="preserve">-25.30%</w:t>
+            </w:r>
+          </w:p>
+        </w:tc>
+      </w:tr>
+      <w:tr>
+        <w:tc>
+          <w:tcPr>
+            <w:tcW w:type="dxa" w:w="3116"/>
+            <w:tcBorders>
+              <w:top w:val="single" w:color="9DB3C8" w:sz="4"/>
+              <w:left w:val="single" w:color="9DB3C8" w:sz="4"/>
+              <w:bottom w:val="single" w:color="9DB3C8" w:sz="4"/>
+              <w:right w:val="single" w:color="9DB3C8" w:sz="4"/>
+            </w:tcBorders>
+            <w:tcMar>
+              <w:top w:type="dxa" w:w="80"/>
+              <w:left w:type="dxa" w:w="100"/>
+              <w:bottom w:type="dxa" w:w="80"/>
+              <w:right w:type="dxa" w:w="100"/>
+            </w:tcMar>
+            <w:vAlign w:val="center"/>
+          </w:tcPr>
+          <w:p>
+            <w:pPr>
+              <w:spacing w:line="264"/>
+            </w:pPr>
+            <w:r>
+              <w:rPr>
+                <w:rFonts w:ascii="Microsoft JhengHei" w:cs="Microsoft JhengHei" w:eastAsia="Microsoft JhengHei" w:hAnsi="Microsoft JhengHei"/>
+                <w:sz w:val="18"/>
+                <w:szCs w:val="18"/>
+              </w:rPr>
+              <w:t xml:space="preserve">混合虧損機率</w:t>
+            </w:r>
+          </w:p>
+        </w:tc>
+        <w:tc>
+          <w:tcPr>
+            <w:tcW w:type="dxa" w:w="3116"/>
+            <w:tcBorders>
+              <w:top w:val="single" w:color="9DB3C8" w:sz="4"/>
+              <w:left w:val="single" w:color="9DB3C8" w:sz="4"/>
+              <w:bottom w:val="single" w:color="9DB3C8" w:sz="4"/>
+              <w:right w:val="single" w:color="9DB3C8" w:sz="4"/>
+            </w:tcBorders>
+            <w:tcMar>
+              <w:top w:type="dxa" w:w="80"/>
+              <w:left w:type="dxa" w:w="100"/>
+              <w:bottom w:type="dxa" w:w="80"/>
+              <w:right w:type="dxa" w:w="100"/>
+            </w:tcMar>
+            <w:vAlign w:val="center"/>
+          </w:tcPr>
+          <w:p>
+            <w:pPr>
+              <w:spacing w:line="264"/>
+            </w:pPr>
+            <w:r>
+              <w:rPr>
+                <w:rFonts w:ascii="Microsoft JhengHei" w:cs="Microsoft JhengHei" w:eastAsia="Microsoft JhengHei" w:hAnsi="Microsoft JhengHei"/>
+                <w:sz w:val="18"/>
+                <w:szCs w:val="18"/>
+              </w:rPr>
+              <w:t xml:space="preserve">70.4%</w:t>
+            </w:r>
+          </w:p>
+        </w:tc>
+        <w:tc>
+          <w:tcPr>
+            <w:tcW w:type="dxa" w:w="3118"/>
+            <w:tcBorders>
+              <w:top w:val="single" w:color="9DB3C8" w:sz="4"/>
+              <w:left w:val="single" w:color="9DB3C8" w:sz="4"/>
+              <w:bottom w:val="single" w:color="9DB3C8" w:sz="4"/>
+              <w:right w:val="single" w:color="9DB3C8" w:sz="4"/>
+            </w:tcBorders>
+            <w:tcMar>
+              <w:top w:type="dxa" w:w="80"/>
+              <w:left w:type="dxa" w:w="100"/>
+              <w:bottom w:type="dxa" w:w="80"/>
+              <w:right w:type="dxa" w:w="100"/>
+            </w:tcMar>
+            <w:vAlign w:val="center"/>
+          </w:tcPr>
+          <w:p>
+            <w:pPr>
+              <w:spacing w:line="264"/>
+            </w:pPr>
+            <w:r>
+              <w:rPr>
+                <w:rFonts w:ascii="Microsoft JhengHei" w:cs="Microsoft JhengHei" w:eastAsia="Microsoft JhengHei" w:hAnsi="Microsoft JhengHei"/>
+                <w:sz w:val="18"/>
+                <w:szCs w:val="18"/>
+              </w:rPr>
+              <w:t xml:space="preserve">78.2%</w:t>
+            </w:r>
+          </w:p>
+        </w:tc>
+      </w:tr>
+      <w:tr>
+        <w:tc>
+          <w:tcPr>
+            <w:tcW w:type="dxa" w:w="3116"/>
+            <w:tcBorders>
+              <w:top w:val="single" w:color="9DB3C8" w:sz="4"/>
+              <w:left w:val="single" w:color="9DB3C8" w:sz="4"/>
+              <w:bottom w:val="single" w:color="9DB3C8" w:sz="4"/>
+              <w:right w:val="single" w:color="9DB3C8" w:sz="4"/>
+            </w:tcBorders>
+            <w:tcMar>
+              <w:top w:type="dxa" w:w="80"/>
+              <w:left w:type="dxa" w:w="100"/>
+              <w:bottom w:type="dxa" w:w="80"/>
+              <w:right w:type="dxa" w:w="100"/>
+            </w:tcMar>
+            <w:vAlign w:val="center"/>
+          </w:tcPr>
+          <w:p>
+            <w:pPr>
+              <w:spacing w:line="264"/>
+            </w:pPr>
+            <w:r>
+              <w:rPr>
+                <w:rFonts w:ascii="Microsoft JhengHei" w:cs="Microsoft JhengHei" w:eastAsia="Microsoft JhengHei" w:hAnsi="Microsoft JhengHei"/>
+                <w:sz w:val="18"/>
+                <w:szCs w:val="18"/>
+              </w:rPr>
+              <w:t xml:space="preserve">平均每年轉換次數</w:t>
+            </w:r>
+          </w:p>
+        </w:tc>
+        <w:tc>
+          <w:tcPr>
+            <w:tcW w:type="dxa" w:w="3116"/>
+            <w:tcBorders>
+              <w:top w:val="single" w:color="9DB3C8" w:sz="4"/>
+              <w:left w:val="single" w:color="9DB3C8" w:sz="4"/>
+              <w:bottom w:val="single" w:color="9DB3C8" w:sz="4"/>
+              <w:right w:val="single" w:color="9DB3C8" w:sz="4"/>
+            </w:tcBorders>
+            <w:tcMar>
+              <w:top w:type="dxa" w:w="80"/>
+              <w:left w:type="dxa" w:w="100"/>
+              <w:bottom w:type="dxa" w:w="80"/>
+              <w:right w:type="dxa" w:w="100"/>
+            </w:tcMar>
+            <w:vAlign w:val="center"/>
+          </w:tcPr>
+          <w:p>
+            <w:pPr>
+              <w:spacing w:line="264"/>
+            </w:pPr>
+            <w:r>
+              <w:rPr>
+                <w:rFonts w:ascii="Microsoft JhengHei" w:cs="Microsoft JhengHei" w:eastAsia="Microsoft JhengHei" w:hAnsi="Microsoft JhengHei"/>
+                <w:sz w:val="18"/>
+                <w:szCs w:val="18"/>
+              </w:rPr>
+              <w:t xml:space="preserve">3.60 次</w:t>
+            </w:r>
+          </w:p>
+        </w:tc>
+        <w:tc>
+          <w:tcPr>
+            <w:tcW w:type="dxa" w:w="3118"/>
+            <w:tcBorders>
+              <w:top w:val="single" w:color="9DB3C8" w:sz="4"/>
+              <w:left w:val="single" w:color="9DB3C8" w:sz="4"/>
+              <w:bottom w:val="single" w:color="9DB3C8" w:sz="4"/>
+              <w:right w:val="single" w:color="9DB3C8" w:sz="4"/>
+            </w:tcBorders>
+            <w:tcMar>
+              <w:top w:type="dxa" w:w="80"/>
+              <w:left w:type="dxa" w:w="100"/>
+              <w:bottom w:type="dxa" w:w="80"/>
+              <w:right w:type="dxa" w:w="100"/>
+            </w:tcMar>
+            <w:vAlign w:val="center"/>
+          </w:tcPr>
+          <w:p>
+            <w:pPr>
+              <w:spacing w:line="264"/>
+            </w:pPr>
+            <w:r>
+              <w:rPr>
+                <w:rFonts w:ascii="Microsoft JhengHei" w:cs="Microsoft JhengHei" w:eastAsia="Microsoft JhengHei" w:hAnsi="Microsoft JhengHei"/>
+                <w:sz w:val="18"/>
+                <w:szCs w:val="18"/>
+              </w:rPr>
+              <w:t xml:space="preserve">3.68 次</w:t>
+            </w:r>
+          </w:p>
+        </w:tc>
+      </w:tr>
+      <w:tr>
+        <w:tc>
+          <w:tcPr>
+            <w:tcW w:type="dxa" w:w="3116"/>
+            <w:tcBorders>
+              <w:top w:val="single" w:color="9DB3C8" w:sz="4"/>
+              <w:left w:val="single" w:color="9DB3C8" w:sz="4"/>
+              <w:bottom w:val="single" w:color="9DB3C8" w:sz="4"/>
+              <w:right w:val="single" w:color="9DB3C8" w:sz="4"/>
+            </w:tcBorders>
+            <w:tcMar>
+              <w:top w:type="dxa" w:w="80"/>
+              <w:left w:type="dxa" w:w="100"/>
+              <w:bottom w:type="dxa" w:w="80"/>
+              <w:right w:type="dxa" w:w="100"/>
+            </w:tcMar>
+            <w:vAlign w:val="center"/>
+          </w:tcPr>
+          <w:p>
+            <w:pPr>
+              <w:spacing w:line="264"/>
+            </w:pPr>
+            <w:r>
+              <w:rPr>
+                <w:rFonts w:ascii="Microsoft JhengHei" w:cs="Microsoft JhengHei" w:eastAsia="Microsoft JhengHei" w:hAnsi="Microsoft JhengHei"/>
+                <w:sz w:val="18"/>
+                <w:szCs w:val="18"/>
+              </w:rPr>
+              <w:t xml:space="preserve">平均「卡住」週期數</w:t>
+            </w:r>
+          </w:p>
+        </w:tc>
+        <w:tc>
+          <w:tcPr>
+            <w:tcW w:type="dxa" w:w="3116"/>
+            <w:tcBorders>
+              <w:top w:val="single" w:color="9DB3C8" w:sz="4"/>
+              <w:left w:val="single" w:color="9DB3C8" w:sz="4"/>
+              <w:bottom w:val="single" w:color="9DB3C8" w:sz="4"/>
+              <w:right w:val="single" w:color="9DB3C8" w:sz="4"/>
+            </w:tcBorders>
+            <w:tcMar>
+              <w:top w:type="dxa" w:w="80"/>
+              <w:left w:type="dxa" w:w="100"/>
+              <w:bottom w:type="dxa" w:w="80"/>
+              <w:right w:type="dxa" w:w="100"/>
+            </w:tcMar>
+            <w:vAlign w:val="center"/>
+          </w:tcPr>
+          <w:p>
+            <w:pPr>
+              <w:spacing w:line="264"/>
+            </w:pPr>
+            <w:r>
+              <w:rPr>
+                <w:rFonts w:ascii="Microsoft JhengHei" w:cs="Microsoft JhengHei" w:eastAsia="Microsoft JhengHei" w:hAnsi="Microsoft JhengHei"/>
+                <w:sz w:val="18"/>
+                <w:szCs w:val="18"/>
+              </w:rPr>
+              <w:t xml:space="preserve">45.0／52 週</w:t>
+            </w:r>
+          </w:p>
+        </w:tc>
+        <w:tc>
+          <w:tcPr>
+            <w:tcW w:type="dxa" w:w="3118"/>
+            <w:tcBorders>
+              <w:top w:val="single" w:color="9DB3C8" w:sz="4"/>
+              <w:left w:val="single" w:color="9DB3C8" w:sz="4"/>
+              <w:bottom w:val="single" w:color="9DB3C8" w:sz="4"/>
+              <w:right w:val="single" w:color="9DB3C8" w:sz="4"/>
+            </w:tcBorders>
+            <w:tcMar>
+              <w:top w:type="dxa" w:w="80"/>
+              <w:left w:type="dxa" w:w="100"/>
+              <w:bottom w:type="dxa" w:w="80"/>
+              <w:right w:type="dxa" w:w="100"/>
+            </w:tcMar>
+            <w:vAlign w:val="center"/>
+          </w:tcPr>
+          <w:p>
+            <w:pPr>
+              <w:spacing w:line="264"/>
+            </w:pPr>
+            <w:r>
+              <w:rPr>
+                <w:rFonts w:ascii="Microsoft JhengHei" w:cs="Microsoft JhengHei" w:eastAsia="Microsoft JhengHei" w:hAnsi="Microsoft JhengHei"/>
+                <w:sz w:val="18"/>
+                <w:szCs w:val="18"/>
+              </w:rPr>
+              <w:t xml:space="preserve">42.7／52 週</w:t>
+            </w:r>
+          </w:p>
+        </w:tc>
+      </w:tr>
+    </w:tbl>
+    <w:p>
+      <w:pPr>
+        <w:spacing w:after="160"/>
+      </w:pPr>
+    </w:p>
+    <w:p>
+      <w:pPr>
+        <w:spacing w:after="160" w:line="300"/>
+      </w:pPr>
+      <w:r>
+        <w:rPr>
+          <w:rFonts w:ascii="Microsoft JhengHei" w:cs="Microsoft JhengHei" w:eastAsia="Microsoft JhengHei" w:hAnsi="Microsoft JhengHei"/>
+          <w:b/>
+          <w:bCs/>
+          <w:sz w:val="21"/>
+          <w:szCs w:val="21"/>
+        </w:rPr>
+        <w:t xml:space="preserve">財務部審查建議：</w:t>
+      </w:r>
+      <w:r>
+        <w:rPr>
+          <w:rFonts w:ascii="Microsoft JhengHei" w:cs="Microsoft JhengHei" w:eastAsia="Microsoft JhengHei" w:hAnsi="Microsoft JhengHei"/>
+          <w:sz w:val="21"/>
+          <w:szCs w:val="21"/>
+        </w:rPr>
+        <w:t xml:space="preserve"> 不應僅呈現單一「混合平均年化」數字（易誤導為「策略虧損」），亦不應僅呈現「已平倉路徑 100% 正報酬」（易誤導為「零風險」）。正確之呈現方式為</w:t>
+      </w:r>
+      <w:r>
+        <w:rPr>
+          <w:rFonts w:ascii="Microsoft JhengHei" w:cs="Microsoft JhengHei" w:eastAsia="Microsoft JhengHei" w:hAnsi="Microsoft JhengHei"/>
+          <w:b/>
+          <w:bCs/>
+          <w:sz w:val="21"/>
+          <w:szCs w:val="21"/>
+        </w:rPr>
+        <w:t xml:space="preserve">兩者併陳</w:t>
+      </w:r>
+      <w:r>
+        <w:rPr>
+          <w:rFonts w:ascii="Microsoft JhengHei" w:cs="Microsoft JhengHei" w:eastAsia="Microsoft JhengHei" w:hAnsi="Microsoft JhengHei"/>
+          <w:sz w:val="21"/>
+          <w:szCs w:val="21"/>
+        </w:rPr>
+        <w:t xml:space="preserve">：策略之「已實現部分」勝率高、報酬佳，但</w:t>
+      </w:r>
+      <w:r>
+        <w:rPr>
+          <w:rFonts w:ascii="Microsoft JhengHei" w:cs="Microsoft JhengHei" w:eastAsia="Microsoft JhengHei" w:hAnsi="Microsoft JhengHei"/>
+          <w:b/>
+          <w:bCs/>
+          <w:sz w:val="21"/>
+          <w:szCs w:val="21"/>
+        </w:rPr>
+        <w:t xml:space="preserve">只有約 5.5%–8.1% 之路徑能在一年內實際實現此報酬</w:t>
+      </w:r>
+      <w:r>
+        <w:rPr>
+          <w:rFonts w:ascii="Microsoft JhengHei" w:cs="Microsoft JhengHei" w:eastAsia="Microsoft JhengHei" w:hAnsi="Microsoft JhengHei"/>
+          <w:sz w:val="21"/>
+          <w:szCs w:val="21"/>
+        </w:rPr>
+        <w:t xml:space="preserve">，其餘九成以上之資金於年末仍以未平倉部位之形式暴露於市價波動——此為</w:t>
+      </w:r>
+      <w:r>
+        <w:rPr>
+          <w:rFonts w:ascii="Microsoft JhengHei" w:cs="Microsoft JhengHei" w:eastAsia="Microsoft JhengHei" w:hAnsi="Microsoft JhengHei"/>
+          <w:b/>
+          <w:bCs/>
+          <w:sz w:val="21"/>
+          <w:szCs w:val="21"/>
+        </w:rPr>
+        <w:t xml:space="preserve">流動性與存續期間風險（Duration Risk）</w:t>
+      </w:r>
+      <w:r>
+        <w:rPr>
+          <w:rFonts w:ascii="Microsoft JhengHei" w:cs="Microsoft JhengHei" w:eastAsia="Microsoft JhengHei" w:hAnsi="Microsoft JhengHei"/>
+          <w:sz w:val="21"/>
+          <w:szCs w:val="21"/>
+        </w:rPr>
+        <w:t xml:space="preserve">，而非傳統意義之「策略虧損」，惟其對財務報表（FVTPL 未實現損益認列，見第 8 章）與資金可運用性之影響，與虧損同樣需要財務部與風控委員會正視。</w:t>
+      </w:r>
+    </w:p>
+    <w:p>
+      <w:pPr>
+        <w:pStyle w:val="Heading4"/>
+        <w:spacing w:after="100" w:before="180"/>
+      </w:pPr>
+      <w:r>
+        <w:rPr>
+          <w:rFonts w:ascii="Microsoft JhengHei" w:cs="Microsoft JhengHei" w:eastAsia="Microsoft JhengHei" w:hAnsi="Microsoft JhengHei"/>
+          <w:b/>
+          <w:bCs/>
+          <w:color w:val="44546A"/>
+          <w:sz w:val="21"/>
+          <w:szCs w:val="21"/>
+        </w:rPr>
+        <w:t xml:space="preserve">6.5.4 敏感度分析</w:t>
       </w:r>
     </w:p>
     <w:p>
@@ -11823,7 +12575,7 @@
                 <w:sz w:val="19"/>
                 <w:szCs w:val="19"/>
               </w:rPr>
-              <w:t xml:space="preserve">規則1 平均／中位數年化</w:t>
+              <w:t xml:space="preserve">規則1 混合平均年化</w:t>
             </w:r>
           </w:p>
         </w:tc>
@@ -11855,7 +12607,7 @@
                 <w:sz w:val="19"/>
                 <w:szCs w:val="19"/>
               </w:rPr>
-              <w:t xml:space="preserve">規則1 虧損機率</w:t>
+              <w:t xml:space="preserve">規則1 狀態A占比／平均</w:t>
             </w:r>
           </w:p>
         </w:tc>
@@ -11887,7 +12639,7 @@
                 <w:sz w:val="19"/>
                 <w:szCs w:val="19"/>
               </w:rPr>
-              <w:t xml:space="preserve">規則2 平均／中位數年化</w:t>
+              <w:t xml:space="preserve">規則2 混合平均年化</w:t>
             </w:r>
           </w:p>
         </w:tc>
@@ -11919,7 +12671,7 @@
                 <w:sz w:val="19"/>
                 <w:szCs w:val="19"/>
               </w:rPr>
-              <w:t xml:space="preserve">規則2 虧損機率</w:t>
+              <w:t xml:space="preserve">規則2 狀態A占比／平均</w:t>
             </w:r>
           </w:p>
         </w:tc>
@@ -11983,7 +12735,7 @@
                 <w:sz w:val="18"/>
                 <w:szCs w:val="18"/>
               </w:rPr>
-              <w:t xml:space="preserve">-5.3% ／ -7.6%</w:t>
+              <w:t xml:space="preserve">-1.5%</w:t>
             </w:r>
           </w:p>
         </w:tc>
@@ -12014,7 +12766,7 @@
                 <w:sz w:val="18"/>
                 <w:szCs w:val="18"/>
               </w:rPr>
-              <w:t xml:space="preserve">59.4%</w:t>
+              <w:t xml:space="preserve">6.1% ／ +43.7%</w:t>
             </w:r>
           </w:p>
         </w:tc>
@@ -12045,7 +12797,7 @@
                 <w:sz w:val="18"/>
                 <w:szCs w:val="18"/>
               </w:rPr>
-              <w:t xml:space="preserve">-8.7% ／ -9.0%</w:t>
+              <w:t xml:space="preserve">-9.5%</w:t>
             </w:r>
           </w:p>
         </w:tc>
@@ -12076,7 +12828,7 @@
                 <w:sz w:val="18"/>
                 <w:szCs w:val="18"/>
               </w:rPr>
-              <w:t xml:space="preserve">61.6%</w:t>
+              <w:t xml:space="preserve">10.4% ／ +22.4%</w:t>
             </w:r>
           </w:p>
         </w:tc>
@@ -12140,7 +12892,7 @@
                 <w:sz w:val="18"/>
                 <w:szCs w:val="18"/>
               </w:rPr>
-              <w:t xml:space="preserve">-20.2% ／ -22.9%</w:t>
+              <w:t xml:space="preserve">-17.2%</w:t>
             </w:r>
           </w:p>
         </w:tc>
@@ -12171,7 +12923,7 @@
                 <w:sz w:val="18"/>
                 <w:szCs w:val="18"/>
               </w:rPr>
-              <w:t xml:space="preserve">73.4%</w:t>
+              <w:t xml:space="preserve">5.5% ／ +38.5%</w:t>
             </w:r>
           </w:p>
         </w:tc>
@@ -12202,7 +12954,7 @@
                 <w:sz w:val="18"/>
                 <w:szCs w:val="18"/>
               </w:rPr>
-              <w:t xml:space="preserve">-24.1% ／ -24.8%</w:t>
+              <w:t xml:space="preserve">-24.7%</w:t>
             </w:r>
           </w:p>
         </w:tc>
@@ -12233,7 +12985,7 @@
                 <w:sz w:val="18"/>
                 <w:szCs w:val="18"/>
               </w:rPr>
-              <w:t xml:space="preserve">77.5%</w:t>
+              <w:t xml:space="preserve">8.1% ／ +16.0%</w:t>
             </w:r>
           </w:p>
         </w:tc>
@@ -12297,7 +13049,7 @@
                 <w:sz w:val="18"/>
                 <w:szCs w:val="18"/>
               </w:rPr>
-              <w:t xml:space="preserve">-36.6% ／ -41.9%</w:t>
+              <w:t xml:space="preserve">-34.0%</w:t>
             </w:r>
           </w:p>
         </w:tc>
@@ -12328,7 +13080,7 @@
                 <w:sz w:val="18"/>
                 <w:szCs w:val="18"/>
               </w:rPr>
-              <w:t xml:space="preserve">83.1%</w:t>
+              <w:t xml:space="preserve">4.3% ／ +35.0%</w:t>
             </w:r>
           </w:p>
         </w:tc>
@@ -12359,7 +13111,7 @@
                 <w:sz w:val="18"/>
                 <w:szCs w:val="18"/>
               </w:rPr>
-              <w:t xml:space="preserve">-40.0% ／ -43.4%</w:t>
+              <w:t xml:space="preserve">-40.2%</w:t>
             </w:r>
           </w:p>
         </w:tc>
@@ -12390,7 +13142,7 @@
                 <w:sz w:val="18"/>
                 <w:szCs w:val="18"/>
               </w:rPr>
-              <w:t xml:space="preserve">87.5%</w:t>
+              <w:t xml:space="preserve">6.0% ／ +12.6%</w:t>
             </w:r>
           </w:p>
         </w:tc>
@@ -12499,7 +13251,7 @@
                 <w:sz w:val="19"/>
                 <w:szCs w:val="19"/>
               </w:rPr>
-              <w:t xml:space="preserve">規則1 平均／中位數年化</w:t>
+              <w:t xml:space="preserve">規則1 混合平均年化</w:t>
             </w:r>
           </w:p>
         </w:tc>
@@ -12531,7 +13283,7 @@
                 <w:sz w:val="19"/>
                 <w:szCs w:val="19"/>
               </w:rPr>
-              <w:t xml:space="preserve">規則1 虧損機率</w:t>
+              <w:t xml:space="preserve">規則1 狀態A占比／平均</w:t>
             </w:r>
           </w:p>
         </w:tc>
@@ -12563,7 +13315,7 @@
                 <w:sz w:val="19"/>
                 <w:szCs w:val="19"/>
               </w:rPr>
-              <w:t xml:space="preserve">規則2 平均／中位數年化</w:t>
+              <w:t xml:space="preserve">規則2 混合平均年化</w:t>
             </w:r>
           </w:p>
         </w:tc>
@@ -12595,7 +13347,7 @@
                 <w:sz w:val="19"/>
                 <w:szCs w:val="19"/>
               </w:rPr>
-              <w:t xml:space="preserve">規則2 虧損機率</w:t>
+              <w:t xml:space="preserve">規則2 狀態A占比／平均</w:t>
             </w:r>
           </w:p>
         </w:tc>
@@ -12659,7 +13411,7 @@
                 <w:sz w:val="18"/>
                 <w:szCs w:val="18"/>
               </w:rPr>
-              <w:t xml:space="preserve">-4.2% ／ -4.7%</w:t>
+              <w:t xml:space="preserve">+0.4%</w:t>
             </w:r>
           </w:p>
         </w:tc>
@@ -12690,7 +13442,7 @@
                 <w:sz w:val="18"/>
                 <w:szCs w:val="18"/>
               </w:rPr>
-              <w:t xml:space="preserve">54.7%</w:t>
+              <w:t xml:space="preserve">10.3% ／ +44.8%</w:t>
             </w:r>
           </w:p>
         </w:tc>
@@ -12721,7 +13473,7 @@
                 <w:sz w:val="18"/>
                 <w:szCs w:val="18"/>
               </w:rPr>
-              <w:t xml:space="preserve">-11.6% ／ -9.5%</w:t>
+              <w:t xml:space="preserve">-12.5%</w:t>
             </w:r>
           </w:p>
         </w:tc>
@@ -12752,7 +13504,7 @@
                 <w:sz w:val="18"/>
                 <w:szCs w:val="18"/>
               </w:rPr>
-              <w:t xml:space="preserve">61.9%</w:t>
+              <w:t xml:space="preserve">14.7% ／ +18.2%</w:t>
             </w:r>
           </w:p>
         </w:tc>
@@ -12816,7 +13568,7 @@
                 <w:sz w:val="18"/>
                 <w:szCs w:val="18"/>
               </w:rPr>
-              <w:t xml:space="preserve">-20.2% ／ -22.9%</w:t>
+              <w:t xml:space="preserve">-17.2%</w:t>
             </w:r>
           </w:p>
         </w:tc>
@@ -12847,7 +13599,7 @@
                 <w:sz w:val="18"/>
                 <w:szCs w:val="18"/>
               </w:rPr>
-              <w:t xml:space="preserve">73.4%</w:t>
+              <w:t xml:space="preserve">5.5% ／ +38.5%</w:t>
             </w:r>
           </w:p>
         </w:tc>
@@ -12878,7 +13630,7 @@
                 <w:sz w:val="18"/>
                 <w:szCs w:val="18"/>
               </w:rPr>
-              <w:t xml:space="preserve">-24.1% ／ -24.8%</w:t>
+              <w:t xml:space="preserve">-24.7%</w:t>
             </w:r>
           </w:p>
         </w:tc>
@@ -12909,7 +13661,7 @@
                 <w:sz w:val="18"/>
                 <w:szCs w:val="18"/>
               </w:rPr>
-              <w:t xml:space="preserve">77.5%</w:t>
+              <w:t xml:space="preserve">8.1% ／ +16.0%</w:t>
             </w:r>
           </w:p>
         </w:tc>
@@ -12973,7 +13725,7 @@
                 <w:sz w:val="18"/>
                 <w:szCs w:val="18"/>
               </w:rPr>
-              <w:t xml:space="preserve">-36.0% ／ -40.8%</w:t>
+              <w:t xml:space="preserve">-34.3%</w:t>
             </w:r>
           </w:p>
         </w:tc>
@@ -13004,7 +13756,7 @@
                 <w:sz w:val="18"/>
                 <w:szCs w:val="18"/>
               </w:rPr>
-              <w:t xml:space="preserve">87.2%</w:t>
+              <w:t xml:space="preserve">2.4% ／ +31.7%</w:t>
             </w:r>
           </w:p>
         </w:tc>
@@ -13035,7 +13787,7 @@
                 <w:sz w:val="18"/>
                 <w:szCs w:val="18"/>
               </w:rPr>
-              <w:t xml:space="preserve">-37.8% ／ -41.0%</w:t>
+              <w:t xml:space="preserve">-38.1%</w:t>
             </w:r>
           </w:p>
         </w:tc>
@@ -13066,7 +13818,7 @@
                 <w:sz w:val="18"/>
                 <w:szCs w:val="18"/>
               </w:rPr>
-              <w:t xml:space="preserve">89.6%</w:t>
+              <w:t xml:space="preserve">3.6% ／ +15.0%</w:t>
             </w:r>
           </w:p>
         </w:tc>
@@ -13097,7 +13849,7 @@
           <w:sz w:val="21"/>
           <w:szCs w:val="21"/>
         </w:rPr>
-        <w:t xml:space="preserve"> 即便疊加</w:t>
+        <w:t xml:space="preserve"> 無論波動率或方向性假設如何變動，</w:t>
       </w:r>
       <w:r>
         <w:rPr>
@@ -13107,15 +13859,15 @@
           <w:sz w:val="21"/>
           <w:szCs w:val="21"/>
         </w:rPr>
-        <w:t xml:space="preserve">明確之多頭方向性假設</w:t>
-      </w:r>
-      <w:r>
-        <w:rPr>
-          <w:rFonts w:ascii="Microsoft JhengHei" w:cs="Microsoft JhengHei" w:eastAsia="Microsoft JhengHei" w:hAnsi="Microsoft JhengHei"/>
-          <w:sz w:val="21"/>
-          <w:szCs w:val="21"/>
-        </w:rPr>
-        <w:t xml:space="preserve">（全年 BTC 上漲 30%），兩規則之平均年化報酬</w:t>
+        <w:t xml:space="preserve">狀態A（已平倉路徑）之虧損機率恆為 0%</w:t>
+      </w:r>
+      <w:r>
+        <w:rPr>
+          <w:rFonts w:ascii="Microsoft JhengHei" w:cs="Microsoft JhengHei" w:eastAsia="Microsoft JhengHei" w:hAnsi="Microsoft JhengHei"/>
+          <w:sz w:val="21"/>
+          <w:szCs w:val="21"/>
+        </w:rPr>
+        <w:t xml:space="preserve">，此為模型構造上之必然結果；真正隨假設變動的，是「一年內能實際平倉之路徑占比」（低波動或多頭偏向下占比提高，高波動或空頭偏向下占比降低）。在多頭 +30%/年假設下，規則1之狀態A占比提升至 10.3%，混合平均年化轉為正值（+0.4%），顯示</w:t>
       </w:r>
       <w:r>
         <w:rPr>
@@ -13125,33 +13877,15 @@
           <w:sz w:val="21"/>
           <w:szCs w:val="21"/>
         </w:rPr>
-        <w:t xml:space="preserve">仍為負值</w:t>
-      </w:r>
-      <w:r>
-        <w:rPr>
-          <w:rFonts w:ascii="Microsoft JhengHei" w:cs="Microsoft JhengHei" w:eastAsia="Microsoft JhengHei" w:hAnsi="Microsoft JhengHei"/>
-          <w:sz w:val="21"/>
-          <w:szCs w:val="21"/>
-        </w:rPr>
-        <w:t xml:space="preserve">，僅虧損機率與虧損幅度縮小。此點凸顯此類「反覆出售選擇權收取權利金」策略之結構性限制：由於「高賣」結構本質上</w:t>
-      </w:r>
-      <w:r>
-        <w:rPr>
-          <w:rFonts w:ascii="Microsoft JhengHei" w:cs="Microsoft JhengHei" w:eastAsia="Microsoft JhengHei" w:hAnsi="Microsoft JhengHei"/>
-          <w:b/>
-          <w:bCs/>
-          <w:sz w:val="21"/>
-          <w:szCs w:val="21"/>
-        </w:rPr>
-        <w:t xml:space="preserve">封頂上檔收益於行使價</w:t>
-      </w:r>
-      <w:r>
-        <w:rPr>
-          <w:rFonts w:ascii="Microsoft JhengHei" w:cs="Microsoft JhengHei" w:eastAsia="Microsoft JhengHei" w:hAnsi="Microsoft JhengHei"/>
-          <w:sz w:val="21"/>
-          <w:szCs w:val="21"/>
-        </w:rPr>
-        <w:t xml:space="preserve">，即便標的資產長期上漲，策略亦僅能透過「更快脫離套牢、更多次以全額權利金收取」間接受惠，而非直接參與漲幅。</w:t>
+        <w:t xml:space="preserve">若對 BTC 全年走勢具備明確多頭看法，且能接受資金於未平倉期間暫不可用，此策略之經濟性顯著優於零漂移或空頭假設</w:t>
+      </w:r>
+      <w:r>
+        <w:rPr>
+          <w:rFonts w:ascii="Microsoft JhengHei" w:cs="Microsoft JhengHei" w:eastAsia="Microsoft JhengHei" w:hAnsi="Microsoft JhengHei"/>
+          <w:sz w:val="21"/>
+          <w:szCs w:val="21"/>
+        </w:rPr>
+        <w:t xml:space="preserve">。</w:t>
       </w:r>
     </w:p>
     <w:p>
@@ -13168,7 +13902,7 @@
           <w:sz w:val="21"/>
           <w:szCs w:val="21"/>
         </w:rPr>
-        <w:t xml:space="preserve">6.5.4 為什麼「年化收益最高」的規則，全年期未必是較優選擇？</w:t>
+        <w:t xml:space="preserve">6.5.5 追加分析：拉長觀察期，是否能讓「卡住」的部位等到解套？</w:t>
       </w:r>
     </w:p>
     <w:p>
@@ -13181,382 +13915,7 @@
           <w:sz w:val="21"/>
           <w:szCs w:val="21"/>
         </w:rPr>
-        <w:t xml:space="preserve">此模擬結果之經濟直覺，與選擇權定價理論一致：</w:t>
-      </w:r>
-      <w:r>
-        <w:rPr>
-          <w:rFonts w:ascii="Microsoft JhengHei" w:cs="Microsoft JhengHei" w:eastAsia="Microsoft JhengHei" w:hAnsi="Microsoft JhengHei"/>
-          <w:b/>
-          <w:bCs/>
-          <w:sz w:val="21"/>
-          <w:szCs w:val="21"/>
-        </w:rPr>
-        <w:t xml:space="preserve">出售選擇權收取權利金，本質上是承接波動率風險並收取對應之風險補償</w:t>
-      </w:r>
-      <w:r>
-        <w:rPr>
-          <w:rFonts w:ascii="Microsoft JhengHei" w:cs="Microsoft JhengHei" w:eastAsia="Microsoft JhengHei" w:hAnsi="Microsoft JhengHei"/>
-          <w:sz w:val="21"/>
-          <w:szCs w:val="21"/>
-        </w:rPr>
-        <w:t xml:space="preserve">；當市場願意支付之權利金（本模型中之 rate）未能完全反映標的實際波動所帶來之潛在損失時，長期反覆執行「出售選擇權」策略之期望值即可能為負或趨近於零——此為結構性現象，並非平台刻意設計之陷阱，而是選擇權賣方於統計上長期須承擔之「負偏態（Negative Skew）」風險特徵：</w:t>
-      </w:r>
-      <w:r>
-        <w:rPr>
-          <w:rFonts w:ascii="Microsoft JhengHei" w:cs="Microsoft JhengHei" w:eastAsia="Microsoft JhengHei" w:hAnsi="Microsoft JhengHei"/>
-          <w:b/>
-          <w:bCs/>
-          <w:sz w:val="21"/>
-          <w:szCs w:val="21"/>
-        </w:rPr>
-        <w:t xml:space="preserve">多數週期收取穩定小額權利金，少數週期承擔較大套牢與機會成本</w:t>
-      </w:r>
-      <w:r>
-        <w:rPr>
-          <w:rFonts w:ascii="Microsoft JhengHei" w:cs="Microsoft JhengHei" w:eastAsia="Microsoft JhengHei" w:hAnsi="Microsoft JhengHei"/>
-          <w:sz w:val="21"/>
-          <w:szCs w:val="21"/>
-        </w:rPr>
-        <w:t xml:space="preserve">。此發現與第 6.4 節「順利路徑範例」（三週期內順利獲利 +2.05%）並不矛盾——該範例呈現的是</w:t>
-      </w:r>
-      <w:r>
-        <w:rPr>
-          <w:rFonts w:ascii="Microsoft JhengHei" w:cs="Microsoft JhengHei" w:eastAsia="Microsoft JhengHei" w:hAnsi="Microsoft JhengHei"/>
-          <w:b/>
-          <w:bCs/>
-          <w:sz w:val="21"/>
-          <w:szCs w:val="21"/>
-        </w:rPr>
-        <w:t xml:space="preserve">單次幸運路徑</w:t>
-      </w:r>
-      <w:r>
-        <w:rPr>
-          <w:rFonts w:ascii="Microsoft JhengHei" w:cs="Microsoft JhengHei" w:eastAsia="Microsoft JhengHei" w:hAnsi="Microsoft JhengHei"/>
-          <w:sz w:val="21"/>
-          <w:szCs w:val="21"/>
-        </w:rPr>
-        <w:t xml:space="preserve">，而本節之蒙地卡羅模擬呈現的是</w:t>
-      </w:r>
-      <w:r>
-        <w:rPr>
-          <w:rFonts w:ascii="Microsoft JhengHei" w:cs="Microsoft JhengHei" w:eastAsia="Microsoft JhengHei" w:hAnsi="Microsoft JhengHei"/>
-          <w:b/>
-          <w:bCs/>
-          <w:sz w:val="21"/>
-          <w:szCs w:val="21"/>
-        </w:rPr>
-        <w:t xml:space="preserve">全年反覆執行同一規則後，所有可能路徑之機率分布</w:t>
-      </w:r>
-      <w:r>
-        <w:rPr>
-          <w:rFonts w:ascii="Microsoft JhengHei" w:cs="Microsoft JhengHei" w:eastAsia="Microsoft JhengHei" w:hAnsi="Microsoft JhengHei"/>
-          <w:sz w:val="21"/>
-          <w:szCs w:val="21"/>
-        </w:rPr>
-        <w:t xml:space="preserve">，兩者觀察角度不同，財務部審查時應以本節之全年分布（而非單一順利範例）作為決策之主要依據。</w:t>
-      </w:r>
-    </w:p>
-    <w:p>
-      <w:pPr>
-        <w:pStyle w:val="Heading4"/>
-        <w:spacing w:after="100" w:before="180"/>
-      </w:pPr>
-      <w:r>
-        <w:rPr>
-          <w:rFonts w:ascii="Microsoft JhengHei" w:cs="Microsoft JhengHei" w:eastAsia="Microsoft JhengHei" w:hAnsi="Microsoft JhengHei"/>
-          <w:b/>
-          <w:bCs/>
-          <w:color w:val="44546A"/>
-          <w:sz w:val="21"/>
-          <w:szCs w:val="21"/>
-        </w:rPr>
-        <w:t xml:space="preserve">6.5.5 模型限制與使用限制</w:t>
-      </w:r>
-    </w:p>
-    <w:p>
-      <w:pPr>
-        <w:spacing w:after="160" w:line="300"/>
-      </w:pPr>
-      <w:r>
-        <w:rPr>
-          <w:rFonts w:ascii="Microsoft JhengHei" w:cs="Microsoft JhengHei" w:eastAsia="Microsoft JhengHei" w:hAnsi="Microsoft JhengHei"/>
-          <w:sz w:val="21"/>
-          <w:szCs w:val="21"/>
-        </w:rPr>
-        <w:t xml:space="preserve">1. </w:t>
-      </w:r>
-      <w:r>
-        <w:rPr>
-          <w:rFonts w:ascii="Microsoft JhengHei" w:cs="Microsoft JhengHei" w:eastAsia="Microsoft JhengHei" w:hAnsi="Microsoft JhengHei"/>
-          <w:b/>
-          <w:bCs/>
-          <w:sz w:val="21"/>
-          <w:szCs w:val="21"/>
-        </w:rPr>
-        <w:t xml:space="preserve">權利金公式為反推校準之參數化假設，非官方定價公式：</w:t>
-      </w:r>
-      <w:r>
-        <w:rPr>
-          <w:rFonts w:ascii="Microsoft JhengHei" w:cs="Microsoft JhengHei" w:eastAsia="Microsoft JhengHei" w:hAnsi="Microsoft JhengHei"/>
-          <w:sz w:val="21"/>
-          <w:szCs w:val="21"/>
-        </w:rPr>
-        <w:t xml:space="preserve"> OKX／Binance 並未公開揭露其選擇權定價模型之確切公式，本模型之衰減公式僅依據使用者提供之錨點（-1.5%~-3% 對應 20%–50%）與官方揭露之年化區間上限（138%）反推校準，實際平台報價可能因即時訂單簿深度、做市商報價而有落差。</w:t>
-      </w:r>
-    </w:p>
-    <w:p>
-      <w:pPr>
-        <w:spacing w:after="160" w:line="300"/>
-      </w:pPr>
-      <w:r>
-        <w:rPr>
-          <w:rFonts w:ascii="Microsoft JhengHei" w:cs="Microsoft JhengHei" w:eastAsia="Microsoft JhengHei" w:hAnsi="Microsoft JhengHei"/>
-          <w:sz w:val="21"/>
-          <w:szCs w:val="21"/>
-        </w:rPr>
-        <w:t xml:space="preserve">2. </w:t>
-      </w:r>
-      <w:r>
-        <w:rPr>
-          <w:rFonts w:ascii="Microsoft JhengHei" w:cs="Microsoft JhengHei" w:eastAsia="Microsoft JhengHei" w:hAnsi="Microsoft JhengHei"/>
-          <w:b/>
-          <w:bCs/>
-          <w:sz w:val="21"/>
-          <w:szCs w:val="21"/>
-        </w:rPr>
-        <w:t xml:space="preserve">零漂移為刻意之中立假設，非市場預測：</w:t>
-      </w:r>
-      <w:r>
-        <w:rPr>
-          <w:rFonts w:ascii="Microsoft JhengHei" w:cs="Microsoft JhengHei" w:eastAsia="Microsoft JhengHei" w:hAnsi="Microsoft JhengHei"/>
-          <w:sz w:val="21"/>
-          <w:szCs w:val="21"/>
-        </w:rPr>
-        <w:t xml:space="preserve"> 若財務部或交易員對 BTC 全年走勢具備明確之方向性看法，應參考 6.5.3 節之漂移敏感度，而非直接採用零漂移基準情境之數字。</w:t>
-      </w:r>
-    </w:p>
-    <w:p>
-      <w:pPr>
-        <w:spacing w:after="160" w:line="300"/>
-      </w:pPr>
-      <w:r>
-        <w:rPr>
-          <w:rFonts w:ascii="Microsoft JhengHei" w:cs="Microsoft JhengHei" w:eastAsia="Microsoft JhengHei" w:hAnsi="Microsoft JhengHei"/>
-          <w:sz w:val="21"/>
-          <w:szCs w:val="21"/>
-        </w:rPr>
-        <w:t xml:space="preserve">3. </w:t>
-      </w:r>
-      <w:r>
-        <w:rPr>
-          <w:rFonts w:ascii="Microsoft JhengHei" w:cs="Microsoft JhengHei" w:eastAsia="Microsoft JhengHei" w:hAnsi="Microsoft JhengHei"/>
-          <w:b/>
-          <w:bCs/>
-          <w:sz w:val="21"/>
-          <w:szCs w:val="21"/>
-        </w:rPr>
-        <w:t xml:space="preserve">模擬採「機械式、規則化」操作，未反映人工裁量：</w:t>
-      </w:r>
-      <w:r>
-        <w:rPr>
-          <w:rFonts w:ascii="Microsoft JhengHei" w:cs="Microsoft JhengHei" w:eastAsia="Microsoft JhengHei" w:hAnsi="Microsoft JhengHei"/>
-          <w:sz w:val="21"/>
-          <w:szCs w:val="21"/>
-        </w:rPr>
-        <w:t xml:space="preserve"> 實際交易人員於部位套牢後，可能選擇不再繼續滾動（例如改為長期持有現貨、或透過 OKX「提前贖回」機制主動退出），本模擬之兩種規則均假設</w:t>
-      </w:r>
-      <w:r>
-        <w:rPr>
-          <w:rFonts w:ascii="Microsoft JhengHei" w:cs="Microsoft JhengHei" w:eastAsia="Microsoft JhengHei" w:hAnsi="Microsoft JhengHei"/>
-          <w:b/>
-          <w:bCs/>
-          <w:sz w:val="21"/>
-          <w:szCs w:val="21"/>
-        </w:rPr>
-        <w:t xml:space="preserve">持續機械化滾動至年底</w:t>
-      </w:r>
-      <w:r>
-        <w:rPr>
-          <w:rFonts w:ascii="Microsoft JhengHei" w:cs="Microsoft JhengHei" w:eastAsia="Microsoft JhengHei" w:hAnsi="Microsoft JhengHei"/>
-          <w:sz w:val="21"/>
-          <w:szCs w:val="21"/>
-        </w:rPr>
-        <w:t xml:space="preserve">，此為刻意之保守簡化，用以量化「規則化執行」之基準表現，而非模擬最適人工操作下之上限。</w:t>
-      </w:r>
-    </w:p>
-    <w:p>
-      <w:pPr>
-        <w:spacing w:after="160" w:line="300"/>
-      </w:pPr>
-      <w:r>
-        <w:rPr>
-          <w:rFonts w:ascii="Microsoft JhengHei" w:cs="Microsoft JhengHei" w:eastAsia="Microsoft JhengHei" w:hAnsi="Microsoft JhengHei"/>
-          <w:sz w:val="21"/>
-          <w:szCs w:val="21"/>
-        </w:rPr>
-        <w:t xml:space="preserve">4. </w:t>
-      </w:r>
-      <w:r>
-        <w:rPr>
-          <w:rFonts w:ascii="Microsoft JhengHei" w:cs="Microsoft JhengHei" w:eastAsia="Microsoft JhengHei" w:hAnsi="Microsoft JhengHei"/>
-          <w:b/>
-          <w:bCs/>
-          <w:sz w:val="21"/>
-          <w:szCs w:val="21"/>
-        </w:rPr>
-        <w:t xml:space="preserve">實際波動率是否等於隱含波動率具高度不確定性：</w:t>
-      </w:r>
-      <w:r>
-        <w:rPr>
-          <w:rFonts w:ascii="Microsoft JhengHei" w:cs="Microsoft JhengHei" w:eastAsia="Microsoft JhengHei" w:hAnsi="Microsoft JhengHei"/>
-          <w:sz w:val="21"/>
-          <w:szCs w:val="21"/>
-        </w:rPr>
-        <w:t xml:space="preserve"> 若 BTC 實際已實現波動率顯著低於報價當時之隱含波動率，出售選擇權方通常獲益；反之則相反。本模型以 DVOL（隱含波動率指數）作為已實現波動率之代理變數，兩者於現實中可能出現落差。</w:t>
-      </w:r>
-    </w:p>
-    <w:p>
-      <w:pPr>
-        <w:pStyle w:val="Heading3"/>
-        <w:spacing w:after="120" w:before="220"/>
-      </w:pPr>
-      <w:r>
-        <w:rPr>
-          <w:rFonts w:ascii="Microsoft JhengHei" w:cs="Microsoft JhengHei" w:eastAsia="Microsoft JhengHei" w:hAnsi="Microsoft JhengHei"/>
-          <w:b/>
-          <w:bCs/>
-          <w:color w:val="2E5395"/>
-          <w:sz w:val="22"/>
-          <w:szCs w:val="22"/>
-        </w:rPr>
-        <w:t xml:space="preserve">6.6 財務運用場景</w:t>
-      </w:r>
-    </w:p>
-    <w:p>
-      <w:pPr>
-        <w:spacing w:after="160" w:line="300"/>
-      </w:pPr>
-      <w:r>
-        <w:rPr>
-          <w:rFonts w:ascii="Microsoft JhengHei" w:cs="Microsoft JhengHei" w:eastAsia="Microsoft JhengHei" w:hAnsi="Microsoft JhengHei"/>
-          <w:sz w:val="21"/>
-          <w:szCs w:val="21"/>
-        </w:rPr>
-        <w:t xml:space="preserve">1. </w:t>
-      </w:r>
-      <w:r>
-        <w:rPr>
-          <w:rFonts w:ascii="Microsoft JhengHei" w:cs="Microsoft JhengHei" w:eastAsia="Microsoft JhengHei" w:hAnsi="Microsoft JhengHei"/>
-          <w:b/>
-          <w:bCs/>
-          <w:sz w:val="21"/>
-          <w:szCs w:val="21"/>
-        </w:rPr>
-        <w:t xml:space="preserve">設定目標價逢低分批建倉：</w:t>
-      </w:r>
-      <w:r>
-        <w:rPr>
-          <w:rFonts w:ascii="Microsoft JhengHei" w:cs="Microsoft JhengHei" w:eastAsia="Microsoft JhengHei" w:hAnsi="Microsoft JhengHei"/>
-          <w:sz w:val="21"/>
-          <w:szCs w:val="21"/>
-        </w:rPr>
-        <w:t xml:space="preserve"> 若公司財務策略本即規劃以特定價位分批累積 BTC 現貨儲備，可透過「低買」結構於等待建倉價位期間同時賺取權利金，等同於「限價單 + 額外收益」之複合工具。</w:t>
-      </w:r>
-    </w:p>
-    <w:p>
-      <w:pPr>
-        <w:spacing w:after="160" w:line="300"/>
-      </w:pPr>
-      <w:r>
-        <w:rPr>
-          <w:rFonts w:ascii="Microsoft JhengHei" w:cs="Microsoft JhengHei" w:eastAsia="Microsoft JhengHei" w:hAnsi="Microsoft JhengHei"/>
-          <w:sz w:val="21"/>
-          <w:szCs w:val="21"/>
-        </w:rPr>
-        <w:t xml:space="preserve">2. </w:t>
-      </w:r>
-      <w:r>
-        <w:rPr>
-          <w:rFonts w:ascii="Microsoft JhengHei" w:cs="Microsoft JhengHei" w:eastAsia="Microsoft JhengHei" w:hAnsi="Microsoft JhengHei"/>
-          <w:b/>
-          <w:bCs/>
-          <w:sz w:val="21"/>
-          <w:szCs w:val="21"/>
-        </w:rPr>
-        <w:t xml:space="preserve">震盪市掛深度價外（OTM 10%+）收益增強：</w:t>
-      </w:r>
-      <w:r>
-        <w:rPr>
-          <w:rFonts w:ascii="Microsoft JhengHei" w:cs="Microsoft JhengHei" w:eastAsia="Microsoft JhengHei" w:hAnsi="Microsoft JhengHei"/>
-          <w:sz w:val="21"/>
-          <w:szCs w:val="21"/>
-        </w:rPr>
-        <w:t xml:space="preserve"> 於預期標的價格窄幅震盪之市場環境，可將行使價設定於顯著價外（例如 -10% 以上），大幅降低轉換機率，以較低年化換取較高之本金安全邊際。</w:t>
-      </w:r>
-    </w:p>
-    <w:p>
-      <w:pPr>
-        <w:spacing w:after="160" w:line="300"/>
-      </w:pPr>
-      <w:r>
-        <w:rPr>
-          <w:rFonts w:ascii="Microsoft JhengHei" w:cs="Microsoft JhengHei" w:eastAsia="Microsoft JhengHei" w:hAnsi="Microsoft JhengHei"/>
-          <w:sz w:val="21"/>
-          <w:szCs w:val="21"/>
-        </w:rPr>
-        <w:t xml:space="preserve">3. </w:t>
-      </w:r>
-      <w:r>
-        <w:rPr>
-          <w:rFonts w:ascii="Microsoft JhengHei" w:cs="Microsoft JhengHei" w:eastAsia="Microsoft JhengHei" w:hAnsi="Microsoft JhengHei"/>
-          <w:b/>
-          <w:bCs/>
-          <w:sz w:val="21"/>
-          <w:szCs w:val="21"/>
-        </w:rPr>
-        <w:t xml:space="preserve">轉換後之滾動掛單（見 6.4 節）：</w:t>
-      </w:r>
-      <w:r>
-        <w:rPr>
-          <w:rFonts w:ascii="Microsoft JhengHei" w:cs="Microsoft JhengHei" w:eastAsia="Microsoft JhengHei" w:hAnsi="Microsoft JhengHei"/>
-          <w:sz w:val="21"/>
-          <w:szCs w:val="21"/>
-        </w:rPr>
-        <w:t xml:space="preserve"> 作為單一週期觸價後之後續管理選項，惟應同步將 6.4.2 節之三項限制納入內部 SOP 與風險揭露，避免第一線交易人員以「不會虧錢」之簡化說法向財務部或風控委員會報告部位狀態。</w:t>
-      </w:r>
-    </w:p>
-    <w:p>
-      <w:pPr>
-        <w:pStyle w:val="Heading2"/>
-        <w:spacing w:after="140" w:before="300"/>
-      </w:pPr>
-      <w:r>
-        <w:rPr>
-          <w:rFonts w:ascii="Microsoft JhengHei" w:cs="Microsoft JhengHei" w:eastAsia="Microsoft JhengHei" w:hAnsi="Microsoft JhengHei"/>
-          <w:b/>
-          <w:bCs/>
-          <w:color w:val="1F3864"/>
-          <w:sz w:val="25"/>
-          <w:szCs w:val="25"/>
-        </w:rPr>
-        <w:t xml:space="preserve">7. Binance 雙幣投資（Dual Investment）深度剖析</w:t>
-      </w:r>
-    </w:p>
-    <w:p>
-      <w:pPr>
-        <w:pStyle w:val="Heading3"/>
-        <w:spacing w:after="120" w:before="220"/>
-      </w:pPr>
-      <w:r>
-        <w:rPr>
-          <w:rFonts w:ascii="Microsoft JhengHei" w:cs="Microsoft JhengHei" w:eastAsia="Microsoft JhengHei" w:hAnsi="Microsoft JhengHei"/>
-          <w:b/>
-          <w:bCs/>
-          <w:color w:val="2E5395"/>
-          <w:sz w:val="22"/>
-          <w:szCs w:val="22"/>
-        </w:rPr>
-        <w:t xml:space="preserve">7.1 產品架構與 OKX 之異同</w:t>
+        <w:t xml:space="preserve">為驗證「只要有耐心等，遲早會等到」之直覺是否成立，本節將規則1（ATM）之模擬觀察期，由 1 年依序拉長至 2／3／5 年（期間持續依同一規則機械式滾動掛單）：</w:t>
       </w:r>
     </w:p>
     <w:tbl>
@@ -13608,6 +13967,872 @@
                 <w:sz w:val="19"/>
                 <w:szCs w:val="19"/>
               </w:rPr>
+              <w:t xml:space="preserve">觀察期長度</w:t>
+            </w:r>
+          </w:p>
+        </w:tc>
+        <w:tc>
+          <w:tcPr>
+            <w:tcW w:type="dxa" w:w="3116"/>
+            <w:tcBorders>
+              <w:top w:val="single" w:color="9DB3C8" w:sz="4"/>
+              <w:left w:val="single" w:color="9DB3C8" w:sz="4"/>
+              <w:bottom w:val="single" w:color="9DB3C8" w:sz="4"/>
+              <w:right w:val="single" w:color="9DB3C8" w:sz="4"/>
+            </w:tcBorders>
+            <w:shd w:fill="1F3864" w:val="clear"/>
+            <w:tcMar>
+              <w:top w:type="dxa" w:w="80"/>
+              <w:left w:type="dxa" w:w="100"/>
+              <w:bottom w:type="dxa" w:w="80"/>
+              <w:right w:type="dxa" w:w="100"/>
+            </w:tcMar>
+            <w:vAlign w:val="center"/>
+          </w:tcPr>
+          <w:p>
+            <w:r>
+              <w:rPr>
+                <w:rFonts w:ascii="Microsoft JhengHei" w:cs="Microsoft JhengHei" w:eastAsia="Microsoft JhengHei" w:hAnsi="Microsoft JhengHei"/>
+                <w:b/>
+                <w:bCs/>
+                <w:color w:val="FFFFFF"/>
+                <w:sz w:val="19"/>
+                <w:szCs w:val="19"/>
+              </w:rPr>
+              <w:t xml:space="preserve">觀察截止當下仍為「已平倉」狀態之路徑占比</w:t>
+            </w:r>
+          </w:p>
+        </w:tc>
+        <w:tc>
+          <w:tcPr>
+            <w:tcW w:type="dxa" w:w="3118"/>
+            <w:tcBorders>
+              <w:top w:val="single" w:color="9DB3C8" w:sz="4"/>
+              <w:left w:val="single" w:color="9DB3C8" w:sz="4"/>
+              <w:bottom w:val="single" w:color="9DB3C8" w:sz="4"/>
+              <w:right w:val="single" w:color="9DB3C8" w:sz="4"/>
+            </w:tcBorders>
+            <w:shd w:fill="1F3864" w:val="clear"/>
+            <w:tcMar>
+              <w:top w:type="dxa" w:w="80"/>
+              <w:left w:type="dxa" w:w="100"/>
+              <w:bottom w:type="dxa" w:w="80"/>
+              <w:right w:type="dxa" w:w="100"/>
+            </w:tcMar>
+            <w:vAlign w:val="center"/>
+          </w:tcPr>
+          <w:p>
+            <w:r>
+              <w:rPr>
+                <w:rFonts w:ascii="Microsoft JhengHei" w:cs="Microsoft JhengHei" w:eastAsia="Microsoft JhengHei" w:hAnsi="Microsoft JhengHei"/>
+                <w:b/>
+                <w:bCs/>
+                <w:color w:val="FFFFFF"/>
+                <w:sz w:val="19"/>
+                <w:szCs w:val="19"/>
+              </w:rPr>
+              <w:t xml:space="preserve">混合平均年化（換算為觀察期內之年化等值）</w:t>
+            </w:r>
+          </w:p>
+        </w:tc>
+      </w:tr>
+      <w:tr>
+        <w:tc>
+          <w:tcPr>
+            <w:tcW w:type="dxa" w:w="3116"/>
+            <w:tcBorders>
+              <w:top w:val="single" w:color="9DB3C8" w:sz="4"/>
+              <w:left w:val="single" w:color="9DB3C8" w:sz="4"/>
+              <w:bottom w:val="single" w:color="9DB3C8" w:sz="4"/>
+              <w:right w:val="single" w:color="9DB3C8" w:sz="4"/>
+            </w:tcBorders>
+            <w:tcMar>
+              <w:top w:type="dxa" w:w="80"/>
+              <w:left w:type="dxa" w:w="100"/>
+              <w:bottom w:type="dxa" w:w="80"/>
+              <w:right w:type="dxa" w:w="100"/>
+            </w:tcMar>
+            <w:vAlign w:val="center"/>
+          </w:tcPr>
+          <w:p>
+            <w:pPr>
+              <w:spacing w:line="264"/>
+            </w:pPr>
+            <w:r>
+              <w:rPr>
+                <w:rFonts w:ascii="Microsoft JhengHei" w:cs="Microsoft JhengHei" w:eastAsia="Microsoft JhengHei" w:hAnsi="Microsoft JhengHei"/>
+                <w:sz w:val="18"/>
+                <w:szCs w:val="18"/>
+              </w:rPr>
+              <w:t xml:space="preserve">1 年</w:t>
+            </w:r>
+          </w:p>
+        </w:tc>
+        <w:tc>
+          <w:tcPr>
+            <w:tcW w:type="dxa" w:w="3116"/>
+            <w:tcBorders>
+              <w:top w:val="single" w:color="9DB3C8" w:sz="4"/>
+              <w:left w:val="single" w:color="9DB3C8" w:sz="4"/>
+              <w:bottom w:val="single" w:color="9DB3C8" w:sz="4"/>
+              <w:right w:val="single" w:color="9DB3C8" w:sz="4"/>
+            </w:tcBorders>
+            <w:tcMar>
+              <w:top w:type="dxa" w:w="80"/>
+              <w:left w:type="dxa" w:w="100"/>
+              <w:bottom w:type="dxa" w:w="80"/>
+              <w:right w:type="dxa" w:w="100"/>
+            </w:tcMar>
+            <w:vAlign w:val="center"/>
+          </w:tcPr>
+          <w:p>
+            <w:pPr>
+              <w:spacing w:line="264"/>
+            </w:pPr>
+            <w:r>
+              <w:rPr>
+                <w:rFonts w:ascii="Microsoft JhengHei" w:cs="Microsoft JhengHei" w:eastAsia="Microsoft JhengHei" w:hAnsi="Microsoft JhengHei"/>
+                <w:sz w:val="18"/>
+                <w:szCs w:val="18"/>
+              </w:rPr>
+              <w:t xml:space="preserve">5.7%</w:t>
+            </w:r>
+          </w:p>
+        </w:tc>
+        <w:tc>
+          <w:tcPr>
+            <w:tcW w:type="dxa" w:w="3118"/>
+            <w:tcBorders>
+              <w:top w:val="single" w:color="9DB3C8" w:sz="4"/>
+              <w:left w:val="single" w:color="9DB3C8" w:sz="4"/>
+              <w:bottom w:val="single" w:color="9DB3C8" w:sz="4"/>
+              <w:right w:val="single" w:color="9DB3C8" w:sz="4"/>
+            </w:tcBorders>
+            <w:tcMar>
+              <w:top w:type="dxa" w:w="80"/>
+              <w:left w:type="dxa" w:w="100"/>
+              <w:bottom w:type="dxa" w:w="80"/>
+              <w:right w:type="dxa" w:w="100"/>
+            </w:tcMar>
+            <w:vAlign w:val="center"/>
+          </w:tcPr>
+          <w:p>
+            <w:pPr>
+              <w:spacing w:line="264"/>
+            </w:pPr>
+            <w:r>
+              <w:rPr>
+                <w:rFonts w:ascii="Microsoft JhengHei" w:cs="Microsoft JhengHei" w:eastAsia="Microsoft JhengHei" w:hAnsi="Microsoft JhengHei"/>
+                <w:sz w:val="18"/>
+                <w:szCs w:val="18"/>
+              </w:rPr>
+              <w:t xml:space="preserve">-17.3%</w:t>
+            </w:r>
+          </w:p>
+        </w:tc>
+      </w:tr>
+      <w:tr>
+        <w:tc>
+          <w:tcPr>
+            <w:tcW w:type="dxa" w:w="3116"/>
+            <w:tcBorders>
+              <w:top w:val="single" w:color="9DB3C8" w:sz="4"/>
+              <w:left w:val="single" w:color="9DB3C8" w:sz="4"/>
+              <w:bottom w:val="single" w:color="9DB3C8" w:sz="4"/>
+              <w:right w:val="single" w:color="9DB3C8" w:sz="4"/>
+            </w:tcBorders>
+            <w:tcMar>
+              <w:top w:type="dxa" w:w="80"/>
+              <w:left w:type="dxa" w:w="100"/>
+              <w:bottom w:type="dxa" w:w="80"/>
+              <w:right w:type="dxa" w:w="100"/>
+            </w:tcMar>
+            <w:vAlign w:val="center"/>
+          </w:tcPr>
+          <w:p>
+            <w:pPr>
+              <w:spacing w:line="264"/>
+            </w:pPr>
+            <w:r>
+              <w:rPr>
+                <w:rFonts w:ascii="Microsoft JhengHei" w:cs="Microsoft JhengHei" w:eastAsia="Microsoft JhengHei" w:hAnsi="Microsoft JhengHei"/>
+                <w:sz w:val="18"/>
+                <w:szCs w:val="18"/>
+              </w:rPr>
+              <w:t xml:space="preserve">2 年</w:t>
+            </w:r>
+          </w:p>
+        </w:tc>
+        <w:tc>
+          <w:tcPr>
+            <w:tcW w:type="dxa" w:w="3116"/>
+            <w:tcBorders>
+              <w:top w:val="single" w:color="9DB3C8" w:sz="4"/>
+              <w:left w:val="single" w:color="9DB3C8" w:sz="4"/>
+              <w:bottom w:val="single" w:color="9DB3C8" w:sz="4"/>
+              <w:right w:val="single" w:color="9DB3C8" w:sz="4"/>
+            </w:tcBorders>
+            <w:tcMar>
+              <w:top w:type="dxa" w:w="80"/>
+              <w:left w:type="dxa" w:w="100"/>
+              <w:bottom w:type="dxa" w:w="80"/>
+              <w:right w:type="dxa" w:w="100"/>
+            </w:tcMar>
+            <w:vAlign w:val="center"/>
+          </w:tcPr>
+          <w:p>
+            <w:pPr>
+              <w:spacing w:line="264"/>
+            </w:pPr>
+            <w:r>
+              <w:rPr>
+                <w:rFonts w:ascii="Microsoft JhengHei" w:cs="Microsoft JhengHei" w:eastAsia="Microsoft JhengHei" w:hAnsi="Microsoft JhengHei"/>
+                <w:sz w:val="18"/>
+                <w:szCs w:val="18"/>
+              </w:rPr>
+              <w:t xml:space="preserve">3.6%</w:t>
+            </w:r>
+          </w:p>
+        </w:tc>
+        <w:tc>
+          <w:tcPr>
+            <w:tcW w:type="dxa" w:w="3118"/>
+            <w:tcBorders>
+              <w:top w:val="single" w:color="9DB3C8" w:sz="4"/>
+              <w:left w:val="single" w:color="9DB3C8" w:sz="4"/>
+              <w:bottom w:val="single" w:color="9DB3C8" w:sz="4"/>
+              <w:right w:val="single" w:color="9DB3C8" w:sz="4"/>
+            </w:tcBorders>
+            <w:tcMar>
+              <w:top w:type="dxa" w:w="80"/>
+              <w:left w:type="dxa" w:w="100"/>
+              <w:bottom w:type="dxa" w:w="80"/>
+              <w:right w:type="dxa" w:w="100"/>
+            </w:tcMar>
+            <w:vAlign w:val="center"/>
+          </w:tcPr>
+          <w:p>
+            <w:pPr>
+              <w:spacing w:line="264"/>
+            </w:pPr>
+            <w:r>
+              <w:rPr>
+                <w:rFonts w:ascii="Microsoft JhengHei" w:cs="Microsoft JhengHei" w:eastAsia="Microsoft JhengHei" w:hAnsi="Microsoft JhengHei"/>
+                <w:sz w:val="18"/>
+                <w:szCs w:val="18"/>
+              </w:rPr>
+              <w:t xml:space="preserve">-12.7%</w:t>
+            </w:r>
+          </w:p>
+        </w:tc>
+      </w:tr>
+      <w:tr>
+        <w:tc>
+          <w:tcPr>
+            <w:tcW w:type="dxa" w:w="3116"/>
+            <w:tcBorders>
+              <w:top w:val="single" w:color="9DB3C8" w:sz="4"/>
+              <w:left w:val="single" w:color="9DB3C8" w:sz="4"/>
+              <w:bottom w:val="single" w:color="9DB3C8" w:sz="4"/>
+              <w:right w:val="single" w:color="9DB3C8" w:sz="4"/>
+            </w:tcBorders>
+            <w:tcMar>
+              <w:top w:type="dxa" w:w="80"/>
+              <w:left w:type="dxa" w:w="100"/>
+              <w:bottom w:type="dxa" w:w="80"/>
+              <w:right w:type="dxa" w:w="100"/>
+            </w:tcMar>
+            <w:vAlign w:val="center"/>
+          </w:tcPr>
+          <w:p>
+            <w:pPr>
+              <w:spacing w:line="264"/>
+            </w:pPr>
+            <w:r>
+              <w:rPr>
+                <w:rFonts w:ascii="Microsoft JhengHei" w:cs="Microsoft JhengHei" w:eastAsia="Microsoft JhengHei" w:hAnsi="Microsoft JhengHei"/>
+                <w:sz w:val="18"/>
+                <w:szCs w:val="18"/>
+              </w:rPr>
+              <w:t xml:space="preserve">3 年</w:t>
+            </w:r>
+          </w:p>
+        </w:tc>
+        <w:tc>
+          <w:tcPr>
+            <w:tcW w:type="dxa" w:w="3116"/>
+            <w:tcBorders>
+              <w:top w:val="single" w:color="9DB3C8" w:sz="4"/>
+              <w:left w:val="single" w:color="9DB3C8" w:sz="4"/>
+              <w:bottom w:val="single" w:color="9DB3C8" w:sz="4"/>
+              <w:right w:val="single" w:color="9DB3C8" w:sz="4"/>
+            </w:tcBorders>
+            <w:tcMar>
+              <w:top w:type="dxa" w:w="80"/>
+              <w:left w:type="dxa" w:w="100"/>
+              <w:bottom w:type="dxa" w:w="80"/>
+              <w:right w:type="dxa" w:w="100"/>
+            </w:tcMar>
+            <w:vAlign w:val="center"/>
+          </w:tcPr>
+          <w:p>
+            <w:pPr>
+              <w:spacing w:line="264"/>
+            </w:pPr>
+            <w:r>
+              <w:rPr>
+                <w:rFonts w:ascii="Microsoft JhengHei" w:cs="Microsoft JhengHei" w:eastAsia="Microsoft JhengHei" w:hAnsi="Microsoft JhengHei"/>
+                <w:sz w:val="18"/>
+                <w:szCs w:val="18"/>
+              </w:rPr>
+              <w:t xml:space="preserve">2.1%</w:t>
+            </w:r>
+          </w:p>
+        </w:tc>
+        <w:tc>
+          <w:tcPr>
+            <w:tcW w:type="dxa" w:w="3118"/>
+            <w:tcBorders>
+              <w:top w:val="single" w:color="9DB3C8" w:sz="4"/>
+              <w:left w:val="single" w:color="9DB3C8" w:sz="4"/>
+              <w:bottom w:val="single" w:color="9DB3C8" w:sz="4"/>
+              <w:right w:val="single" w:color="9DB3C8" w:sz="4"/>
+            </w:tcBorders>
+            <w:tcMar>
+              <w:top w:type="dxa" w:w="80"/>
+              <w:left w:type="dxa" w:w="100"/>
+              <w:bottom w:type="dxa" w:w="80"/>
+              <w:right w:type="dxa" w:w="100"/>
+            </w:tcMar>
+            <w:vAlign w:val="center"/>
+          </w:tcPr>
+          <w:p>
+            <w:pPr>
+              <w:spacing w:line="264"/>
+            </w:pPr>
+            <w:r>
+              <w:rPr>
+                <w:rFonts w:ascii="Microsoft JhengHei" w:cs="Microsoft JhengHei" w:eastAsia="Microsoft JhengHei" w:hAnsi="Microsoft JhengHei"/>
+                <w:sz w:val="18"/>
+                <w:szCs w:val="18"/>
+              </w:rPr>
+              <w:t xml:space="preserve">-10.5%</w:t>
+            </w:r>
+          </w:p>
+        </w:tc>
+      </w:tr>
+      <w:tr>
+        <w:tc>
+          <w:tcPr>
+            <w:tcW w:type="dxa" w:w="3116"/>
+            <w:tcBorders>
+              <w:top w:val="single" w:color="9DB3C8" w:sz="4"/>
+              <w:left w:val="single" w:color="9DB3C8" w:sz="4"/>
+              <w:bottom w:val="single" w:color="9DB3C8" w:sz="4"/>
+              <w:right w:val="single" w:color="9DB3C8" w:sz="4"/>
+            </w:tcBorders>
+            <w:tcMar>
+              <w:top w:type="dxa" w:w="80"/>
+              <w:left w:type="dxa" w:w="100"/>
+              <w:bottom w:type="dxa" w:w="80"/>
+              <w:right w:type="dxa" w:w="100"/>
+            </w:tcMar>
+            <w:vAlign w:val="center"/>
+          </w:tcPr>
+          <w:p>
+            <w:pPr>
+              <w:spacing w:line="264"/>
+            </w:pPr>
+            <w:r>
+              <w:rPr>
+                <w:rFonts w:ascii="Microsoft JhengHei" w:cs="Microsoft JhengHei" w:eastAsia="Microsoft JhengHei" w:hAnsi="Microsoft JhengHei"/>
+                <w:sz w:val="18"/>
+                <w:szCs w:val="18"/>
+              </w:rPr>
+              <w:t xml:space="preserve">5 年</w:t>
+            </w:r>
+          </w:p>
+        </w:tc>
+        <w:tc>
+          <w:tcPr>
+            <w:tcW w:type="dxa" w:w="3116"/>
+            <w:tcBorders>
+              <w:top w:val="single" w:color="9DB3C8" w:sz="4"/>
+              <w:left w:val="single" w:color="9DB3C8" w:sz="4"/>
+              <w:bottom w:val="single" w:color="9DB3C8" w:sz="4"/>
+              <w:right w:val="single" w:color="9DB3C8" w:sz="4"/>
+            </w:tcBorders>
+            <w:tcMar>
+              <w:top w:type="dxa" w:w="80"/>
+              <w:left w:type="dxa" w:w="100"/>
+              <w:bottom w:type="dxa" w:w="80"/>
+              <w:right w:type="dxa" w:w="100"/>
+            </w:tcMar>
+            <w:vAlign w:val="center"/>
+          </w:tcPr>
+          <w:p>
+            <w:pPr>
+              <w:spacing w:line="264"/>
+            </w:pPr>
+            <w:r>
+              <w:rPr>
+                <w:rFonts w:ascii="Microsoft JhengHei" w:cs="Microsoft JhengHei" w:eastAsia="Microsoft JhengHei" w:hAnsi="Microsoft JhengHei"/>
+                <w:sz w:val="18"/>
+                <w:szCs w:val="18"/>
+              </w:rPr>
+              <w:t xml:space="preserve">1.5%</w:t>
+            </w:r>
+          </w:p>
+        </w:tc>
+        <w:tc>
+          <w:tcPr>
+            <w:tcW w:type="dxa" w:w="3118"/>
+            <w:tcBorders>
+              <w:top w:val="single" w:color="9DB3C8" w:sz="4"/>
+              <w:left w:val="single" w:color="9DB3C8" w:sz="4"/>
+              <w:bottom w:val="single" w:color="9DB3C8" w:sz="4"/>
+              <w:right w:val="single" w:color="9DB3C8" w:sz="4"/>
+            </w:tcBorders>
+            <w:tcMar>
+              <w:top w:type="dxa" w:w="80"/>
+              <w:left w:type="dxa" w:w="100"/>
+              <w:bottom w:type="dxa" w:w="80"/>
+              <w:right w:type="dxa" w:w="100"/>
+            </w:tcMar>
+            <w:vAlign w:val="center"/>
+          </w:tcPr>
+          <w:p>
+            <w:pPr>
+              <w:spacing w:line="264"/>
+            </w:pPr>
+            <w:r>
+              <w:rPr>
+                <w:rFonts w:ascii="Microsoft JhengHei" w:cs="Microsoft JhengHei" w:eastAsia="Microsoft JhengHei" w:hAnsi="Microsoft JhengHei"/>
+                <w:sz w:val="18"/>
+                <w:szCs w:val="18"/>
+              </w:rPr>
+              <w:t xml:space="preserve">-8.2%</w:t>
+            </w:r>
+          </w:p>
+        </w:tc>
+      </w:tr>
+    </w:tbl>
+    <w:p>
+      <w:pPr>
+        <w:spacing w:after="160"/>
+      </w:pPr>
+    </w:p>
+    <w:p>
+      <w:pPr>
+        <w:spacing w:after="160" w:line="300"/>
+      </w:pPr>
+      <w:r>
+        <w:rPr>
+          <w:rFonts w:ascii="Microsoft JhengHei" w:cs="Microsoft JhengHei" w:eastAsia="Microsoft JhengHei" w:hAnsi="Microsoft JhengHei"/>
+          <w:b/>
+          <w:bCs/>
+          <w:sz w:val="21"/>
+          <w:szCs w:val="21"/>
+        </w:rPr>
+        <w:t xml:space="preserve">結果與直覺相反：拉長觀察期，並未提高「觀察當下剛好是已平倉狀態」之路徑占比，反而持續下降。</w:t>
+      </w:r>
+      <w:r>
+        <w:rPr>
+          <w:rFonts w:ascii="Microsoft JhengHei" w:cs="Microsoft JhengHei" w:eastAsia="Microsoft JhengHei" w:hAnsi="Microsoft JhengHei"/>
+          <w:sz w:val="21"/>
+          <w:szCs w:val="21"/>
+        </w:rPr>
+        <w:t xml:space="preserve"> 原因在於：規則1與規則2均要求「一旦解套（轉回 USDT），立即以新的 ATM／近價外行使價重新掛單」，而新掛單本身又有相當機率（尤其規則1之 ATM 幾乎是五成機率）在下一週期內再度轉換為 BTC、重新進入卡住狀態。換言之，</w:t>
+      </w:r>
+      <w:r>
+        <w:rPr>
+          <w:rFonts w:ascii="Microsoft JhengHei" w:cs="Microsoft JhengHei" w:eastAsia="Microsoft JhengHei" w:hAnsi="Microsoft JhengHei"/>
+          <w:b/>
+          <w:bCs/>
+          <w:sz w:val="21"/>
+          <w:szCs w:val="21"/>
+        </w:rPr>
+        <w:t xml:space="preserve">在「持續機械化滾動、永不停止」之前提下，「持有 BTC、等待解套」才是這套規則長期下之常態分布，而非短暫過渡的例外狀態</w:t>
+      </w:r>
+      <w:r>
+        <w:rPr>
+          <w:rFonts w:ascii="Microsoft JhengHei" w:cs="Microsoft JhengHei" w:eastAsia="Microsoft JhengHei" w:hAnsi="Microsoft JhengHei"/>
+          <w:sz w:val="21"/>
+          <w:szCs w:val="21"/>
+        </w:rPr>
+        <w:t xml:space="preserve">——這與「只要等得夠久就會回本」之直覺恰好相反：問題不在於等待時間不夠長，而在於策略之規則本身（一解套就立刻重新進場）使其結構性地、絕大多數時間都處於「卡住」狀態。財務部若考慮採行此類策略，應理解其本質更接近「長期持有一個不斷展延之 BTC 部位、並收取數量遞減之權利金補貼」，而非「短天期、高流動性之利息型商品」。</w:t>
+      </w:r>
+    </w:p>
+    <w:p>
+      <w:pPr>
+        <w:pStyle w:val="Heading4"/>
+        <w:spacing w:after="100" w:before="180"/>
+      </w:pPr>
+      <w:r>
+        <w:rPr>
+          <w:rFonts w:ascii="Microsoft JhengHei" w:cs="Microsoft JhengHei" w:eastAsia="Microsoft JhengHei" w:hAnsi="Microsoft JhengHei"/>
+          <w:b/>
+          <w:bCs/>
+          <w:color w:val="44546A"/>
+          <w:sz w:val="21"/>
+          <w:szCs w:val="21"/>
+        </w:rPr>
+        <w:t xml:space="preserve">6.5.6 模型限制與使用限制</w:t>
+      </w:r>
+    </w:p>
+    <w:p>
+      <w:pPr>
+        <w:spacing w:after="160" w:line="300"/>
+      </w:pPr>
+      <w:r>
+        <w:rPr>
+          <w:rFonts w:ascii="Microsoft JhengHei" w:cs="Microsoft JhengHei" w:eastAsia="Microsoft JhengHei" w:hAnsi="Microsoft JhengHei"/>
+          <w:sz w:val="21"/>
+          <w:szCs w:val="21"/>
+        </w:rPr>
+        <w:t xml:space="preserve">1. </w:t>
+      </w:r>
+      <w:r>
+        <w:rPr>
+          <w:rFonts w:ascii="Microsoft JhengHei" w:cs="Microsoft JhengHei" w:eastAsia="Microsoft JhengHei" w:hAnsi="Microsoft JhengHei"/>
+          <w:b/>
+          <w:bCs/>
+          <w:sz w:val="21"/>
+          <w:szCs w:val="21"/>
+        </w:rPr>
+        <w:t xml:space="preserve">權利金公式為反推校準之參數化假設，非官方定價公式：</w:t>
+      </w:r>
+      <w:r>
+        <w:rPr>
+          <w:rFonts w:ascii="Microsoft JhengHei" w:cs="Microsoft JhengHei" w:eastAsia="Microsoft JhengHei" w:hAnsi="Microsoft JhengHei"/>
+          <w:sz w:val="21"/>
+          <w:szCs w:val="21"/>
+        </w:rPr>
+        <w:t xml:space="preserve"> OKX／Binance 並未公開揭露其選擇權定價模型之確切公式，本模型之衰減公式係以使用者提供之兩個錨點（-1.5%→50%、-3%→20%）精確校準，並以 Black-Scholes 理論公允值（約 158%）與 Binance 官方揭露上限（138%）交叉驗證 ATM 端之 125% 假設具合理性，惟實際平台報價仍可能因即時訂單簿深度、做市商報價而有落差。</w:t>
+      </w:r>
+    </w:p>
+    <w:p>
+      <w:pPr>
+        <w:spacing w:after="160" w:line="300"/>
+      </w:pPr>
+      <w:r>
+        <w:rPr>
+          <w:rFonts w:ascii="Microsoft JhengHei" w:cs="Microsoft JhengHei" w:eastAsia="Microsoft JhengHei" w:hAnsi="Microsoft JhengHei"/>
+          <w:sz w:val="21"/>
+          <w:szCs w:val="21"/>
+        </w:rPr>
+        <w:t xml:space="preserve">2. </w:t>
+      </w:r>
+      <w:r>
+        <w:rPr>
+          <w:rFonts w:ascii="Microsoft JhengHei" w:cs="Microsoft JhengHei" w:eastAsia="Microsoft JhengHei" w:hAnsi="Microsoft JhengHei"/>
+          <w:b/>
+          <w:bCs/>
+          <w:sz w:val="21"/>
+          <w:szCs w:val="21"/>
+        </w:rPr>
+        <w:t xml:space="preserve">零漂移為刻意之中立假設，非市場預測：</w:t>
+      </w:r>
+      <w:r>
+        <w:rPr>
+          <w:rFonts w:ascii="Microsoft JhengHei" w:cs="Microsoft JhengHei" w:eastAsia="Microsoft JhengHei" w:hAnsi="Microsoft JhengHei"/>
+          <w:sz w:val="21"/>
+          <w:szCs w:val="21"/>
+        </w:rPr>
+        <w:t xml:space="preserve"> 若財務部或交易員對 BTC 全年走勢具備明確之方向性看法，應參考 6.5.4 節之漂移敏感度，而非直接採用零漂移基準情境之數字。</w:t>
+      </w:r>
+    </w:p>
+    <w:p>
+      <w:pPr>
+        <w:spacing w:after="160" w:line="300"/>
+      </w:pPr>
+      <w:r>
+        <w:rPr>
+          <w:rFonts w:ascii="Microsoft JhengHei" w:cs="Microsoft JhengHei" w:eastAsia="Microsoft JhengHei" w:hAnsi="Microsoft JhengHei"/>
+          <w:sz w:val="21"/>
+          <w:szCs w:val="21"/>
+        </w:rPr>
+        <w:t xml:space="preserve">3. </w:t>
+      </w:r>
+      <w:r>
+        <w:rPr>
+          <w:rFonts w:ascii="Microsoft JhengHei" w:cs="Microsoft JhengHei" w:eastAsia="Microsoft JhengHei" w:hAnsi="Microsoft JhengHei"/>
+          <w:b/>
+          <w:bCs/>
+          <w:sz w:val="21"/>
+          <w:szCs w:val="21"/>
+        </w:rPr>
+        <w:t xml:space="preserve">模擬採「機械式、規則化」操作，未反映人工裁量：</w:t>
+      </w:r>
+      <w:r>
+        <w:rPr>
+          <w:rFonts w:ascii="Microsoft JhengHei" w:cs="Microsoft JhengHei" w:eastAsia="Microsoft JhengHei" w:hAnsi="Microsoft JhengHei"/>
+          <w:sz w:val="21"/>
+          <w:szCs w:val="21"/>
+        </w:rPr>
+        <w:t xml:space="preserve"> 實際交易人員於部位套牢後，可能選擇不再繼續滾動（例如改為長期持有現貨、或透過 OKX「提前贖回」機制主動退出），本模擬假設</w:t>
+      </w:r>
+      <w:r>
+        <w:rPr>
+          <w:rFonts w:ascii="Microsoft JhengHei" w:cs="Microsoft JhengHei" w:eastAsia="Microsoft JhengHei" w:hAnsi="Microsoft JhengHei"/>
+          <w:b/>
+          <w:bCs/>
+          <w:sz w:val="21"/>
+          <w:szCs w:val="21"/>
+        </w:rPr>
+        <w:t xml:space="preserve">持續機械化滾動</w:t>
+      </w:r>
+      <w:r>
+        <w:rPr>
+          <w:rFonts w:ascii="Microsoft JhengHei" w:cs="Microsoft JhengHei" w:eastAsia="Microsoft JhengHei" w:hAnsi="Microsoft JhengHei"/>
+          <w:sz w:val="21"/>
+          <w:szCs w:val="21"/>
+        </w:rPr>
+        <w:t xml:space="preserve">，此為刻意之保守簡化，用以量化「規則化執行」之基準表現，而非模擬最適人工操作下之上限；6.5.5 節之結論（「卡住為常態而非過渡」）僅於「一解套即重新以同規則進場」之機械化前提下成立，若交易員選擇解套後</w:t>
+      </w:r>
+      <w:r>
+        <w:rPr>
+          <w:rFonts w:ascii="Microsoft JhengHei" w:cs="Microsoft JhengHei" w:eastAsia="Microsoft JhengHei" w:hAnsi="Microsoft JhengHei"/>
+          <w:b/>
+          <w:bCs/>
+          <w:sz w:val="21"/>
+          <w:szCs w:val="21"/>
+        </w:rPr>
+        <w:t xml:space="preserve">改持現貨、不再重新掛單</w:t>
+      </w:r>
+      <w:r>
+        <w:rPr>
+          <w:rFonts w:ascii="Microsoft JhengHei" w:cs="Microsoft JhengHei" w:eastAsia="Microsoft JhengHei" w:hAnsi="Microsoft JhengHei"/>
+          <w:sz w:val="21"/>
+          <w:szCs w:val="21"/>
+        </w:rPr>
+        <w:t xml:space="preserve">，則可規避「反覆卡住」之結構性問題，惟同時也放棄後續之權利金收入。</w:t>
+      </w:r>
+    </w:p>
+    <w:p>
+      <w:pPr>
+        <w:spacing w:after="160" w:line="300"/>
+      </w:pPr>
+      <w:r>
+        <w:rPr>
+          <w:rFonts w:ascii="Microsoft JhengHei" w:cs="Microsoft JhengHei" w:eastAsia="Microsoft JhengHei" w:hAnsi="Microsoft JhengHei"/>
+          <w:sz w:val="21"/>
+          <w:szCs w:val="21"/>
+        </w:rPr>
+        <w:t xml:space="preserve">4. </w:t>
+      </w:r>
+      <w:r>
+        <w:rPr>
+          <w:rFonts w:ascii="Microsoft JhengHei" w:cs="Microsoft JhengHei" w:eastAsia="Microsoft JhengHei" w:hAnsi="Microsoft JhengHei"/>
+          <w:b/>
+          <w:bCs/>
+          <w:sz w:val="21"/>
+          <w:szCs w:val="21"/>
+        </w:rPr>
+        <w:t xml:space="preserve">實際波動率是否等於隱含波動率具高度不確定性：</w:t>
+      </w:r>
+      <w:r>
+        <w:rPr>
+          <w:rFonts w:ascii="Microsoft JhengHei" w:cs="Microsoft JhengHei" w:eastAsia="Microsoft JhengHei" w:hAnsi="Microsoft JhengHei"/>
+          <w:sz w:val="21"/>
+          <w:szCs w:val="21"/>
+        </w:rPr>
+        <w:t xml:space="preserve"> 若 BTC 實際已實現波動率顯著低於報價當時之隱含波動率，出售選擇權方通常獲益；反之則相反。本模型以 DVOL（隱含波動率指數）作為已實現波動率之代理變數，兩者於現實中可能出現落差。</w:t>
+      </w:r>
+    </w:p>
+    <w:p>
+      <w:pPr>
+        <w:pStyle w:val="Heading3"/>
+        <w:spacing w:after="120" w:before="220"/>
+      </w:pPr>
+      <w:r>
+        <w:rPr>
+          <w:rFonts w:ascii="Microsoft JhengHei" w:cs="Microsoft JhengHei" w:eastAsia="Microsoft JhengHei" w:hAnsi="Microsoft JhengHei"/>
+          <w:b/>
+          <w:bCs/>
+          <w:color w:val="2E5395"/>
+          <w:sz w:val="22"/>
+          <w:szCs w:val="22"/>
+        </w:rPr>
+        <w:t xml:space="preserve">6.6 財務運用場景</w:t>
+      </w:r>
+    </w:p>
+    <w:p>
+      <w:pPr>
+        <w:spacing w:after="160" w:line="300"/>
+      </w:pPr>
+      <w:r>
+        <w:rPr>
+          <w:rFonts w:ascii="Microsoft JhengHei" w:cs="Microsoft JhengHei" w:eastAsia="Microsoft JhengHei" w:hAnsi="Microsoft JhengHei"/>
+          <w:sz w:val="21"/>
+          <w:szCs w:val="21"/>
+        </w:rPr>
+        <w:t xml:space="preserve">1. </w:t>
+      </w:r>
+      <w:r>
+        <w:rPr>
+          <w:rFonts w:ascii="Microsoft JhengHei" w:cs="Microsoft JhengHei" w:eastAsia="Microsoft JhengHei" w:hAnsi="Microsoft JhengHei"/>
+          <w:b/>
+          <w:bCs/>
+          <w:sz w:val="21"/>
+          <w:szCs w:val="21"/>
+        </w:rPr>
+        <w:t xml:space="preserve">設定目標價逢低分批建倉：</w:t>
+      </w:r>
+      <w:r>
+        <w:rPr>
+          <w:rFonts w:ascii="Microsoft JhengHei" w:cs="Microsoft JhengHei" w:eastAsia="Microsoft JhengHei" w:hAnsi="Microsoft JhengHei"/>
+          <w:sz w:val="21"/>
+          <w:szCs w:val="21"/>
+        </w:rPr>
+        <w:t xml:space="preserve"> 若公司財務策略本即規劃以特定價位分批累積 BTC 現貨儲備，可透過「低買」結構於等待建倉價位期間同時賺取權利金，等同於「限價單 + 額外收益」之複合工具。</w:t>
+      </w:r>
+    </w:p>
+    <w:p>
+      <w:pPr>
+        <w:spacing w:after="160" w:line="300"/>
+      </w:pPr>
+      <w:r>
+        <w:rPr>
+          <w:rFonts w:ascii="Microsoft JhengHei" w:cs="Microsoft JhengHei" w:eastAsia="Microsoft JhengHei" w:hAnsi="Microsoft JhengHei"/>
+          <w:sz w:val="21"/>
+          <w:szCs w:val="21"/>
+        </w:rPr>
+        <w:t xml:space="preserve">2. </w:t>
+      </w:r>
+      <w:r>
+        <w:rPr>
+          <w:rFonts w:ascii="Microsoft JhengHei" w:cs="Microsoft JhengHei" w:eastAsia="Microsoft JhengHei" w:hAnsi="Microsoft JhengHei"/>
+          <w:b/>
+          <w:bCs/>
+          <w:sz w:val="21"/>
+          <w:szCs w:val="21"/>
+        </w:rPr>
+        <w:t xml:space="preserve">震盪市掛深度價外（OTM 10%+）收益增強：</w:t>
+      </w:r>
+      <w:r>
+        <w:rPr>
+          <w:rFonts w:ascii="Microsoft JhengHei" w:cs="Microsoft JhengHei" w:eastAsia="Microsoft JhengHei" w:hAnsi="Microsoft JhengHei"/>
+          <w:sz w:val="21"/>
+          <w:szCs w:val="21"/>
+        </w:rPr>
+        <w:t xml:space="preserve"> 於預期標的價格窄幅震盪之市場環境，可將行使價設定於顯著價外（例如 -10% 以上），大幅降低轉換機率，以較低年化換取較高之本金安全邊際。</w:t>
+      </w:r>
+    </w:p>
+    <w:p>
+      <w:pPr>
+        <w:spacing w:after="160" w:line="300"/>
+      </w:pPr>
+      <w:r>
+        <w:rPr>
+          <w:rFonts w:ascii="Microsoft JhengHei" w:cs="Microsoft JhengHei" w:eastAsia="Microsoft JhengHei" w:hAnsi="Microsoft JhengHei"/>
+          <w:sz w:val="21"/>
+          <w:szCs w:val="21"/>
+        </w:rPr>
+        <w:t xml:space="preserve">3. </w:t>
+      </w:r>
+      <w:r>
+        <w:rPr>
+          <w:rFonts w:ascii="Microsoft JhengHei" w:cs="Microsoft JhengHei" w:eastAsia="Microsoft JhengHei" w:hAnsi="Microsoft JhengHei"/>
+          <w:b/>
+          <w:bCs/>
+          <w:sz w:val="21"/>
+          <w:szCs w:val="21"/>
+        </w:rPr>
+        <w:t xml:space="preserve">轉換後之滾動掛單（見 6.4 節）：</w:t>
+      </w:r>
+      <w:r>
+        <w:rPr>
+          <w:rFonts w:ascii="Microsoft JhengHei" w:cs="Microsoft JhengHei" w:eastAsia="Microsoft JhengHei" w:hAnsi="Microsoft JhengHei"/>
+          <w:sz w:val="21"/>
+          <w:szCs w:val="21"/>
+        </w:rPr>
+        <w:t xml:space="preserve"> 作為單一週期觸價後之後續管理選項，惟應同步將 6.4.2 節之三項限制納入內部 SOP 與風險揭露，避免第一線交易人員以「不會虧錢」之簡化說法向財務部或風控委員會報告部位狀態。</w:t>
+      </w:r>
+    </w:p>
+    <w:p>
+      <w:pPr>
+        <w:pStyle w:val="Heading2"/>
+        <w:spacing w:after="140" w:before="300"/>
+      </w:pPr>
+      <w:r>
+        <w:rPr>
+          <w:rFonts w:ascii="Microsoft JhengHei" w:cs="Microsoft JhengHei" w:eastAsia="Microsoft JhengHei" w:hAnsi="Microsoft JhengHei"/>
+          <w:b/>
+          <w:bCs/>
+          <w:color w:val="1F3864"/>
+          <w:sz w:val="25"/>
+          <w:szCs w:val="25"/>
+        </w:rPr>
+        <w:t xml:space="preserve">7. Binance 雙幣投資（Dual Investment）深度剖析</w:t>
+      </w:r>
+    </w:p>
+    <w:p>
+      <w:pPr>
+        <w:pStyle w:val="Heading3"/>
+        <w:spacing w:after="120" w:before="220"/>
+      </w:pPr>
+      <w:r>
+        <w:rPr>
+          <w:rFonts w:ascii="Microsoft JhengHei" w:cs="Microsoft JhengHei" w:eastAsia="Microsoft JhengHei" w:hAnsi="Microsoft JhengHei"/>
+          <w:b/>
+          <w:bCs/>
+          <w:color w:val="2E5395"/>
+          <w:sz w:val="22"/>
+          <w:szCs w:val="22"/>
+        </w:rPr>
+        <w:t xml:space="preserve">7.1 產品架構與 OKX 之異同</w:t>
+      </w:r>
+    </w:p>
+    <w:tbl>
+      <w:tblPr>
+        <w:tblW w:type="dxa" w:w="9350"/>
+        <w:tblBorders>
+          <w:top w:val="single" w:color="auto" w:sz="4"/>
+          <w:left w:val="single" w:color="auto" w:sz="4"/>
+          <w:bottom w:val="single" w:color="auto" w:sz="4"/>
+          <w:right w:val="single" w:color="auto" w:sz="4"/>
+          <w:insideH w:val="single" w:color="auto" w:sz="4"/>
+          <w:insideV w:val="single" w:color="auto" w:sz="4"/>
+        </w:tblBorders>
+      </w:tblPr>
+      <w:tblGrid>
+        <w:gridCol w:w="3116"/>
+        <w:gridCol w:w="3116"/>
+        <w:gridCol w:w="3118"/>
+      </w:tblGrid>
+      <w:tr>
+        <w:trPr>
+          <w:tblHeader/>
+        </w:trPr>
+        <w:tc>
+          <w:tcPr>
+            <w:tcW w:type="dxa" w:w="3116"/>
+            <w:tcBorders>
+              <w:top w:val="single" w:color="9DB3C8" w:sz="4"/>
+              <w:left w:val="single" w:color="9DB3C8" w:sz="4"/>
+              <w:bottom w:val="single" w:color="9DB3C8" w:sz="4"/>
+              <w:right w:val="single" w:color="9DB3C8" w:sz="4"/>
+            </w:tcBorders>
+            <w:shd w:fill="1F3864" w:val="clear"/>
+            <w:tcMar>
+              <w:top w:type="dxa" w:w="80"/>
+              <w:left w:type="dxa" w:w="100"/>
+              <w:bottom w:type="dxa" w:w="80"/>
+              <w:right w:type="dxa" w:w="100"/>
+            </w:tcMar>
+            <w:vAlign w:val="center"/>
+          </w:tcPr>
+          <w:p>
+            <w:r>
+              <w:rPr>
+                <w:rFonts w:ascii="Microsoft JhengHei" w:cs="Microsoft JhengHei" w:eastAsia="Microsoft JhengHei" w:hAnsi="Microsoft JhengHei"/>
+                <w:b/>
+                <w:bCs/>
+                <w:color w:val="FFFFFF"/>
+                <w:sz w:val="19"/>
+                <w:szCs w:val="19"/>
+              </w:rPr>
               <w:t xml:space="preserve">比較維度</w:t>
             </w:r>
           </w:p>
@@ -14405,7 +15630,7 @@
           <w:sz w:val="21"/>
           <w:szCs w:val="21"/>
         </w:rPr>
-        <w:t xml:space="preserve"> 第 6.5 節之全年期模擬（規則1「最高收益」與規則2「不被轉換」）係基於選擇權出售之通用金融工程邏輯建立，與計價幣別或平台無關，其「兩種規則之平均年化報酬於基準情境下均為負值」之核心發現，對 Binance 雙幣投資（含 Auto-Compound 自動再訂閱模式）同樣成立。</w:t>
+        <w:t xml:space="preserve"> 第 6.5 節之全年期模擬（規則1「最高收益」與規則2「不被轉換」）係基於選擇權出售之通用金融工程邏輯建立，與計價幣別或平台無關，其核心發現——「已平倉路徑 100% 正報酬，惟一年內僅約 5.5%–8.1% 之路徑能實際平倉，其餘多為長期未平倉之市價波動曝險」——對 Binance 雙幣投資（含 Auto-Compound 自動再訂閱模式）同樣成立，且 Auto-Compound 之「基礎方案」本質上即為 6.5.5 節所述「一解套即重新進場」之機械化滾動機制。</w:t>
       </w:r>
     </w:p>
     <w:p>

--- a/reports/TSGEX_Five_Instrument_Yield_Optimization_Report.docx
+++ b/reports/TSGEX_Five_Instrument_Yield_Optimization_Report.docx
@@ -13902,7 +13902,7 @@
           <w:sz w:val="21"/>
           <w:szCs w:val="21"/>
         </w:rPr>
-        <w:t xml:space="preserve">6.5.5 追加分析：拉長觀察期，是否能讓「卡住」的部位等到解套？</w:t>
+        <w:t xml:space="preserve">6.5.5 敏感度分析（續）：天期選擇是否會改變結論？</w:t>
       </w:r>
     </w:p>
     <w:p>
@@ -13915,7 +13915,80 @@
           <w:sz w:val="21"/>
           <w:szCs w:val="21"/>
         </w:rPr>
-        <w:t xml:space="preserve">為驗證「只要有耐心等，遲早會等到」之直覺是否成立，本節將規則1（ATM）之模擬觀察期，由 1 年依序拉長至 2／3／5 年（期間持續依同一規則機械式滾動掛單）：</w:t>
+        <w:t xml:space="preserve">第 6.5.1–6.5.4 節之模擬均以「7 天一期」為統一假設。惟實務上雙幣理財之天期並非固定：依即時檢索，OKX 揭露其天期選項落於 7 天以內（含近期新增之 2 天天期），Binance 之申購天期則約自 1 週延伸至 4–8 週不等；且</w:t>
+      </w:r>
+      <w:r>
+        <w:rPr>
+          <w:rFonts w:ascii="Microsoft JhengHei" w:cs="Microsoft JhengHei" w:eastAsia="Microsoft JhengHei" w:hAnsi="Microsoft JhengHei"/>
+          <w:b/>
+          <w:bCs/>
+          <w:sz w:val="21"/>
+          <w:szCs w:val="21"/>
+        </w:rPr>
+        <w:t xml:space="preserve">天期長短本身即會影響報價之年化利率</w:t>
+      </w:r>
+      <w:r>
+        <w:rPr>
+          <w:rFonts w:ascii="Microsoft JhengHei" w:cs="Microsoft JhengHei" w:eastAsia="Microsoft JhengHei" w:hAnsi="Microsoft JhengHei"/>
+          <w:sz w:val="21"/>
+          <w:szCs w:val="21"/>
+        </w:rPr>
+        <w:t xml:space="preserve">——同一行使價距離下，天期越短，換算之年化利率越高，此為選擇權定價之基本性質（Black-Scholes 下，ATM 選擇權權利金占名目本金之比例約與 √天期 成正比，故年化利率約與 1/√天期 成正比），並非平台行銷話術。本節據此修正模型，將天期由固定值改為可變數，並依此關係重新校準各天期下之權利金公式。</w:t>
+      </w:r>
+    </w:p>
+    <w:p>
+      <w:pPr>
+        <w:spacing w:after="160" w:line="300"/>
+      </w:pPr>
+      <w:r>
+        <w:rPr>
+          <w:rFonts w:ascii="Microsoft JhengHei" w:cs="Microsoft JhengHei" w:eastAsia="Microsoft JhengHei" w:hAnsi="Microsoft JhengHei"/>
+          <w:b/>
+          <w:bCs/>
+          <w:sz w:val="21"/>
+          <w:szCs w:val="21"/>
+        </w:rPr>
+        <w:t xml:space="preserve">校準方法：</w:t>
+      </w:r>
+      <w:r>
+        <w:rPr>
+          <w:rFonts w:ascii="Microsoft JhengHei" w:cs="Microsoft JhengHei" w:eastAsia="Microsoft JhengHei" w:hAnsi="Microsoft JhengHei"/>
+          <w:sz w:val="21"/>
+          <w:szCs w:val="21"/>
+        </w:rPr>
+        <w:t xml:space="preserve"> 沿用 6.5.1 節以使用者錨點求得之 7 天基準（ATM=125%，衰減係數=0.6109），依 1/√天期 關係外推至其他天期：</w:t>
+      </w:r>
+    </w:p>
+    <w:p>
+      <w:pPr>
+        <w:pBdr>
+          <w:left w:val="single" w:color="1F3864" w:sz="18"/>
+        </w:pBdr>
+        <w:shd w:fill="F2F2F2" w:val="clear"/>
+        <w:spacing w:after="200" w:before="120"/>
+        <w:ind w:left="360"/>
+      </w:pPr>
+      <w:r>
+        <w:rPr>
+          <w:rFonts w:ascii="Microsoft JhengHei" w:cs="Microsoft JhengHei" w:eastAsia="Microsoft JhengHei" w:hAnsi="Microsoft JhengHei"/>
+          <w:b/>
+          <w:bCs/>
+          <w:i/>
+          <w:iCs/>
+          <w:sz w:val="21"/>
+          <w:szCs w:val="21"/>
+        </w:rPr>
+        <w:t xml:space="preserve">ATM 年化(T) = 125% × √(7/T)　；　衰減係數(T) = 0.6109 × √(7/T)</w:t>
+      </w:r>
+      <w:r>
+        <w:rPr>
+          <w:rFonts w:ascii="Microsoft JhengHei" w:cs="Microsoft JhengHei" w:eastAsia="Microsoft JhengHei" w:hAnsi="Microsoft JhengHei"/>
+          <w:i/>
+          <w:iCs/>
+          <w:sz w:val="21"/>
+          <w:szCs w:val="21"/>
+        </w:rPr>
+        <w:t xml:space="preserve">　（T 為天期天數）</w:t>
       </w:r>
     </w:p>
     <w:tbl>
@@ -13967,7 +14040,7 @@
                 <w:sz w:val="19"/>
                 <w:szCs w:val="19"/>
               </w:rPr>
-              <w:t xml:space="preserve">觀察期長度</w:t>
+              <w:t xml:space="preserve">天期</w:t>
             </w:r>
           </w:p>
         </w:tc>
@@ -13999,7 +14072,7 @@
                 <w:sz w:val="19"/>
                 <w:szCs w:val="19"/>
               </w:rPr>
-              <w:t xml:space="preserve">觀察截止當下仍為「已平倉」狀態之路徑占比</w:t>
+              <w:t xml:space="preserve">校準後 ATM 年化</w:t>
             </w:r>
           </w:p>
         </w:tc>
@@ -14031,7 +14104,7 @@
                 <w:sz w:val="19"/>
                 <w:szCs w:val="19"/>
               </w:rPr>
-              <w:t xml:space="preserve">混合平均年化（換算為觀察期內之年化等值）</w:t>
+              <w:t xml:space="preserve">對照：Black-Scholes 理論公允值</w:t>
             </w:r>
           </w:p>
         </w:tc>
@@ -14064,7 +14137,7 @@
                 <w:sz w:val="18"/>
                 <w:szCs w:val="18"/>
               </w:rPr>
-              <w:t xml:space="preserve">1 年</w:t>
+              <w:t xml:space="preserve">1 天</w:t>
             </w:r>
           </w:p>
         </w:tc>
@@ -14095,7 +14168,7 @@
                 <w:sz w:val="18"/>
                 <w:szCs w:val="18"/>
               </w:rPr>
-              <w:t xml:space="preserve">5.7%</w:t>
+              <w:t xml:space="preserve">330.7%</w:t>
             </w:r>
           </w:p>
         </w:tc>
@@ -14126,7 +14199,7 @@
                 <w:sz w:val="18"/>
                 <w:szCs w:val="18"/>
               </w:rPr>
-              <w:t xml:space="preserve">-17.3%</w:t>
+              <w:t xml:space="preserve">~419%（本模型仍保守）</w:t>
             </w:r>
           </w:p>
         </w:tc>
@@ -14159,7 +14232,7 @@
                 <w:sz w:val="18"/>
                 <w:szCs w:val="18"/>
               </w:rPr>
-              <w:t xml:space="preserve">2 年</w:t>
+              <w:t xml:space="preserve">2 天</w:t>
             </w:r>
           </w:p>
         </w:tc>
@@ -14190,7 +14263,7 @@
                 <w:sz w:val="18"/>
                 <w:szCs w:val="18"/>
               </w:rPr>
-              <w:t xml:space="preserve">3.6%</w:t>
+              <w:t xml:space="preserve">233.9%</w:t>
             </w:r>
           </w:p>
         </w:tc>
@@ -14221,7 +14294,7 @@
                 <w:sz w:val="18"/>
                 <w:szCs w:val="18"/>
               </w:rPr>
-              <w:t xml:space="preserve">-12.7%</w:t>
+              <w:t xml:space="preserve">~296%</w:t>
             </w:r>
           </w:p>
         </w:tc>
@@ -14254,7 +14327,7 @@
                 <w:sz w:val="18"/>
                 <w:szCs w:val="18"/>
               </w:rPr>
-              <w:t xml:space="preserve">3 年</w:t>
+              <w:t xml:space="preserve">3 天</w:t>
             </w:r>
           </w:p>
         </w:tc>
@@ -14285,7 +14358,7 @@
                 <w:sz w:val="18"/>
                 <w:szCs w:val="18"/>
               </w:rPr>
-              <w:t xml:space="preserve">2.1%</w:t>
+              <w:t xml:space="preserve">190.9%</w:t>
             </w:r>
           </w:p>
         </w:tc>
@@ -14316,7 +14389,7 @@
                 <w:sz w:val="18"/>
                 <w:szCs w:val="18"/>
               </w:rPr>
-              <w:t xml:space="preserve">-10.5%</w:t>
+              <w:t xml:space="preserve">~242%</w:t>
             </w:r>
           </w:p>
         </w:tc>
@@ -14349,7 +14422,7 @@
                 <w:sz w:val="18"/>
                 <w:szCs w:val="18"/>
               </w:rPr>
-              <w:t xml:space="preserve">5 年</w:t>
+              <w:t xml:space="preserve">7 天（基準）</w:t>
             </w:r>
           </w:p>
         </w:tc>
@@ -14380,7 +14453,7 @@
                 <w:sz w:val="18"/>
                 <w:szCs w:val="18"/>
               </w:rPr>
-              <w:t xml:space="preserve">1.5%</w:t>
+              <w:t xml:space="preserve">125.0%</w:t>
             </w:r>
           </w:p>
         </w:tc>
@@ -14411,7 +14484,197 @@
                 <w:sz w:val="18"/>
                 <w:szCs w:val="18"/>
               </w:rPr>
-              <w:t xml:space="preserve">-8.2%</w:t>
+              <w:t xml:space="preserve">~158%</w:t>
+            </w:r>
+          </w:p>
+        </w:tc>
+      </w:tr>
+      <w:tr>
+        <w:tc>
+          <w:tcPr>
+            <w:tcW w:type="dxa" w:w="3116"/>
+            <w:tcBorders>
+              <w:top w:val="single" w:color="9DB3C8" w:sz="4"/>
+              <w:left w:val="single" w:color="9DB3C8" w:sz="4"/>
+              <w:bottom w:val="single" w:color="9DB3C8" w:sz="4"/>
+              <w:right w:val="single" w:color="9DB3C8" w:sz="4"/>
+            </w:tcBorders>
+            <w:tcMar>
+              <w:top w:type="dxa" w:w="80"/>
+              <w:left w:type="dxa" w:w="100"/>
+              <w:bottom w:type="dxa" w:w="80"/>
+              <w:right w:type="dxa" w:w="100"/>
+            </w:tcMar>
+            <w:vAlign w:val="center"/>
+          </w:tcPr>
+          <w:p>
+            <w:pPr>
+              <w:spacing w:line="264"/>
+            </w:pPr>
+            <w:r>
+              <w:rPr>
+                <w:rFonts w:ascii="Microsoft JhengHei" w:cs="Microsoft JhengHei" w:eastAsia="Microsoft JhengHei" w:hAnsi="Microsoft JhengHei"/>
+                <w:sz w:val="18"/>
+                <w:szCs w:val="18"/>
+              </w:rPr>
+              <w:t xml:space="preserve">14 天</w:t>
+            </w:r>
+          </w:p>
+        </w:tc>
+        <w:tc>
+          <w:tcPr>
+            <w:tcW w:type="dxa" w:w="3116"/>
+            <w:tcBorders>
+              <w:top w:val="single" w:color="9DB3C8" w:sz="4"/>
+              <w:left w:val="single" w:color="9DB3C8" w:sz="4"/>
+              <w:bottom w:val="single" w:color="9DB3C8" w:sz="4"/>
+              <w:right w:val="single" w:color="9DB3C8" w:sz="4"/>
+            </w:tcBorders>
+            <w:tcMar>
+              <w:top w:type="dxa" w:w="80"/>
+              <w:left w:type="dxa" w:w="100"/>
+              <w:bottom w:type="dxa" w:w="80"/>
+              <w:right w:type="dxa" w:w="100"/>
+            </w:tcMar>
+            <w:vAlign w:val="center"/>
+          </w:tcPr>
+          <w:p>
+            <w:pPr>
+              <w:spacing w:line="264"/>
+            </w:pPr>
+            <w:r>
+              <w:rPr>
+                <w:rFonts w:ascii="Microsoft JhengHei" w:cs="Microsoft JhengHei" w:eastAsia="Microsoft JhengHei" w:hAnsi="Microsoft JhengHei"/>
+                <w:sz w:val="18"/>
+                <w:szCs w:val="18"/>
+              </w:rPr>
+              <w:t xml:space="preserve">88.4%</w:t>
+            </w:r>
+          </w:p>
+        </w:tc>
+        <w:tc>
+          <w:tcPr>
+            <w:tcW w:type="dxa" w:w="3118"/>
+            <w:tcBorders>
+              <w:top w:val="single" w:color="9DB3C8" w:sz="4"/>
+              <w:left w:val="single" w:color="9DB3C8" w:sz="4"/>
+              <w:bottom w:val="single" w:color="9DB3C8" w:sz="4"/>
+              <w:right w:val="single" w:color="9DB3C8" w:sz="4"/>
+            </w:tcBorders>
+            <w:tcMar>
+              <w:top w:type="dxa" w:w="80"/>
+              <w:left w:type="dxa" w:w="100"/>
+              <w:bottom w:type="dxa" w:w="80"/>
+              <w:right w:type="dxa" w:w="100"/>
+            </w:tcMar>
+            <w:vAlign w:val="center"/>
+          </w:tcPr>
+          <w:p>
+            <w:pPr>
+              <w:spacing w:line="264"/>
+            </w:pPr>
+            <w:r>
+              <w:rPr>
+                <w:rFonts w:ascii="Microsoft JhengHei" w:cs="Microsoft JhengHei" w:eastAsia="Microsoft JhengHei" w:hAnsi="Microsoft JhengHei"/>
+                <w:sz w:val="18"/>
+                <w:szCs w:val="18"/>
+              </w:rPr>
+              <w:t xml:space="preserve">~112%</w:t>
+            </w:r>
+          </w:p>
+        </w:tc>
+      </w:tr>
+      <w:tr>
+        <w:tc>
+          <w:tcPr>
+            <w:tcW w:type="dxa" w:w="3116"/>
+            <w:tcBorders>
+              <w:top w:val="single" w:color="9DB3C8" w:sz="4"/>
+              <w:left w:val="single" w:color="9DB3C8" w:sz="4"/>
+              <w:bottom w:val="single" w:color="9DB3C8" w:sz="4"/>
+              <w:right w:val="single" w:color="9DB3C8" w:sz="4"/>
+            </w:tcBorders>
+            <w:tcMar>
+              <w:top w:type="dxa" w:w="80"/>
+              <w:left w:type="dxa" w:w="100"/>
+              <w:bottom w:type="dxa" w:w="80"/>
+              <w:right w:type="dxa" w:w="100"/>
+            </w:tcMar>
+            <w:vAlign w:val="center"/>
+          </w:tcPr>
+          <w:p>
+            <w:pPr>
+              <w:spacing w:line="264"/>
+            </w:pPr>
+            <w:r>
+              <w:rPr>
+                <w:rFonts w:ascii="Microsoft JhengHei" w:cs="Microsoft JhengHei" w:eastAsia="Microsoft JhengHei" w:hAnsi="Microsoft JhengHei"/>
+                <w:sz w:val="18"/>
+                <w:szCs w:val="18"/>
+              </w:rPr>
+              <w:t xml:space="preserve">30 天</w:t>
+            </w:r>
+          </w:p>
+        </w:tc>
+        <w:tc>
+          <w:tcPr>
+            <w:tcW w:type="dxa" w:w="3116"/>
+            <w:tcBorders>
+              <w:top w:val="single" w:color="9DB3C8" w:sz="4"/>
+              <w:left w:val="single" w:color="9DB3C8" w:sz="4"/>
+              <w:bottom w:val="single" w:color="9DB3C8" w:sz="4"/>
+              <w:right w:val="single" w:color="9DB3C8" w:sz="4"/>
+            </w:tcBorders>
+            <w:tcMar>
+              <w:top w:type="dxa" w:w="80"/>
+              <w:left w:type="dxa" w:w="100"/>
+              <w:bottom w:type="dxa" w:w="80"/>
+              <w:right w:type="dxa" w:w="100"/>
+            </w:tcMar>
+            <w:vAlign w:val="center"/>
+          </w:tcPr>
+          <w:p>
+            <w:pPr>
+              <w:spacing w:line="264"/>
+            </w:pPr>
+            <w:r>
+              <w:rPr>
+                <w:rFonts w:ascii="Microsoft JhengHei" w:cs="Microsoft JhengHei" w:eastAsia="Microsoft JhengHei" w:hAnsi="Microsoft JhengHei"/>
+                <w:sz w:val="18"/>
+                <w:szCs w:val="18"/>
+              </w:rPr>
+              <w:t xml:space="preserve">60.4%</w:t>
+            </w:r>
+          </w:p>
+        </w:tc>
+        <w:tc>
+          <w:tcPr>
+            <w:tcW w:type="dxa" w:w="3118"/>
+            <w:tcBorders>
+              <w:top w:val="single" w:color="9DB3C8" w:sz="4"/>
+              <w:left w:val="single" w:color="9DB3C8" w:sz="4"/>
+              <w:bottom w:val="single" w:color="9DB3C8" w:sz="4"/>
+              <w:right w:val="single" w:color="9DB3C8" w:sz="4"/>
+            </w:tcBorders>
+            <w:tcMar>
+              <w:top w:type="dxa" w:w="80"/>
+              <w:left w:type="dxa" w:w="100"/>
+              <w:bottom w:type="dxa" w:w="80"/>
+              <w:right w:type="dxa" w:w="100"/>
+            </w:tcMar>
+            <w:vAlign w:val="center"/>
+          </w:tcPr>
+          <w:p>
+            <w:pPr>
+              <w:spacing w:line="264"/>
+            </w:pPr>
+            <w:r>
+              <w:rPr>
+                <w:rFonts w:ascii="Microsoft JhengHei" w:cs="Microsoft JhengHei" w:eastAsia="Microsoft JhengHei" w:hAnsi="Microsoft JhengHei"/>
+                <w:sz w:val="18"/>
+                <w:szCs w:val="18"/>
+              </w:rPr>
+              <w:t xml:space="preserve">~77%</w:t>
             </w:r>
           </w:p>
         </w:tc>
@@ -14429,21 +14692,34 @@
       <w:r>
         <w:rPr>
           <w:rFonts w:ascii="Microsoft JhengHei" w:cs="Microsoft JhengHei" w:eastAsia="Microsoft JhengHei" w:hAnsi="Microsoft JhengHei"/>
+          <w:sz w:val="21"/>
+          <w:szCs w:val="21"/>
+        </w:rPr>
+        <w:t xml:space="preserve">可見校準後之曲線在</w:t>
+      </w:r>
+      <w:r>
+        <w:rPr>
+          <w:rFonts w:ascii="Microsoft JhengHei" w:cs="Microsoft JhengHei" w:eastAsia="Microsoft JhengHei" w:hAnsi="Microsoft JhengHei"/>
           <w:b/>
           <w:bCs/>
           <w:sz w:val="21"/>
           <w:szCs w:val="21"/>
         </w:rPr>
-        <w:t xml:space="preserve">結果與直覺相反：拉長觀察期，並未提高「觀察當下剛好是已平倉狀態」之路徑占比，反而持續下降。</w:t>
-      </w:r>
-      <w:r>
-        <w:rPr>
-          <w:rFonts w:ascii="Microsoft JhengHei" w:cs="Microsoft JhengHei" w:eastAsia="Microsoft JhengHei" w:hAnsi="Microsoft JhengHei"/>
-          <w:sz w:val="21"/>
-          <w:szCs w:val="21"/>
-        </w:rPr>
-        <w:t xml:space="preserve"> 原因在於：規則1與規則2均要求「一旦解套（轉回 USDT），立即以新的 ATM／近價外行使價重新掛單」，而新掛單本身又有相當機率（尤其規則1之 ATM 幾乎是五成機率）在下一週期內再度轉換為 BTC、重新進入卡住狀態。換言之，</w:t>
-      </w:r>
+        <w:t xml:space="preserve">每一個天期</w:t>
+      </w:r>
+      <w:r>
+        <w:rPr>
+          <w:rFonts w:ascii="Microsoft JhengHei" w:cs="Microsoft JhengHei" w:eastAsia="Microsoft JhengHei" w:hAnsi="Microsoft JhengHei"/>
+          <w:sz w:val="21"/>
+          <w:szCs w:val="21"/>
+        </w:rPr>
+        <w:t xml:space="preserve">下均低於理論公允值，並非僅在 7 天這個單點上保守，此校準方法具備跨天期之一致性。</w:t>
+      </w:r>
+    </w:p>
+    <w:p>
+      <w:pPr>
+        <w:spacing w:after="160" w:line="300"/>
+      </w:pPr>
       <w:r>
         <w:rPr>
           <w:rFonts w:ascii="Microsoft JhengHei" w:cs="Microsoft JhengHei" w:eastAsia="Microsoft JhengHei" w:hAnsi="Microsoft JhengHei"/>
@@ -14452,15 +14728,1051 @@
           <w:sz w:val="21"/>
           <w:szCs w:val="21"/>
         </w:rPr>
-        <w:t xml:space="preserve">在「持續機械化滾動、永不停止」之前提下，「持有 BTC、等待解套」才是這套規則長期下之常態分布，而非短暫過渡的例外狀態</w:t>
-      </w:r>
-      <w:r>
-        <w:rPr>
-          <w:rFonts w:ascii="Microsoft JhengHei" w:cs="Microsoft JhengHei" w:eastAsia="Microsoft JhengHei" w:hAnsi="Microsoft JhengHei"/>
-          <w:sz w:val="21"/>
-          <w:szCs w:val="21"/>
-        </w:rPr>
-        <w:t xml:space="preserve">——這與「只要等得夠久就會回本」之直覺恰好相反：問題不在於等待時間不夠長，而在於策略之規則本身（一解套就立刻重新進場）使其結構性地、絕大多數時間都處於「卡住」狀態。財務部若考慮採行此類策略，應理解其本質更接近「長期持有一個不斷展延之 BTC 部位、並收取數量遞減之權利金補貼」，而非「短天期、高流動性之利息型商品」。</w:t>
+        <w:t xml:space="preserve">規則1（最高收益／ATM）於全年 52 期換算基準下，依天期之全年結果（本金 $1,000,000，$77,000 現貨，55% 波動，零漂移）：</w:t>
+      </w:r>
+    </w:p>
+    <w:tbl>
+      <w:tblPr>
+        <w:tblW w:type="dxa" w:w="9350"/>
+        <w:tblBorders>
+          <w:top w:val="single" w:color="auto" w:sz="4"/>
+          <w:left w:val="single" w:color="auto" w:sz="4"/>
+          <w:bottom w:val="single" w:color="auto" w:sz="4"/>
+          <w:right w:val="single" w:color="auto" w:sz="4"/>
+          <w:insideH w:val="single" w:color="auto" w:sz="4"/>
+          <w:insideV w:val="single" w:color="auto" w:sz="4"/>
+        </w:tblBorders>
+      </w:tblPr>
+      <w:tblGrid>
+        <w:gridCol w:w="1870"/>
+        <w:gridCol w:w="1870"/>
+        <w:gridCol w:w="1870"/>
+        <w:gridCol w:w="1870"/>
+        <w:gridCol w:w="1870"/>
+      </w:tblGrid>
+      <w:tr>
+        <w:trPr>
+          <w:tblHeader/>
+        </w:trPr>
+        <w:tc>
+          <w:tcPr>
+            <w:tcW w:type="dxa" w:w="1870"/>
+            <w:tcBorders>
+              <w:top w:val="single" w:color="9DB3C8" w:sz="4"/>
+              <w:left w:val="single" w:color="9DB3C8" w:sz="4"/>
+              <w:bottom w:val="single" w:color="9DB3C8" w:sz="4"/>
+              <w:right w:val="single" w:color="9DB3C8" w:sz="4"/>
+            </w:tcBorders>
+            <w:shd w:fill="1F3864" w:val="clear"/>
+            <w:tcMar>
+              <w:top w:type="dxa" w:w="80"/>
+              <w:left w:type="dxa" w:w="100"/>
+              <w:bottom w:type="dxa" w:w="80"/>
+              <w:right w:type="dxa" w:w="100"/>
+            </w:tcMar>
+            <w:vAlign w:val="center"/>
+          </w:tcPr>
+          <w:p>
+            <w:r>
+              <w:rPr>
+                <w:rFonts w:ascii="Microsoft JhengHei" w:cs="Microsoft JhengHei" w:eastAsia="Microsoft JhengHei" w:hAnsi="Microsoft JhengHei"/>
+                <w:b/>
+                <w:bCs/>
+                <w:color w:val="FFFFFF"/>
+                <w:sz w:val="19"/>
+                <w:szCs w:val="19"/>
+              </w:rPr>
+              <w:t xml:space="preserve">天期</w:t>
+            </w:r>
+          </w:p>
+        </w:tc>
+        <w:tc>
+          <w:tcPr>
+            <w:tcW w:type="dxa" w:w="1870"/>
+            <w:tcBorders>
+              <w:top w:val="single" w:color="9DB3C8" w:sz="4"/>
+              <w:left w:val="single" w:color="9DB3C8" w:sz="4"/>
+              <w:bottom w:val="single" w:color="9DB3C8" w:sz="4"/>
+              <w:right w:val="single" w:color="9DB3C8" w:sz="4"/>
+            </w:tcBorders>
+            <w:shd w:fill="1F3864" w:val="clear"/>
+            <w:tcMar>
+              <w:top w:type="dxa" w:w="80"/>
+              <w:left w:type="dxa" w:w="100"/>
+              <w:bottom w:type="dxa" w:w="80"/>
+              <w:right w:type="dxa" w:w="100"/>
+            </w:tcMar>
+            <w:vAlign w:val="center"/>
+          </w:tcPr>
+          <w:p>
+            <w:r>
+              <w:rPr>
+                <w:rFonts w:ascii="Microsoft JhengHei" w:cs="Microsoft JhengHei" w:eastAsia="Microsoft JhengHei" w:hAnsi="Microsoft JhengHei"/>
+                <w:b/>
+                <w:bCs/>
+                <w:color w:val="FFFFFF"/>
+                <w:sz w:val="19"/>
+                <w:szCs w:val="19"/>
+              </w:rPr>
+              <w:t xml:space="preserve">每年週期數</w:t>
+            </w:r>
+          </w:p>
+        </w:tc>
+        <w:tc>
+          <w:tcPr>
+            <w:tcW w:type="dxa" w:w="1870"/>
+            <w:tcBorders>
+              <w:top w:val="single" w:color="9DB3C8" w:sz="4"/>
+              <w:left w:val="single" w:color="9DB3C8" w:sz="4"/>
+              <w:bottom w:val="single" w:color="9DB3C8" w:sz="4"/>
+              <w:right w:val="single" w:color="9DB3C8" w:sz="4"/>
+            </w:tcBorders>
+            <w:shd w:fill="1F3864" w:val="clear"/>
+            <w:tcMar>
+              <w:top w:type="dxa" w:w="80"/>
+              <w:left w:type="dxa" w:w="100"/>
+              <w:bottom w:type="dxa" w:w="80"/>
+              <w:right w:type="dxa" w:w="100"/>
+            </w:tcMar>
+            <w:vAlign w:val="center"/>
+          </w:tcPr>
+          <w:p>
+            <w:r>
+              <w:rPr>
+                <w:rFonts w:ascii="Microsoft JhengHei" w:cs="Microsoft JhengHei" w:eastAsia="Microsoft JhengHei" w:hAnsi="Microsoft JhengHei"/>
+                <w:b/>
+                <w:bCs/>
+                <w:color w:val="FFFFFF"/>
+                <w:sz w:val="19"/>
+                <w:szCs w:val="19"/>
+              </w:rPr>
+              <w:t xml:space="preserve">混合平均年化</w:t>
+            </w:r>
+          </w:p>
+        </w:tc>
+        <w:tc>
+          <w:tcPr>
+            <w:tcW w:type="dxa" w:w="1870"/>
+            <w:tcBorders>
+              <w:top w:val="single" w:color="9DB3C8" w:sz="4"/>
+              <w:left w:val="single" w:color="9DB3C8" w:sz="4"/>
+              <w:bottom w:val="single" w:color="9DB3C8" w:sz="4"/>
+              <w:right w:val="single" w:color="9DB3C8" w:sz="4"/>
+            </w:tcBorders>
+            <w:shd w:fill="1F3864" w:val="clear"/>
+            <w:tcMar>
+              <w:top w:type="dxa" w:w="80"/>
+              <w:left w:type="dxa" w:w="100"/>
+              <w:bottom w:type="dxa" w:w="80"/>
+              <w:right w:type="dxa" w:w="100"/>
+            </w:tcMar>
+            <w:vAlign w:val="center"/>
+          </w:tcPr>
+          <w:p>
+            <w:r>
+              <w:rPr>
+                <w:rFonts w:ascii="Microsoft JhengHei" w:cs="Microsoft JhengHei" w:eastAsia="Microsoft JhengHei" w:hAnsi="Microsoft JhengHei"/>
+                <w:b/>
+                <w:bCs/>
+                <w:color w:val="FFFFFF"/>
+                <w:sz w:val="19"/>
+                <w:szCs w:val="19"/>
+              </w:rPr>
+              <w:t xml:space="preserve">混合虧損機率</w:t>
+            </w:r>
+          </w:p>
+        </w:tc>
+        <w:tc>
+          <w:tcPr>
+            <w:tcW w:type="dxa" w:w="1870"/>
+            <w:tcBorders>
+              <w:top w:val="single" w:color="9DB3C8" w:sz="4"/>
+              <w:left w:val="single" w:color="9DB3C8" w:sz="4"/>
+              <w:bottom w:val="single" w:color="9DB3C8" w:sz="4"/>
+              <w:right w:val="single" w:color="9DB3C8" w:sz="4"/>
+            </w:tcBorders>
+            <w:shd w:fill="1F3864" w:val="clear"/>
+            <w:tcMar>
+              <w:top w:type="dxa" w:w="80"/>
+              <w:left w:type="dxa" w:w="100"/>
+              <w:bottom w:type="dxa" w:w="80"/>
+              <w:right w:type="dxa" w:w="100"/>
+            </w:tcMar>
+            <w:vAlign w:val="center"/>
+          </w:tcPr>
+          <w:p>
+            <w:r>
+              <w:rPr>
+                <w:rFonts w:ascii="Microsoft JhengHei" w:cs="Microsoft JhengHei" w:eastAsia="Microsoft JhengHei" w:hAnsi="Microsoft JhengHei"/>
+                <w:b/>
+                <w:bCs/>
+                <w:color w:val="FFFFFF"/>
+                <w:sz w:val="19"/>
+                <w:szCs w:val="19"/>
+              </w:rPr>
+              <w:t xml:space="preserve">已平倉占比／平均年化</w:t>
+            </w:r>
+          </w:p>
+        </w:tc>
+      </w:tr>
+      <w:tr>
+        <w:tc>
+          <w:tcPr>
+            <w:tcW w:type="dxa" w:w="1870"/>
+            <w:tcBorders>
+              <w:top w:val="single" w:color="9DB3C8" w:sz="4"/>
+              <w:left w:val="single" w:color="9DB3C8" w:sz="4"/>
+              <w:bottom w:val="single" w:color="9DB3C8" w:sz="4"/>
+              <w:right w:val="single" w:color="9DB3C8" w:sz="4"/>
+            </w:tcBorders>
+            <w:tcMar>
+              <w:top w:type="dxa" w:w="80"/>
+              <w:left w:type="dxa" w:w="100"/>
+              <w:bottom w:type="dxa" w:w="80"/>
+              <w:right w:type="dxa" w:w="100"/>
+            </w:tcMar>
+            <w:vAlign w:val="center"/>
+          </w:tcPr>
+          <w:p>
+            <w:pPr>
+              <w:spacing w:line="264"/>
+            </w:pPr>
+            <w:r>
+              <w:rPr>
+                <w:rFonts w:ascii="Microsoft JhengHei" w:cs="Microsoft JhengHei" w:eastAsia="Microsoft JhengHei" w:hAnsi="Microsoft JhengHei"/>
+                <w:sz w:val="18"/>
+                <w:szCs w:val="18"/>
+              </w:rPr>
+              <w:t xml:space="preserve">1 天</w:t>
+            </w:r>
+          </w:p>
+        </w:tc>
+        <w:tc>
+          <w:tcPr>
+            <w:tcW w:type="dxa" w:w="1870"/>
+            <w:tcBorders>
+              <w:top w:val="single" w:color="9DB3C8" w:sz="4"/>
+              <w:left w:val="single" w:color="9DB3C8" w:sz="4"/>
+              <w:bottom w:val="single" w:color="9DB3C8" w:sz="4"/>
+              <w:right w:val="single" w:color="9DB3C8" w:sz="4"/>
+            </w:tcBorders>
+            <w:tcMar>
+              <w:top w:type="dxa" w:w="80"/>
+              <w:left w:type="dxa" w:w="100"/>
+              <w:bottom w:type="dxa" w:w="80"/>
+              <w:right w:type="dxa" w:w="100"/>
+            </w:tcMar>
+            <w:vAlign w:val="center"/>
+          </w:tcPr>
+          <w:p>
+            <w:pPr>
+              <w:spacing w:line="264"/>
+            </w:pPr>
+            <w:r>
+              <w:rPr>
+                <w:rFonts w:ascii="Microsoft JhengHei" w:cs="Microsoft JhengHei" w:eastAsia="Microsoft JhengHei" w:hAnsi="Microsoft JhengHei"/>
+                <w:sz w:val="18"/>
+                <w:szCs w:val="18"/>
+              </w:rPr>
+              <w:t xml:space="preserve">365</w:t>
+            </w:r>
+          </w:p>
+        </w:tc>
+        <w:tc>
+          <w:tcPr>
+            <w:tcW w:type="dxa" w:w="1870"/>
+            <w:tcBorders>
+              <w:top w:val="single" w:color="9DB3C8" w:sz="4"/>
+              <w:left w:val="single" w:color="9DB3C8" w:sz="4"/>
+              <w:bottom w:val="single" w:color="9DB3C8" w:sz="4"/>
+              <w:right w:val="single" w:color="9DB3C8" w:sz="4"/>
+            </w:tcBorders>
+            <w:tcMar>
+              <w:top w:type="dxa" w:w="80"/>
+              <w:left w:type="dxa" w:w="100"/>
+              <w:bottom w:type="dxa" w:w="80"/>
+              <w:right w:type="dxa" w:w="100"/>
+            </w:tcMar>
+            <w:vAlign w:val="center"/>
+          </w:tcPr>
+          <w:p>
+            <w:pPr>
+              <w:spacing w:line="264"/>
+            </w:pPr>
+            <w:r>
+              <w:rPr>
+                <w:rFonts w:ascii="Microsoft JhengHei" w:cs="Microsoft JhengHei" w:eastAsia="Microsoft JhengHei" w:hAnsi="Microsoft JhengHei"/>
+                <w:sz w:val="18"/>
+                <w:szCs w:val="18"/>
+              </w:rPr>
+              <w:t xml:space="preserve">-19.0%</w:t>
+            </w:r>
+          </w:p>
+        </w:tc>
+        <w:tc>
+          <w:tcPr>
+            <w:tcW w:type="dxa" w:w="1870"/>
+            <w:tcBorders>
+              <w:top w:val="single" w:color="9DB3C8" w:sz="4"/>
+              <w:left w:val="single" w:color="9DB3C8" w:sz="4"/>
+              <w:bottom w:val="single" w:color="9DB3C8" w:sz="4"/>
+              <w:right w:val="single" w:color="9DB3C8" w:sz="4"/>
+            </w:tcBorders>
+            <w:tcMar>
+              <w:top w:type="dxa" w:w="80"/>
+              <w:left w:type="dxa" w:w="100"/>
+              <w:bottom w:type="dxa" w:w="80"/>
+              <w:right w:type="dxa" w:w="100"/>
+            </w:tcMar>
+            <w:vAlign w:val="center"/>
+          </w:tcPr>
+          <w:p>
+            <w:pPr>
+              <w:spacing w:line="264"/>
+            </w:pPr>
+            <w:r>
+              <w:rPr>
+                <w:rFonts w:ascii="Microsoft JhengHei" w:cs="Microsoft JhengHei" w:eastAsia="Microsoft JhengHei" w:hAnsi="Microsoft JhengHei"/>
+                <w:sz w:val="18"/>
+                <w:szCs w:val="18"/>
+              </w:rPr>
+              <w:t xml:space="preserve">72.4%</w:t>
+            </w:r>
+          </w:p>
+        </w:tc>
+        <w:tc>
+          <w:tcPr>
+            <w:tcW w:type="dxa" w:w="1870"/>
+            <w:tcBorders>
+              <w:top w:val="single" w:color="9DB3C8" w:sz="4"/>
+              <w:left w:val="single" w:color="9DB3C8" w:sz="4"/>
+              <w:bottom w:val="single" w:color="9DB3C8" w:sz="4"/>
+              <w:right w:val="single" w:color="9DB3C8" w:sz="4"/>
+            </w:tcBorders>
+            <w:tcMar>
+              <w:top w:type="dxa" w:w="80"/>
+              <w:left w:type="dxa" w:w="100"/>
+              <w:bottom w:type="dxa" w:w="80"/>
+              <w:right w:type="dxa" w:w="100"/>
+            </w:tcMar>
+            <w:vAlign w:val="center"/>
+          </w:tcPr>
+          <w:p>
+            <w:pPr>
+              <w:spacing w:line="264"/>
+            </w:pPr>
+            <w:r>
+              <w:rPr>
+                <w:rFonts w:ascii="Microsoft JhengHei" w:cs="Microsoft JhengHei" w:eastAsia="Microsoft JhengHei" w:hAnsi="Microsoft JhengHei"/>
+                <w:sz w:val="18"/>
+                <w:szCs w:val="18"/>
+              </w:rPr>
+              <w:t xml:space="preserve">2.0% ／ +42.3%</w:t>
+            </w:r>
+          </w:p>
+        </w:tc>
+      </w:tr>
+      <w:tr>
+        <w:tc>
+          <w:tcPr>
+            <w:tcW w:type="dxa" w:w="1870"/>
+            <w:tcBorders>
+              <w:top w:val="single" w:color="9DB3C8" w:sz="4"/>
+              <w:left w:val="single" w:color="9DB3C8" w:sz="4"/>
+              <w:bottom w:val="single" w:color="9DB3C8" w:sz="4"/>
+              <w:right w:val="single" w:color="9DB3C8" w:sz="4"/>
+            </w:tcBorders>
+            <w:tcMar>
+              <w:top w:type="dxa" w:w="80"/>
+              <w:left w:type="dxa" w:w="100"/>
+              <w:bottom w:type="dxa" w:w="80"/>
+              <w:right w:type="dxa" w:w="100"/>
+            </w:tcMar>
+            <w:vAlign w:val="center"/>
+          </w:tcPr>
+          <w:p>
+            <w:pPr>
+              <w:spacing w:line="264"/>
+            </w:pPr>
+            <w:r>
+              <w:rPr>
+                <w:rFonts w:ascii="Microsoft JhengHei" w:cs="Microsoft JhengHei" w:eastAsia="Microsoft JhengHei" w:hAnsi="Microsoft JhengHei"/>
+                <w:sz w:val="18"/>
+                <w:szCs w:val="18"/>
+              </w:rPr>
+              <w:t xml:space="preserve">3 天</w:t>
+            </w:r>
+          </w:p>
+        </w:tc>
+        <w:tc>
+          <w:tcPr>
+            <w:tcW w:type="dxa" w:w="1870"/>
+            <w:tcBorders>
+              <w:top w:val="single" w:color="9DB3C8" w:sz="4"/>
+              <w:left w:val="single" w:color="9DB3C8" w:sz="4"/>
+              <w:bottom w:val="single" w:color="9DB3C8" w:sz="4"/>
+              <w:right w:val="single" w:color="9DB3C8" w:sz="4"/>
+            </w:tcBorders>
+            <w:tcMar>
+              <w:top w:type="dxa" w:w="80"/>
+              <w:left w:type="dxa" w:w="100"/>
+              <w:bottom w:type="dxa" w:w="80"/>
+              <w:right w:type="dxa" w:w="100"/>
+            </w:tcMar>
+            <w:vAlign w:val="center"/>
+          </w:tcPr>
+          <w:p>
+            <w:pPr>
+              <w:spacing w:line="264"/>
+            </w:pPr>
+            <w:r>
+              <w:rPr>
+                <w:rFonts w:ascii="Microsoft JhengHei" w:cs="Microsoft JhengHei" w:eastAsia="Microsoft JhengHei" w:hAnsi="Microsoft JhengHei"/>
+                <w:sz w:val="18"/>
+                <w:szCs w:val="18"/>
+              </w:rPr>
+              <w:t xml:space="preserve">122</w:t>
+            </w:r>
+          </w:p>
+        </w:tc>
+        <w:tc>
+          <w:tcPr>
+            <w:tcW w:type="dxa" w:w="1870"/>
+            <w:tcBorders>
+              <w:top w:val="single" w:color="9DB3C8" w:sz="4"/>
+              <w:left w:val="single" w:color="9DB3C8" w:sz="4"/>
+              <w:bottom w:val="single" w:color="9DB3C8" w:sz="4"/>
+              <w:right w:val="single" w:color="9DB3C8" w:sz="4"/>
+            </w:tcBorders>
+            <w:tcMar>
+              <w:top w:type="dxa" w:w="80"/>
+              <w:left w:type="dxa" w:w="100"/>
+              <w:bottom w:type="dxa" w:w="80"/>
+              <w:right w:type="dxa" w:w="100"/>
+            </w:tcMar>
+            <w:vAlign w:val="center"/>
+          </w:tcPr>
+          <w:p>
+            <w:pPr>
+              <w:spacing w:line="264"/>
+            </w:pPr>
+            <w:r>
+              <w:rPr>
+                <w:rFonts w:ascii="Microsoft JhengHei" w:cs="Microsoft JhengHei" w:eastAsia="Microsoft JhengHei" w:hAnsi="Microsoft JhengHei"/>
+                <w:sz w:val="18"/>
+                <w:szCs w:val="18"/>
+              </w:rPr>
+              <w:t xml:space="preserve">-18.2%</w:t>
+            </w:r>
+          </w:p>
+        </w:tc>
+        <w:tc>
+          <w:tcPr>
+            <w:tcW w:type="dxa" w:w="1870"/>
+            <w:tcBorders>
+              <w:top w:val="single" w:color="9DB3C8" w:sz="4"/>
+              <w:left w:val="single" w:color="9DB3C8" w:sz="4"/>
+              <w:bottom w:val="single" w:color="9DB3C8" w:sz="4"/>
+              <w:right w:val="single" w:color="9DB3C8" w:sz="4"/>
+            </w:tcBorders>
+            <w:tcMar>
+              <w:top w:type="dxa" w:w="80"/>
+              <w:left w:type="dxa" w:w="100"/>
+              <w:bottom w:type="dxa" w:w="80"/>
+              <w:right w:type="dxa" w:w="100"/>
+            </w:tcMar>
+            <w:vAlign w:val="center"/>
+          </w:tcPr>
+          <w:p>
+            <w:pPr>
+              <w:spacing w:line="264"/>
+            </w:pPr>
+            <w:r>
+              <w:rPr>
+                <w:rFonts w:ascii="Microsoft JhengHei" w:cs="Microsoft JhengHei" w:eastAsia="Microsoft JhengHei" w:hAnsi="Microsoft JhengHei"/>
+                <w:sz w:val="18"/>
+                <w:szCs w:val="18"/>
+              </w:rPr>
+              <w:t xml:space="preserve">71.6%</w:t>
+            </w:r>
+          </w:p>
+        </w:tc>
+        <w:tc>
+          <w:tcPr>
+            <w:tcW w:type="dxa" w:w="1870"/>
+            <w:tcBorders>
+              <w:top w:val="single" w:color="9DB3C8" w:sz="4"/>
+              <w:left w:val="single" w:color="9DB3C8" w:sz="4"/>
+              <w:bottom w:val="single" w:color="9DB3C8" w:sz="4"/>
+              <w:right w:val="single" w:color="9DB3C8" w:sz="4"/>
+            </w:tcBorders>
+            <w:tcMar>
+              <w:top w:type="dxa" w:w="80"/>
+              <w:left w:type="dxa" w:w="100"/>
+              <w:bottom w:type="dxa" w:w="80"/>
+              <w:right w:type="dxa" w:w="100"/>
+            </w:tcMar>
+            <w:vAlign w:val="center"/>
+          </w:tcPr>
+          <w:p>
+            <w:pPr>
+              <w:spacing w:line="264"/>
+            </w:pPr>
+            <w:r>
+              <w:rPr>
+                <w:rFonts w:ascii="Microsoft JhengHei" w:cs="Microsoft JhengHei" w:eastAsia="Microsoft JhengHei" w:hAnsi="Microsoft JhengHei"/>
+                <w:sz w:val="18"/>
+                <w:szCs w:val="18"/>
+              </w:rPr>
+              <w:t xml:space="preserve">3.7% ／ +41.6%</w:t>
+            </w:r>
+          </w:p>
+        </w:tc>
+      </w:tr>
+      <w:tr>
+        <w:tc>
+          <w:tcPr>
+            <w:tcW w:type="dxa" w:w="1870"/>
+            <w:tcBorders>
+              <w:top w:val="single" w:color="9DB3C8" w:sz="4"/>
+              <w:left w:val="single" w:color="9DB3C8" w:sz="4"/>
+              <w:bottom w:val="single" w:color="9DB3C8" w:sz="4"/>
+              <w:right w:val="single" w:color="9DB3C8" w:sz="4"/>
+            </w:tcBorders>
+            <w:tcMar>
+              <w:top w:type="dxa" w:w="80"/>
+              <w:left w:type="dxa" w:w="100"/>
+              <w:bottom w:type="dxa" w:w="80"/>
+              <w:right w:type="dxa" w:w="100"/>
+            </w:tcMar>
+            <w:vAlign w:val="center"/>
+          </w:tcPr>
+          <w:p>
+            <w:pPr>
+              <w:spacing w:line="264"/>
+            </w:pPr>
+            <w:r>
+              <w:rPr>
+                <w:rFonts w:ascii="Microsoft JhengHei" w:cs="Microsoft JhengHei" w:eastAsia="Microsoft JhengHei" w:hAnsi="Microsoft JhengHei"/>
+                <w:sz w:val="18"/>
+                <w:szCs w:val="18"/>
+              </w:rPr>
+              <w:t xml:space="preserve">7 天（原基準）</w:t>
+            </w:r>
+          </w:p>
+        </w:tc>
+        <w:tc>
+          <w:tcPr>
+            <w:tcW w:type="dxa" w:w="1870"/>
+            <w:tcBorders>
+              <w:top w:val="single" w:color="9DB3C8" w:sz="4"/>
+              <w:left w:val="single" w:color="9DB3C8" w:sz="4"/>
+              <w:bottom w:val="single" w:color="9DB3C8" w:sz="4"/>
+              <w:right w:val="single" w:color="9DB3C8" w:sz="4"/>
+            </w:tcBorders>
+            <w:tcMar>
+              <w:top w:type="dxa" w:w="80"/>
+              <w:left w:type="dxa" w:w="100"/>
+              <w:bottom w:type="dxa" w:w="80"/>
+              <w:right w:type="dxa" w:w="100"/>
+            </w:tcMar>
+            <w:vAlign w:val="center"/>
+          </w:tcPr>
+          <w:p>
+            <w:pPr>
+              <w:spacing w:line="264"/>
+            </w:pPr>
+            <w:r>
+              <w:rPr>
+                <w:rFonts w:ascii="Microsoft JhengHei" w:cs="Microsoft JhengHei" w:eastAsia="Microsoft JhengHei" w:hAnsi="Microsoft JhengHei"/>
+                <w:sz w:val="18"/>
+                <w:szCs w:val="18"/>
+              </w:rPr>
+              <w:t xml:space="preserve">52</w:t>
+            </w:r>
+          </w:p>
+        </w:tc>
+        <w:tc>
+          <w:tcPr>
+            <w:tcW w:type="dxa" w:w="1870"/>
+            <w:tcBorders>
+              <w:top w:val="single" w:color="9DB3C8" w:sz="4"/>
+              <w:left w:val="single" w:color="9DB3C8" w:sz="4"/>
+              <w:bottom w:val="single" w:color="9DB3C8" w:sz="4"/>
+              <w:right w:val="single" w:color="9DB3C8" w:sz="4"/>
+            </w:tcBorders>
+            <w:tcMar>
+              <w:top w:type="dxa" w:w="80"/>
+              <w:left w:type="dxa" w:w="100"/>
+              <w:bottom w:type="dxa" w:w="80"/>
+              <w:right w:type="dxa" w:w="100"/>
+            </w:tcMar>
+            <w:vAlign w:val="center"/>
+          </w:tcPr>
+          <w:p>
+            <w:pPr>
+              <w:spacing w:line="264"/>
+            </w:pPr>
+            <w:r>
+              <w:rPr>
+                <w:rFonts w:ascii="Microsoft JhengHei" w:cs="Microsoft JhengHei" w:eastAsia="Microsoft JhengHei" w:hAnsi="Microsoft JhengHei"/>
+                <w:sz w:val="18"/>
+                <w:szCs w:val="18"/>
+              </w:rPr>
+              <w:t xml:space="preserve">-17.0%</w:t>
+            </w:r>
+          </w:p>
+        </w:tc>
+        <w:tc>
+          <w:tcPr>
+            <w:tcW w:type="dxa" w:w="1870"/>
+            <w:tcBorders>
+              <w:top w:val="single" w:color="9DB3C8" w:sz="4"/>
+              <w:left w:val="single" w:color="9DB3C8" w:sz="4"/>
+              <w:bottom w:val="single" w:color="9DB3C8" w:sz="4"/>
+              <w:right w:val="single" w:color="9DB3C8" w:sz="4"/>
+            </w:tcBorders>
+            <w:tcMar>
+              <w:top w:type="dxa" w:w="80"/>
+              <w:left w:type="dxa" w:w="100"/>
+              <w:bottom w:type="dxa" w:w="80"/>
+              <w:right w:type="dxa" w:w="100"/>
+            </w:tcMar>
+            <w:vAlign w:val="center"/>
+          </w:tcPr>
+          <w:p>
+            <w:pPr>
+              <w:spacing w:line="264"/>
+            </w:pPr>
+            <w:r>
+              <w:rPr>
+                <w:rFonts w:ascii="Microsoft JhengHei" w:cs="Microsoft JhengHei" w:eastAsia="Microsoft JhengHei" w:hAnsi="Microsoft JhengHei"/>
+                <w:sz w:val="18"/>
+                <w:szCs w:val="18"/>
+              </w:rPr>
+              <w:t xml:space="preserve">70.1%</w:t>
+            </w:r>
+          </w:p>
+        </w:tc>
+        <w:tc>
+          <w:tcPr>
+            <w:tcW w:type="dxa" w:w="1870"/>
+            <w:tcBorders>
+              <w:top w:val="single" w:color="9DB3C8" w:sz="4"/>
+              <w:left w:val="single" w:color="9DB3C8" w:sz="4"/>
+              <w:bottom w:val="single" w:color="9DB3C8" w:sz="4"/>
+              <w:right w:val="single" w:color="9DB3C8" w:sz="4"/>
+            </w:tcBorders>
+            <w:tcMar>
+              <w:top w:type="dxa" w:w="80"/>
+              <w:left w:type="dxa" w:w="100"/>
+              <w:bottom w:type="dxa" w:w="80"/>
+              <w:right w:type="dxa" w:w="100"/>
+            </w:tcMar>
+            <w:vAlign w:val="center"/>
+          </w:tcPr>
+          <w:p>
+            <w:pPr>
+              <w:spacing w:line="264"/>
+            </w:pPr>
+            <w:r>
+              <w:rPr>
+                <w:rFonts w:ascii="Microsoft JhengHei" w:cs="Microsoft JhengHei" w:eastAsia="Microsoft JhengHei" w:hAnsi="Microsoft JhengHei"/>
+                <w:sz w:val="18"/>
+                <w:szCs w:val="18"/>
+              </w:rPr>
+              <w:t xml:space="preserve">5.5% ／ +38.3%</w:t>
+            </w:r>
+          </w:p>
+        </w:tc>
+      </w:tr>
+      <w:tr>
+        <w:tc>
+          <w:tcPr>
+            <w:tcW w:type="dxa" w:w="1870"/>
+            <w:tcBorders>
+              <w:top w:val="single" w:color="9DB3C8" w:sz="4"/>
+              <w:left w:val="single" w:color="9DB3C8" w:sz="4"/>
+              <w:bottom w:val="single" w:color="9DB3C8" w:sz="4"/>
+              <w:right w:val="single" w:color="9DB3C8" w:sz="4"/>
+            </w:tcBorders>
+            <w:tcMar>
+              <w:top w:type="dxa" w:w="80"/>
+              <w:left w:type="dxa" w:w="100"/>
+              <w:bottom w:type="dxa" w:w="80"/>
+              <w:right w:type="dxa" w:w="100"/>
+            </w:tcMar>
+            <w:vAlign w:val="center"/>
+          </w:tcPr>
+          <w:p>
+            <w:pPr>
+              <w:spacing w:line="264"/>
+            </w:pPr>
+            <w:r>
+              <w:rPr>
+                <w:rFonts w:ascii="Microsoft JhengHei" w:cs="Microsoft JhengHei" w:eastAsia="Microsoft JhengHei" w:hAnsi="Microsoft JhengHei"/>
+                <w:sz w:val="18"/>
+                <w:szCs w:val="18"/>
+              </w:rPr>
+              <w:t xml:space="preserve">14 天</w:t>
+            </w:r>
+          </w:p>
+        </w:tc>
+        <w:tc>
+          <w:tcPr>
+            <w:tcW w:type="dxa" w:w="1870"/>
+            <w:tcBorders>
+              <w:top w:val="single" w:color="9DB3C8" w:sz="4"/>
+              <w:left w:val="single" w:color="9DB3C8" w:sz="4"/>
+              <w:bottom w:val="single" w:color="9DB3C8" w:sz="4"/>
+              <w:right w:val="single" w:color="9DB3C8" w:sz="4"/>
+            </w:tcBorders>
+            <w:tcMar>
+              <w:top w:type="dxa" w:w="80"/>
+              <w:left w:type="dxa" w:w="100"/>
+              <w:bottom w:type="dxa" w:w="80"/>
+              <w:right w:type="dxa" w:w="100"/>
+            </w:tcMar>
+            <w:vAlign w:val="center"/>
+          </w:tcPr>
+          <w:p>
+            <w:pPr>
+              <w:spacing w:line="264"/>
+            </w:pPr>
+            <w:r>
+              <w:rPr>
+                <w:rFonts w:ascii="Microsoft JhengHei" w:cs="Microsoft JhengHei" w:eastAsia="Microsoft JhengHei" w:hAnsi="Microsoft JhengHei"/>
+                <w:sz w:val="18"/>
+                <w:szCs w:val="18"/>
+              </w:rPr>
+              <w:t xml:space="preserve">26</w:t>
+            </w:r>
+          </w:p>
+        </w:tc>
+        <w:tc>
+          <w:tcPr>
+            <w:tcW w:type="dxa" w:w="1870"/>
+            <w:tcBorders>
+              <w:top w:val="single" w:color="9DB3C8" w:sz="4"/>
+              <w:left w:val="single" w:color="9DB3C8" w:sz="4"/>
+              <w:bottom w:val="single" w:color="9DB3C8" w:sz="4"/>
+              <w:right w:val="single" w:color="9DB3C8" w:sz="4"/>
+            </w:tcBorders>
+            <w:tcMar>
+              <w:top w:type="dxa" w:w="80"/>
+              <w:left w:type="dxa" w:w="100"/>
+              <w:bottom w:type="dxa" w:w="80"/>
+              <w:right w:type="dxa" w:w="100"/>
+            </w:tcMar>
+            <w:vAlign w:val="center"/>
+          </w:tcPr>
+          <w:p>
+            <w:pPr>
+              <w:spacing w:line="264"/>
+            </w:pPr>
+            <w:r>
+              <w:rPr>
+                <w:rFonts w:ascii="Microsoft JhengHei" w:cs="Microsoft JhengHei" w:eastAsia="Microsoft JhengHei" w:hAnsi="Microsoft JhengHei"/>
+                <w:sz w:val="18"/>
+                <w:szCs w:val="18"/>
+              </w:rPr>
+              <w:t xml:space="preserve">-16.3%</w:t>
+            </w:r>
+          </w:p>
+        </w:tc>
+        <w:tc>
+          <w:tcPr>
+            <w:tcW w:type="dxa" w:w="1870"/>
+            <w:tcBorders>
+              <w:top w:val="single" w:color="9DB3C8" w:sz="4"/>
+              <w:left w:val="single" w:color="9DB3C8" w:sz="4"/>
+              <w:bottom w:val="single" w:color="9DB3C8" w:sz="4"/>
+              <w:right w:val="single" w:color="9DB3C8" w:sz="4"/>
+            </w:tcBorders>
+            <w:tcMar>
+              <w:top w:type="dxa" w:w="80"/>
+              <w:left w:type="dxa" w:w="100"/>
+              <w:bottom w:type="dxa" w:w="80"/>
+              <w:right w:type="dxa" w:w="100"/>
+            </w:tcMar>
+            <w:vAlign w:val="center"/>
+          </w:tcPr>
+          <w:p>
+            <w:pPr>
+              <w:spacing w:line="264"/>
+            </w:pPr>
+            <w:r>
+              <w:rPr>
+                <w:rFonts w:ascii="Microsoft JhengHei" w:cs="Microsoft JhengHei" w:eastAsia="Microsoft JhengHei" w:hAnsi="Microsoft JhengHei"/>
+                <w:sz w:val="18"/>
+                <w:szCs w:val="18"/>
+              </w:rPr>
+              <w:t xml:space="preserve">69.4%</w:t>
+            </w:r>
+          </w:p>
+        </w:tc>
+        <w:tc>
+          <w:tcPr>
+            <w:tcW w:type="dxa" w:w="1870"/>
+            <w:tcBorders>
+              <w:top w:val="single" w:color="9DB3C8" w:sz="4"/>
+              <w:left w:val="single" w:color="9DB3C8" w:sz="4"/>
+              <w:bottom w:val="single" w:color="9DB3C8" w:sz="4"/>
+              <w:right w:val="single" w:color="9DB3C8" w:sz="4"/>
+            </w:tcBorders>
+            <w:tcMar>
+              <w:top w:type="dxa" w:w="80"/>
+              <w:left w:type="dxa" w:w="100"/>
+              <w:bottom w:type="dxa" w:w="80"/>
+              <w:right w:type="dxa" w:w="100"/>
+            </w:tcMar>
+            <w:vAlign w:val="center"/>
+          </w:tcPr>
+          <w:p>
+            <w:pPr>
+              <w:spacing w:line="264"/>
+            </w:pPr>
+            <w:r>
+              <w:rPr>
+                <w:rFonts w:ascii="Microsoft JhengHei" w:cs="Microsoft JhengHei" w:eastAsia="Microsoft JhengHei" w:hAnsi="Microsoft JhengHei"/>
+                <w:sz w:val="18"/>
+                <w:szCs w:val="18"/>
+              </w:rPr>
+              <w:t xml:space="preserve">7.9% ／ +35.5%</w:t>
+            </w:r>
+          </w:p>
+        </w:tc>
+      </w:tr>
+      <w:tr>
+        <w:tc>
+          <w:tcPr>
+            <w:tcW w:type="dxa" w:w="1870"/>
+            <w:tcBorders>
+              <w:top w:val="single" w:color="9DB3C8" w:sz="4"/>
+              <w:left w:val="single" w:color="9DB3C8" w:sz="4"/>
+              <w:bottom w:val="single" w:color="9DB3C8" w:sz="4"/>
+              <w:right w:val="single" w:color="9DB3C8" w:sz="4"/>
+            </w:tcBorders>
+            <w:tcMar>
+              <w:top w:type="dxa" w:w="80"/>
+              <w:left w:type="dxa" w:w="100"/>
+              <w:bottom w:type="dxa" w:w="80"/>
+              <w:right w:type="dxa" w:w="100"/>
+            </w:tcMar>
+            <w:vAlign w:val="center"/>
+          </w:tcPr>
+          <w:p>
+            <w:pPr>
+              <w:spacing w:line="264"/>
+            </w:pPr>
+            <w:r>
+              <w:rPr>
+                <w:rFonts w:ascii="Microsoft JhengHei" w:cs="Microsoft JhengHei" w:eastAsia="Microsoft JhengHei" w:hAnsi="Microsoft JhengHei"/>
+                <w:sz w:val="18"/>
+                <w:szCs w:val="18"/>
+              </w:rPr>
+              <w:t xml:space="preserve">30 天</w:t>
+            </w:r>
+          </w:p>
+        </w:tc>
+        <w:tc>
+          <w:tcPr>
+            <w:tcW w:type="dxa" w:w="1870"/>
+            <w:tcBorders>
+              <w:top w:val="single" w:color="9DB3C8" w:sz="4"/>
+              <w:left w:val="single" w:color="9DB3C8" w:sz="4"/>
+              <w:bottom w:val="single" w:color="9DB3C8" w:sz="4"/>
+              <w:right w:val="single" w:color="9DB3C8" w:sz="4"/>
+            </w:tcBorders>
+            <w:tcMar>
+              <w:top w:type="dxa" w:w="80"/>
+              <w:left w:type="dxa" w:w="100"/>
+              <w:bottom w:type="dxa" w:w="80"/>
+              <w:right w:type="dxa" w:w="100"/>
+            </w:tcMar>
+            <w:vAlign w:val="center"/>
+          </w:tcPr>
+          <w:p>
+            <w:pPr>
+              <w:spacing w:line="264"/>
+            </w:pPr>
+            <w:r>
+              <w:rPr>
+                <w:rFonts w:ascii="Microsoft JhengHei" w:cs="Microsoft JhengHei" w:eastAsia="Microsoft JhengHei" w:hAnsi="Microsoft JhengHei"/>
+                <w:sz w:val="18"/>
+                <w:szCs w:val="18"/>
+              </w:rPr>
+              <w:t xml:space="preserve">12</w:t>
+            </w:r>
+          </w:p>
+        </w:tc>
+        <w:tc>
+          <w:tcPr>
+            <w:tcW w:type="dxa" w:w="1870"/>
+            <w:tcBorders>
+              <w:top w:val="single" w:color="9DB3C8" w:sz="4"/>
+              <w:left w:val="single" w:color="9DB3C8" w:sz="4"/>
+              <w:bottom w:val="single" w:color="9DB3C8" w:sz="4"/>
+              <w:right w:val="single" w:color="9DB3C8" w:sz="4"/>
+            </w:tcBorders>
+            <w:tcMar>
+              <w:top w:type="dxa" w:w="80"/>
+              <w:left w:type="dxa" w:w="100"/>
+              <w:bottom w:type="dxa" w:w="80"/>
+              <w:right w:type="dxa" w:w="100"/>
+            </w:tcMar>
+            <w:vAlign w:val="center"/>
+          </w:tcPr>
+          <w:p>
+            <w:pPr>
+              <w:spacing w:line="264"/>
+            </w:pPr>
+            <w:r>
+              <w:rPr>
+                <w:rFonts w:ascii="Microsoft JhengHei" w:cs="Microsoft JhengHei" w:eastAsia="Microsoft JhengHei" w:hAnsi="Microsoft JhengHei"/>
+                <w:sz w:val="18"/>
+                <w:szCs w:val="18"/>
+              </w:rPr>
+              <w:t xml:space="preserve">-14.6%</w:t>
+            </w:r>
+          </w:p>
+        </w:tc>
+        <w:tc>
+          <w:tcPr>
+            <w:tcW w:type="dxa" w:w="1870"/>
+            <w:tcBorders>
+              <w:top w:val="single" w:color="9DB3C8" w:sz="4"/>
+              <w:left w:val="single" w:color="9DB3C8" w:sz="4"/>
+              <w:bottom w:val="single" w:color="9DB3C8" w:sz="4"/>
+              <w:right w:val="single" w:color="9DB3C8" w:sz="4"/>
+            </w:tcBorders>
+            <w:tcMar>
+              <w:top w:type="dxa" w:w="80"/>
+              <w:left w:type="dxa" w:w="100"/>
+              <w:bottom w:type="dxa" w:w="80"/>
+              <w:right w:type="dxa" w:w="100"/>
+            </w:tcMar>
+            <w:vAlign w:val="center"/>
+          </w:tcPr>
+          <w:p>
+            <w:pPr>
+              <w:spacing w:line="264"/>
+            </w:pPr>
+            <w:r>
+              <w:rPr>
+                <w:rFonts w:ascii="Microsoft JhengHei" w:cs="Microsoft JhengHei" w:eastAsia="Microsoft JhengHei" w:hAnsi="Microsoft JhengHei"/>
+                <w:sz w:val="18"/>
+                <w:szCs w:val="18"/>
+              </w:rPr>
+              <w:t xml:space="preserve">66.1%</w:t>
+            </w:r>
+          </w:p>
+        </w:tc>
+        <w:tc>
+          <w:tcPr>
+            <w:tcW w:type="dxa" w:w="1870"/>
+            <w:tcBorders>
+              <w:top w:val="single" w:color="9DB3C8" w:sz="4"/>
+              <w:left w:val="single" w:color="9DB3C8" w:sz="4"/>
+              <w:bottom w:val="single" w:color="9DB3C8" w:sz="4"/>
+              <w:right w:val="single" w:color="9DB3C8" w:sz="4"/>
+            </w:tcBorders>
+            <w:tcMar>
+              <w:top w:type="dxa" w:w="80"/>
+              <w:left w:type="dxa" w:w="100"/>
+              <w:bottom w:type="dxa" w:w="80"/>
+              <w:right w:type="dxa" w:w="100"/>
+            </w:tcMar>
+            <w:vAlign w:val="center"/>
+          </w:tcPr>
+          <w:p>
+            <w:pPr>
+              <w:spacing w:line="264"/>
+            </w:pPr>
+            <w:r>
+              <w:rPr>
+                <w:rFonts w:ascii="Microsoft JhengHei" w:cs="Microsoft JhengHei" w:eastAsia="Microsoft JhengHei" w:hAnsi="Microsoft JhengHei"/>
+                <w:sz w:val="18"/>
+                <w:szCs w:val="18"/>
+              </w:rPr>
+              <w:t xml:space="preserve">11.9% ／ +32.8%</w:t>
+            </w:r>
+          </w:p>
+        </w:tc>
+      </w:tr>
+    </w:tbl>
+    <w:p>
+      <w:pPr>
+        <w:spacing w:after="160"/>
+      </w:pPr>
+    </w:p>
+    <w:p>
+      <w:pPr>
+        <w:spacing w:after="160" w:line="300"/>
+      </w:pPr>
+      <w:r>
+        <w:rPr>
+          <w:rFonts w:ascii="Microsoft JhengHei" w:cs="Microsoft JhengHei" w:eastAsia="Microsoft JhengHei" w:hAnsi="Microsoft JhengHei"/>
+          <w:b/>
+          <w:bCs/>
+          <w:sz w:val="21"/>
+          <w:szCs w:val="21"/>
+        </w:rPr>
+        <w:t xml:space="preserve">核心結論：天期選擇確實會影響數字，但不改變方向性結論。</w:t>
+      </w:r>
+      <w:r>
+        <w:rPr>
+          <w:rFonts w:ascii="Microsoft JhengHei" w:cs="Microsoft JhengHei" w:eastAsia="Microsoft JhengHei" w:hAnsi="Microsoft JhengHei"/>
+          <w:sz w:val="21"/>
+          <w:szCs w:val="21"/>
+        </w:rPr>
+        <w:t xml:space="preserve"> 混合平均年化在整個天期光譜（1–30 天）中僅於 -14.6% 至 -19.0% 之間小幅波動，虧損機率維持於 66%–73% 區間，</w:t>
+      </w:r>
+      <w:r>
+        <w:rPr>
+          <w:rFonts w:ascii="Microsoft JhengHei" w:cs="Microsoft JhengHei" w:eastAsia="Microsoft JhengHei" w:hAnsi="Microsoft JhengHei"/>
+          <w:b/>
+          <w:bCs/>
+          <w:sz w:val="21"/>
+          <w:szCs w:val="21"/>
+        </w:rPr>
+        <w:t xml:space="preserve">並未出現「換一個天期，策略就由負轉正」之情形</w:t>
+      </w:r>
+      <w:r>
+        <w:rPr>
+          <w:rFonts w:ascii="Microsoft JhengHei" w:cs="Microsoft JhengHei" w:eastAsia="Microsoft JhengHei" w:hAnsi="Microsoft JhengHei"/>
+          <w:sz w:val="21"/>
+          <w:szCs w:val="21"/>
+        </w:rPr>
+        <w:t xml:space="preserve">。值得注意的是一個與直覺相反的現象：</w:t>
+      </w:r>
+      <w:r>
+        <w:rPr>
+          <w:rFonts w:ascii="Microsoft JhengHei" w:cs="Microsoft JhengHei" w:eastAsia="Microsoft JhengHei" w:hAnsi="Microsoft JhengHei"/>
+          <w:b/>
+          <w:bCs/>
+          <w:sz w:val="21"/>
+          <w:szCs w:val="21"/>
+        </w:rPr>
+        <w:t xml:space="preserve">天期越長，一年內能實際完成一次完整週期並平倉之路徑占比反而越高</w:t>
+      </w:r>
+      <w:r>
+        <w:rPr>
+          <w:rFonts w:ascii="Microsoft JhengHei" w:cs="Microsoft JhengHei" w:eastAsia="Microsoft JhengHei" w:hAnsi="Microsoft JhengHei"/>
+          <w:sz w:val="21"/>
+          <w:szCs w:val="21"/>
+        </w:rPr>
+        <w:t xml:space="preserve">（30 天天期達 11.9%，遠高於 1 天天期之 2.0%），原因在於天期越長，每次「檢查點」之間價格有更充裕之單次波動空間可越過鎖定價，而非仰賴多次短天期波動逐步累積；短天期雖然單期年化數字最亮眼（1 天可達 330.7%），但檢查點過於頻繁密集，反而更容易在尚未走完整趟之前就再次陷入套牢。</w:t>
+      </w:r>
+      <w:r>
+        <w:rPr>
+          <w:rFonts w:ascii="Microsoft JhengHei" w:cs="Microsoft JhengHei" w:eastAsia="Microsoft JhengHei" w:hAnsi="Microsoft JhengHei"/>
+          <w:b/>
+          <w:bCs/>
+          <w:sz w:val="21"/>
+          <w:szCs w:val="21"/>
+        </w:rPr>
+        <w:t xml:space="preserve">財務部審查結論：本節結果顯示第 6.5.2–6.5.4 節之核心發現（已平倉必為正報酬、但一年內完成比例偏低、負值主要來自未平倉快照）具備跨天期之穩健性，並非僅適用於 7 天此一特定假設。</w:t>
       </w:r>
     </w:p>
     <w:p>
@@ -14477,7 +15789,7 @@
           <w:sz w:val="21"/>
           <w:szCs w:val="21"/>
         </w:rPr>
-        <w:t xml:space="preserve">6.5.6 模型限制與使用限制</w:t>
+        <w:t xml:space="preserve">6.5.6 追加分析：拉長觀察期，是否能讓「卡住」的部位等到解套？</w:t>
       </w:r>
     </w:p>
     <w:p>
@@ -14490,26 +15802,512 @@
           <w:sz w:val="21"/>
           <w:szCs w:val="21"/>
         </w:rPr>
-        <w:t xml:space="preserve">1. </w:t>
-      </w:r>
-      <w:r>
-        <w:rPr>
-          <w:rFonts w:ascii="Microsoft JhengHei" w:cs="Microsoft JhengHei" w:eastAsia="Microsoft JhengHei" w:hAnsi="Microsoft JhengHei"/>
-          <w:b/>
-          <w:bCs/>
-          <w:sz w:val="21"/>
-          <w:szCs w:val="21"/>
-        </w:rPr>
-        <w:t xml:space="preserve">權利金公式為反推校準之參數化假設，非官方定價公式：</w:t>
-      </w:r>
-      <w:r>
-        <w:rPr>
-          <w:rFonts w:ascii="Microsoft JhengHei" w:cs="Microsoft JhengHei" w:eastAsia="Microsoft JhengHei" w:hAnsi="Microsoft JhengHei"/>
-          <w:sz w:val="21"/>
-          <w:szCs w:val="21"/>
-        </w:rPr>
-        <w:t xml:space="preserve"> OKX／Binance 並未公開揭露其選擇權定價模型之確切公式，本模型之衰減公式係以使用者提供之兩個錨點（-1.5%→50%、-3%→20%）精確校準，並以 Black-Scholes 理論公允值（約 158%）與 Binance 官方揭露上限（138%）交叉驗證 ATM 端之 125% 假設具合理性，惟實際平台報價仍可能因即時訂單簿深度、做市商報價而有落差。</w:t>
-      </w:r>
+        <w:t xml:space="preserve">為驗證「只要有耐心等，遲早會等到」之直覺是否成立，本節將規則1（ATM）之模擬觀察期，由 1 年依序拉長至 2／3／5 年（期間持續依同一規則機械式滾動掛單）：</w:t>
+      </w:r>
+    </w:p>
+    <w:tbl>
+      <w:tblPr>
+        <w:tblW w:type="dxa" w:w="9350"/>
+        <w:tblBorders>
+          <w:top w:val="single" w:color="auto" w:sz="4"/>
+          <w:left w:val="single" w:color="auto" w:sz="4"/>
+          <w:bottom w:val="single" w:color="auto" w:sz="4"/>
+          <w:right w:val="single" w:color="auto" w:sz="4"/>
+          <w:insideH w:val="single" w:color="auto" w:sz="4"/>
+          <w:insideV w:val="single" w:color="auto" w:sz="4"/>
+        </w:tblBorders>
+      </w:tblPr>
+      <w:tblGrid>
+        <w:gridCol w:w="3116"/>
+        <w:gridCol w:w="3116"/>
+        <w:gridCol w:w="3118"/>
+      </w:tblGrid>
+      <w:tr>
+        <w:trPr>
+          <w:tblHeader/>
+        </w:trPr>
+        <w:tc>
+          <w:tcPr>
+            <w:tcW w:type="dxa" w:w="3116"/>
+            <w:tcBorders>
+              <w:top w:val="single" w:color="9DB3C8" w:sz="4"/>
+              <w:left w:val="single" w:color="9DB3C8" w:sz="4"/>
+              <w:bottom w:val="single" w:color="9DB3C8" w:sz="4"/>
+              <w:right w:val="single" w:color="9DB3C8" w:sz="4"/>
+            </w:tcBorders>
+            <w:shd w:fill="1F3864" w:val="clear"/>
+            <w:tcMar>
+              <w:top w:type="dxa" w:w="80"/>
+              <w:left w:type="dxa" w:w="100"/>
+              <w:bottom w:type="dxa" w:w="80"/>
+              <w:right w:type="dxa" w:w="100"/>
+            </w:tcMar>
+            <w:vAlign w:val="center"/>
+          </w:tcPr>
+          <w:p>
+            <w:r>
+              <w:rPr>
+                <w:rFonts w:ascii="Microsoft JhengHei" w:cs="Microsoft JhengHei" w:eastAsia="Microsoft JhengHei" w:hAnsi="Microsoft JhengHei"/>
+                <w:b/>
+                <w:bCs/>
+                <w:color w:val="FFFFFF"/>
+                <w:sz w:val="19"/>
+                <w:szCs w:val="19"/>
+              </w:rPr>
+              <w:t xml:space="preserve">觀察期長度</w:t>
+            </w:r>
+          </w:p>
+        </w:tc>
+        <w:tc>
+          <w:tcPr>
+            <w:tcW w:type="dxa" w:w="3116"/>
+            <w:tcBorders>
+              <w:top w:val="single" w:color="9DB3C8" w:sz="4"/>
+              <w:left w:val="single" w:color="9DB3C8" w:sz="4"/>
+              <w:bottom w:val="single" w:color="9DB3C8" w:sz="4"/>
+              <w:right w:val="single" w:color="9DB3C8" w:sz="4"/>
+            </w:tcBorders>
+            <w:shd w:fill="1F3864" w:val="clear"/>
+            <w:tcMar>
+              <w:top w:type="dxa" w:w="80"/>
+              <w:left w:type="dxa" w:w="100"/>
+              <w:bottom w:type="dxa" w:w="80"/>
+              <w:right w:type="dxa" w:w="100"/>
+            </w:tcMar>
+            <w:vAlign w:val="center"/>
+          </w:tcPr>
+          <w:p>
+            <w:r>
+              <w:rPr>
+                <w:rFonts w:ascii="Microsoft JhengHei" w:cs="Microsoft JhengHei" w:eastAsia="Microsoft JhengHei" w:hAnsi="Microsoft JhengHei"/>
+                <w:b/>
+                <w:bCs/>
+                <w:color w:val="FFFFFF"/>
+                <w:sz w:val="19"/>
+                <w:szCs w:val="19"/>
+              </w:rPr>
+              <w:t xml:space="preserve">觀察截止當下仍為「已平倉」狀態之路徑占比</w:t>
+            </w:r>
+          </w:p>
+        </w:tc>
+        <w:tc>
+          <w:tcPr>
+            <w:tcW w:type="dxa" w:w="3118"/>
+            <w:tcBorders>
+              <w:top w:val="single" w:color="9DB3C8" w:sz="4"/>
+              <w:left w:val="single" w:color="9DB3C8" w:sz="4"/>
+              <w:bottom w:val="single" w:color="9DB3C8" w:sz="4"/>
+              <w:right w:val="single" w:color="9DB3C8" w:sz="4"/>
+            </w:tcBorders>
+            <w:shd w:fill="1F3864" w:val="clear"/>
+            <w:tcMar>
+              <w:top w:type="dxa" w:w="80"/>
+              <w:left w:type="dxa" w:w="100"/>
+              <w:bottom w:type="dxa" w:w="80"/>
+              <w:right w:type="dxa" w:w="100"/>
+            </w:tcMar>
+            <w:vAlign w:val="center"/>
+          </w:tcPr>
+          <w:p>
+            <w:r>
+              <w:rPr>
+                <w:rFonts w:ascii="Microsoft JhengHei" w:cs="Microsoft JhengHei" w:eastAsia="Microsoft JhengHei" w:hAnsi="Microsoft JhengHei"/>
+                <w:b/>
+                <w:bCs/>
+                <w:color w:val="FFFFFF"/>
+                <w:sz w:val="19"/>
+                <w:szCs w:val="19"/>
+              </w:rPr>
+              <w:t xml:space="preserve">混合平均年化（換算為觀察期內之年化等值）</w:t>
+            </w:r>
+          </w:p>
+        </w:tc>
+      </w:tr>
+      <w:tr>
+        <w:tc>
+          <w:tcPr>
+            <w:tcW w:type="dxa" w:w="3116"/>
+            <w:tcBorders>
+              <w:top w:val="single" w:color="9DB3C8" w:sz="4"/>
+              <w:left w:val="single" w:color="9DB3C8" w:sz="4"/>
+              <w:bottom w:val="single" w:color="9DB3C8" w:sz="4"/>
+              <w:right w:val="single" w:color="9DB3C8" w:sz="4"/>
+            </w:tcBorders>
+            <w:tcMar>
+              <w:top w:type="dxa" w:w="80"/>
+              <w:left w:type="dxa" w:w="100"/>
+              <w:bottom w:type="dxa" w:w="80"/>
+              <w:right w:type="dxa" w:w="100"/>
+            </w:tcMar>
+            <w:vAlign w:val="center"/>
+          </w:tcPr>
+          <w:p>
+            <w:pPr>
+              <w:spacing w:line="264"/>
+            </w:pPr>
+            <w:r>
+              <w:rPr>
+                <w:rFonts w:ascii="Microsoft JhengHei" w:cs="Microsoft JhengHei" w:eastAsia="Microsoft JhengHei" w:hAnsi="Microsoft JhengHei"/>
+                <w:sz w:val="18"/>
+                <w:szCs w:val="18"/>
+              </w:rPr>
+              <w:t xml:space="preserve">1 年</w:t>
+            </w:r>
+          </w:p>
+        </w:tc>
+        <w:tc>
+          <w:tcPr>
+            <w:tcW w:type="dxa" w:w="3116"/>
+            <w:tcBorders>
+              <w:top w:val="single" w:color="9DB3C8" w:sz="4"/>
+              <w:left w:val="single" w:color="9DB3C8" w:sz="4"/>
+              <w:bottom w:val="single" w:color="9DB3C8" w:sz="4"/>
+              <w:right w:val="single" w:color="9DB3C8" w:sz="4"/>
+            </w:tcBorders>
+            <w:tcMar>
+              <w:top w:type="dxa" w:w="80"/>
+              <w:left w:type="dxa" w:w="100"/>
+              <w:bottom w:type="dxa" w:w="80"/>
+              <w:right w:type="dxa" w:w="100"/>
+            </w:tcMar>
+            <w:vAlign w:val="center"/>
+          </w:tcPr>
+          <w:p>
+            <w:pPr>
+              <w:spacing w:line="264"/>
+            </w:pPr>
+            <w:r>
+              <w:rPr>
+                <w:rFonts w:ascii="Microsoft JhengHei" w:cs="Microsoft JhengHei" w:eastAsia="Microsoft JhengHei" w:hAnsi="Microsoft JhengHei"/>
+                <w:sz w:val="18"/>
+                <w:szCs w:val="18"/>
+              </w:rPr>
+              <w:t xml:space="preserve">5.7%</w:t>
+            </w:r>
+          </w:p>
+        </w:tc>
+        <w:tc>
+          <w:tcPr>
+            <w:tcW w:type="dxa" w:w="3118"/>
+            <w:tcBorders>
+              <w:top w:val="single" w:color="9DB3C8" w:sz="4"/>
+              <w:left w:val="single" w:color="9DB3C8" w:sz="4"/>
+              <w:bottom w:val="single" w:color="9DB3C8" w:sz="4"/>
+              <w:right w:val="single" w:color="9DB3C8" w:sz="4"/>
+            </w:tcBorders>
+            <w:tcMar>
+              <w:top w:type="dxa" w:w="80"/>
+              <w:left w:type="dxa" w:w="100"/>
+              <w:bottom w:type="dxa" w:w="80"/>
+              <w:right w:type="dxa" w:w="100"/>
+            </w:tcMar>
+            <w:vAlign w:val="center"/>
+          </w:tcPr>
+          <w:p>
+            <w:pPr>
+              <w:spacing w:line="264"/>
+            </w:pPr>
+            <w:r>
+              <w:rPr>
+                <w:rFonts w:ascii="Microsoft JhengHei" w:cs="Microsoft JhengHei" w:eastAsia="Microsoft JhengHei" w:hAnsi="Microsoft JhengHei"/>
+                <w:sz w:val="18"/>
+                <w:szCs w:val="18"/>
+              </w:rPr>
+              <w:t xml:space="preserve">-17.3%</w:t>
+            </w:r>
+          </w:p>
+        </w:tc>
+      </w:tr>
+      <w:tr>
+        <w:tc>
+          <w:tcPr>
+            <w:tcW w:type="dxa" w:w="3116"/>
+            <w:tcBorders>
+              <w:top w:val="single" w:color="9DB3C8" w:sz="4"/>
+              <w:left w:val="single" w:color="9DB3C8" w:sz="4"/>
+              <w:bottom w:val="single" w:color="9DB3C8" w:sz="4"/>
+              <w:right w:val="single" w:color="9DB3C8" w:sz="4"/>
+            </w:tcBorders>
+            <w:tcMar>
+              <w:top w:type="dxa" w:w="80"/>
+              <w:left w:type="dxa" w:w="100"/>
+              <w:bottom w:type="dxa" w:w="80"/>
+              <w:right w:type="dxa" w:w="100"/>
+            </w:tcMar>
+            <w:vAlign w:val="center"/>
+          </w:tcPr>
+          <w:p>
+            <w:pPr>
+              <w:spacing w:line="264"/>
+            </w:pPr>
+            <w:r>
+              <w:rPr>
+                <w:rFonts w:ascii="Microsoft JhengHei" w:cs="Microsoft JhengHei" w:eastAsia="Microsoft JhengHei" w:hAnsi="Microsoft JhengHei"/>
+                <w:sz w:val="18"/>
+                <w:szCs w:val="18"/>
+              </w:rPr>
+              <w:t xml:space="preserve">2 年</w:t>
+            </w:r>
+          </w:p>
+        </w:tc>
+        <w:tc>
+          <w:tcPr>
+            <w:tcW w:type="dxa" w:w="3116"/>
+            <w:tcBorders>
+              <w:top w:val="single" w:color="9DB3C8" w:sz="4"/>
+              <w:left w:val="single" w:color="9DB3C8" w:sz="4"/>
+              <w:bottom w:val="single" w:color="9DB3C8" w:sz="4"/>
+              <w:right w:val="single" w:color="9DB3C8" w:sz="4"/>
+            </w:tcBorders>
+            <w:tcMar>
+              <w:top w:type="dxa" w:w="80"/>
+              <w:left w:type="dxa" w:w="100"/>
+              <w:bottom w:type="dxa" w:w="80"/>
+              <w:right w:type="dxa" w:w="100"/>
+            </w:tcMar>
+            <w:vAlign w:val="center"/>
+          </w:tcPr>
+          <w:p>
+            <w:pPr>
+              <w:spacing w:line="264"/>
+            </w:pPr>
+            <w:r>
+              <w:rPr>
+                <w:rFonts w:ascii="Microsoft JhengHei" w:cs="Microsoft JhengHei" w:eastAsia="Microsoft JhengHei" w:hAnsi="Microsoft JhengHei"/>
+                <w:sz w:val="18"/>
+                <w:szCs w:val="18"/>
+              </w:rPr>
+              <w:t xml:space="preserve">3.6%</w:t>
+            </w:r>
+          </w:p>
+        </w:tc>
+        <w:tc>
+          <w:tcPr>
+            <w:tcW w:type="dxa" w:w="3118"/>
+            <w:tcBorders>
+              <w:top w:val="single" w:color="9DB3C8" w:sz="4"/>
+              <w:left w:val="single" w:color="9DB3C8" w:sz="4"/>
+              <w:bottom w:val="single" w:color="9DB3C8" w:sz="4"/>
+              <w:right w:val="single" w:color="9DB3C8" w:sz="4"/>
+            </w:tcBorders>
+            <w:tcMar>
+              <w:top w:type="dxa" w:w="80"/>
+              <w:left w:type="dxa" w:w="100"/>
+              <w:bottom w:type="dxa" w:w="80"/>
+              <w:right w:type="dxa" w:w="100"/>
+            </w:tcMar>
+            <w:vAlign w:val="center"/>
+          </w:tcPr>
+          <w:p>
+            <w:pPr>
+              <w:spacing w:line="264"/>
+            </w:pPr>
+            <w:r>
+              <w:rPr>
+                <w:rFonts w:ascii="Microsoft JhengHei" w:cs="Microsoft JhengHei" w:eastAsia="Microsoft JhengHei" w:hAnsi="Microsoft JhengHei"/>
+                <w:sz w:val="18"/>
+                <w:szCs w:val="18"/>
+              </w:rPr>
+              <w:t xml:space="preserve">-12.7%</w:t>
+            </w:r>
+          </w:p>
+        </w:tc>
+      </w:tr>
+      <w:tr>
+        <w:tc>
+          <w:tcPr>
+            <w:tcW w:type="dxa" w:w="3116"/>
+            <w:tcBorders>
+              <w:top w:val="single" w:color="9DB3C8" w:sz="4"/>
+              <w:left w:val="single" w:color="9DB3C8" w:sz="4"/>
+              <w:bottom w:val="single" w:color="9DB3C8" w:sz="4"/>
+              <w:right w:val="single" w:color="9DB3C8" w:sz="4"/>
+            </w:tcBorders>
+            <w:tcMar>
+              <w:top w:type="dxa" w:w="80"/>
+              <w:left w:type="dxa" w:w="100"/>
+              <w:bottom w:type="dxa" w:w="80"/>
+              <w:right w:type="dxa" w:w="100"/>
+            </w:tcMar>
+            <w:vAlign w:val="center"/>
+          </w:tcPr>
+          <w:p>
+            <w:pPr>
+              <w:spacing w:line="264"/>
+            </w:pPr>
+            <w:r>
+              <w:rPr>
+                <w:rFonts w:ascii="Microsoft JhengHei" w:cs="Microsoft JhengHei" w:eastAsia="Microsoft JhengHei" w:hAnsi="Microsoft JhengHei"/>
+                <w:sz w:val="18"/>
+                <w:szCs w:val="18"/>
+              </w:rPr>
+              <w:t xml:space="preserve">3 年</w:t>
+            </w:r>
+          </w:p>
+        </w:tc>
+        <w:tc>
+          <w:tcPr>
+            <w:tcW w:type="dxa" w:w="3116"/>
+            <w:tcBorders>
+              <w:top w:val="single" w:color="9DB3C8" w:sz="4"/>
+              <w:left w:val="single" w:color="9DB3C8" w:sz="4"/>
+              <w:bottom w:val="single" w:color="9DB3C8" w:sz="4"/>
+              <w:right w:val="single" w:color="9DB3C8" w:sz="4"/>
+            </w:tcBorders>
+            <w:tcMar>
+              <w:top w:type="dxa" w:w="80"/>
+              <w:left w:type="dxa" w:w="100"/>
+              <w:bottom w:type="dxa" w:w="80"/>
+              <w:right w:type="dxa" w:w="100"/>
+            </w:tcMar>
+            <w:vAlign w:val="center"/>
+          </w:tcPr>
+          <w:p>
+            <w:pPr>
+              <w:spacing w:line="264"/>
+            </w:pPr>
+            <w:r>
+              <w:rPr>
+                <w:rFonts w:ascii="Microsoft JhengHei" w:cs="Microsoft JhengHei" w:eastAsia="Microsoft JhengHei" w:hAnsi="Microsoft JhengHei"/>
+                <w:sz w:val="18"/>
+                <w:szCs w:val="18"/>
+              </w:rPr>
+              <w:t xml:space="preserve">2.1%</w:t>
+            </w:r>
+          </w:p>
+        </w:tc>
+        <w:tc>
+          <w:tcPr>
+            <w:tcW w:type="dxa" w:w="3118"/>
+            <w:tcBorders>
+              <w:top w:val="single" w:color="9DB3C8" w:sz="4"/>
+              <w:left w:val="single" w:color="9DB3C8" w:sz="4"/>
+              <w:bottom w:val="single" w:color="9DB3C8" w:sz="4"/>
+              <w:right w:val="single" w:color="9DB3C8" w:sz="4"/>
+            </w:tcBorders>
+            <w:tcMar>
+              <w:top w:type="dxa" w:w="80"/>
+              <w:left w:type="dxa" w:w="100"/>
+              <w:bottom w:type="dxa" w:w="80"/>
+              <w:right w:type="dxa" w:w="100"/>
+            </w:tcMar>
+            <w:vAlign w:val="center"/>
+          </w:tcPr>
+          <w:p>
+            <w:pPr>
+              <w:spacing w:line="264"/>
+            </w:pPr>
+            <w:r>
+              <w:rPr>
+                <w:rFonts w:ascii="Microsoft JhengHei" w:cs="Microsoft JhengHei" w:eastAsia="Microsoft JhengHei" w:hAnsi="Microsoft JhengHei"/>
+                <w:sz w:val="18"/>
+                <w:szCs w:val="18"/>
+              </w:rPr>
+              <w:t xml:space="preserve">-10.5%</w:t>
+            </w:r>
+          </w:p>
+        </w:tc>
+      </w:tr>
+      <w:tr>
+        <w:tc>
+          <w:tcPr>
+            <w:tcW w:type="dxa" w:w="3116"/>
+            <w:tcBorders>
+              <w:top w:val="single" w:color="9DB3C8" w:sz="4"/>
+              <w:left w:val="single" w:color="9DB3C8" w:sz="4"/>
+              <w:bottom w:val="single" w:color="9DB3C8" w:sz="4"/>
+              <w:right w:val="single" w:color="9DB3C8" w:sz="4"/>
+            </w:tcBorders>
+            <w:tcMar>
+              <w:top w:type="dxa" w:w="80"/>
+              <w:left w:type="dxa" w:w="100"/>
+              <w:bottom w:type="dxa" w:w="80"/>
+              <w:right w:type="dxa" w:w="100"/>
+            </w:tcMar>
+            <w:vAlign w:val="center"/>
+          </w:tcPr>
+          <w:p>
+            <w:pPr>
+              <w:spacing w:line="264"/>
+            </w:pPr>
+            <w:r>
+              <w:rPr>
+                <w:rFonts w:ascii="Microsoft JhengHei" w:cs="Microsoft JhengHei" w:eastAsia="Microsoft JhengHei" w:hAnsi="Microsoft JhengHei"/>
+                <w:sz w:val="18"/>
+                <w:szCs w:val="18"/>
+              </w:rPr>
+              <w:t xml:space="preserve">5 年</w:t>
+            </w:r>
+          </w:p>
+        </w:tc>
+        <w:tc>
+          <w:tcPr>
+            <w:tcW w:type="dxa" w:w="3116"/>
+            <w:tcBorders>
+              <w:top w:val="single" w:color="9DB3C8" w:sz="4"/>
+              <w:left w:val="single" w:color="9DB3C8" w:sz="4"/>
+              <w:bottom w:val="single" w:color="9DB3C8" w:sz="4"/>
+              <w:right w:val="single" w:color="9DB3C8" w:sz="4"/>
+            </w:tcBorders>
+            <w:tcMar>
+              <w:top w:type="dxa" w:w="80"/>
+              <w:left w:type="dxa" w:w="100"/>
+              <w:bottom w:type="dxa" w:w="80"/>
+              <w:right w:type="dxa" w:w="100"/>
+            </w:tcMar>
+            <w:vAlign w:val="center"/>
+          </w:tcPr>
+          <w:p>
+            <w:pPr>
+              <w:spacing w:line="264"/>
+            </w:pPr>
+            <w:r>
+              <w:rPr>
+                <w:rFonts w:ascii="Microsoft JhengHei" w:cs="Microsoft JhengHei" w:eastAsia="Microsoft JhengHei" w:hAnsi="Microsoft JhengHei"/>
+                <w:sz w:val="18"/>
+                <w:szCs w:val="18"/>
+              </w:rPr>
+              <w:t xml:space="preserve">1.5%</w:t>
+            </w:r>
+          </w:p>
+        </w:tc>
+        <w:tc>
+          <w:tcPr>
+            <w:tcW w:type="dxa" w:w="3118"/>
+            <w:tcBorders>
+              <w:top w:val="single" w:color="9DB3C8" w:sz="4"/>
+              <w:left w:val="single" w:color="9DB3C8" w:sz="4"/>
+              <w:bottom w:val="single" w:color="9DB3C8" w:sz="4"/>
+              <w:right w:val="single" w:color="9DB3C8" w:sz="4"/>
+            </w:tcBorders>
+            <w:tcMar>
+              <w:top w:type="dxa" w:w="80"/>
+              <w:left w:type="dxa" w:w="100"/>
+              <w:bottom w:type="dxa" w:w="80"/>
+              <w:right w:type="dxa" w:w="100"/>
+            </w:tcMar>
+            <w:vAlign w:val="center"/>
+          </w:tcPr>
+          <w:p>
+            <w:pPr>
+              <w:spacing w:line="264"/>
+            </w:pPr>
+            <w:r>
+              <w:rPr>
+                <w:rFonts w:ascii="Microsoft JhengHei" w:cs="Microsoft JhengHei" w:eastAsia="Microsoft JhengHei" w:hAnsi="Microsoft JhengHei"/>
+                <w:sz w:val="18"/>
+                <w:szCs w:val="18"/>
+              </w:rPr>
+              <w:t xml:space="preserve">-8.2%</w:t>
+            </w:r>
+          </w:p>
+        </w:tc>
+      </w:tr>
+    </w:tbl>
+    <w:p>
+      <w:pPr>
+        <w:spacing w:after="160"/>
+      </w:pPr>
     </w:p>
     <w:p>
       <w:pPr>
@@ -14518,28 +16316,55 @@
       <w:r>
         <w:rPr>
           <w:rFonts w:ascii="Microsoft JhengHei" w:cs="Microsoft JhengHei" w:eastAsia="Microsoft JhengHei" w:hAnsi="Microsoft JhengHei"/>
-          <w:sz w:val="21"/>
-          <w:szCs w:val="21"/>
-        </w:rPr>
-        <w:t xml:space="preserve">2. </w:t>
-      </w:r>
-      <w:r>
-        <w:rPr>
-          <w:rFonts w:ascii="Microsoft JhengHei" w:cs="Microsoft JhengHei" w:eastAsia="Microsoft JhengHei" w:hAnsi="Microsoft JhengHei"/>
           <w:b/>
           <w:bCs/>
           <w:sz w:val="21"/>
           <w:szCs w:val="21"/>
         </w:rPr>
-        <w:t xml:space="preserve">零漂移為刻意之中立假設，非市場預測：</w:t>
-      </w:r>
-      <w:r>
-        <w:rPr>
-          <w:rFonts w:ascii="Microsoft JhengHei" w:cs="Microsoft JhengHei" w:eastAsia="Microsoft JhengHei" w:hAnsi="Microsoft JhengHei"/>
-          <w:sz w:val="21"/>
-          <w:szCs w:val="21"/>
-        </w:rPr>
-        <w:t xml:space="preserve"> 若財務部或交易員對 BTC 全年走勢具備明確之方向性看法，應參考 6.5.4 節之漂移敏感度，而非直接採用零漂移基準情境之數字。</w:t>
+        <w:t xml:space="preserve">結果與直覺相反：拉長觀察期，並未提高「觀察當下剛好是已平倉狀態」之路徑占比，反而持續下降。</w:t>
+      </w:r>
+      <w:r>
+        <w:rPr>
+          <w:rFonts w:ascii="Microsoft JhengHei" w:cs="Microsoft JhengHei" w:eastAsia="Microsoft JhengHei" w:hAnsi="Microsoft JhengHei"/>
+          <w:sz w:val="21"/>
+          <w:szCs w:val="21"/>
+        </w:rPr>
+        <w:t xml:space="preserve"> 原因在於：規則1與規則2均要求「一旦解套（轉回 USDT），立即以新的 ATM／近價外行使價重新掛單」，而新掛單本身又有相當機率（尤其規則1之 ATM 幾乎是五成機率）在下一週期內再度轉換為 BTC、重新進入卡住狀態。換言之，</w:t>
+      </w:r>
+      <w:r>
+        <w:rPr>
+          <w:rFonts w:ascii="Microsoft JhengHei" w:cs="Microsoft JhengHei" w:eastAsia="Microsoft JhengHei" w:hAnsi="Microsoft JhengHei"/>
+          <w:b/>
+          <w:bCs/>
+          <w:sz w:val="21"/>
+          <w:szCs w:val="21"/>
+        </w:rPr>
+        <w:t xml:space="preserve">在「持續機械化滾動、永不停止」之前提下，「持有 BTC、等待解套」才是這套規則長期下之常態分布，而非短暫過渡的例外狀態</w:t>
+      </w:r>
+      <w:r>
+        <w:rPr>
+          <w:rFonts w:ascii="Microsoft JhengHei" w:cs="Microsoft JhengHei" w:eastAsia="Microsoft JhengHei" w:hAnsi="Microsoft JhengHei"/>
+          <w:sz w:val="21"/>
+          <w:szCs w:val="21"/>
+        </w:rPr>
+        <w:t xml:space="preserve">——這與「只要等得夠久就會回本」之直覺恰好相反：問題不在於等待時間不夠長，而在於策略之規則本身（一解套就立刻重新進場）使其結構性地、絕大多數時間都處於「卡住」狀態。財務部若考慮採行此類策略，應理解其本質更接近「長期持有一個不斷展延之 BTC 部位、並收取數量遞減之權利金補貼」，而非「短天期、高流動性之利息型商品」。</w:t>
+      </w:r>
+    </w:p>
+    <w:p>
+      <w:pPr>
+        <w:pStyle w:val="Heading4"/>
+        <w:spacing w:after="100" w:before="180"/>
+      </w:pPr>
+      <w:r>
+        <w:rPr>
+          <w:rFonts w:ascii="Microsoft JhengHei" w:cs="Microsoft JhengHei" w:eastAsia="Microsoft JhengHei" w:hAnsi="Microsoft JhengHei"/>
+          <w:b/>
+          <w:bCs/>
+          <w:color w:val="44546A"/>
+          <w:sz w:val="21"/>
+          <w:szCs w:val="21"/>
+        </w:rPr>
+        <w:t xml:space="preserve">6.5.7 模型限制與使用限制</w:t>
       </w:r>
     </w:p>
     <w:p>
@@ -14552,7 +16377,7 @@
           <w:sz w:val="21"/>
           <w:szCs w:val="21"/>
         </w:rPr>
-        <w:t xml:space="preserve">3. </w:t>
+        <w:t xml:space="preserve">1. </w:t>
       </w:r>
       <w:r>
         <w:rPr>
@@ -14562,51 +16387,15 @@
           <w:sz w:val="21"/>
           <w:szCs w:val="21"/>
         </w:rPr>
-        <w:t xml:space="preserve">模擬採「機械式、規則化」操作，未反映人工裁量：</w:t>
-      </w:r>
-      <w:r>
-        <w:rPr>
-          <w:rFonts w:ascii="Microsoft JhengHei" w:cs="Microsoft JhengHei" w:eastAsia="Microsoft JhengHei" w:hAnsi="Microsoft JhengHei"/>
-          <w:sz w:val="21"/>
-          <w:szCs w:val="21"/>
-        </w:rPr>
-        <w:t xml:space="preserve"> 實際交易人員於部位套牢後，可能選擇不再繼續滾動（例如改為長期持有現貨、或透過 OKX「提前贖回」機制主動退出），本模擬假設</w:t>
-      </w:r>
-      <w:r>
-        <w:rPr>
-          <w:rFonts w:ascii="Microsoft JhengHei" w:cs="Microsoft JhengHei" w:eastAsia="Microsoft JhengHei" w:hAnsi="Microsoft JhengHei"/>
-          <w:b/>
-          <w:bCs/>
-          <w:sz w:val="21"/>
-          <w:szCs w:val="21"/>
-        </w:rPr>
-        <w:t xml:space="preserve">持續機械化滾動</w:t>
-      </w:r>
-      <w:r>
-        <w:rPr>
-          <w:rFonts w:ascii="Microsoft JhengHei" w:cs="Microsoft JhengHei" w:eastAsia="Microsoft JhengHei" w:hAnsi="Microsoft JhengHei"/>
-          <w:sz w:val="21"/>
-          <w:szCs w:val="21"/>
-        </w:rPr>
-        <w:t xml:space="preserve">，此為刻意之保守簡化，用以量化「規則化執行」之基準表現，而非模擬最適人工操作下之上限；6.5.5 節之結論（「卡住為常態而非過渡」）僅於「一解套即重新以同規則進場」之機械化前提下成立，若交易員選擇解套後</w:t>
-      </w:r>
-      <w:r>
-        <w:rPr>
-          <w:rFonts w:ascii="Microsoft JhengHei" w:cs="Microsoft JhengHei" w:eastAsia="Microsoft JhengHei" w:hAnsi="Microsoft JhengHei"/>
-          <w:b/>
-          <w:bCs/>
-          <w:sz w:val="21"/>
-          <w:szCs w:val="21"/>
-        </w:rPr>
-        <w:t xml:space="preserve">改持現貨、不再重新掛單</w:t>
-      </w:r>
-      <w:r>
-        <w:rPr>
-          <w:rFonts w:ascii="Microsoft JhengHei" w:cs="Microsoft JhengHei" w:eastAsia="Microsoft JhengHei" w:hAnsi="Microsoft JhengHei"/>
-          <w:sz w:val="21"/>
-          <w:szCs w:val="21"/>
-        </w:rPr>
-        <w:t xml:space="preserve">，則可規避「反覆卡住」之結構性問題，惟同時也放棄後續之權利金收入。</w:t>
+        <w:t xml:space="preserve">權利金公式為反推校準之參數化假設，非官方定價公式：</w:t>
+      </w:r>
+      <w:r>
+        <w:rPr>
+          <w:rFonts w:ascii="Microsoft JhengHei" w:cs="Microsoft JhengHei" w:eastAsia="Microsoft JhengHei" w:hAnsi="Microsoft JhengHei"/>
+          <w:sz w:val="21"/>
+          <w:szCs w:val="21"/>
+        </w:rPr>
+        <w:t xml:space="preserve"> OKX／Binance 並未公開揭露其選擇權定價模型之確切公式，本模型之衰減公式係以使用者提供之兩個錨點（-1.5%→50%、-3%→20%）精確校準，並以 Black-Scholes 理論公允值（約 158%）與 Binance 官方揭露上限（138%）交叉驗證 ATM 端之 125% 假設具合理性，惟實際平台報價仍可能因即時訂單簿深度、做市商報價而有落差。</w:t>
       </w:r>
     </w:p>
     <w:p>
@@ -14619,7 +16408,7 @@
           <w:sz w:val="21"/>
           <w:szCs w:val="21"/>
         </w:rPr>
-        <w:t xml:space="preserve">4. </w:t>
+        <w:t xml:space="preserve">2. </w:t>
       </w:r>
       <w:r>
         <w:rPr>
@@ -14629,6 +16418,104 @@
           <w:sz w:val="21"/>
           <w:szCs w:val="21"/>
         </w:rPr>
+        <w:t xml:space="preserve">零漂移為刻意之中立假設，非市場預測：</w:t>
+      </w:r>
+      <w:r>
+        <w:rPr>
+          <w:rFonts w:ascii="Microsoft JhengHei" w:cs="Microsoft JhengHei" w:eastAsia="Microsoft JhengHei" w:hAnsi="Microsoft JhengHei"/>
+          <w:sz w:val="21"/>
+          <w:szCs w:val="21"/>
+        </w:rPr>
+        <w:t xml:space="preserve"> 若財務部或交易員對 BTC 全年走勢具備明確之方向性看法，應參考 6.5.4 節之漂移敏感度，而非直接採用零漂移基準情境之數字。</w:t>
+      </w:r>
+    </w:p>
+    <w:p>
+      <w:pPr>
+        <w:spacing w:after="160" w:line="300"/>
+      </w:pPr>
+      <w:r>
+        <w:rPr>
+          <w:rFonts w:ascii="Microsoft JhengHei" w:cs="Microsoft JhengHei" w:eastAsia="Microsoft JhengHei" w:hAnsi="Microsoft JhengHei"/>
+          <w:sz w:val="21"/>
+          <w:szCs w:val="21"/>
+        </w:rPr>
+        <w:t xml:space="preserve">3. </w:t>
+      </w:r>
+      <w:r>
+        <w:rPr>
+          <w:rFonts w:ascii="Microsoft JhengHei" w:cs="Microsoft JhengHei" w:eastAsia="Microsoft JhengHei" w:hAnsi="Microsoft JhengHei"/>
+          <w:b/>
+          <w:bCs/>
+          <w:sz w:val="21"/>
+          <w:szCs w:val="21"/>
+        </w:rPr>
+        <w:t xml:space="preserve">模擬採「機械式、規則化」操作，未反映人工裁量：</w:t>
+      </w:r>
+      <w:r>
+        <w:rPr>
+          <w:rFonts w:ascii="Microsoft JhengHei" w:cs="Microsoft JhengHei" w:eastAsia="Microsoft JhengHei" w:hAnsi="Microsoft JhengHei"/>
+          <w:sz w:val="21"/>
+          <w:szCs w:val="21"/>
+        </w:rPr>
+        <w:t xml:space="preserve"> 實際交易人員於部位套牢後，可能選擇不再繼續滾動（例如改為長期持有現貨、或透過 OKX「提前贖回」機制主動退出），本模擬假設</w:t>
+      </w:r>
+      <w:r>
+        <w:rPr>
+          <w:rFonts w:ascii="Microsoft JhengHei" w:cs="Microsoft JhengHei" w:eastAsia="Microsoft JhengHei" w:hAnsi="Microsoft JhengHei"/>
+          <w:b/>
+          <w:bCs/>
+          <w:sz w:val="21"/>
+          <w:szCs w:val="21"/>
+        </w:rPr>
+        <w:t xml:space="preserve">持續機械化滾動</w:t>
+      </w:r>
+      <w:r>
+        <w:rPr>
+          <w:rFonts w:ascii="Microsoft JhengHei" w:cs="Microsoft JhengHei" w:eastAsia="Microsoft JhengHei" w:hAnsi="Microsoft JhengHei"/>
+          <w:sz w:val="21"/>
+          <w:szCs w:val="21"/>
+        </w:rPr>
+        <w:t xml:space="preserve">，此為刻意之保守簡化，用以量化「規則化執行」之基準表現，而非模擬最適人工操作下之上限；6.5.6 節之結論（「卡住為常態而非過渡」）僅於「一解套即重新以同規則進場」之機械化前提下成立，若交易員選擇解套後</w:t>
+      </w:r>
+      <w:r>
+        <w:rPr>
+          <w:rFonts w:ascii="Microsoft JhengHei" w:cs="Microsoft JhengHei" w:eastAsia="Microsoft JhengHei" w:hAnsi="Microsoft JhengHei"/>
+          <w:b/>
+          <w:bCs/>
+          <w:sz w:val="21"/>
+          <w:szCs w:val="21"/>
+        </w:rPr>
+        <w:t xml:space="preserve">改持現貨、不再重新掛單</w:t>
+      </w:r>
+      <w:r>
+        <w:rPr>
+          <w:rFonts w:ascii="Microsoft JhengHei" w:cs="Microsoft JhengHei" w:eastAsia="Microsoft JhengHei" w:hAnsi="Microsoft JhengHei"/>
+          <w:sz w:val="21"/>
+          <w:szCs w:val="21"/>
+        </w:rPr>
+        <w:t xml:space="preserve">，則可規避「反覆卡住」之結構性問題，惟同時也放棄後續之權利金收入。</w:t>
+      </w:r>
+    </w:p>
+    <w:p>
+      <w:pPr>
+        <w:spacing w:after="160" w:line="300"/>
+      </w:pPr>
+      <w:r>
+        <w:rPr>
+          <w:rFonts w:ascii="Microsoft JhengHei" w:cs="Microsoft JhengHei" w:eastAsia="Microsoft JhengHei" w:hAnsi="Microsoft JhengHei"/>
+          <w:sz w:val="21"/>
+          <w:szCs w:val="21"/>
+        </w:rPr>
+        <w:t xml:space="preserve">4. </w:t>
+      </w:r>
+      <w:r>
+        <w:rPr>
+          <w:rFonts w:ascii="Microsoft JhengHei" w:cs="Microsoft JhengHei" w:eastAsia="Microsoft JhengHei" w:hAnsi="Microsoft JhengHei"/>
+          <w:b/>
+          <w:bCs/>
+          <w:sz w:val="21"/>
+          <w:szCs w:val="21"/>
+        </w:rPr>
         <w:t xml:space="preserve">實際波動率是否等於隱含波動率具高度不確定性：</w:t>
       </w:r>
       <w:r>
@@ -14638,6 +16525,37 @@
           <w:szCs w:val="21"/>
         </w:rPr>
         <w:t xml:space="preserve"> 若 BTC 實際已實現波動率顯著低於報價當時之隱含波動率，出售選擇權方通常獲益；反之則相反。本模型以 DVOL（隱含波動率指數）作為已實現波動率之代理變數，兩者於現實中可能出現落差。</w:t>
+      </w:r>
+    </w:p>
+    <w:p>
+      <w:pPr>
+        <w:spacing w:after="160" w:line="300"/>
+      </w:pPr>
+      <w:r>
+        <w:rPr>
+          <w:rFonts w:ascii="Microsoft JhengHei" w:cs="Microsoft JhengHei" w:eastAsia="Microsoft JhengHei" w:hAnsi="Microsoft JhengHei"/>
+          <w:sz w:val="21"/>
+          <w:szCs w:val="21"/>
+        </w:rPr>
+        <w:t xml:space="preserve">5. </w:t>
+      </w:r>
+      <w:r>
+        <w:rPr>
+          <w:rFonts w:ascii="Microsoft JhengHei" w:cs="Microsoft JhengHei" w:eastAsia="Microsoft JhengHei" w:hAnsi="Microsoft JhengHei"/>
+          <w:b/>
+          <w:bCs/>
+          <w:sz w:val="21"/>
+          <w:szCs w:val="21"/>
+        </w:rPr>
+        <w:t xml:space="preserve">天期之權利金縮放公式為簡化假設，非精確之選擇權定價模型：</w:t>
+      </w:r>
+      <w:r>
+        <w:rPr>
+          <w:rFonts w:ascii="Microsoft JhengHei" w:cs="Microsoft JhengHei" w:eastAsia="Microsoft JhengHei" w:hAnsi="Microsoft JhengHei"/>
+          <w:sz w:val="21"/>
+          <w:szCs w:val="21"/>
+        </w:rPr>
+        <w:t xml:space="preserve"> 6.5.5 節採用之 1/√天期 縮放關係，僅擷取 Black-Scholes 定價中「權利金與波動期間平方根成正比」之核心特性做為單一縮放因子，並非完整之選擇權定價公式（未計入利率期限結構、天期間之隱含波動率微笑曲線差異等因素），實際平台於不同天期之報價可能因市場供需與天期別波動率預期不同而與本模型之縮放結果有落差。</w:t>
       </w:r>
     </w:p>
     <w:p>
@@ -23948,6 +25866,32 @@
           <w:szCs w:val="21"/>
         </w:rPr>
         <w:t xml:space="preserve">- [Flash News: OKX Unveils New Dual Investment Structured Product with Two-Day Term | FinTech Futures](https://www.fintechfutures.com/press-releases/flash-news-okx-unveils-new-dual-investment-structured-product-with-two-day-term)</w:t>
+      </w:r>
+    </w:p>
+    <w:p>
+      <w:pPr>
+        <w:spacing w:after="160" w:line="300"/>
+      </w:pPr>
+      <w:r>
+        <w:rPr>
+          <w:rFonts w:ascii="Microsoft JhengHei" w:cs="Microsoft JhengHei" w:eastAsia="Microsoft JhengHei" w:hAnsi="Microsoft JhengHei"/>
+          <w:sz w:val="21"/>
+          <w:szCs w:val="21"/>
+        </w:rPr>
+        <w:t xml:space="preserve">- [Dual Investment Terms &amp; Conditions | Binance Support](https://www.binance.com/en/support/faq/dual-investment-terms-conditions-caf6fdf67d544fcca8488b87589cdae3?hl=en)</w:t>
+      </w:r>
+    </w:p>
+    <w:p>
+      <w:pPr>
+        <w:spacing w:after="160" w:line="300"/>
+      </w:pPr>
+      <w:r>
+        <w:rPr>
+          <w:rFonts w:ascii="Microsoft JhengHei" w:cs="Microsoft JhengHei" w:eastAsia="Microsoft JhengHei" w:hAnsi="Microsoft JhengHei"/>
+          <w:sz w:val="21"/>
+          <w:szCs w:val="21"/>
+        </w:rPr>
+        <w:t xml:space="preserve">- [Top 8 Dual Investment Strategies: Earn Yield in Any Market Condition | BloFin Academy](https://blofin.com/en/academy/guides/earn/dual-investment-strategies)</w:t>
       </w:r>
     </w:p>
     <w:p>
